--- a/Documents/Final_Year_Project_Proposal_Form.docx
+++ b/Documents/Final_Year_Project_Proposal_Form.docx
@@ -304,6 +304,12 @@
                 <w:rFonts w:ascii="Arial" w:hAnsi="Arial" w:cs="Arial"/>
               </w:rPr>
             </w:pPr>
+            <w:r>
+              <w:rPr>
+                <w:rFonts w:ascii="Arial" w:hAnsi="Arial" w:cs="Arial"/>
+              </w:rPr>
+              <w:t xml:space="preserve">Applied Computing </w:t>
+            </w:r>
           </w:p>
         </w:tc>
       </w:tr>
@@ -984,157 +990,221 @@
               <w:spacing w:line="360" w:lineRule="atLeast"/>
               <w:rPr>
                 <w:rFonts w:ascii="Arial" w:hAnsi="Arial" w:cs="Arial"/>
+              </w:rPr>
+            </w:pPr>
+          </w:p>
+          <w:p>
+            <w:pPr>
+              <w:spacing w:line="360" w:lineRule="atLeast"/>
+              <w:rPr>
+                <w:rFonts w:ascii="Arial" w:hAnsi="Arial" w:cs="Arial"/>
+              </w:rPr>
+            </w:pPr>
+            <w:r>
+              <w:rPr>
+                <w:rFonts w:ascii="Arial" w:hAnsi="Arial" w:cs="Arial"/>
+              </w:rPr>
+              <w:t xml:space="preserve">The present world population of 8 billion people is </w:t>
+            </w:r>
+            <w:r>
+              <w:rPr>
+                <w:rFonts w:ascii="Arial" w:hAnsi="Arial" w:cs="Arial"/>
+              </w:rPr>
+              <w:t>projected</w:t>
+            </w:r>
+            <w:r>
+              <w:rPr>
+                <w:rFonts w:ascii="Arial" w:hAnsi="Arial" w:cs="Arial"/>
+              </w:rPr>
+              <w:t xml:space="preserve"> to reach 9.8 billion by 2050. The worldwide demand for food will rise as the population of the world grows, putting strain on the global food supply system. Massive quantities of kitchen and food waste are accumulated </w:t>
+            </w:r>
+            <w:r>
+              <w:rPr>
+                <w:rFonts w:ascii="Arial" w:hAnsi="Arial" w:cs="Arial"/>
+              </w:rPr>
+              <w:t>because of</w:t>
+            </w:r>
+            <w:r>
+              <w:rPr>
+                <w:rFonts w:ascii="Arial" w:hAnsi="Arial" w:cs="Arial"/>
+              </w:rPr>
+              <w:t xml:space="preserve"> industrialization and poor management of waste.</w:t>
+            </w:r>
+            <w:r>
+              <w:rPr>
+                <w:rFonts w:ascii="Arial" w:hAnsi="Arial" w:cs="Arial"/>
+              </w:rPr>
+              <w:fldChar w:fldCharType="begin"/>
+            </w:r>
+            <w:r>
+              <w:rPr>
+                <w:rFonts w:ascii="Arial" w:hAnsi="Arial" w:cs="Arial"/>
+              </w:rPr>
+              <w:instrText xml:space="preserve"> ADDIN ZOTERO_ITEM CSL_CITATION {"citationID":"ypBTucPb","properties":{"formattedCitation":"(Haldar {\\i{}et al.} 2022)","plainCitation":"(Haldar et al. 2022)","noteIndex":0},"citationItems":[{"id":44,"uris":["http://zotero.org/users/local/ALZH0Phn/items/ZV4SSNKD"],"itemData":{"id":44,"type":"article-journal","abstract":"Increased urbanization and industrialization accelerated demand for energy, large-scale waste output, and negative environmental consequences. Therefore, the implementation of an effective solid-waste-management (SWM) policy for the handling of food waste is of great importance. The global food waste generation is estimated at about 1.6 gigatons/yr which attributes to an economic revenue of 750 billion USD. It can be converted into high-value enzymes, surfactants, Poly-hydroxybutyrate, biofuels, etc. However, the heterogeneous composition of food with high organic load and varying moisture content makes their transformation into value-added products difficult. This review aims to bring forth the possibilities and repercussions of food waste management. The socio-economic challenges related to SWM are comprehensively discussed particularly in terms of environmental concern. The engineering aspect in the collection, storage, and biotransformation of food waste into useful value-added products such as biofuels, advanced biomaterials, bioactive compounds, and platform chemicals are critically reviewed for efficient food waste management.","container-title":"Bioresource Technology","DOI":"10.1016/j.biortech.2022.127390","ISSN":"0960-8524","journalAbbreviation":"Bioresource Technology","page":"127390","source":"ScienceDirect","title":"Understanding the management of household food waste and its engineering for sustainable valorization- A state-of-the-art review","volume":"358","author":[{"family":"Haldar","given":"Dibyajyoti"},{"family":"Shabbirahmed","given":"Asma Musfira"},{"family":"Singhania","given":"Reeta Rani"},{"family":"Chen","given":"Chiu-Wen"},{"family":"Dong","given":"Cheng-Di"},{"family":"Ponnusamy","given":"Vinoth Kumar"},{"family":"Patel","given":"Anil Kumar"}],"issued":{"date-parts":[["2022",8,1]]}}}],"schema":"https://github.com/citation-style-language/schema/raw/master/csl-citation.json"} </w:instrText>
+            </w:r>
+            <w:r>
+              <w:rPr>
+                <w:rFonts w:ascii="Arial" w:hAnsi="Arial" w:cs="Arial"/>
+              </w:rPr>
+              <w:fldChar w:fldCharType="separate"/>
+            </w:r>
+            <w:r>
+              <w:rPr>
+                <w:rFonts w:ascii="Arial" w:hAnsi="Arial" w:cs="Arial"/>
+              </w:rPr>
+              <w:t xml:space="preserve">(Haldar </w:t>
+            </w:r>
+            <w:r>
+              <w:rPr>
+                <w:rFonts w:ascii="Arial" w:hAnsi="Arial" w:cs="Arial"/>
                 <w:i/>
                 <w:iCs/>
-                <w:sz w:val="24"/>
-                <w:szCs w:val="24"/>
-              </w:rPr>
-            </w:pPr>
+              </w:rPr>
+              <w:t>et al.</w:t>
+            </w:r>
+            <w:r>
+              <w:rPr>
+                <w:rFonts w:ascii="Arial" w:hAnsi="Arial" w:cs="Arial"/>
+              </w:rPr>
+              <w:t xml:space="preserve"> 2022)</w:t>
+            </w:r>
+            <w:r>
+              <w:rPr>
+                <w:rFonts w:ascii="Arial" w:hAnsi="Arial" w:cs="Arial"/>
+              </w:rPr>
+              <w:fldChar w:fldCharType="end"/>
+            </w:r>
+            <w:r>
+              <w:rPr>
+                <w:rFonts w:ascii="Arial" w:hAnsi="Arial" w:cs="Arial"/>
+              </w:rPr>
+              <w:t xml:space="preserve">. </w:t>
+            </w:r>
+          </w:p>
+          <w:p>
+            <w:pPr>
+              <w:spacing w:line="360" w:lineRule="atLeast"/>
+              <w:rPr>
+                <w:rFonts w:ascii="Arial" w:hAnsi="Arial" w:cs="Arial"/>
+              </w:rPr>
+            </w:pPr>
+          </w:p>
+          <w:p>
+            <w:pPr>
+              <w:spacing w:line="360" w:lineRule="atLeast"/>
+              <w:rPr>
+                <w:rFonts w:ascii="Arial" w:hAnsi="Arial" w:cs="Arial"/>
+              </w:rPr>
+            </w:pPr>
+            <w:r>
+              <w:rPr>
+                <w:rFonts w:ascii="Arial" w:hAnsi="Arial" w:cs="Arial"/>
+              </w:rPr>
+              <w:t>According to the Food</w:t>
+            </w:r>
+            <w:r>
+              <w:rPr>
+                <w:rFonts w:ascii="Arial" w:hAnsi="Arial" w:cs="Arial"/>
+              </w:rPr>
+              <w:t xml:space="preserve"> and Agriculture Organization (FAO), around 1.3 billion tons of food is lost and squandered every year, costing the world economy 750 billion dollars.</w:t>
+            </w:r>
+            <w:r>
+              <w:rPr>
+                <w:rFonts w:ascii="Arial" w:hAnsi="Arial" w:cs="Arial"/>
+              </w:rPr>
+              <w:fldChar w:fldCharType="begin"/>
+            </w:r>
+            <w:r>
+              <w:rPr>
+                <w:rFonts w:ascii="Arial" w:hAnsi="Arial" w:cs="Arial"/>
+              </w:rPr>
+              <w:instrText xml:space="preserve"> ADDIN ZOTERO_ITEM CSL_CITATION {"citationID":"gRt2sfQr","properties":{"formattedCitation":"(Haldar {\\i{}et al.} 2022)","plainCitation":"(Haldar et al. 2022)","noteIndex":0},"citationItems":[{"id":44,"uris":["http://zotero.org/users/local/ALZH0Phn/items/ZV4SSNKD"],"itemData":{"id":44,"type":"article-journal","abstract":"Increased urbanization and industrialization accelerated demand for energy, large-scale waste output, and negative environmental consequences. Therefore, the implementation of an effective solid-waste-management (SWM) policy for the handling of food waste is of great importance. The global food waste generation is estimated at about 1.6 gigatons/yr which attributes to an economic revenue of 750 billion USD. It can be converted into high-value enzymes, surfactants, Poly-hydroxybutyrate, biofuels, etc. However, the heterogeneous composition of food with high organic load and varying moisture content makes their transformation into value-added products difficult. This review aims to bring forth the possibilities and repercussions of food waste management. The socio-economic challenges related to SWM are comprehensively discussed particularly in terms of environmental concern. The engineering aspect in the collection, storage, and biotransformation of food waste into useful value-added products such as biofuels, advanced biomaterials, bioactive compounds, and platform chemicals are critically reviewed for efficient food waste management.","container-title":"Bioresource Technology","DOI":"10.1016/j.biortech.2022.127390","ISSN":"0960-8524","journalAbbreviation":"Bioresource Technology","page":"127390","source":"ScienceDirect","title":"Understanding the management of household food waste and its engineering for sustainable valorization- A state-of-the-art review","volume":"358","author":[{"family":"Haldar","given":"Dibyajyoti"},{"family":"Shabbirahmed","given":"Asma Musfira"},{"family":"Singhania","given":"Reeta Rani"},{"family":"Chen","given":"Chiu-Wen"},{"family":"Dong","given":"Cheng-Di"},{"family":"Ponnusamy","given":"Vinoth Kumar"},{"family":"Patel","given":"Anil Kumar"}],"issued":{"date-parts":[["2022",8,1]]}}}],"schema":"https://github.com/citation-style-language/schema/raw/master/csl-citation.json"} </w:instrText>
+            </w:r>
+            <w:r>
+              <w:rPr>
+                <w:rFonts w:ascii="Arial" w:hAnsi="Arial" w:cs="Arial"/>
+              </w:rPr>
+              <w:fldChar w:fldCharType="separate"/>
+            </w:r>
+            <w:r>
+              <w:rPr>
+                <w:rFonts w:ascii="Arial" w:hAnsi="Arial" w:cs="Arial"/>
+              </w:rPr>
+              <w:t xml:space="preserve">(Haldar </w:t>
+            </w:r>
             <w:r>
               <w:rPr>
                 <w:rFonts w:ascii="Arial" w:hAnsi="Arial" w:cs="Arial"/>
                 <w:i/>
                 <w:iCs/>
-                <w:sz w:val="24"/>
-                <w:szCs w:val="24"/>
-              </w:rPr>
-              <w:t>Background information on the topic.</w:t>
-            </w:r>
-          </w:p>
-          <w:p>
-            <w:pPr>
-              <w:spacing w:line="360" w:lineRule="atLeast"/>
-              <w:rPr>
-                <w:rFonts w:ascii="Arial" w:hAnsi="Arial" w:cs="Arial"/>
-                <w:i/>
-                <w:iCs/>
-                <w:sz w:val="24"/>
-                <w:szCs w:val="24"/>
-              </w:rPr>
-            </w:pPr>
-            <w:r>
-              <w:rPr>
-                <w:rFonts w:ascii="Arial" w:hAnsi="Arial" w:cs="Arial"/>
-                <w:i/>
-                <w:iCs/>
-                <w:sz w:val="24"/>
-                <w:szCs w:val="24"/>
-              </w:rPr>
-              <w:t xml:space="preserve">Project </w:t>
-            </w:r>
-            <w:r>
-              <w:rPr>
-                <w:rFonts w:ascii="Arial" w:hAnsi="Arial" w:cs="Arial"/>
-                <w:i/>
-                <w:iCs/>
-                <w:sz w:val="24"/>
-                <w:szCs w:val="24"/>
-              </w:rPr>
-              <w:t xml:space="preserve">Rationale </w:t>
-            </w:r>
-            <w:r>
-              <w:rPr>
-                <w:rFonts w:ascii="Arial" w:hAnsi="Arial" w:cs="Arial"/>
-                <w:i/>
-                <w:iCs/>
-                <w:sz w:val="24"/>
-                <w:szCs w:val="24"/>
-              </w:rPr>
-              <w:t>and Significance</w:t>
-            </w:r>
-          </w:p>
-          <w:p>
-            <w:pPr>
-              <w:spacing w:line="360" w:lineRule="atLeast"/>
-              <w:rPr>
-                <w:rFonts w:ascii="Arial" w:hAnsi="Arial" w:cs="Arial"/>
-                <w:i/>
-                <w:iCs/>
-                <w:sz w:val="24"/>
-                <w:szCs w:val="24"/>
-              </w:rPr>
-            </w:pPr>
-            <w:r>
-              <w:rPr>
-                <w:rFonts w:ascii="Arial" w:hAnsi="Arial" w:cs="Arial"/>
-                <w:i/>
-                <w:iCs/>
-                <w:sz w:val="24"/>
-                <w:szCs w:val="24"/>
-              </w:rPr>
-              <w:t xml:space="preserve">Clear statement of the problem </w:t>
-            </w:r>
-            <w:r>
-              <w:rPr>
-                <w:rFonts w:ascii="Arial" w:hAnsi="Arial" w:cs="Arial"/>
-                <w:i/>
-                <w:iCs/>
-                <w:sz w:val="24"/>
-                <w:szCs w:val="24"/>
-              </w:rPr>
-              <w:t>you are investigating/overarching aim.</w:t>
-            </w:r>
-          </w:p>
-          <w:p>
-            <w:pPr>
-              <w:spacing w:line="360" w:lineRule="atLeast"/>
-              <w:rPr>
-                <w:rFonts w:ascii="Arial" w:hAnsi="Arial" w:cs="Arial"/>
-              </w:rPr>
-            </w:pPr>
-          </w:p>
-          <w:p>
-            <w:pPr>
-              <w:spacing w:line="360" w:lineRule="atLeast"/>
-              <w:rPr>
-                <w:rFonts w:ascii="Arial" w:hAnsi="Arial" w:cs="Arial"/>
-              </w:rPr>
-            </w:pPr>
-          </w:p>
-          <w:p>
-            <w:pPr>
-              <w:spacing w:line="360" w:lineRule="atLeast"/>
-              <w:rPr>
-                <w:rFonts w:ascii="Arial" w:hAnsi="Arial" w:cs="Arial"/>
-              </w:rPr>
-            </w:pPr>
-          </w:p>
-          <w:p>
-            <w:pPr>
-              <w:spacing w:line="360" w:lineRule="atLeast"/>
-              <w:rPr>
-                <w:rFonts w:ascii="Arial" w:hAnsi="Arial" w:cs="Arial"/>
-              </w:rPr>
-            </w:pPr>
-            <w:r>
-              <w:rPr>
-                <w:rFonts w:ascii="Arial" w:hAnsi="Arial" w:cs="Arial"/>
-              </w:rPr>
-              <w:t xml:space="preserve">The present world population of 8 billion people is </w:t>
-            </w:r>
-            <w:r>
-              <w:rPr>
-                <w:rFonts w:ascii="Arial" w:hAnsi="Arial" w:cs="Arial"/>
-              </w:rPr>
-              <w:t>projected</w:t>
-            </w:r>
-            <w:r>
-              <w:rPr>
-                <w:rFonts w:ascii="Arial" w:hAnsi="Arial" w:cs="Arial"/>
-              </w:rPr>
-              <w:t xml:space="preserve"> to reach 9.8 billion by 2050. The worldwide demand for food will rise as the population of the world grows, putting strain on the global food supply system. Massive quantities of kitchen and food waste are accumulated </w:t>
-            </w:r>
-            <w:r>
-              <w:rPr>
-                <w:rFonts w:ascii="Arial" w:hAnsi="Arial" w:cs="Arial"/>
-              </w:rPr>
-              <w:t>because of</w:t>
-            </w:r>
-            <w:r>
-              <w:rPr>
-                <w:rFonts w:ascii="Arial" w:hAnsi="Arial" w:cs="Arial"/>
-              </w:rPr>
-              <w:t xml:space="preserve"> industrialization and poor management of waste.</w:t>
+              </w:rPr>
+              <w:t>et al.</w:t>
+            </w:r>
+            <w:r>
+              <w:rPr>
+                <w:rFonts w:ascii="Arial" w:hAnsi="Arial" w:cs="Arial"/>
+              </w:rPr>
+              <w:t xml:space="preserve"> 2022)</w:t>
+            </w:r>
+            <w:r>
+              <w:rPr>
+                <w:rFonts w:ascii="Arial" w:hAnsi="Arial" w:cs="Arial"/>
+              </w:rPr>
+              <w:fldChar w:fldCharType="end"/>
+            </w:r>
+            <w:r>
+              <w:rPr>
+                <w:rFonts w:ascii="Arial" w:hAnsi="Arial" w:cs="Arial"/>
+              </w:rPr>
+              <w:t>.</w:t>
+            </w:r>
+            <w:r>
+              <w:rPr>
+                <w:rFonts w:ascii="Arial" w:hAnsi="Arial" w:cs="Arial"/>
+              </w:rPr>
+              <w:t xml:space="preserve">The </w:t>
+            </w:r>
+            <w:r>
+              <w:rPr>
+                <w:rFonts w:ascii="Arial" w:hAnsi="Arial" w:cs="Arial"/>
+              </w:rPr>
+              <w:t xml:space="preserve">Environmental Protection Agency (EPA) of Ireland estimates that 708,000 tonnes of food waste </w:t>
+            </w:r>
+            <w:r>
+              <w:rPr>
+                <w:rFonts w:ascii="Arial" w:hAnsi="Arial" w:cs="Arial"/>
+              </w:rPr>
+              <w:t>was</w:t>
+            </w:r>
+            <w:r>
+              <w:rPr>
+                <w:rFonts w:ascii="Arial" w:hAnsi="Arial" w:cs="Arial"/>
+              </w:rPr>
+              <w:t xml:space="preserve"> generated in 2024. This equates to 132kg of food waste per person, which is higher than the EU average food waste</w:t>
+            </w:r>
+            <w:r>
+              <w:rPr>
+                <w:rFonts w:ascii="Arial" w:hAnsi="Arial" w:cs="Arial"/>
+              </w:rPr>
+              <w:t xml:space="preserve"> </w:t>
+            </w:r>
+            <w:r>
+              <w:rPr>
+                <w:rFonts w:ascii="Arial" w:hAnsi="Arial" w:cs="Arial"/>
+              </w:rPr>
+              <w:t xml:space="preserve">of 130kg </w:t>
+            </w:r>
+            <w:r>
+              <w:rPr>
+                <w:rFonts w:ascii="Arial" w:hAnsi="Arial" w:cs="Arial"/>
+              </w:rPr>
+              <w:t>per person.</w:t>
+            </w:r>
+            <w:r>
+              <w:rPr>
+                <w:rFonts w:ascii="Arial" w:hAnsi="Arial" w:cs="Arial"/>
+              </w:rPr>
+              <w:t xml:space="preserve"> Out of the 708,000 tonnes, households were at the top of the list with 31% (219,000 tonnes) of the total wastage.</w:t>
             </w:r>
             <w:r>
               <w:rPr>
@@ -1146,7 +1216,7 @@
               <w:rPr>
                 <w:rFonts w:ascii="Arial" w:hAnsi="Arial" w:cs="Arial"/>
               </w:rPr>
-              <w:instrText xml:space="preserve"> ADDIN ZOTERO_ITEM CSL_CITATION {"citationID":"ypBTucPb","properties":{"formattedCitation":"(Haldar {\\i{}et al.} 2022)","plainCitation":"(Haldar et al. 2022)","noteIndex":0},"citationItems":[{"id":44,"uris":["http://zotero.org/users/local/ALZH0Phn/items/ZV4SSNKD"],"itemData":{"id":44,"type":"article-journal","abstract":"Increased urbanization and industrialization accelerated demand for energy, large-scale waste output, and negative environmental consequences. Therefore, the implementation of an effective solid-waste-management (SWM) policy for the handling of food waste is of great importance. The global food waste generation is estimated at about 1.6 gigatons/yr which attributes to an economic revenue of 750 billion USD. It can be converted into high-value enzymes, surfactants, Poly-hydroxybutyrate, biofuels, etc. However, the heterogeneous composition of food with high organic load and varying moisture content makes their transformation into value-added products difficult. This review aims to bring forth the possibilities and repercussions of food waste management. The socio-economic challenges related to SWM are comprehensively discussed particularly in terms of environmental concern. The engineering aspect in the collection, storage, and biotransformation of food waste into useful value-added products such as biofuels, advanced biomaterials, bioactive compounds, and platform chemicals are critically reviewed for efficient food waste management.","container-title":"Bioresource Technology","DOI":"10.1016/j.biortech.2022.127390","ISSN":"0960-8524","journalAbbreviation":"Bioresource Technology","page":"127390","source":"ScienceDirect","title":"Understanding the management of household food waste and its engineering for sustainable valorization- A state-of-the-art review","volume":"358","author":[{"family":"Haldar","given":"Dibyajyoti"},{"family":"Shabbirahmed","given":"Asma Musfira"},{"family":"Singhania","given":"Reeta Rani"},{"family":"Chen","given":"Chiu-Wen"},{"family":"Dong","given":"Cheng-Di"},{"family":"Ponnusamy","given":"Vinoth Kumar"},{"family":"Patel","given":"Anil Kumar"}],"issued":{"date-parts":[["2022",8,1]]}}}],"schema":"https://github.com/citation-style-language/schema/raw/master/csl-citation.json"} </w:instrText>
+              <w:instrText xml:space="preserve"> ADDIN ZOTERO_ITEM CSL_CITATION {"citationID":"zC8m7iW1","properties":{"formattedCitation":"(Agency 2026)","plainCitation":"(Agency 2026)","noteIndex":0},"citationItems":[{"id":46,"uris":["http://zotero.org/users/local/ALZH0Phn/items/EUSXIBAN"],"itemData":{"id":46,"type":"webpage","language":"en","title":"Food Waste Statistics for Ireland","URL":"https://www.epa.ie/our-services/monitoring--assessment/waste/national-waste-statistics/food/","author":[{"family":"Agency","given":"Environmental Protection"}],"accessed":{"date-parts":[["2026",10,2]]}}}],"schema":"https://github.com/citation-style-language/schema/raw/master/csl-citation.json"} </w:instrText>
             </w:r>
             <w:r>
               <w:rPr>
@@ -1158,21 +1228,7 @@
               <w:rPr>
                 <w:rFonts w:ascii="Arial" w:hAnsi="Arial" w:cs="Arial"/>
               </w:rPr>
-              <w:t xml:space="preserve">(Haldar </w:t>
-            </w:r>
-            <w:r>
-              <w:rPr>
-                <w:rFonts w:ascii="Arial" w:hAnsi="Arial" w:cs="Arial"/>
-                <w:i/>
-                <w:iCs/>
-              </w:rPr>
-              <w:t>et al.</w:t>
-            </w:r>
-            <w:r>
-              <w:rPr>
-                <w:rFonts w:ascii="Arial" w:hAnsi="Arial" w:cs="Arial"/>
-              </w:rPr>
-              <w:t xml:space="preserve"> 2022)</w:t>
+              <w:t>(Agency 2026)</w:t>
             </w:r>
             <w:r>
               <w:rPr>
@@ -1184,342 +1240,108 @@
               <w:rPr>
                 <w:rFonts w:ascii="Arial" w:hAnsi="Arial" w:cs="Arial"/>
               </w:rPr>
+              <w:t>.</w:t>
+            </w:r>
+          </w:p>
+          <w:p>
+            <w:pPr>
+              <w:spacing w:line="360" w:lineRule="atLeast"/>
+              <w:rPr>
+                <w:rFonts w:ascii="Arial" w:hAnsi="Arial" w:cs="Arial"/>
+              </w:rPr>
+            </w:pPr>
+          </w:p>
+          <w:p>
+            <w:pPr>
+              <w:spacing w:line="360" w:lineRule="atLeast"/>
+              <w:rPr>
+                <w:rFonts w:ascii="Arial" w:hAnsi="Arial" w:cs="Arial"/>
+              </w:rPr>
+            </w:pPr>
+            <w:r>
+              <w:rPr>
+                <w:rFonts w:ascii="Arial" w:hAnsi="Arial" w:cs="Arial"/>
+              </w:rPr>
+              <w:t>Food waste cost</w:t>
+            </w:r>
+            <w:r>
+              <w:rPr>
+                <w:rFonts w:ascii="Arial" w:hAnsi="Arial" w:cs="Arial"/>
+              </w:rPr>
+              <w:t xml:space="preserve">s </w:t>
+            </w:r>
+            <w:r>
+              <w:rPr>
+                <w:rFonts w:ascii="Arial" w:hAnsi="Arial" w:cs="Arial"/>
+              </w:rPr>
+              <w:t>the average Irish household around €60 per month</w:t>
+            </w:r>
+            <w:r>
+              <w:rPr>
+                <w:rFonts w:ascii="Arial" w:hAnsi="Arial" w:cs="Arial"/>
+              </w:rPr>
+              <w:t xml:space="preserve"> which equates to </w:t>
+            </w:r>
+            <w:r>
+              <w:rPr>
+                <w:rFonts w:ascii="Arial" w:hAnsi="Arial" w:cs="Arial"/>
+              </w:rPr>
+              <w:t xml:space="preserve">€700 per year. </w:t>
+            </w:r>
+            <w:r>
+              <w:rPr>
+                <w:rFonts w:ascii="Arial" w:hAnsi="Arial" w:cs="Arial"/>
+              </w:rPr>
+              <w:t>That’s</w:t>
+            </w:r>
+            <w:r>
+              <w:rPr>
+                <w:rFonts w:ascii="Arial" w:hAnsi="Arial" w:cs="Arial"/>
+              </w:rPr>
+              <w:t xml:space="preserve"> an annual national cost of €1.29 billion. </w:t>
+            </w:r>
+            <w:r>
+              <w:rPr>
+                <w:rFonts w:ascii="Arial" w:hAnsi="Arial" w:cs="Arial"/>
+              </w:rPr>
+              <w:fldChar w:fldCharType="begin"/>
+            </w:r>
+            <w:r>
+              <w:rPr>
+                <w:rFonts w:ascii="Arial" w:hAnsi="Arial" w:cs="Arial"/>
+              </w:rPr>
+              <w:instrText xml:space="preserve"> ADDIN ZOTERO_ITEM CSL_CITATION {"citationID":"m4O6c7QB","properties":{"formattedCitation":"(Agency 2026)","plainCitation":"(Agency 2026)","noteIndex":0},"citationItems":[{"id":46,"uris":["http://zotero.org/users/local/ALZH0Phn/items/EUSXIBAN"],"itemData":{"id":46,"type":"webpage","language":"en","title":"Food Waste Statistics for Ireland","URL":"https://www.epa.ie/our-services/monitoring--assessment/waste/national-waste-statistics/food/","author":[{"family":"Agency","given":"Environmental Protection"}],"accessed":{"date-parts":[["2026",10,2]]}}}],"schema":"https://github.com/citation-style-language/schema/raw/master/csl-citation.json"} </w:instrText>
+            </w:r>
+            <w:r>
+              <w:rPr>
+                <w:rFonts w:ascii="Arial" w:hAnsi="Arial" w:cs="Arial"/>
+              </w:rPr>
+              <w:fldChar w:fldCharType="separate"/>
+            </w:r>
+            <w:r>
+              <w:rPr>
+                <w:rFonts w:ascii="Arial" w:hAnsi="Arial" w:cs="Arial"/>
+              </w:rPr>
+              <w:t>(Agency 2026)</w:t>
+            </w:r>
+            <w:r>
+              <w:rPr>
+                <w:rFonts w:ascii="Arial" w:hAnsi="Arial" w:cs="Arial"/>
+              </w:rPr>
+              <w:fldChar w:fldCharType="end"/>
+            </w:r>
+            <w:r>
+              <w:rPr>
+                <w:rFonts w:ascii="Arial" w:hAnsi="Arial" w:cs="Arial"/>
+              </w:rPr>
               <w:t xml:space="preserve">. </w:t>
             </w:r>
-          </w:p>
-          <w:p>
-            <w:pPr>
-              <w:spacing w:line="360" w:lineRule="atLeast"/>
-              <w:rPr>
-                <w:rFonts w:ascii="Arial" w:hAnsi="Arial" w:cs="Arial"/>
-              </w:rPr>
-            </w:pPr>
-          </w:p>
-          <w:p>
-            <w:pPr>
-              <w:spacing w:line="360" w:lineRule="atLeast"/>
-              <w:rPr>
-                <w:rFonts w:ascii="Arial" w:hAnsi="Arial" w:cs="Arial"/>
-              </w:rPr>
-            </w:pPr>
-            <w:r>
-              <w:rPr>
-                <w:rFonts w:ascii="Arial" w:hAnsi="Arial" w:cs="Arial"/>
-              </w:rPr>
-              <w:t>According to the Food</w:t>
-            </w:r>
-            <w:r>
-              <w:rPr>
-                <w:rFonts w:ascii="Arial" w:hAnsi="Arial" w:cs="Arial"/>
-              </w:rPr>
-              <w:t xml:space="preserve"> and Agriculture Organization (FAO), around 1.3 billion tons of food is lost and squandered every year, costing the world economy 750 billion dollars.</w:t>
-            </w:r>
-            <w:r>
-              <w:rPr>
-                <w:rFonts w:ascii="Arial" w:hAnsi="Arial" w:cs="Arial"/>
-              </w:rPr>
-              <w:fldChar w:fldCharType="begin"/>
-            </w:r>
-            <w:r>
-              <w:rPr>
-                <w:rFonts w:ascii="Arial" w:hAnsi="Arial" w:cs="Arial"/>
-              </w:rPr>
-              <w:instrText xml:space="preserve"> ADDIN ZOTERO_ITEM CSL_CITATION {"citationID":"gRt2sfQr","properties":{"formattedCitation":"(Haldar {\\i{}et al.} 2022)","plainCitation":"(Haldar et al. 2022)","noteIndex":0},"citationItems":[{"id":44,"uris":["http://zotero.org/users/local/ALZH0Phn/items/ZV4SSNKD"],"itemData":{"id":44,"type":"article-journal","abstract":"Increased urbanization and industrialization accelerated demand for energy, large-scale waste output, and negative environmental consequences. Therefore, the implementation of an effective solid-waste-management (SWM) policy for the handling of food waste is of great importance. The global food waste generation is estimated at about 1.6 gigatons/yr which attributes to an economic revenue of 750 billion USD. It can be converted into high-value enzymes, surfactants, Poly-hydroxybutyrate, biofuels, etc. However, the heterogeneous composition of food with high organic load and varying moisture content makes their transformation into value-added products difficult. This review aims to bring forth the possibilities and repercussions of food waste management. The socio-economic challenges related to SWM are comprehensively discussed particularly in terms of environmental concern. The engineering aspect in the collection, storage, and biotransformation of food waste into useful value-added products such as biofuels, advanced biomaterials, bioactive compounds, and platform chemicals are critically reviewed for efficient food waste management.","container-title":"Bioresource Technology","DOI":"10.1016/j.biortech.2022.127390","ISSN":"0960-8524","journalAbbreviation":"Bioresource Technology","page":"127390","source":"ScienceDirect","title":"Understanding the management of household food waste and its engineering for sustainable valorization- A state-of-the-art review","volume":"358","author":[{"family":"Haldar","given":"Dibyajyoti"},{"family":"Shabbirahmed","given":"Asma Musfira"},{"family":"Singhania","given":"Reeta Rani"},{"family":"Chen","given":"Chiu-Wen"},{"family":"Dong","given":"Cheng-Di"},{"family":"Ponnusamy","given":"Vinoth Kumar"},{"family":"Patel","given":"Anil Kumar"}],"issued":{"date-parts":[["2022",8,1]]}}}],"schema":"https://github.com/citation-style-language/schema/raw/master/csl-citation.json"} </w:instrText>
-            </w:r>
-            <w:r>
-              <w:rPr>
-                <w:rFonts w:ascii="Arial" w:hAnsi="Arial" w:cs="Arial"/>
-              </w:rPr>
-              <w:fldChar w:fldCharType="separate"/>
-            </w:r>
-            <w:r>
-              <w:rPr>
-                <w:rFonts w:ascii="Arial" w:hAnsi="Arial" w:cs="Arial"/>
-              </w:rPr>
-              <w:t xml:space="preserve">(Haldar </w:t>
-            </w:r>
-            <w:r>
-              <w:rPr>
-                <w:rFonts w:ascii="Arial" w:hAnsi="Arial" w:cs="Arial"/>
-                <w:i/>
-                <w:iCs/>
-              </w:rPr>
-              <w:t>et al.</w:t>
-            </w:r>
-            <w:r>
-              <w:rPr>
-                <w:rFonts w:ascii="Arial" w:hAnsi="Arial" w:cs="Arial"/>
-              </w:rPr>
-              <w:t xml:space="preserve"> 2022)</w:t>
-            </w:r>
-            <w:r>
-              <w:rPr>
-                <w:rFonts w:ascii="Arial" w:hAnsi="Arial" w:cs="Arial"/>
-              </w:rPr>
-              <w:fldChar w:fldCharType="end"/>
-            </w:r>
-            <w:r>
-              <w:rPr>
-                <w:rFonts w:ascii="Arial" w:hAnsi="Arial" w:cs="Arial"/>
-              </w:rPr>
-              <w:t>.</w:t>
-            </w:r>
-            <w:r>
-              <w:rPr>
-                <w:rFonts w:ascii="Arial" w:hAnsi="Arial" w:cs="Arial"/>
-              </w:rPr>
-              <w:t xml:space="preserve">The </w:t>
-            </w:r>
-            <w:r>
-              <w:rPr>
-                <w:rFonts w:ascii="Arial" w:hAnsi="Arial" w:cs="Arial"/>
-              </w:rPr>
-              <w:t xml:space="preserve">Environmental Protection Agency (EPA) of Ireland estimates that 708,000 tonnes of food waste </w:t>
-            </w:r>
-            <w:r>
-              <w:rPr>
-                <w:rFonts w:ascii="Arial" w:hAnsi="Arial" w:cs="Arial"/>
-              </w:rPr>
-              <w:t>was</w:t>
-            </w:r>
-            <w:r>
-              <w:rPr>
-                <w:rFonts w:ascii="Arial" w:hAnsi="Arial" w:cs="Arial"/>
-              </w:rPr>
-              <w:t xml:space="preserve"> generated in 2024. This equates to 132kg of food waste per person, which is higher than the EU average food waste</w:t>
-            </w:r>
-            <w:r>
-              <w:rPr>
-                <w:rFonts w:ascii="Arial" w:hAnsi="Arial" w:cs="Arial"/>
-              </w:rPr>
-              <w:t xml:space="preserve"> </w:t>
-            </w:r>
-            <w:r>
-              <w:rPr>
-                <w:rFonts w:ascii="Arial" w:hAnsi="Arial" w:cs="Arial"/>
-              </w:rPr>
-              <w:t xml:space="preserve">of 130kg </w:t>
-            </w:r>
-            <w:r>
-              <w:rPr>
-                <w:rFonts w:ascii="Arial" w:hAnsi="Arial" w:cs="Arial"/>
-              </w:rPr>
-              <w:t>per person.</w:t>
-            </w:r>
-            <w:r>
-              <w:rPr>
-                <w:rFonts w:ascii="Arial" w:hAnsi="Arial" w:cs="Arial"/>
-              </w:rPr>
-              <w:t xml:space="preserve"> Out of the 708,000 tonnes, households were at the top of the list with 31% (219,000 tonnes) of the total wastage.</w:t>
-            </w:r>
-            <w:r>
-              <w:rPr>
-                <w:rFonts w:ascii="Arial" w:hAnsi="Arial" w:cs="Arial"/>
-              </w:rPr>
-              <w:fldChar w:fldCharType="begin"/>
-            </w:r>
-            <w:r>
-              <w:rPr>
-                <w:rFonts w:ascii="Arial" w:hAnsi="Arial" w:cs="Arial"/>
-              </w:rPr>
-              <w:instrText xml:space="preserve"> ADDIN ZOTERO_ITEM CSL_CITATION {"citationID":"zC8m7iW1","properties":{"formattedCitation":"(Agency 2026)","plainCitation":"(Agency 2026)","noteIndex":0},"citationItems":[{"id":46,"uris":["http://zotero.org/users/local/ALZH0Phn/items/EUSXIBAN"],"itemData":{"id":46,"type":"webpage","language":"en","title":"Food Waste Statistics for Ireland","URL":"https://www.epa.ie/our-services/monitoring--assessment/waste/national-waste-statistics/food/","author":[{"family":"Agency","given":"Environmental Protection"}],"accessed":{"date-parts":[["2026",10,2]]}}}],"schema":"https://github.com/citation-style-language/schema/raw/master/csl-citation.json"} </w:instrText>
-            </w:r>
-            <w:r>
-              <w:rPr>
-                <w:rFonts w:ascii="Arial" w:hAnsi="Arial" w:cs="Arial"/>
-              </w:rPr>
-              <w:fldChar w:fldCharType="separate"/>
-            </w:r>
-            <w:r>
-              <w:rPr>
-                <w:rFonts w:ascii="Arial" w:hAnsi="Arial" w:cs="Arial"/>
-              </w:rPr>
-              <w:t>(Agency 2026)</w:t>
-            </w:r>
-            <w:r>
-              <w:rPr>
-                <w:rFonts w:ascii="Arial" w:hAnsi="Arial" w:cs="Arial"/>
-              </w:rPr>
-              <w:fldChar w:fldCharType="end"/>
-            </w:r>
-            <w:r>
-              <w:rPr>
-                <w:rFonts w:ascii="Arial" w:hAnsi="Arial" w:cs="Arial"/>
-              </w:rPr>
-              <w:t>.</w:t>
-            </w:r>
-          </w:p>
-          <w:p>
-            <w:pPr>
-              <w:spacing w:line="360" w:lineRule="atLeast"/>
-              <w:rPr>
-                <w:rFonts w:ascii="Arial" w:hAnsi="Arial" w:cs="Arial"/>
-              </w:rPr>
-            </w:pPr>
-          </w:p>
-          <w:p>
-            <w:pPr>
-              <w:spacing w:line="360" w:lineRule="atLeast"/>
-              <w:rPr>
-                <w:rFonts w:ascii="Arial" w:hAnsi="Arial" w:cs="Arial"/>
-              </w:rPr>
-            </w:pPr>
-            <w:r>
-              <w:rPr>
-                <w:rFonts w:ascii="Arial" w:hAnsi="Arial" w:cs="Arial"/>
-              </w:rPr>
-              <w:t>Food waste cost</w:t>
-            </w:r>
-            <w:r>
-              <w:rPr>
-                <w:rFonts w:ascii="Arial" w:hAnsi="Arial" w:cs="Arial"/>
-              </w:rPr>
-              <w:t xml:space="preserve">s </w:t>
-            </w:r>
-            <w:r>
-              <w:rPr>
-                <w:rFonts w:ascii="Arial" w:hAnsi="Arial" w:cs="Arial"/>
-              </w:rPr>
-              <w:t>the average Irish household around €60 per month</w:t>
-            </w:r>
-            <w:r>
-              <w:rPr>
-                <w:rFonts w:ascii="Arial" w:hAnsi="Arial" w:cs="Arial"/>
-              </w:rPr>
-              <w:t xml:space="preserve"> which equates to </w:t>
-            </w:r>
-            <w:r>
-              <w:rPr>
-                <w:rFonts w:ascii="Arial" w:hAnsi="Arial" w:cs="Arial"/>
-              </w:rPr>
-              <w:t xml:space="preserve">€700 per year. </w:t>
-            </w:r>
-            <w:r>
-              <w:rPr>
-                <w:rFonts w:ascii="Arial" w:hAnsi="Arial" w:cs="Arial"/>
-              </w:rPr>
-              <w:t>That’s</w:t>
-            </w:r>
-            <w:r>
-              <w:rPr>
-                <w:rFonts w:ascii="Arial" w:hAnsi="Arial" w:cs="Arial"/>
-              </w:rPr>
-              <w:t xml:space="preserve"> an annual national cost of €1.29 billion. </w:t>
-            </w:r>
-            <w:r>
-              <w:rPr>
-                <w:rFonts w:ascii="Arial" w:hAnsi="Arial" w:cs="Arial"/>
-              </w:rPr>
-              <w:fldChar w:fldCharType="begin"/>
-            </w:r>
-            <w:r>
-              <w:rPr>
-                <w:rFonts w:ascii="Arial" w:hAnsi="Arial" w:cs="Arial"/>
-              </w:rPr>
-              <w:instrText xml:space="preserve"> ADDIN ZOTERO_ITEM CSL_CITATION {"citationID":"m4O6c7QB","properties":{"formattedCitation":"(Agency 2026)","plainCitation":"(Agency 2026)","noteIndex":0},"citationItems":[{"id":46,"uris":["http://zotero.org/users/local/ALZH0Phn/items/EUSXIBAN"],"itemData":{"id":46,"type":"webpage","language":"en","title":"Food Waste Statistics for Ireland","URL":"https://www.epa.ie/our-services/monitoring--assessment/waste/national-waste-statistics/food/","author":[{"family":"Agency","given":"Environmental Protection"}],"accessed":{"date-parts":[["2026",10,2]]}}}],"schema":"https://github.com/citation-style-language/schema/raw/master/csl-citation.json"} </w:instrText>
-            </w:r>
-            <w:r>
-              <w:rPr>
-                <w:rFonts w:ascii="Arial" w:hAnsi="Arial" w:cs="Arial"/>
-              </w:rPr>
-              <w:fldChar w:fldCharType="separate"/>
-            </w:r>
-            <w:r>
-              <w:rPr>
-                <w:rFonts w:ascii="Arial" w:hAnsi="Arial" w:cs="Arial"/>
-              </w:rPr>
-              <w:t>(Agency 2026)</w:t>
-            </w:r>
-            <w:r>
-              <w:rPr>
-                <w:rFonts w:ascii="Arial" w:hAnsi="Arial" w:cs="Arial"/>
-              </w:rPr>
-              <w:fldChar w:fldCharType="end"/>
-            </w:r>
-            <w:r>
-              <w:rPr>
-                <w:rFonts w:ascii="Arial" w:hAnsi="Arial" w:cs="Arial"/>
-              </w:rPr>
-              <w:t xml:space="preserve">. </w:t>
-            </w:r>
             <w:r>
               <w:rPr>
                 <w:rFonts w:ascii="Arial" w:hAnsi="Arial" w:cs="Arial"/>
               </w:rPr>
               <w:t>Food waste prevention is therefore an important approach to reducing the environmental and economic impacts associated with household food waste.</w:t>
             </w:r>
-          </w:p>
-          <w:p>
-            <w:pPr>
-              <w:spacing w:line="360" w:lineRule="atLeast"/>
-              <w:rPr>
-                <w:rFonts w:ascii="Arial" w:hAnsi="Arial" w:cs="Arial"/>
-              </w:rPr>
-            </w:pPr>
-          </w:p>
-          <w:p>
-            <w:pPr>
-              <w:spacing w:line="360" w:lineRule="atLeast"/>
-              <w:rPr>
-                <w:rFonts w:ascii="Arial" w:hAnsi="Arial" w:cs="Arial"/>
-              </w:rPr>
-            </w:pPr>
-          </w:p>
-          <w:p>
-            <w:pPr>
-              <w:spacing w:line="360" w:lineRule="atLeast"/>
-              <w:rPr>
-                <w:rFonts w:ascii="Arial" w:hAnsi="Arial" w:cs="Arial"/>
-              </w:rPr>
-            </w:pPr>
-          </w:p>
-          <w:p>
-            <w:pPr>
-              <w:spacing w:line="360" w:lineRule="atLeast"/>
-              <w:rPr>
-                <w:rFonts w:ascii="Arial" w:hAnsi="Arial" w:cs="Arial"/>
-              </w:rPr>
-            </w:pPr>
-          </w:p>
-          <w:p>
-            <w:pPr>
-              <w:spacing w:line="360" w:lineRule="atLeast"/>
-              <w:rPr>
-                <w:rFonts w:ascii="Arial" w:hAnsi="Arial" w:cs="Arial"/>
-              </w:rPr>
-            </w:pPr>
-          </w:p>
-          <w:p>
-            <w:pPr>
-              <w:spacing w:line="360" w:lineRule="atLeast"/>
-              <w:rPr>
-                <w:rFonts w:ascii="Arial" w:hAnsi="Arial" w:cs="Arial"/>
-              </w:rPr>
-            </w:pPr>
-          </w:p>
-          <w:p>
-            <w:pPr>
-              <w:spacing w:line="360" w:lineRule="atLeast"/>
-              <w:rPr>
-                <w:rFonts w:ascii="Arial" w:hAnsi="Arial" w:cs="Arial"/>
-              </w:rPr>
-            </w:pPr>
-          </w:p>
-          <w:p>
-            <w:pPr>
-              <w:spacing w:line="360" w:lineRule="atLeast"/>
-              <w:rPr>
-                <w:rFonts w:ascii="Arial" w:hAnsi="Arial" w:cs="Arial"/>
-              </w:rPr>
-            </w:pPr>
-          </w:p>
-          <w:p>
-            <w:pPr>
-              <w:spacing w:line="360" w:lineRule="atLeast"/>
-              <w:rPr>
-                <w:rFonts w:ascii="Arial" w:hAnsi="Arial" w:cs="Arial"/>
-              </w:rPr>
-            </w:pPr>
           </w:p>
           <w:p>
             <w:pPr>
@@ -1663,6 +1485,7 @@
                 <w:bCs/>
                 <w:noProof/>
               </w:rPr>
+              <w:lastRenderedPageBreak/>
               <w:drawing>
                 <wp:inline distT="0" distB="0" distL="0" distR="0" wp14:anchorId="6C1AC99B" wp14:editId="5AB536D1">
                   <wp:extent cx="5706271" cy="2800741"/>
@@ -1801,50 +1624,106 @@
               <w:rPr>
                 <w:rFonts w:ascii="Arial" w:hAnsi="Arial" w:cs="Arial"/>
               </w:rPr>
-              <w:t>The proposed application aims to address these issues by providing users with a digital catalogue of the food and products that are in their household. Users will be able to record the food they have and the relevant information such as expiry dates. This will provide the users with greater visibility of the food already inside there home and help them make more informed decisions when it comes to planning meals and purchasing additional food.</w:t>
-            </w:r>
-          </w:p>
-          <w:p>
-            <w:pPr>
-              <w:spacing w:line="360" w:lineRule="atLeast"/>
-              <w:rPr>
-                <w:rFonts w:ascii="Arial" w:hAnsi="Arial" w:cs="Arial"/>
-              </w:rPr>
-            </w:pPr>
-          </w:p>
-          <w:p>
-            <w:pPr>
-              <w:spacing w:line="360" w:lineRule="atLeast"/>
-              <w:rPr>
-                <w:rFonts w:ascii="Arial" w:hAnsi="Arial" w:cs="Arial"/>
-              </w:rPr>
-            </w:pPr>
-            <w:r>
-              <w:rPr>
-                <w:rFonts w:ascii="Arial" w:hAnsi="Arial" w:cs="Arial"/>
-              </w:rPr>
-              <w:t xml:space="preserve">The application will alert the user with notifications that food are expiring soon and provide the user with a report of the foods expiring as well as suggested recipes. Once food has expired and has not been consumed the user can record the details of the food(s) wasted and those statistics can be viewed in a weekly wastage report. </w:t>
-            </w:r>
-          </w:p>
-        </w:tc>
-      </w:tr>
-      <w:tr>
-        <w:trPr>
-          <w:trHeight w:val="11132"/>
-        </w:trPr>
-        <w:tc>
-          <w:tcPr>
-            <w:tcW w:w="9377" w:type="dxa"/>
-          </w:tcPr>
-          <w:p>
-            <w:pPr>
-              <w:spacing w:line="360" w:lineRule="atLeast"/>
-              <w:rPr>
-                <w:rFonts w:ascii="Arial" w:hAnsi="Arial" w:cs="Arial"/>
-                <w:i/>
-                <w:iCs/>
-                <w:sz w:val="24"/>
-                <w:szCs w:val="24"/>
+              <w:t xml:space="preserve">The proposed application aims to address these issues by providing users with a digital catalogue of the food and products that are in their household. Users will be able to record the food they have and the relevant information such as expiry dates. This will provide the users with greater visibility of the food already inside </w:t>
+            </w:r>
+            <w:r>
+              <w:rPr>
+                <w:rFonts w:ascii="Arial" w:hAnsi="Arial" w:cs="Arial"/>
+              </w:rPr>
+              <w:t>their</w:t>
+            </w:r>
+            <w:r>
+              <w:rPr>
+                <w:rFonts w:ascii="Arial" w:hAnsi="Arial" w:cs="Arial"/>
+              </w:rPr>
+              <w:t xml:space="preserve"> home and help them make more informed decisions when it comes to planning meals and purchasing additional food.</w:t>
+            </w:r>
+          </w:p>
+          <w:p>
+            <w:pPr>
+              <w:spacing w:line="360" w:lineRule="atLeast"/>
+              <w:rPr>
+                <w:rFonts w:ascii="Arial" w:hAnsi="Arial" w:cs="Arial"/>
+              </w:rPr>
+            </w:pPr>
+          </w:p>
+          <w:p>
+            <w:pPr>
+              <w:spacing w:line="360" w:lineRule="atLeast"/>
+              <w:rPr>
+                <w:rFonts w:ascii="Arial" w:hAnsi="Arial" w:cs="Arial"/>
+              </w:rPr>
+            </w:pPr>
+            <w:r>
+              <w:rPr>
+                <w:rFonts w:ascii="Arial" w:hAnsi="Arial" w:cs="Arial"/>
+              </w:rPr>
+              <w:t xml:space="preserve">The application will alert the user with notifications that food </w:t>
+            </w:r>
+            <w:r>
+              <w:rPr>
+                <w:rFonts w:ascii="Arial" w:hAnsi="Arial" w:cs="Arial"/>
+              </w:rPr>
+              <w:t>is</w:t>
+            </w:r>
+            <w:r>
+              <w:rPr>
+                <w:rFonts w:ascii="Arial" w:hAnsi="Arial" w:cs="Arial"/>
+              </w:rPr>
+              <w:t xml:space="preserve"> expiring soon and provide the user with a report of the foods expiring as well as suggested recipes. Once food has expired and has not been consumed the user can record the details of the food(s) wasted and those statistics can be viewed in a weekly wastage report. </w:t>
+            </w:r>
+          </w:p>
+          <w:p>
+            <w:pPr>
+              <w:spacing w:line="360" w:lineRule="atLeast"/>
+              <w:rPr>
+                <w:rFonts w:ascii="Arial" w:hAnsi="Arial" w:cs="Arial"/>
+              </w:rPr>
+            </w:pPr>
+          </w:p>
+          <w:p>
+            <w:pPr>
+              <w:spacing w:line="360" w:lineRule="atLeast"/>
+              <w:rPr>
+                <w:rFonts w:ascii="Arial" w:hAnsi="Arial" w:cs="Arial"/>
+              </w:rPr>
+            </w:pPr>
+            <w:r>
+              <w:rPr>
+                <w:rFonts w:ascii="Arial" w:hAnsi="Arial" w:cs="Arial"/>
+              </w:rPr>
+              <w:t xml:space="preserve">The overall aim for the project is to create a working application that if used correctly will help reduce household food wastage by improving the uses visibility of what is in their kitchen and help them plan for future food purchases and meals. </w:t>
+            </w:r>
+          </w:p>
+          <w:p>
+            <w:pPr>
+              <w:spacing w:line="360" w:lineRule="atLeast"/>
+              <w:rPr>
+                <w:rFonts w:ascii="Arial" w:hAnsi="Arial" w:cs="Arial"/>
+              </w:rPr>
+            </w:pPr>
+          </w:p>
+          <w:p>
+            <w:pPr>
+              <w:spacing w:line="360" w:lineRule="atLeast"/>
+              <w:rPr>
+                <w:rFonts w:ascii="Arial" w:hAnsi="Arial" w:cs="Arial"/>
+              </w:rPr>
+            </w:pPr>
+          </w:p>
+          <w:p>
+            <w:pPr>
+              <w:spacing w:line="360" w:lineRule="atLeast"/>
+              <w:rPr>
+                <w:rFonts w:ascii="Arial" w:hAnsi="Arial" w:cs="Arial"/>
+              </w:rPr>
+            </w:pPr>
+          </w:p>
+          <w:p>
+            <w:pPr>
+              <w:spacing w:line="360" w:lineRule="atLeast"/>
+              <w:rPr>
+                <w:rFonts w:ascii="Arial" w:hAnsi="Arial" w:cs="Arial"/>
               </w:rPr>
             </w:pPr>
           </w:p>
@@ -1854,25 +1733,14 @@
     <w:p>
       <w:pPr>
         <w:spacing w:line="360" w:lineRule="atLeast"/>
-        <w:ind w:left="720" w:hanging="720"/>
-        <w:rPr>
-          <w:rFonts w:ascii="Arial" w:hAnsi="Arial" w:cs="Arial"/>
-          <w:b/>
-          <w:bCs/>
-          <w:sz w:val="24"/>
-          <w:szCs w:val="24"/>
-        </w:rPr>
-      </w:pPr>
-      <w:r>
-        <w:rPr>
-          <w:rFonts w:ascii="Arial" w:hAnsi="Arial" w:cs="Arial"/>
-          <w:b/>
-          <w:bCs/>
-          <w:sz w:val="24"/>
-          <w:szCs w:val="24"/>
-        </w:rPr>
-        <w:t xml:space="preserve"> </w:t>
-      </w:r>
+        <w:rPr>
+          <w:rFonts w:ascii="Arial" w:hAnsi="Arial" w:cs="Arial"/>
+          <w:b/>
+          <w:bCs/>
+          <w:sz w:val="24"/>
+          <w:szCs w:val="24"/>
+        </w:rPr>
+      </w:pPr>
     </w:p>
     <w:p>
       <w:pPr>
@@ -1946,7 +1814,6 @@
           <w:sz w:val="24"/>
           <w:szCs w:val="24"/>
         </w:rPr>
-        <w:lastRenderedPageBreak/>
         <w:t>3.</w:t>
       </w:r>
       <w:r>
@@ -2054,70 +1921,6 @@
                 <w:szCs w:val="24"/>
               </w:rPr>
             </w:pPr>
-            <w:r>
-              <w:rPr>
-                <w:rFonts w:ascii="Arial" w:hAnsi="Arial" w:cs="Arial"/>
-                <w:i/>
-                <w:iCs/>
-                <w:sz w:val="24"/>
-                <w:szCs w:val="24"/>
-              </w:rPr>
-              <w:t>Clear statement of the overall aim of your project</w:t>
-            </w:r>
-            <w:r>
-              <w:rPr>
-                <w:rFonts w:ascii="Arial" w:hAnsi="Arial" w:cs="Arial"/>
-                <w:i/>
-                <w:iCs/>
-                <w:sz w:val="24"/>
-                <w:szCs w:val="24"/>
-              </w:rPr>
-              <w:t>.</w:t>
-            </w:r>
-          </w:p>
-          <w:p>
-            <w:pPr>
-              <w:spacing w:line="360" w:lineRule="atLeast"/>
-              <w:rPr>
-                <w:rFonts w:ascii="Arial" w:hAnsi="Arial" w:cs="Arial"/>
-                <w:i/>
-                <w:iCs/>
-                <w:sz w:val="24"/>
-                <w:szCs w:val="24"/>
-              </w:rPr>
-            </w:pPr>
-            <w:r>
-              <w:rPr>
-                <w:rFonts w:ascii="Arial" w:hAnsi="Arial" w:cs="Arial"/>
-                <w:i/>
-                <w:iCs/>
-                <w:sz w:val="24"/>
-                <w:szCs w:val="24"/>
-              </w:rPr>
-              <w:t>List of specific, measurable objectives</w:t>
-            </w:r>
-            <w:r>
-              <w:rPr>
-                <w:rFonts w:ascii="Arial" w:hAnsi="Arial" w:cs="Arial"/>
-                <w:i/>
-                <w:iCs/>
-                <w:sz w:val="24"/>
-                <w:szCs w:val="24"/>
-              </w:rPr>
-              <w:t>.</w:t>
-            </w:r>
-          </w:p>
-          <w:p>
-            <w:pPr>
-              <w:spacing w:line="360" w:lineRule="atLeast"/>
-              <w:rPr>
-                <w:rFonts w:ascii="Arial" w:hAnsi="Arial" w:cs="Arial"/>
-                <w:i/>
-                <w:iCs/>
-                <w:sz w:val="24"/>
-                <w:szCs w:val="24"/>
-              </w:rPr>
-            </w:pPr>
           </w:p>
           <w:p>
             <w:pPr>
@@ -2174,6 +1977,14 @@
               </w:rPr>
               <w:t xml:space="preserve"> the topic of household food waste and the psychology of why people waste food to better understand the underlying issues and try to build my application around the possible solutions of those issues</w:t>
             </w:r>
+            <w:r>
+              <w:rPr>
+                <w:rFonts w:ascii="Arial" w:hAnsi="Arial" w:cs="Arial"/>
+                <w:sz w:val="24"/>
+                <w:szCs w:val="24"/>
+              </w:rPr>
+              <w:t>.</w:t>
+            </w:r>
           </w:p>
           <w:p>
             <w:pPr>
@@ -2244,7 +2055,33 @@
                 <w:sz w:val="24"/>
                 <w:szCs w:val="24"/>
               </w:rPr>
-              <w:t>or RoboFlow to build an intelligent computer vision software that can scan using a phone camera label of products and identify the expiry labels.</w:t>
+              <w:t xml:space="preserve">or </w:t>
+            </w:r>
+            <w:proofErr w:type="spellStart"/>
+            <w:r>
+              <w:rPr>
+                <w:rFonts w:ascii="Arial" w:hAnsi="Arial" w:cs="Arial"/>
+                <w:sz w:val="24"/>
+                <w:szCs w:val="24"/>
+              </w:rPr>
+              <w:t>RoboFlow</w:t>
+            </w:r>
+            <w:proofErr w:type="spellEnd"/>
+            <w:r>
+              <w:rPr>
+                <w:rFonts w:ascii="Arial" w:hAnsi="Arial" w:cs="Arial"/>
+                <w:sz w:val="24"/>
+                <w:szCs w:val="24"/>
+              </w:rPr>
+              <w:t xml:space="preserve"> to build an intelligent computer vision software that can </w:t>
+            </w:r>
+            <w:r>
+              <w:rPr>
+                <w:rFonts w:ascii="Arial" w:hAnsi="Arial" w:cs="Arial"/>
+                <w:sz w:val="24"/>
+                <w:szCs w:val="24"/>
+              </w:rPr>
+              <w:t xml:space="preserve">utilize the camera from a smart phone to identify Labels and Expiry Dates on products. </w:t>
             </w:r>
           </w:p>
           <w:p>
@@ -2274,8 +2111,36 @@
                 <w:sz w:val="24"/>
                 <w:szCs w:val="24"/>
               </w:rPr>
-              <w:t xml:space="preserve">To </w:t>
-            </w:r>
+              <w:t>To Research/Learn</w:t>
+            </w:r>
+            <w:r>
+              <w:rPr>
+                <w:rFonts w:ascii="Arial" w:hAnsi="Arial" w:cs="Arial"/>
+                <w:sz w:val="24"/>
+                <w:szCs w:val="24"/>
+              </w:rPr>
+              <w:t xml:space="preserve"> how to create an application that can be used on a mobile device and utilise its built-in functionality’s (Camera, Notifications).</w:t>
+            </w:r>
+          </w:p>
+          <w:p>
+            <w:pPr>
+              <w:spacing w:line="360" w:lineRule="atLeast"/>
+              <w:rPr>
+                <w:rFonts w:ascii="Arial" w:hAnsi="Arial" w:cs="Arial"/>
+                <w:sz w:val="24"/>
+                <w:szCs w:val="24"/>
+              </w:rPr>
+            </w:pPr>
+          </w:p>
+          <w:p>
+            <w:pPr>
+              <w:spacing w:line="360" w:lineRule="atLeast"/>
+              <w:rPr>
+                <w:rFonts w:ascii="Arial" w:hAnsi="Arial" w:cs="Arial"/>
+                <w:sz w:val="24"/>
+                <w:szCs w:val="24"/>
+              </w:rPr>
+            </w:pPr>
             <w:r>
               <w:rPr>
                 <w:rFonts w:ascii="Arial" w:hAnsi="Arial" w:cs="Arial"/>
@@ -2284,31 +2149,23 @@
                 <w:sz w:val="24"/>
                 <w:szCs w:val="24"/>
               </w:rPr>
-              <w:t>Research/Learn</w:t>
-            </w:r>
-            <w:r>
-              <w:rPr>
-                <w:rFonts w:ascii="Arial" w:hAnsi="Arial" w:cs="Arial"/>
-                <w:sz w:val="24"/>
-                <w:szCs w:val="24"/>
-              </w:rPr>
-              <w:t xml:space="preserve"> how to create an application that can be used on a mobile device and utilise its </w:t>
-            </w:r>
-            <w:r>
-              <w:rPr>
-                <w:rFonts w:ascii="Arial" w:hAnsi="Arial" w:cs="Arial"/>
-                <w:sz w:val="24"/>
-                <w:szCs w:val="24"/>
-              </w:rPr>
-              <w:t>built-in</w:t>
-            </w:r>
-            <w:r>
-              <w:rPr>
-                <w:rFonts w:ascii="Arial" w:hAnsi="Arial" w:cs="Arial"/>
-                <w:sz w:val="24"/>
-                <w:szCs w:val="24"/>
-              </w:rPr>
-              <w:t xml:space="preserve"> functionality’s (Camera, Notifications).</w:t>
+              <w:t>To Research</w:t>
+            </w:r>
+            <w:r>
+              <w:rPr>
+                <w:rFonts w:ascii="Arial" w:hAnsi="Arial" w:cs="Arial"/>
+                <w:sz w:val="24"/>
+                <w:szCs w:val="24"/>
+              </w:rPr>
+              <w:t xml:space="preserve"> how to integrate OpenAI into the applications</w:t>
+            </w:r>
+            <w:r>
+              <w:rPr>
+                <w:rFonts w:ascii="Arial" w:hAnsi="Arial" w:cs="Arial"/>
+                <w:sz w:val="24"/>
+                <w:szCs w:val="24"/>
+              </w:rPr>
+              <w:t xml:space="preserve">. Prompting it to create/provide recipes based on the expiring foods. </w:t>
             </w:r>
           </w:p>
           <w:p>
@@ -2348,23 +2205,31 @@
                 <w:sz w:val="24"/>
                 <w:szCs w:val="24"/>
               </w:rPr>
-              <w:t>Research</w:t>
-            </w:r>
-            <w:r>
-              <w:rPr>
-                <w:rFonts w:ascii="Arial" w:hAnsi="Arial" w:cs="Arial"/>
-                <w:sz w:val="24"/>
-                <w:szCs w:val="24"/>
-              </w:rPr>
-              <w:t xml:space="preserve"> how to integrate OpenAI into the applications</w:t>
-            </w:r>
-            <w:r>
-              <w:rPr>
-                <w:rFonts w:ascii="Arial" w:hAnsi="Arial" w:cs="Arial"/>
-                <w:sz w:val="24"/>
-                <w:szCs w:val="24"/>
-              </w:rPr>
-              <w:t xml:space="preserve">. Prompting it to create/provide recipes based on the expiring foods. </w:t>
+              <w:t>Design/Develop</w:t>
+            </w:r>
+            <w:r>
+              <w:rPr>
+                <w:rFonts w:ascii="Arial" w:hAnsi="Arial" w:cs="Arial"/>
+                <w:sz w:val="24"/>
+                <w:szCs w:val="24"/>
+              </w:rPr>
+              <w:t xml:space="preserve"> an interactive UI that can be used on a mobile device. Allowing all the functionality to be provided in a</w:t>
+            </w:r>
+            <w:r>
+              <w:rPr>
+                <w:rFonts w:ascii="Arial" w:hAnsi="Arial" w:cs="Arial"/>
+                <w:sz w:val="24"/>
+                <w:szCs w:val="24"/>
+              </w:rPr>
+              <w:t>n</w:t>
+            </w:r>
+            <w:r>
+              <w:rPr>
+                <w:rFonts w:ascii="Arial" w:hAnsi="Arial" w:cs="Arial"/>
+                <w:sz w:val="24"/>
+                <w:szCs w:val="24"/>
+              </w:rPr>
+              <w:t xml:space="preserve"> aesthetic manner. </w:t>
             </w:r>
           </w:p>
           <w:p>
@@ -2404,23 +2269,7 @@
                 <w:sz w:val="24"/>
                 <w:szCs w:val="24"/>
               </w:rPr>
-              <w:t>Design/Develop</w:t>
-            </w:r>
-            <w:r>
-              <w:rPr>
-                <w:rFonts w:ascii="Arial" w:hAnsi="Arial" w:cs="Arial"/>
-                <w:sz w:val="24"/>
-                <w:szCs w:val="24"/>
-              </w:rPr>
-              <w:t xml:space="preserve"> an interactive UI that can be used on a mobile device</w:t>
-            </w:r>
-            <w:r>
-              <w:rPr>
-                <w:rFonts w:ascii="Arial" w:hAnsi="Arial" w:cs="Arial"/>
-                <w:sz w:val="24"/>
-                <w:szCs w:val="24"/>
-              </w:rPr>
-              <w:t>. Allowing all the functionality to be provided in a aesthetic manner.</w:t>
+              <w:t>Develop</w:t>
             </w:r>
             <w:r>
               <w:rPr>
@@ -2429,6 +2278,72 @@
                 <w:szCs w:val="24"/>
               </w:rPr>
               <w:t xml:space="preserve"> </w:t>
+            </w:r>
+            <w:r>
+              <w:rPr>
+                <w:rFonts w:ascii="Arial" w:hAnsi="Arial" w:cs="Arial"/>
+                <w:sz w:val="24"/>
+                <w:szCs w:val="24"/>
+              </w:rPr>
+              <w:t>a c</w:t>
+            </w:r>
+            <w:r>
+              <w:rPr>
+                <w:rFonts w:ascii="Arial" w:hAnsi="Arial" w:cs="Arial"/>
+                <w:sz w:val="24"/>
+                <w:szCs w:val="24"/>
+              </w:rPr>
+              <w:t>omputer vision application</w:t>
+            </w:r>
+            <w:r>
+              <w:rPr>
+                <w:rFonts w:ascii="Arial" w:hAnsi="Arial" w:cs="Arial"/>
+                <w:sz w:val="24"/>
+                <w:szCs w:val="24"/>
+              </w:rPr>
+              <w:t xml:space="preserve"> using Yolov8 or </w:t>
+            </w:r>
+            <w:proofErr w:type="spellStart"/>
+            <w:r>
+              <w:rPr>
+                <w:rFonts w:ascii="Arial" w:hAnsi="Arial" w:cs="Arial"/>
+                <w:sz w:val="24"/>
+                <w:szCs w:val="24"/>
+              </w:rPr>
+              <w:t>RoboFlow</w:t>
+            </w:r>
+            <w:proofErr w:type="spellEnd"/>
+            <w:r>
+              <w:rPr>
+                <w:rFonts w:ascii="Arial" w:hAnsi="Arial" w:cs="Arial"/>
+                <w:sz w:val="24"/>
+                <w:szCs w:val="24"/>
+              </w:rPr>
+              <w:t xml:space="preserve"> and train i</w:t>
+            </w:r>
+            <w:r>
+              <w:rPr>
+                <w:rFonts w:ascii="Arial" w:hAnsi="Arial" w:cs="Arial"/>
+                <w:sz w:val="24"/>
+                <w:szCs w:val="24"/>
+              </w:rPr>
+              <w:t xml:space="preserve">t to </w:t>
+            </w:r>
+            <w:r>
+              <w:rPr>
+                <w:rFonts w:ascii="Arial" w:hAnsi="Arial" w:cs="Arial"/>
+                <w:sz w:val="24"/>
+                <w:szCs w:val="24"/>
+              </w:rPr>
+              <w:t xml:space="preserve">record </w:t>
+            </w:r>
+            <w:r>
+              <w:rPr>
+                <w:rFonts w:ascii="Arial" w:hAnsi="Arial" w:cs="Arial"/>
+                <w:sz w:val="24"/>
+                <w:szCs w:val="24"/>
+              </w:rPr>
+              <w:t>expiration dates and scan labels for foods to be recorded into the database.</w:t>
             </w:r>
           </w:p>
           <w:p>
@@ -2458,7 +2373,7 @@
                 <w:sz w:val="24"/>
                 <w:szCs w:val="24"/>
               </w:rPr>
-              <w:t xml:space="preserve">To </w:t>
+              <w:t>To Learn/</w:t>
             </w:r>
             <w:r>
               <w:rPr>
@@ -2468,7 +2383,7 @@
                 <w:sz w:val="24"/>
                 <w:szCs w:val="24"/>
               </w:rPr>
-              <w:t>Develop</w:t>
+              <w:t>Integrate</w:t>
             </w:r>
             <w:r>
               <w:rPr>
@@ -2484,55 +2399,31 @@
                 <w:sz w:val="24"/>
                 <w:szCs w:val="24"/>
               </w:rPr>
-              <w:t>a c</w:t>
-            </w:r>
-            <w:r>
-              <w:rPr>
-                <w:rFonts w:ascii="Arial" w:hAnsi="Arial" w:cs="Arial"/>
-                <w:sz w:val="24"/>
-                <w:szCs w:val="24"/>
-              </w:rPr>
-              <w:t>omputer vision application</w:t>
-            </w:r>
-            <w:r>
-              <w:rPr>
-                <w:rFonts w:ascii="Arial" w:hAnsi="Arial" w:cs="Arial"/>
-                <w:sz w:val="24"/>
-                <w:szCs w:val="24"/>
-              </w:rPr>
-              <w:t xml:space="preserve"> using Yolov8 or RoboFlow</w:t>
-            </w:r>
-            <w:r>
-              <w:rPr>
-                <w:rFonts w:ascii="Arial" w:hAnsi="Arial" w:cs="Arial"/>
-                <w:sz w:val="24"/>
-                <w:szCs w:val="24"/>
-              </w:rPr>
-              <w:t xml:space="preserve"> and train i</w:t>
-            </w:r>
-            <w:r>
-              <w:rPr>
-                <w:rFonts w:ascii="Arial" w:hAnsi="Arial" w:cs="Arial"/>
-                <w:sz w:val="24"/>
-                <w:szCs w:val="24"/>
-              </w:rPr>
-              <w:t xml:space="preserve">t to </w:t>
-            </w:r>
-            <w:r>
-              <w:rPr>
-                <w:rFonts w:ascii="Arial" w:hAnsi="Arial" w:cs="Arial"/>
-                <w:sz w:val="24"/>
-                <w:szCs w:val="24"/>
-              </w:rPr>
-              <w:t xml:space="preserve">record </w:t>
-            </w:r>
-            <w:r>
-              <w:rPr>
-                <w:rFonts w:ascii="Arial" w:hAnsi="Arial" w:cs="Arial"/>
-                <w:sz w:val="24"/>
-                <w:szCs w:val="24"/>
-              </w:rPr>
-              <w:t>expiration dates and scan labels for foods to be recorded into the database.</w:t>
+              <w:t>an</w:t>
+            </w:r>
+            <w:r>
+              <w:rPr>
+                <w:rFonts w:ascii="Arial" w:hAnsi="Arial" w:cs="Arial"/>
+                <w:sz w:val="24"/>
+                <w:szCs w:val="24"/>
+              </w:rPr>
+              <w:t xml:space="preserve"> </w:t>
+            </w:r>
+            <w:r>
+              <w:rPr>
+                <w:rFonts w:ascii="Arial" w:hAnsi="Arial" w:cs="Arial"/>
+                <w:sz w:val="24"/>
+                <w:szCs w:val="24"/>
+              </w:rPr>
+              <w:t>OpenAI into the application to create personalised recipes based on the foods</w:t>
+            </w:r>
+            <w:r>
+              <w:rPr>
+                <w:rFonts w:ascii="Arial" w:hAnsi="Arial" w:cs="Arial"/>
+                <w:sz w:val="24"/>
+                <w:szCs w:val="24"/>
+              </w:rPr>
+              <w:t xml:space="preserve"> that are near expiration.</w:t>
             </w:r>
           </w:p>
           <w:p>
@@ -2562,60 +2453,16 @@
                 <w:sz w:val="24"/>
                 <w:szCs w:val="24"/>
               </w:rPr>
-              <w:t>To Learn/</w:t>
-            </w:r>
-            <w:r>
-              <w:rPr>
-                <w:rFonts w:ascii="Arial" w:hAnsi="Arial" w:cs="Arial"/>
-                <w:b/>
-                <w:bCs/>
-                <w:sz w:val="24"/>
-                <w:szCs w:val="24"/>
-              </w:rPr>
-              <w:t>Integrate</w:t>
-            </w:r>
-            <w:r>
-              <w:rPr>
-                <w:rFonts w:ascii="Arial" w:hAnsi="Arial" w:cs="Arial"/>
-                <w:sz w:val="24"/>
-                <w:szCs w:val="24"/>
-              </w:rPr>
-              <w:t xml:space="preserve"> </w:t>
-            </w:r>
-            <w:r>
-              <w:rPr>
-                <w:rFonts w:ascii="Arial" w:hAnsi="Arial" w:cs="Arial"/>
-                <w:sz w:val="24"/>
-                <w:szCs w:val="24"/>
-              </w:rPr>
-              <w:t xml:space="preserve">An </w:t>
-            </w:r>
-            <w:r>
-              <w:rPr>
-                <w:rFonts w:ascii="Arial" w:hAnsi="Arial" w:cs="Arial"/>
-                <w:sz w:val="24"/>
-                <w:szCs w:val="24"/>
-              </w:rPr>
-              <w:t>OpenAI into the application to create personalised recipes based on the foods</w:t>
-            </w:r>
-            <w:r>
-              <w:rPr>
-                <w:rFonts w:ascii="Arial" w:hAnsi="Arial" w:cs="Arial"/>
-                <w:sz w:val="24"/>
-                <w:szCs w:val="24"/>
-              </w:rPr>
-              <w:t xml:space="preserve"> that are near expiration.</w:t>
-            </w:r>
-          </w:p>
-          <w:p>
-            <w:pPr>
-              <w:spacing w:line="360" w:lineRule="atLeast"/>
-              <w:rPr>
-                <w:rFonts w:ascii="Arial" w:hAnsi="Arial" w:cs="Arial"/>
-                <w:sz w:val="24"/>
-                <w:szCs w:val="24"/>
-              </w:rPr>
-            </w:pPr>
+              <w:t>To Test</w:t>
+            </w:r>
+            <w:r>
+              <w:rPr>
+                <w:rFonts w:ascii="Arial" w:hAnsi="Arial" w:cs="Arial"/>
+                <w:sz w:val="24"/>
+                <w:szCs w:val="24"/>
+              </w:rPr>
+              <w:t xml:space="preserve"> the functionality of my application to verify it can complete all the core requirements outlined in this brief and ultimately benefit people.</w:t>
+            </w:r>
           </w:p>
           <w:p>
             <w:pPr>
@@ -2684,62 +2531,6 @@
     <w:p>
       <w:pPr>
         <w:spacing w:line="360" w:lineRule="atLeast"/>
-        <w:ind w:left="720" w:hanging="720"/>
-        <w:rPr>
-          <w:rFonts w:ascii="Arial" w:hAnsi="Arial" w:cs="Arial"/>
-          <w:b/>
-          <w:bCs/>
-        </w:rPr>
-      </w:pPr>
-    </w:p>
-    <w:p>
-      <w:pPr>
-        <w:spacing w:line="360" w:lineRule="atLeast"/>
-        <w:ind w:left="720" w:hanging="720"/>
-        <w:rPr>
-          <w:rFonts w:ascii="Arial" w:hAnsi="Arial" w:cs="Arial"/>
-          <w:b/>
-          <w:bCs/>
-        </w:rPr>
-      </w:pPr>
-    </w:p>
-    <w:p>
-      <w:pPr>
-        <w:spacing w:line="360" w:lineRule="atLeast"/>
-        <w:ind w:left="720" w:hanging="720"/>
-        <w:rPr>
-          <w:rFonts w:ascii="Arial" w:hAnsi="Arial" w:cs="Arial"/>
-          <w:b/>
-          <w:bCs/>
-        </w:rPr>
-      </w:pPr>
-    </w:p>
-    <w:p>
-      <w:pPr>
-        <w:spacing w:line="360" w:lineRule="atLeast"/>
-        <w:ind w:left="720" w:hanging="720"/>
-        <w:rPr>
-          <w:rFonts w:ascii="Arial" w:hAnsi="Arial" w:cs="Arial"/>
-          <w:b/>
-          <w:bCs/>
-        </w:rPr>
-      </w:pPr>
-    </w:p>
-    <w:p>
-      <w:pPr>
-        <w:spacing w:line="360" w:lineRule="atLeast"/>
-        <w:ind w:left="720" w:hanging="720"/>
-        <w:rPr>
-          <w:rFonts w:ascii="Arial" w:hAnsi="Arial" w:cs="Arial"/>
-          <w:b/>
-          <w:bCs/>
-        </w:rPr>
-      </w:pPr>
-    </w:p>
-    <w:p>
-      <w:pPr>
-        <w:spacing w:line="360" w:lineRule="atLeast"/>
-        <w:ind w:left="720" w:hanging="720"/>
         <w:rPr>
           <w:rFonts w:ascii="Arial" w:hAnsi="Arial" w:cs="Arial"/>
           <w:b/>
@@ -4114,7 +3905,29 @@
                 <w:sz w:val="24"/>
                 <w:szCs w:val="24"/>
               </w:rPr>
-              <w:t>n alternative plan if you can not get access to this hardware.</w:t>
+              <w:t xml:space="preserve">n alternative plan if you </w:t>
+            </w:r>
+            <w:proofErr w:type="spellStart"/>
+            <w:r>
+              <w:rPr>
+                <w:rFonts w:ascii="Arial" w:hAnsi="Arial" w:cs="Arial"/>
+                <w:i/>
+                <w:iCs/>
+                <w:sz w:val="24"/>
+                <w:szCs w:val="24"/>
+              </w:rPr>
+              <w:t>can not</w:t>
+            </w:r>
+            <w:proofErr w:type="spellEnd"/>
+            <w:r>
+              <w:rPr>
+                <w:rFonts w:ascii="Arial" w:hAnsi="Arial" w:cs="Arial"/>
+                <w:i/>
+                <w:iCs/>
+                <w:sz w:val="24"/>
+                <w:szCs w:val="24"/>
+              </w:rPr>
+              <w:t xml:space="preserve"> get access to this hardware.</w:t>
             </w:r>
           </w:p>
         </w:tc>
@@ -4399,7 +4212,47 @@
                 <w:szCs w:val="24"/>
                 <w:lang w:eastAsia="en-IE"/>
               </w:rPr>
-              <w:t xml:space="preserve">Haldar, Dibyajyoti, Asma Musfira Shabbirahmed, Reeta Rani Singhania, et al. ‘Understanding the Management of Household Food Waste and Its Engineering for Sustainable Valorization- A State-of-the-Art Review’. </w:t>
+              <w:t xml:space="preserve">Haldar, </w:t>
+            </w:r>
+            <w:proofErr w:type="spellStart"/>
+            <w:r>
+              <w:rPr>
+                <w:rFonts w:ascii="Times New Roman" w:eastAsia="Times New Roman" w:hAnsi="Times New Roman" w:cs="Times New Roman"/>
+                <w:sz w:val="24"/>
+                <w:szCs w:val="24"/>
+                <w:lang w:eastAsia="en-IE"/>
+              </w:rPr>
+              <w:t>Dibyajyoti</w:t>
+            </w:r>
+            <w:proofErr w:type="spellEnd"/>
+            <w:r>
+              <w:rPr>
+                <w:rFonts w:ascii="Times New Roman" w:eastAsia="Times New Roman" w:hAnsi="Times New Roman" w:cs="Times New Roman"/>
+                <w:sz w:val="24"/>
+                <w:szCs w:val="24"/>
+                <w:lang w:eastAsia="en-IE"/>
+              </w:rPr>
+              <w:t xml:space="preserve">, Asma Musfira Shabbirahmed, Reeta Rani Singhania, et al. ‘Understanding the Management of Household Food Waste and Its Engineering for Sustainable </w:t>
+            </w:r>
+            <w:proofErr w:type="spellStart"/>
+            <w:r>
+              <w:rPr>
+                <w:rFonts w:ascii="Times New Roman" w:eastAsia="Times New Roman" w:hAnsi="Times New Roman" w:cs="Times New Roman"/>
+                <w:sz w:val="24"/>
+                <w:szCs w:val="24"/>
+                <w:lang w:eastAsia="en-IE"/>
+              </w:rPr>
+              <w:t>Valorization</w:t>
+            </w:r>
+            <w:proofErr w:type="spellEnd"/>
+            <w:r>
+              <w:rPr>
+                <w:rFonts w:ascii="Times New Roman" w:eastAsia="Times New Roman" w:hAnsi="Times New Roman" w:cs="Times New Roman"/>
+                <w:sz w:val="24"/>
+                <w:szCs w:val="24"/>
+                <w:lang w:eastAsia="en-IE"/>
+              </w:rPr>
+              <w:t xml:space="preserve">- A State-of-the-Art Review’. </w:t>
             </w:r>
             <w:r>
               <w:rPr>
@@ -4498,7 +4351,27 @@
                 <w:szCs w:val="24"/>
                 <w:lang w:eastAsia="en-IE"/>
               </w:rPr>
-              <w:t xml:space="preserve">hanes, Karin, Karin Dobernig, and Burcu Gözet. ‘Food Waste Matters - A Systematic Review of Household Food Waste Practices and Their Policy Implications’. </w:t>
+              <w:t xml:space="preserve">hanes, Karin, Karin Dobernig, and Burcu </w:t>
+            </w:r>
+            <w:proofErr w:type="spellStart"/>
+            <w:r>
+              <w:rPr>
+                <w:rFonts w:ascii="Times New Roman" w:eastAsia="Times New Roman" w:hAnsi="Times New Roman" w:cs="Times New Roman"/>
+                <w:sz w:val="24"/>
+                <w:szCs w:val="24"/>
+                <w:lang w:eastAsia="en-IE"/>
+              </w:rPr>
+              <w:t>Gözet</w:t>
+            </w:r>
+            <w:proofErr w:type="spellEnd"/>
+            <w:r>
+              <w:rPr>
+                <w:rFonts w:ascii="Times New Roman" w:eastAsia="Times New Roman" w:hAnsi="Times New Roman" w:cs="Times New Roman"/>
+                <w:sz w:val="24"/>
+                <w:szCs w:val="24"/>
+                <w:lang w:eastAsia="en-IE"/>
+              </w:rPr>
+              <w:t xml:space="preserve">. ‘Food Waste Matters - A Systematic Review of Household Food Waste Practices and Their Policy Implications’. </w:t>
             </w:r>
             <w:r>
               <w:rPr>

--- a/Documents/Final_Year_Project_Proposal_Form.docx
+++ b/Documents/Final_Year_Project_Proposal_Form.docx
@@ -137,13 +137,13 @@
         <w:tblLook w:val="04A0" w:firstRow="1" w:lastRow="0" w:firstColumn="1" w:lastColumn="0" w:noHBand="0" w:noVBand="1"/>
       </w:tblPr>
       <w:tblGrid>
-        <w:gridCol w:w="2405"/>
-        <w:gridCol w:w="6690"/>
+        <w:gridCol w:w="2547"/>
+        <w:gridCol w:w="6548"/>
       </w:tblGrid>
       <w:tr>
         <w:tc>
           <w:tcPr>
-            <w:tcW w:w="1322" w:type="pct"/>
+            <w:tcW w:w="1400" w:type="pct"/>
             <w:tcBorders>
               <w:top w:val="single" w:sz="4" w:space="0" w:color="auto"/>
               <w:left w:val="single" w:sz="4" w:space="0" w:color="auto"/>
@@ -173,7 +173,7 @@
         </w:tc>
         <w:tc>
           <w:tcPr>
-            <w:tcW w:w="3678" w:type="pct"/>
+            <w:tcW w:w="3600" w:type="pct"/>
             <w:tcBorders>
               <w:top w:val="single" w:sz="4" w:space="0" w:color="auto"/>
               <w:left w:val="single" w:sz="4" w:space="0" w:color="auto"/>
@@ -200,7 +200,7 @@
       <w:tr>
         <w:tc>
           <w:tcPr>
-            <w:tcW w:w="1322" w:type="pct"/>
+            <w:tcW w:w="1400" w:type="pct"/>
             <w:tcBorders>
               <w:top w:val="single" w:sz="4" w:space="0" w:color="auto"/>
               <w:left w:val="single" w:sz="4" w:space="0" w:color="auto"/>
@@ -230,7 +230,7 @@
         </w:tc>
         <w:tc>
           <w:tcPr>
-            <w:tcW w:w="3678" w:type="pct"/>
+            <w:tcW w:w="3600" w:type="pct"/>
             <w:tcBorders>
               <w:top w:val="single" w:sz="4" w:space="0" w:color="auto"/>
               <w:left w:val="single" w:sz="4" w:space="0" w:color="auto"/>
@@ -257,7 +257,7 @@
       <w:tr>
         <w:tc>
           <w:tcPr>
-            <w:tcW w:w="1322" w:type="pct"/>
+            <w:tcW w:w="1400" w:type="pct"/>
             <w:tcBorders>
               <w:top w:val="single" w:sz="4" w:space="0" w:color="auto"/>
               <w:left w:val="single" w:sz="4" w:space="0" w:color="auto"/>
@@ -289,7 +289,7 @@
         </w:tc>
         <w:tc>
           <w:tcPr>
-            <w:tcW w:w="3678" w:type="pct"/>
+            <w:tcW w:w="3600" w:type="pct"/>
             <w:tcBorders>
               <w:top w:val="single" w:sz="4" w:space="0" w:color="auto"/>
               <w:left w:val="single" w:sz="4" w:space="0" w:color="auto"/>
@@ -316,7 +316,7 @@
       <w:tr>
         <w:tc>
           <w:tcPr>
-            <w:tcW w:w="1322" w:type="pct"/>
+            <w:tcW w:w="1400" w:type="pct"/>
             <w:tcBorders>
               <w:top w:val="single" w:sz="4" w:space="0" w:color="auto"/>
               <w:left w:val="single" w:sz="4" w:space="0" w:color="auto"/>
@@ -348,7 +348,7 @@
         </w:tc>
         <w:tc>
           <w:tcPr>
-            <w:tcW w:w="3678" w:type="pct"/>
+            <w:tcW w:w="3600" w:type="pct"/>
             <w:tcBorders>
               <w:top w:val="single" w:sz="4" w:space="0" w:color="auto"/>
               <w:left w:val="single" w:sz="4" w:space="0" w:color="auto"/>
@@ -409,7 +409,7 @@
           <w:ilvl w:val="0"/>
           <w:numId w:val="4"/>
         </w:numPr>
-        <w:spacing w:after="0" w:line="360" w:lineRule="atLeast"/>
+        <w:spacing w:line="360" w:lineRule="atLeast"/>
         <w:ind w:left="284" w:hanging="284"/>
         <w:rPr>
           <w:rFonts w:ascii="Arial" w:hAnsi="Arial" w:cs="Arial"/>
@@ -433,7 +433,7 @@
           <w:ilvl w:val="0"/>
           <w:numId w:val="4"/>
         </w:numPr>
-        <w:spacing w:after="0" w:line="360" w:lineRule="atLeast"/>
+        <w:spacing w:line="360" w:lineRule="atLeast"/>
         <w:ind w:left="284" w:hanging="284"/>
         <w:rPr>
           <w:rFonts w:ascii="Arial" w:hAnsi="Arial" w:cs="Arial"/>
@@ -457,7 +457,7 @@
           <w:ilvl w:val="0"/>
           <w:numId w:val="4"/>
         </w:numPr>
-        <w:spacing w:after="0" w:line="360" w:lineRule="atLeast"/>
+        <w:spacing w:line="360" w:lineRule="atLeast"/>
         <w:ind w:left="284" w:hanging="284"/>
         <w:rPr>
           <w:rFonts w:ascii="Arial" w:hAnsi="Arial" w:cs="Arial"/>
@@ -481,7 +481,7 @@
           <w:ilvl w:val="0"/>
           <w:numId w:val="4"/>
         </w:numPr>
-        <w:spacing w:after="0" w:line="360" w:lineRule="atLeast"/>
+        <w:spacing w:line="360" w:lineRule="atLeast"/>
         <w:ind w:left="284" w:hanging="284"/>
         <w:rPr>
           <w:rFonts w:ascii="Arial" w:hAnsi="Arial" w:cs="Arial"/>
@@ -505,7 +505,7 @@
           <w:ilvl w:val="0"/>
           <w:numId w:val="4"/>
         </w:numPr>
-        <w:spacing w:after="0" w:line="360" w:lineRule="atLeast"/>
+        <w:spacing w:line="360" w:lineRule="atLeast"/>
         <w:ind w:left="284" w:hanging="284"/>
         <w:rPr>
           <w:rFonts w:ascii="Arial" w:hAnsi="Arial" w:cs="Arial"/>
@@ -537,7 +537,7 @@
           <w:ilvl w:val="0"/>
           <w:numId w:val="4"/>
         </w:numPr>
-        <w:spacing w:after="0" w:line="360" w:lineRule="atLeast"/>
+        <w:spacing w:line="360" w:lineRule="atLeast"/>
         <w:ind w:left="284" w:hanging="284"/>
         <w:rPr>
           <w:rFonts w:ascii="Arial" w:hAnsi="Arial" w:cs="Arial"/>
@@ -561,7 +561,7 @@
           <w:ilvl w:val="0"/>
           <w:numId w:val="4"/>
         </w:numPr>
-        <w:spacing w:after="0" w:line="360" w:lineRule="atLeast"/>
+        <w:spacing w:line="360" w:lineRule="atLeast"/>
         <w:ind w:left="284" w:hanging="284"/>
         <w:rPr>
           <w:rFonts w:ascii="Arial" w:hAnsi="Arial" w:cs="Arial"/>
@@ -588,7 +588,7 @@
     </w:p>
     <w:p>
       <w:pPr>
-        <w:spacing w:after="0" w:line="360" w:lineRule="atLeast"/>
+        <w:spacing w:line="360" w:lineRule="atLeast"/>
         <w:rPr>
           <w:rFonts w:ascii="Arial" w:hAnsi="Arial" w:cs="Arial"/>
           <w:sz w:val="20"/>
@@ -598,7 +598,7 @@
     </w:p>
     <w:p>
       <w:pPr>
-        <w:spacing w:after="0" w:line="360" w:lineRule="atLeast"/>
+        <w:spacing w:line="360" w:lineRule="atLeast"/>
         <w:rPr>
           <w:rFonts w:ascii="Arial" w:hAnsi="Arial" w:cs="Arial"/>
           <w:b/>
@@ -649,7 +649,7 @@
     </w:p>
     <w:p>
       <w:pPr>
-        <w:spacing w:after="0" w:line="360" w:lineRule="atLeast"/>
+        <w:spacing w:line="360" w:lineRule="atLeast"/>
         <w:rPr>
           <w:rFonts w:ascii="Arial" w:hAnsi="Arial" w:cs="Arial"/>
           <w:sz w:val="20"/>
@@ -659,7 +659,7 @@
     </w:p>
     <w:p>
       <w:pPr>
-        <w:spacing w:after="0" w:line="360" w:lineRule="atLeast"/>
+        <w:spacing w:line="360" w:lineRule="atLeast"/>
         <w:rPr>
           <w:rFonts w:ascii="Arial" w:hAnsi="Arial" w:cs="Arial"/>
           <w:sz w:val="20"/>
@@ -695,7 +695,7 @@
     </w:p>
     <w:p>
       <w:pPr>
-        <w:spacing w:after="0" w:line="360" w:lineRule="atLeast"/>
+        <w:spacing w:line="360" w:lineRule="atLeast"/>
         <w:rPr>
           <w:rFonts w:ascii="Arial" w:hAnsi="Arial" w:cs="Arial"/>
           <w:sz w:val="20"/>
@@ -741,22 +741,28 @@
     </w:p>
     <w:p>
       <w:pPr>
+        <w:spacing w:line="360" w:lineRule="atLeast"/>
+        <w:rPr>
+          <w:rFonts w:ascii="Arial" w:hAnsi="Arial" w:cs="Arial"/>
+          <w:sz w:val="20"/>
+          <w:szCs w:val="20"/>
+        </w:rPr>
+      </w:pPr>
+    </w:p>
+    <w:p>
+      <w:pPr>
         <w:tabs>
           <w:tab w:val="left" w:pos="709"/>
         </w:tabs>
         <w:spacing w:line="360" w:lineRule="atLeast"/>
         <w:rPr>
           <w:rFonts w:ascii="Arial" w:hAnsi="Arial" w:cs="Arial"/>
-          <w:sz w:val="24"/>
-          <w:szCs w:val="24"/>
         </w:rPr>
       </w:pPr>
       <w:r>
         <w:rPr>
           <w:rFonts w:ascii="Arial" w:hAnsi="Arial" w:cs="Arial"/>
           <w:b/>
-          <w:sz w:val="24"/>
-          <w:szCs w:val="24"/>
         </w:rPr>
         <w:lastRenderedPageBreak/>
         <w:t>1.</w:t>
@@ -765,8 +771,6 @@
         <w:rPr>
           <w:rFonts w:ascii="Arial" w:hAnsi="Arial" w:cs="Arial"/>
           <w:b/>
-          <w:sz w:val="24"/>
-          <w:szCs w:val="24"/>
         </w:rPr>
         <w:tab/>
       </w:r>
@@ -775,8 +779,6 @@
           <w:rFonts w:ascii="Arial" w:hAnsi="Arial" w:cs="Arial"/>
           <w:b/>
           <w:bCs/>
-          <w:sz w:val="24"/>
-          <w:szCs w:val="24"/>
         </w:rPr>
         <w:t>Project Title (</w:t>
       </w:r>
@@ -787,8 +789,6 @@
           <w:bCs/>
           <w:i/>
           <w:iCs/>
-          <w:sz w:val="24"/>
-          <w:szCs w:val="24"/>
         </w:rPr>
         <w:t>max 20 words</w:t>
       </w:r>
@@ -797,8 +797,6 @@
           <w:rFonts w:ascii="Arial" w:hAnsi="Arial" w:cs="Arial"/>
           <w:b/>
           <w:bCs/>
-          <w:sz w:val="24"/>
-          <w:szCs w:val="24"/>
         </w:rPr>
         <w:t>)</w:t>
       </w:r>
@@ -807,8 +805,6 @@
           <w:rFonts w:ascii="Arial" w:hAnsi="Arial" w:cs="Arial"/>
           <w:b/>
           <w:bCs/>
-          <w:sz w:val="24"/>
-          <w:szCs w:val="24"/>
         </w:rPr>
         <w:t xml:space="preserve"> and Keyword (max 5 keywords)</w:t>
       </w:r>
@@ -835,15 +831,11 @@
               <w:spacing w:line="360" w:lineRule="atLeast"/>
               <w:rPr>
                 <w:rFonts w:ascii="Arial" w:hAnsi="Arial" w:cs="Arial"/>
-                <w:sz w:val="24"/>
-                <w:szCs w:val="24"/>
-              </w:rPr>
-            </w:pPr>
-            <w:r>
-              <w:rPr>
-                <w:rFonts w:ascii="Arial" w:hAnsi="Arial" w:cs="Arial"/>
-                <w:sz w:val="24"/>
-                <w:szCs w:val="24"/>
+              </w:rPr>
+            </w:pPr>
+            <w:r>
+              <w:rPr>
+                <w:rFonts w:ascii="Arial" w:hAnsi="Arial" w:cs="Arial"/>
               </w:rPr>
               <w:t>Intelligent Food Waste Management Application for Reducing Household Food Waste</w:t>
             </w:r>
@@ -865,7 +857,13 @@
               <w:rPr>
                 <w:rFonts w:ascii="Arial" w:hAnsi="Arial" w:cs="Arial"/>
               </w:rPr>
-              <w:t>, Computer Vision, Open AI</w:t>
+              <w:t xml:space="preserve">, Computer Vision, </w:t>
+            </w:r>
+            <w:r>
+              <w:rPr>
+                <w:rFonts w:ascii="Arial" w:hAnsi="Arial" w:cs="Arial"/>
+              </w:rPr>
+              <w:t>OpenAI</w:t>
             </w:r>
           </w:p>
         </w:tc>
@@ -887,8 +885,6 @@
           <w:rFonts w:ascii="Arial" w:hAnsi="Arial" w:cs="Arial"/>
           <w:b/>
           <w:bCs/>
-          <w:sz w:val="24"/>
-          <w:szCs w:val="24"/>
         </w:rPr>
       </w:pPr>
       <w:r>
@@ -896,8 +892,6 @@
           <w:rFonts w:ascii="Arial" w:hAnsi="Arial" w:cs="Arial"/>
           <w:b/>
           <w:bCs/>
-          <w:sz w:val="24"/>
-          <w:szCs w:val="24"/>
         </w:rPr>
         <w:t>2.</w:t>
       </w:r>
@@ -906,8 +900,6 @@
           <w:rFonts w:ascii="Arial" w:hAnsi="Arial" w:cs="Arial"/>
           <w:b/>
           <w:bCs/>
-          <w:sz w:val="24"/>
-          <w:szCs w:val="24"/>
         </w:rPr>
         <w:tab/>
       </w:r>
@@ -916,8 +908,6 @@
           <w:rFonts w:ascii="Arial" w:hAnsi="Arial" w:cs="Arial"/>
           <w:b/>
           <w:bCs/>
-          <w:sz w:val="24"/>
-          <w:szCs w:val="24"/>
         </w:rPr>
         <w:t>Introduction (</w:t>
       </w:r>
@@ -928,8 +918,6 @@
           <w:bCs/>
           <w:i/>
           <w:iCs/>
-          <w:sz w:val="24"/>
-          <w:szCs w:val="24"/>
         </w:rPr>
         <w:t xml:space="preserve">max </w:t>
       </w:r>
@@ -940,8 +928,6 @@
           <w:bCs/>
           <w:i/>
           <w:iCs/>
-          <w:sz w:val="24"/>
-          <w:szCs w:val="24"/>
         </w:rPr>
         <w:t>5</w:t>
       </w:r>
@@ -952,8 +938,6 @@
           <w:bCs/>
           <w:i/>
           <w:iCs/>
-          <w:sz w:val="24"/>
-          <w:szCs w:val="24"/>
         </w:rPr>
         <w:t>00 words</w:t>
       </w:r>
@@ -962,8 +946,6 @@
           <w:rFonts w:ascii="Arial" w:hAnsi="Arial" w:cs="Arial"/>
           <w:b/>
           <w:bCs/>
-          <w:sz w:val="24"/>
-          <w:szCs w:val="24"/>
         </w:rPr>
         <w:t>)</w:t>
       </w:r>
@@ -1016,19 +998,31 @@
               <w:rPr>
                 <w:rFonts w:ascii="Arial" w:hAnsi="Arial" w:cs="Arial"/>
               </w:rPr>
-              <w:t xml:space="preserve"> to reach 9.8 billion by 2050. The worldwide demand for food will rise as the population of the world grows, putting strain on the global food supply system. Massive quantities of kitchen and food waste are accumulated </w:t>
-            </w:r>
-            <w:r>
-              <w:rPr>
-                <w:rFonts w:ascii="Arial" w:hAnsi="Arial" w:cs="Arial"/>
-              </w:rPr>
-              <w:t>because of</w:t>
-            </w:r>
-            <w:r>
-              <w:rPr>
-                <w:rFonts w:ascii="Arial" w:hAnsi="Arial" w:cs="Arial"/>
-              </w:rPr>
-              <w:t xml:space="preserve"> industrialization and poor management of waste.</w:t>
+              <w:t xml:space="preserve"> to reach 9.8 billion by 2050. </w:t>
+            </w:r>
+            <w:r>
+              <w:rPr>
+                <w:rFonts w:ascii="Arial" w:hAnsi="Arial" w:cs="Arial"/>
+              </w:rPr>
+              <w:t>As the world population grows, worldwide demand for food will rise</w:t>
+            </w:r>
+            <w:r>
+              <w:rPr>
+                <w:rFonts w:ascii="Arial" w:hAnsi="Arial" w:cs="Arial"/>
+              </w:rPr>
+              <w:t xml:space="preserve">, putting strain on the global food supply system. Massive quantities of kitchen and food waste </w:t>
+            </w:r>
+            <w:r>
+              <w:rPr>
+                <w:rFonts w:ascii="Arial" w:hAnsi="Arial" w:cs="Arial"/>
+              </w:rPr>
+              <w:t>accumulate because of industrialization and poor waste management</w:t>
+            </w:r>
+            <w:r>
+              <w:rPr>
+                <w:rFonts w:ascii="Arial" w:hAnsi="Arial" w:cs="Arial"/>
+              </w:rPr>
+              <w:t>.</w:t>
             </w:r>
             <w:r>
               <w:rPr>
@@ -1106,7 +1100,31 @@
               <w:rPr>
                 <w:rFonts w:ascii="Arial" w:hAnsi="Arial" w:cs="Arial"/>
               </w:rPr>
-              <w:t xml:space="preserve"> and Agriculture Organization (FAO), around 1.3 billion tons of food is lost and squandered every year, costing the world economy 750 billion dollars.</w:t>
+              <w:t xml:space="preserve"> and Agriculture Organization (FAO), around 1.3 billion tons of food </w:t>
+            </w:r>
+            <w:r>
+              <w:rPr>
+                <w:rFonts w:ascii="Arial" w:hAnsi="Arial" w:cs="Arial"/>
+              </w:rPr>
+              <w:t>are</w:t>
+            </w:r>
+            <w:r>
+              <w:rPr>
+                <w:rFonts w:ascii="Arial" w:hAnsi="Arial" w:cs="Arial"/>
+              </w:rPr>
+              <w:t xml:space="preserve"> lost and squandered every year, costing the world economy </w:t>
+            </w:r>
+            <w:r>
+              <w:rPr>
+                <w:rFonts w:ascii="Arial" w:hAnsi="Arial" w:cs="Arial"/>
+              </w:rPr>
+              <w:t>$750 billion</w:t>
+            </w:r>
+            <w:r>
+              <w:rPr>
+                <w:rFonts w:ascii="Arial" w:hAnsi="Arial" w:cs="Arial"/>
+              </w:rPr>
+              <w:t>.</w:t>
             </w:r>
             <w:r>
               <w:rPr>
@@ -1156,31 +1174,143 @@
               <w:rPr>
                 <w:rFonts w:ascii="Arial" w:hAnsi="Arial" w:cs="Arial"/>
               </w:rPr>
+              <w:t xml:space="preserve"> </w:t>
+            </w:r>
+            <w:r>
+              <w:rPr>
+                <w:rFonts w:ascii="Arial" w:hAnsi="Arial" w:cs="Arial"/>
+              </w:rPr>
+              <w:t xml:space="preserve">The </w:t>
+            </w:r>
+            <w:r>
+              <w:rPr>
+                <w:rFonts w:ascii="Arial" w:hAnsi="Arial" w:cs="Arial"/>
+              </w:rPr>
+              <w:t xml:space="preserve">Environmental Protection Agency (EPA) of Ireland estimates that 708,000 tonnes of food waste </w:t>
+            </w:r>
+            <w:r>
+              <w:rPr>
+                <w:rFonts w:ascii="Arial" w:hAnsi="Arial" w:cs="Arial"/>
+              </w:rPr>
+              <w:t>were</w:t>
+            </w:r>
+            <w:r>
+              <w:rPr>
+                <w:rFonts w:ascii="Arial" w:hAnsi="Arial" w:cs="Arial"/>
+              </w:rPr>
+              <w:t xml:space="preserve"> generated in 2024. This equates to 132kg of food waste per person, </w:t>
+            </w:r>
+            <w:r>
+              <w:rPr>
+                <w:rFonts w:ascii="Arial" w:hAnsi="Arial" w:cs="Arial"/>
+              </w:rPr>
+              <w:t xml:space="preserve">higher than the EU average </w:t>
+            </w:r>
+            <w:r>
+              <w:rPr>
+                <w:rFonts w:ascii="Arial" w:hAnsi="Arial" w:cs="Arial"/>
+              </w:rPr>
+              <w:t xml:space="preserve">of 130kg </w:t>
+            </w:r>
+            <w:r>
+              <w:rPr>
+                <w:rFonts w:ascii="Arial" w:hAnsi="Arial" w:cs="Arial"/>
+              </w:rPr>
+              <w:t>per person.</w:t>
+            </w:r>
+            <w:r>
+              <w:rPr>
+                <w:rFonts w:ascii="Arial" w:hAnsi="Arial" w:cs="Arial"/>
+              </w:rPr>
+              <w:t xml:space="preserve"> </w:t>
+            </w:r>
+            <w:r>
+              <w:rPr>
+                <w:rFonts w:ascii="Arial" w:hAnsi="Arial" w:cs="Arial"/>
+              </w:rPr>
+              <w:t>Of the 708,000 tonnes, households accounted for 31% (219,000 tonnes) of total waste</w:t>
+            </w:r>
+            <w:r>
+              <w:rPr>
+                <w:rFonts w:ascii="Arial" w:hAnsi="Arial" w:cs="Arial"/>
+              </w:rPr>
               <w:t>.</w:t>
             </w:r>
             <w:r>
               <w:rPr>
                 <w:rFonts w:ascii="Arial" w:hAnsi="Arial" w:cs="Arial"/>
               </w:rPr>
-              <w:t xml:space="preserve">The </w:t>
-            </w:r>
-            <w:r>
-              <w:rPr>
-                <w:rFonts w:ascii="Arial" w:hAnsi="Arial" w:cs="Arial"/>
-              </w:rPr>
-              <w:t xml:space="preserve">Environmental Protection Agency (EPA) of Ireland estimates that 708,000 tonnes of food waste </w:t>
-            </w:r>
-            <w:r>
-              <w:rPr>
-                <w:rFonts w:ascii="Arial" w:hAnsi="Arial" w:cs="Arial"/>
-              </w:rPr>
-              <w:t>was</w:t>
-            </w:r>
-            <w:r>
-              <w:rPr>
-                <w:rFonts w:ascii="Arial" w:hAnsi="Arial" w:cs="Arial"/>
-              </w:rPr>
-              <w:t xml:space="preserve"> generated in 2024. This equates to 132kg of food waste per person, which is higher than the EU average food waste</w:t>
+              <w:fldChar w:fldCharType="begin"/>
+            </w:r>
+            <w:r>
+              <w:rPr>
+                <w:rFonts w:ascii="Arial" w:hAnsi="Arial" w:cs="Arial"/>
+              </w:rPr>
+              <w:instrText xml:space="preserve"> ADDIN ZOTERO_ITEM CSL_CITATION {"citationID":"zC8m7iW1","properties":{"formattedCitation":"(Agency 2026)","plainCitation":"(Agency 2026)","noteIndex":0},"citationItems":[{"id":46,"uris":["http://zotero.org/users/local/ALZH0Phn/items/EUSXIBAN"],"itemData":{"id":46,"type":"webpage","language":"en","title":"Food Waste Statistics for Ireland","URL":"https://www.epa.ie/our-services/monitoring--assessment/waste/national-waste-statistics/food/","author":[{"family":"Agency","given":"Environmental Protection"}],"accessed":{"date-parts":[["2026",10,2]]}}}],"schema":"https://github.com/citation-style-language/schema/raw/master/csl-citation.json"} </w:instrText>
+            </w:r>
+            <w:r>
+              <w:rPr>
+                <w:rFonts w:ascii="Arial" w:hAnsi="Arial" w:cs="Arial"/>
+              </w:rPr>
+              <w:fldChar w:fldCharType="separate"/>
+            </w:r>
+            <w:r>
+              <w:rPr>
+                <w:rFonts w:ascii="Arial" w:hAnsi="Arial" w:cs="Arial"/>
+              </w:rPr>
+              <w:t>(Agency 2026)</w:t>
+            </w:r>
+            <w:r>
+              <w:rPr>
+                <w:rFonts w:ascii="Arial" w:hAnsi="Arial" w:cs="Arial"/>
+              </w:rPr>
+              <w:fldChar w:fldCharType="end"/>
+            </w:r>
+            <w:r>
+              <w:rPr>
+                <w:rFonts w:ascii="Arial" w:hAnsi="Arial" w:cs="Arial"/>
+              </w:rPr>
+              <w:t>.</w:t>
+            </w:r>
+          </w:p>
+          <w:p>
+            <w:pPr>
+              <w:spacing w:line="360" w:lineRule="atLeast"/>
+              <w:rPr>
+                <w:rFonts w:ascii="Arial" w:hAnsi="Arial" w:cs="Arial"/>
+              </w:rPr>
+            </w:pPr>
+          </w:p>
+          <w:p>
+            <w:pPr>
+              <w:spacing w:line="360" w:lineRule="atLeast"/>
+              <w:rPr>
+                <w:rFonts w:ascii="Arial" w:hAnsi="Arial" w:cs="Arial"/>
+              </w:rPr>
+            </w:pPr>
+            <w:r>
+              <w:rPr>
+                <w:rFonts w:ascii="Arial" w:hAnsi="Arial" w:cs="Arial"/>
+              </w:rPr>
+              <w:t>Food waste cost</w:t>
+            </w:r>
+            <w:r>
+              <w:rPr>
+                <w:rFonts w:ascii="Arial" w:hAnsi="Arial" w:cs="Arial"/>
+              </w:rPr>
+              <w:t xml:space="preserve">s </w:t>
+            </w:r>
+            <w:r>
+              <w:rPr>
+                <w:rFonts w:ascii="Arial" w:hAnsi="Arial" w:cs="Arial"/>
+              </w:rPr>
+              <w:t>the average Irish household around €60 per month</w:t>
+            </w:r>
+            <w:r>
+              <w:rPr>
+                <w:rFonts w:ascii="Arial" w:hAnsi="Arial" w:cs="Arial"/>
+              </w:rPr>
+              <w:t>,</w:t>
             </w:r>
             <w:r>
               <w:rPr>
@@ -1192,19 +1322,31 @@
               <w:rPr>
                 <w:rFonts w:ascii="Arial" w:hAnsi="Arial" w:cs="Arial"/>
               </w:rPr>
-              <w:t xml:space="preserve">of 130kg </w:t>
-            </w:r>
-            <w:r>
-              <w:rPr>
-                <w:rFonts w:ascii="Arial" w:hAnsi="Arial" w:cs="Arial"/>
-              </w:rPr>
-              <w:t>per person.</w:t>
-            </w:r>
-            <w:r>
-              <w:rPr>
-                <w:rFonts w:ascii="Arial" w:hAnsi="Arial" w:cs="Arial"/>
-              </w:rPr>
-              <w:t xml:space="preserve"> Out of the 708,000 tonnes, households were at the top of the list with 31% (219,000 tonnes) of the total wastage.</w:t>
+              <w:t>or</w:t>
+            </w:r>
+            <w:r>
+              <w:rPr>
+                <w:rFonts w:ascii="Arial" w:hAnsi="Arial" w:cs="Arial"/>
+              </w:rPr>
+              <w:t xml:space="preserve"> </w:t>
+            </w:r>
+            <w:r>
+              <w:rPr>
+                <w:rFonts w:ascii="Arial" w:hAnsi="Arial" w:cs="Arial"/>
+              </w:rPr>
+              <w:t xml:space="preserve">€700 per year. </w:t>
+            </w:r>
+            <w:r>
+              <w:rPr>
+                <w:rFonts w:ascii="Arial" w:hAnsi="Arial" w:cs="Arial"/>
+              </w:rPr>
+              <w:t>That’s</w:t>
+            </w:r>
+            <w:r>
+              <w:rPr>
+                <w:rFonts w:ascii="Arial" w:hAnsi="Arial" w:cs="Arial"/>
+              </w:rPr>
+              <w:t xml:space="preserve"> an annual national cost of €1.29 billion. </w:t>
             </w:r>
             <w:r>
               <w:rPr>
@@ -1216,7 +1358,7 @@
               <w:rPr>
                 <w:rFonts w:ascii="Arial" w:hAnsi="Arial" w:cs="Arial"/>
               </w:rPr>
-              <w:instrText xml:space="preserve"> ADDIN ZOTERO_ITEM CSL_CITATION {"citationID":"zC8m7iW1","properties":{"formattedCitation":"(Agency 2026)","plainCitation":"(Agency 2026)","noteIndex":0},"citationItems":[{"id":46,"uris":["http://zotero.org/users/local/ALZH0Phn/items/EUSXIBAN"],"itemData":{"id":46,"type":"webpage","language":"en","title":"Food Waste Statistics for Ireland","URL":"https://www.epa.ie/our-services/monitoring--assessment/waste/national-waste-statistics/food/","author":[{"family":"Agency","given":"Environmental Protection"}],"accessed":{"date-parts":[["2026",10,2]]}}}],"schema":"https://github.com/citation-style-language/schema/raw/master/csl-citation.json"} </w:instrText>
+              <w:instrText xml:space="preserve"> ADDIN ZOTERO_ITEM CSL_CITATION {"citationID":"m4O6c7QB","properties":{"formattedCitation":"(Agency 2026)","plainCitation":"(Agency 2026)","noteIndex":0},"citationItems":[{"id":46,"uris":["http://zotero.org/users/local/ALZH0Phn/items/EUSXIBAN"],"itemData":{"id":46,"type":"webpage","language":"en","title":"Food Waste Statistics for Ireland","URL":"https://www.epa.ie/our-services/monitoring--assessment/waste/national-waste-statistics/food/","author":[{"family":"Agency","given":"Environmental Protection"}],"accessed":{"date-parts":[["2026",10,2]]}}}],"schema":"https://github.com/citation-style-language/schema/raw/master/csl-citation.json"} </w:instrText>
             </w:r>
             <w:r>
               <w:rPr>
@@ -1240,100 +1382,6 @@
               <w:rPr>
                 <w:rFonts w:ascii="Arial" w:hAnsi="Arial" w:cs="Arial"/>
               </w:rPr>
-              <w:t>.</w:t>
-            </w:r>
-          </w:p>
-          <w:p>
-            <w:pPr>
-              <w:spacing w:line="360" w:lineRule="atLeast"/>
-              <w:rPr>
-                <w:rFonts w:ascii="Arial" w:hAnsi="Arial" w:cs="Arial"/>
-              </w:rPr>
-            </w:pPr>
-          </w:p>
-          <w:p>
-            <w:pPr>
-              <w:spacing w:line="360" w:lineRule="atLeast"/>
-              <w:rPr>
-                <w:rFonts w:ascii="Arial" w:hAnsi="Arial" w:cs="Arial"/>
-              </w:rPr>
-            </w:pPr>
-            <w:r>
-              <w:rPr>
-                <w:rFonts w:ascii="Arial" w:hAnsi="Arial" w:cs="Arial"/>
-              </w:rPr>
-              <w:t>Food waste cost</w:t>
-            </w:r>
-            <w:r>
-              <w:rPr>
-                <w:rFonts w:ascii="Arial" w:hAnsi="Arial" w:cs="Arial"/>
-              </w:rPr>
-              <w:t xml:space="preserve">s </w:t>
-            </w:r>
-            <w:r>
-              <w:rPr>
-                <w:rFonts w:ascii="Arial" w:hAnsi="Arial" w:cs="Arial"/>
-              </w:rPr>
-              <w:t>the average Irish household around €60 per month</w:t>
-            </w:r>
-            <w:r>
-              <w:rPr>
-                <w:rFonts w:ascii="Arial" w:hAnsi="Arial" w:cs="Arial"/>
-              </w:rPr>
-              <w:t xml:space="preserve"> which equates to </w:t>
-            </w:r>
-            <w:r>
-              <w:rPr>
-                <w:rFonts w:ascii="Arial" w:hAnsi="Arial" w:cs="Arial"/>
-              </w:rPr>
-              <w:t xml:space="preserve">€700 per year. </w:t>
-            </w:r>
-            <w:r>
-              <w:rPr>
-                <w:rFonts w:ascii="Arial" w:hAnsi="Arial" w:cs="Arial"/>
-              </w:rPr>
-              <w:t>That’s</w:t>
-            </w:r>
-            <w:r>
-              <w:rPr>
-                <w:rFonts w:ascii="Arial" w:hAnsi="Arial" w:cs="Arial"/>
-              </w:rPr>
-              <w:t xml:space="preserve"> an annual national cost of €1.29 billion. </w:t>
-            </w:r>
-            <w:r>
-              <w:rPr>
-                <w:rFonts w:ascii="Arial" w:hAnsi="Arial" w:cs="Arial"/>
-              </w:rPr>
-              <w:fldChar w:fldCharType="begin"/>
-            </w:r>
-            <w:r>
-              <w:rPr>
-                <w:rFonts w:ascii="Arial" w:hAnsi="Arial" w:cs="Arial"/>
-              </w:rPr>
-              <w:instrText xml:space="preserve"> ADDIN ZOTERO_ITEM CSL_CITATION {"citationID":"m4O6c7QB","properties":{"formattedCitation":"(Agency 2026)","plainCitation":"(Agency 2026)","noteIndex":0},"citationItems":[{"id":46,"uris":["http://zotero.org/users/local/ALZH0Phn/items/EUSXIBAN"],"itemData":{"id":46,"type":"webpage","language":"en","title":"Food Waste Statistics for Ireland","URL":"https://www.epa.ie/our-services/monitoring--assessment/waste/national-waste-statistics/food/","author":[{"family":"Agency","given":"Environmental Protection"}],"accessed":{"date-parts":[["2026",10,2]]}}}],"schema":"https://github.com/citation-style-language/schema/raw/master/csl-citation.json"} </w:instrText>
-            </w:r>
-            <w:r>
-              <w:rPr>
-                <w:rFonts w:ascii="Arial" w:hAnsi="Arial" w:cs="Arial"/>
-              </w:rPr>
-              <w:fldChar w:fldCharType="separate"/>
-            </w:r>
-            <w:r>
-              <w:rPr>
-                <w:rFonts w:ascii="Arial" w:hAnsi="Arial" w:cs="Arial"/>
-              </w:rPr>
-              <w:t>(Agency 2026)</w:t>
-            </w:r>
-            <w:r>
-              <w:rPr>
-                <w:rFonts w:ascii="Arial" w:hAnsi="Arial" w:cs="Arial"/>
-              </w:rPr>
-              <w:fldChar w:fldCharType="end"/>
-            </w:r>
-            <w:r>
-              <w:rPr>
-                <w:rFonts w:ascii="Arial" w:hAnsi="Arial" w:cs="Arial"/>
-              </w:rPr>
               <w:t xml:space="preserve">. </w:t>
             </w:r>
             <w:r>
@@ -1342,6 +1390,22 @@
               </w:rPr>
               <w:t>Food waste prevention is therefore an important approach to reducing the environmental and economic impacts associated with household food waste.</w:t>
             </w:r>
+          </w:p>
+          <w:p>
+            <w:pPr>
+              <w:spacing w:line="360" w:lineRule="atLeast"/>
+              <w:rPr>
+                <w:rFonts w:ascii="Arial" w:hAnsi="Arial" w:cs="Arial"/>
+              </w:rPr>
+            </w:pPr>
+          </w:p>
+          <w:p>
+            <w:pPr>
+              <w:spacing w:line="360" w:lineRule="atLeast"/>
+              <w:rPr>
+                <w:rFonts w:ascii="Arial" w:hAnsi="Arial" w:cs="Arial"/>
+              </w:rPr>
+            </w:pPr>
           </w:p>
           <w:p>
             <w:pPr>
@@ -1406,7 +1470,43 @@
               <w:rPr>
                 <w:rFonts w:ascii="Arial" w:hAnsi="Arial" w:cs="Arial"/>
               </w:rPr>
-              <w:t xml:space="preserve">My project is aimed primarily at the planning stage of the household food waste journey. As shown in Figure 1, a lack of checking what food is already available in the house and a lack of meal planning can contribute to wasteful behaviour </w:t>
+              <w:t xml:space="preserve">My project </w:t>
+            </w:r>
+            <w:r>
+              <w:rPr>
+                <w:rFonts w:ascii="Arial" w:hAnsi="Arial" w:cs="Arial"/>
+              </w:rPr>
+              <w:t>focuses primarily on</w:t>
+            </w:r>
+            <w:r>
+              <w:rPr>
+                <w:rFonts w:ascii="Arial" w:hAnsi="Arial" w:cs="Arial"/>
+              </w:rPr>
+              <w:t xml:space="preserve"> the planning stage of the household food waste journey. As shown in Figure 1, </w:t>
+            </w:r>
+            <w:r>
+              <w:rPr>
+                <w:rFonts w:ascii="Arial" w:hAnsi="Arial" w:cs="Arial"/>
+              </w:rPr>
+              <w:t xml:space="preserve">not checking what food is already available in the house and not planning meals can contribute to wasteful </w:t>
+            </w:r>
+            <w:r>
+              <w:rPr>
+                <w:rFonts w:ascii="Arial" w:hAnsi="Arial" w:cs="Arial"/>
+              </w:rPr>
+              <w:t>behaviour</w:t>
+            </w:r>
+            <w:r>
+              <w:rPr>
+                <w:rFonts w:ascii="Arial" w:hAnsi="Arial" w:cs="Arial"/>
+              </w:rPr>
+              <w:t>.</w:t>
+            </w:r>
+            <w:r>
+              <w:rPr>
+                <w:rFonts w:ascii="Arial" w:hAnsi="Arial" w:cs="Arial"/>
+              </w:rPr>
+              <w:t xml:space="preserve"> </w:t>
             </w:r>
             <w:r>
               <w:rPr>
@@ -1456,8 +1556,66 @@
               <w:rPr>
                 <w:rFonts w:ascii="Arial" w:hAnsi="Arial" w:cs="Arial"/>
               </w:rPr>
-              <w:t>. These behaviours can result in households purchasing food that they already have, failing to use food before it expires, or purchasing ingredients without having a plan for how they will be used.</w:t>
-            </w:r>
+              <w:t xml:space="preserve">. These </w:t>
+            </w:r>
+            <w:r>
+              <w:rPr>
+                <w:rFonts w:ascii="Arial" w:hAnsi="Arial" w:cs="Arial"/>
+              </w:rPr>
+              <w:t>behaviours</w:t>
+            </w:r>
+            <w:r>
+              <w:rPr>
+                <w:rFonts w:ascii="Arial" w:hAnsi="Arial" w:cs="Arial"/>
+              </w:rPr>
+              <w:t xml:space="preserve"> can lead households to buy food they already have, fail to use food before it expires, or buy ingredients without </w:t>
+            </w:r>
+            <w:r>
+              <w:rPr>
+                <w:rFonts w:ascii="Arial" w:hAnsi="Arial" w:cs="Arial"/>
+              </w:rPr>
+              <w:t>a plan for how they will be used.</w:t>
+            </w:r>
+          </w:p>
+          <w:p>
+            <w:pPr>
+              <w:spacing w:line="360" w:lineRule="atLeast"/>
+              <w:rPr>
+                <w:rFonts w:ascii="Arial" w:hAnsi="Arial" w:cs="Arial"/>
+              </w:rPr>
+            </w:pPr>
+          </w:p>
+          <w:p>
+            <w:pPr>
+              <w:spacing w:line="360" w:lineRule="atLeast"/>
+              <w:rPr>
+                <w:rFonts w:ascii="Arial" w:hAnsi="Arial" w:cs="Arial"/>
+              </w:rPr>
+            </w:pPr>
+          </w:p>
+          <w:p>
+            <w:pPr>
+              <w:spacing w:line="360" w:lineRule="atLeast"/>
+              <w:rPr>
+                <w:rFonts w:ascii="Arial" w:hAnsi="Arial" w:cs="Arial"/>
+              </w:rPr>
+            </w:pPr>
+          </w:p>
+          <w:p>
+            <w:pPr>
+              <w:spacing w:line="360" w:lineRule="atLeast"/>
+              <w:rPr>
+                <w:rFonts w:ascii="Arial" w:hAnsi="Arial" w:cs="Arial"/>
+              </w:rPr>
+            </w:pPr>
+          </w:p>
+          <w:p>
+            <w:pPr>
+              <w:spacing w:line="360" w:lineRule="atLeast"/>
+              <w:rPr>
+                <w:rFonts w:ascii="Arial" w:hAnsi="Arial" w:cs="Arial"/>
+              </w:rPr>
+            </w:pPr>
           </w:p>
           <w:p>
             <w:pPr>
@@ -1485,7 +1643,6 @@
                 <w:bCs/>
                 <w:noProof/>
               </w:rPr>
-              <w:lastRenderedPageBreak/>
               <w:drawing>
                 <wp:inline distT="0" distB="0" distL="0" distR="0" wp14:anchorId="6C1AC99B" wp14:editId="5AB536D1">
                   <wp:extent cx="5706271" cy="2800741"/>
@@ -1624,92 +1781,154 @@
               <w:rPr>
                 <w:rFonts w:ascii="Arial" w:hAnsi="Arial" w:cs="Arial"/>
               </w:rPr>
-              <w:t xml:space="preserve">The proposed application aims to address these issues by providing users with a digital catalogue of the food and products that are in their household. Users will be able to record the food they have and the relevant information such as expiry dates. This will provide the users with greater visibility of the food already inside </w:t>
-            </w:r>
-            <w:r>
-              <w:rPr>
-                <w:rFonts w:ascii="Arial" w:hAnsi="Arial" w:cs="Arial"/>
-              </w:rPr>
-              <w:t>their</w:t>
-            </w:r>
-            <w:r>
-              <w:rPr>
-                <w:rFonts w:ascii="Arial" w:hAnsi="Arial" w:cs="Arial"/>
-              </w:rPr>
-              <w:t xml:space="preserve"> home and help them make more informed decisions when it comes to planning meals and purchasing additional food.</w:t>
-            </w:r>
-          </w:p>
-          <w:p>
-            <w:pPr>
-              <w:spacing w:line="360" w:lineRule="atLeast"/>
-              <w:rPr>
-                <w:rFonts w:ascii="Arial" w:hAnsi="Arial" w:cs="Arial"/>
-              </w:rPr>
-            </w:pPr>
-          </w:p>
-          <w:p>
-            <w:pPr>
-              <w:spacing w:line="360" w:lineRule="atLeast"/>
-              <w:rPr>
-                <w:rFonts w:ascii="Arial" w:hAnsi="Arial" w:cs="Arial"/>
-              </w:rPr>
-            </w:pPr>
-            <w:r>
-              <w:rPr>
-                <w:rFonts w:ascii="Arial" w:hAnsi="Arial" w:cs="Arial"/>
-              </w:rPr>
-              <w:t xml:space="preserve">The application will alert the user with notifications that food </w:t>
-            </w:r>
-            <w:r>
-              <w:rPr>
-                <w:rFonts w:ascii="Arial" w:hAnsi="Arial" w:cs="Arial"/>
-              </w:rPr>
-              <w:t>is</w:t>
-            </w:r>
-            <w:r>
-              <w:rPr>
-                <w:rFonts w:ascii="Arial" w:hAnsi="Arial" w:cs="Arial"/>
-              </w:rPr>
-              <w:t xml:space="preserve"> expiring soon and provide the user with a report of the foods expiring as well as suggested recipes. Once food has expired and has not been consumed the user can record the details of the food(s) wasted and those statistics can be viewed in a weekly wastage report. </w:t>
-            </w:r>
-          </w:p>
-          <w:p>
-            <w:pPr>
-              <w:spacing w:line="360" w:lineRule="atLeast"/>
-              <w:rPr>
-                <w:rFonts w:ascii="Arial" w:hAnsi="Arial" w:cs="Arial"/>
-              </w:rPr>
-            </w:pPr>
-          </w:p>
-          <w:p>
-            <w:pPr>
-              <w:spacing w:line="360" w:lineRule="atLeast"/>
-              <w:rPr>
-                <w:rFonts w:ascii="Arial" w:hAnsi="Arial" w:cs="Arial"/>
-              </w:rPr>
-            </w:pPr>
-            <w:r>
-              <w:rPr>
-                <w:rFonts w:ascii="Arial" w:hAnsi="Arial" w:cs="Arial"/>
-              </w:rPr>
-              <w:t xml:space="preserve">The overall aim for the project is to create a working application that if used correctly will help reduce household food wastage by improving the uses visibility of what is in their kitchen and help them plan for future food purchases and meals. </w:t>
-            </w:r>
-          </w:p>
-          <w:p>
-            <w:pPr>
-              <w:spacing w:line="360" w:lineRule="atLeast"/>
-              <w:rPr>
-                <w:rFonts w:ascii="Arial" w:hAnsi="Arial" w:cs="Arial"/>
-              </w:rPr>
-            </w:pPr>
-          </w:p>
-          <w:p>
-            <w:pPr>
-              <w:spacing w:line="360" w:lineRule="atLeast"/>
-              <w:rPr>
-                <w:rFonts w:ascii="Arial" w:hAnsi="Arial" w:cs="Arial"/>
-              </w:rPr>
-            </w:pPr>
+              <w:t>My</w:t>
+            </w:r>
+            <w:r>
+              <w:rPr>
+                <w:rFonts w:ascii="Arial" w:hAnsi="Arial" w:cs="Arial"/>
+              </w:rPr>
+              <w:t xml:space="preserve"> proposed application aims to address these issues by providing users with a digital </w:t>
+            </w:r>
+            <w:r>
+              <w:rPr>
+                <w:rFonts w:ascii="Arial" w:hAnsi="Arial" w:cs="Arial"/>
+              </w:rPr>
+              <w:t>catalogue</w:t>
+            </w:r>
+            <w:r>
+              <w:rPr>
+                <w:rFonts w:ascii="Arial" w:hAnsi="Arial" w:cs="Arial"/>
+              </w:rPr>
+              <w:t xml:space="preserve"> of the food and products </w:t>
+            </w:r>
+            <w:r>
+              <w:rPr>
+                <w:rFonts w:ascii="Arial" w:hAnsi="Arial" w:cs="Arial"/>
+              </w:rPr>
+              <w:t>in their household. Users will be able to record the food they have and the relevant information such as expiry date</w:t>
+            </w:r>
+            <w:r>
+              <w:rPr>
+                <w:rFonts w:ascii="Arial" w:hAnsi="Arial" w:cs="Arial"/>
+              </w:rPr>
+              <w:t>s and labels</w:t>
+            </w:r>
+            <w:r>
+              <w:rPr>
+                <w:rFonts w:ascii="Arial" w:hAnsi="Arial" w:cs="Arial"/>
+              </w:rPr>
+              <w:t xml:space="preserve">. This will </w:t>
+            </w:r>
+            <w:r>
+              <w:rPr>
+                <w:rFonts w:ascii="Arial" w:hAnsi="Arial" w:cs="Arial"/>
+              </w:rPr>
+              <w:t xml:space="preserve">give users greater visibility into the food already in their home and help them make more informed decisions about meal planning </w:t>
+            </w:r>
+            <w:r>
+              <w:rPr>
+                <w:rFonts w:ascii="Arial" w:hAnsi="Arial" w:cs="Arial"/>
+              </w:rPr>
+              <w:t>and purchasing additional food.</w:t>
+            </w:r>
+          </w:p>
+          <w:p>
+            <w:pPr>
+              <w:spacing w:line="360" w:lineRule="atLeast"/>
+              <w:rPr>
+                <w:rFonts w:ascii="Arial" w:hAnsi="Arial" w:cs="Arial"/>
+              </w:rPr>
+            </w:pPr>
+          </w:p>
+          <w:p>
+            <w:pPr>
+              <w:spacing w:line="360" w:lineRule="atLeast"/>
+              <w:rPr>
+                <w:rFonts w:ascii="Arial" w:hAnsi="Arial" w:cs="Arial"/>
+              </w:rPr>
+            </w:pPr>
+            <w:r>
+              <w:rPr>
+                <w:rFonts w:ascii="Arial" w:hAnsi="Arial" w:cs="Arial"/>
+              </w:rPr>
+              <w:t xml:space="preserve">The application will alert </w:t>
+            </w:r>
+            <w:r>
+              <w:rPr>
+                <w:rFonts w:ascii="Arial" w:hAnsi="Arial" w:cs="Arial"/>
+              </w:rPr>
+              <w:t>users when food is expiring soon and provide a report of expiring foods, along with</w:t>
+            </w:r>
+            <w:r>
+              <w:rPr>
+                <w:rFonts w:ascii="Arial" w:hAnsi="Arial" w:cs="Arial"/>
+              </w:rPr>
+              <w:t xml:space="preserve"> suggested recipes. Once food has expired and has not been consumed</w:t>
+            </w:r>
+            <w:r>
+              <w:rPr>
+                <w:rFonts w:ascii="Arial" w:hAnsi="Arial" w:cs="Arial"/>
+              </w:rPr>
+              <w:t>, the user can record the details of the food(s) wasted,</w:t>
+            </w:r>
+            <w:r>
+              <w:rPr>
+                <w:rFonts w:ascii="Arial" w:hAnsi="Arial" w:cs="Arial"/>
+              </w:rPr>
+              <w:t xml:space="preserve"> and those statistics can be viewed in a weekly wastage report. </w:t>
+            </w:r>
+          </w:p>
+          <w:p>
+            <w:pPr>
+              <w:spacing w:line="360" w:lineRule="atLeast"/>
+              <w:rPr>
+                <w:rFonts w:ascii="Arial" w:hAnsi="Arial" w:cs="Arial"/>
+              </w:rPr>
+            </w:pPr>
+          </w:p>
+          <w:p>
+            <w:pPr>
+              <w:spacing w:line="360" w:lineRule="atLeast"/>
+              <w:rPr>
+                <w:rFonts w:ascii="Arial" w:hAnsi="Arial" w:cs="Arial"/>
+              </w:rPr>
+            </w:pPr>
+            <w:r>
+              <w:rPr>
+                <w:rFonts w:ascii="Arial" w:hAnsi="Arial" w:cs="Arial"/>
+              </w:rPr>
+              <w:t xml:space="preserve">The overall aim for </w:t>
+            </w:r>
+            <w:r>
+              <w:rPr>
+                <w:rFonts w:ascii="Arial" w:hAnsi="Arial" w:cs="Arial"/>
+              </w:rPr>
+              <w:t>my</w:t>
+            </w:r>
+            <w:r>
+              <w:rPr>
+                <w:rFonts w:ascii="Arial" w:hAnsi="Arial" w:cs="Arial"/>
+              </w:rPr>
+              <w:t xml:space="preserve"> project is to create a working </w:t>
+            </w:r>
+            <w:r>
+              <w:rPr>
+                <w:rFonts w:ascii="Arial" w:hAnsi="Arial" w:cs="Arial"/>
+              </w:rPr>
+              <w:t xml:space="preserve">computer </w:t>
+            </w:r>
+            <w:r>
+              <w:rPr>
+                <w:rFonts w:ascii="Arial" w:hAnsi="Arial" w:cs="Arial"/>
+              </w:rPr>
+              <w:t>vision and OCR software that can accurately detect food labels and expiration dates and implement it into an application that can help reduce household food wastage by improving the user's</w:t>
+            </w:r>
+            <w:r>
+              <w:rPr>
+                <w:rFonts w:ascii="Arial" w:hAnsi="Arial" w:cs="Arial"/>
+              </w:rPr>
+              <w:t xml:space="preserve"> visibility of what is in their kitchen and help them plan for future food purchases and meals. </w:t>
+            </w:r>
           </w:p>
           <w:p>
             <w:pPr>
@@ -1737,8 +1956,6 @@
           <w:rFonts w:ascii="Arial" w:hAnsi="Arial" w:cs="Arial"/>
           <w:b/>
           <w:bCs/>
-          <w:sz w:val="24"/>
-          <w:szCs w:val="24"/>
         </w:rPr>
       </w:pPr>
     </w:p>
@@ -1750,8 +1967,6 @@
           <w:rFonts w:ascii="Arial" w:hAnsi="Arial" w:cs="Arial"/>
           <w:b/>
           <w:bCs/>
-          <w:sz w:val="24"/>
-          <w:szCs w:val="24"/>
         </w:rPr>
       </w:pPr>
     </w:p>
@@ -1763,56 +1978,13 @@
           <w:rFonts w:ascii="Arial" w:hAnsi="Arial" w:cs="Arial"/>
           <w:b/>
           <w:bCs/>
-          <w:sz w:val="24"/>
-          <w:szCs w:val="24"/>
-        </w:rPr>
-      </w:pPr>
-    </w:p>
-    <w:p>
-      <w:pPr>
-        <w:spacing w:line="360" w:lineRule="atLeast"/>
-        <w:ind w:left="720" w:hanging="720"/>
+        </w:rPr>
+      </w:pPr>
+      <w:r>
         <w:rPr>
           <w:rFonts w:ascii="Arial" w:hAnsi="Arial" w:cs="Arial"/>
           <w:b/>
           <w:bCs/>
-          <w:sz w:val="24"/>
-          <w:szCs w:val="24"/>
-        </w:rPr>
-      </w:pPr>
-    </w:p>
-    <w:p>
-      <w:pPr>
-        <w:spacing w:line="360" w:lineRule="atLeast"/>
-        <w:ind w:left="720" w:hanging="720"/>
-        <w:rPr>
-          <w:rFonts w:ascii="Arial" w:hAnsi="Arial" w:cs="Arial"/>
-          <w:b/>
-          <w:bCs/>
-          <w:sz w:val="24"/>
-          <w:szCs w:val="24"/>
-        </w:rPr>
-      </w:pPr>
-    </w:p>
-    <w:p>
-      <w:pPr>
-        <w:spacing w:line="360" w:lineRule="atLeast"/>
-        <w:ind w:left="720" w:hanging="720"/>
-        <w:rPr>
-          <w:rFonts w:ascii="Arial" w:hAnsi="Arial" w:cs="Arial"/>
-          <w:b/>
-          <w:bCs/>
-          <w:sz w:val="24"/>
-          <w:szCs w:val="24"/>
-        </w:rPr>
-      </w:pPr>
-      <w:r>
-        <w:rPr>
-          <w:rFonts w:ascii="Arial" w:hAnsi="Arial" w:cs="Arial"/>
-          <w:b/>
-          <w:bCs/>
-          <w:sz w:val="24"/>
-          <w:szCs w:val="24"/>
         </w:rPr>
         <w:t>3.</w:t>
       </w:r>
@@ -1821,8 +1993,6 @@
           <w:rFonts w:ascii="Arial" w:hAnsi="Arial" w:cs="Arial"/>
           <w:b/>
           <w:bCs/>
-          <w:sz w:val="24"/>
-          <w:szCs w:val="24"/>
         </w:rPr>
         <w:tab/>
       </w:r>
@@ -1831,8 +2001,6 @@
           <w:rFonts w:ascii="Arial" w:hAnsi="Arial" w:cs="Arial"/>
           <w:b/>
           <w:bCs/>
-          <w:sz w:val="24"/>
-          <w:szCs w:val="24"/>
         </w:rPr>
         <w:t>Aims &amp; Objectives</w:t>
       </w:r>
@@ -1841,8 +2009,6 @@
           <w:rFonts w:ascii="Arial" w:hAnsi="Arial" w:cs="Arial"/>
           <w:b/>
           <w:bCs/>
-          <w:sz w:val="24"/>
-          <w:szCs w:val="24"/>
         </w:rPr>
         <w:t xml:space="preserve"> (</w:t>
       </w:r>
@@ -1853,8 +2019,6 @@
           <w:bCs/>
           <w:i/>
           <w:iCs/>
-          <w:sz w:val="24"/>
-          <w:szCs w:val="24"/>
         </w:rPr>
         <w:t xml:space="preserve">max </w:t>
       </w:r>
@@ -1865,8 +2029,6 @@
           <w:bCs/>
           <w:i/>
           <w:iCs/>
-          <w:sz w:val="24"/>
-          <w:szCs w:val="24"/>
         </w:rPr>
         <w:t>25</w:t>
       </w:r>
@@ -1877,8 +2039,6 @@
           <w:bCs/>
           <w:i/>
           <w:iCs/>
-          <w:sz w:val="24"/>
-          <w:szCs w:val="24"/>
         </w:rPr>
         <w:t>0 words</w:t>
       </w:r>
@@ -1887,8 +2047,6 @@
           <w:rFonts w:ascii="Arial" w:hAnsi="Arial" w:cs="Arial"/>
           <w:b/>
           <w:bCs/>
-          <w:sz w:val="24"/>
-          <w:szCs w:val="24"/>
         </w:rPr>
         <w:t>)</w:t>
       </w:r>
@@ -1917,46 +2075,60 @@
                 <w:rFonts w:ascii="Arial" w:hAnsi="Arial" w:cs="Arial"/>
                 <w:i/>
                 <w:iCs/>
-                <w:sz w:val="24"/>
-                <w:szCs w:val="24"/>
-              </w:rPr>
-            </w:pPr>
-          </w:p>
-          <w:p>
-            <w:pPr>
-              <w:spacing w:line="360" w:lineRule="atLeast"/>
-              <w:rPr>
-                <w:rFonts w:ascii="Arial" w:hAnsi="Arial" w:cs="Arial"/>
-                <w:sz w:val="24"/>
-                <w:szCs w:val="24"/>
-              </w:rPr>
-            </w:pPr>
-            <w:r>
-              <w:rPr>
-                <w:rFonts w:ascii="Arial" w:hAnsi="Arial" w:cs="Arial"/>
-                <w:sz w:val="24"/>
-                <w:szCs w:val="24"/>
-              </w:rPr>
-              <w:t>The overall aim of my project is to create an Ai assisted intelligent computer vision application with the purpose of reducing household food waste.</w:t>
-            </w:r>
-          </w:p>
-          <w:p>
-            <w:pPr>
-              <w:spacing w:line="360" w:lineRule="atLeast"/>
-              <w:rPr>
-                <w:rFonts w:ascii="Arial" w:hAnsi="Arial" w:cs="Arial"/>
-                <w:sz w:val="24"/>
-                <w:szCs w:val="24"/>
-              </w:rPr>
-            </w:pPr>
-          </w:p>
-          <w:p>
-            <w:pPr>
-              <w:spacing w:line="360" w:lineRule="atLeast"/>
-              <w:rPr>
-                <w:rFonts w:ascii="Arial" w:hAnsi="Arial" w:cs="Arial"/>
-                <w:sz w:val="24"/>
-                <w:szCs w:val="24"/>
+              </w:rPr>
+            </w:pPr>
+          </w:p>
+          <w:p>
+            <w:pPr>
+              <w:spacing w:line="360" w:lineRule="atLeast"/>
+              <w:rPr>
+                <w:rFonts w:ascii="Arial" w:hAnsi="Arial" w:cs="Arial"/>
+              </w:rPr>
+            </w:pPr>
+            <w:r>
+              <w:rPr>
+                <w:rFonts w:ascii="Arial" w:hAnsi="Arial" w:cs="Arial"/>
+              </w:rPr>
+              <w:t xml:space="preserve">The overall aim of my project is to create an </w:t>
+            </w:r>
+            <w:r>
+              <w:rPr>
+                <w:rFonts w:ascii="Arial" w:hAnsi="Arial" w:cs="Arial"/>
+              </w:rPr>
+              <w:t>AI-assisted intelligent computer vision</w:t>
+            </w:r>
+            <w:r>
+              <w:rPr>
+                <w:rFonts w:ascii="Arial" w:hAnsi="Arial" w:cs="Arial"/>
+              </w:rPr>
+              <w:t xml:space="preserve"> software</w:t>
+            </w:r>
+            <w:r>
+              <w:rPr>
+                <w:rFonts w:ascii="Arial" w:hAnsi="Arial" w:cs="Arial"/>
+              </w:rPr>
+              <w:t xml:space="preserve"> application to reduce</w:t>
+            </w:r>
+            <w:r>
+              <w:rPr>
+                <w:rFonts w:ascii="Arial" w:hAnsi="Arial" w:cs="Arial"/>
+              </w:rPr>
+              <w:t xml:space="preserve"> household food waste.</w:t>
+            </w:r>
+          </w:p>
+          <w:p>
+            <w:pPr>
+              <w:spacing w:line="360" w:lineRule="atLeast"/>
+              <w:rPr>
+                <w:rFonts w:ascii="Arial" w:hAnsi="Arial" w:cs="Arial"/>
+              </w:rPr>
+            </w:pPr>
+          </w:p>
+          <w:p>
+            <w:pPr>
+              <w:spacing w:line="360" w:lineRule="atLeast"/>
+              <w:rPr>
+                <w:rFonts w:ascii="Arial" w:hAnsi="Arial" w:cs="Arial"/>
               </w:rPr>
             </w:pPr>
             <w:r>
@@ -1964,181 +2136,153 @@
                 <w:rFonts w:ascii="Arial" w:hAnsi="Arial" w:cs="Arial"/>
                 <w:b/>
                 <w:bCs/>
-                <w:sz w:val="24"/>
-                <w:szCs w:val="24"/>
-              </w:rPr>
-              <w:t>To Research</w:t>
-            </w:r>
-            <w:r>
-              <w:rPr>
-                <w:rFonts w:ascii="Arial" w:hAnsi="Arial" w:cs="Arial"/>
-                <w:sz w:val="24"/>
-                <w:szCs w:val="24"/>
-              </w:rPr>
-              <w:t xml:space="preserve"> the topic of household food waste and the psychology of why people waste food to better understand the underlying issues and try to build my application around the possible solutions of those issues</w:t>
-            </w:r>
-            <w:r>
-              <w:rPr>
-                <w:rFonts w:ascii="Arial" w:hAnsi="Arial" w:cs="Arial"/>
-                <w:sz w:val="24"/>
-                <w:szCs w:val="24"/>
-              </w:rPr>
-              <w:t>.</w:t>
-            </w:r>
-          </w:p>
-          <w:p>
-            <w:pPr>
-              <w:spacing w:line="360" w:lineRule="atLeast"/>
-              <w:rPr>
-                <w:rFonts w:ascii="Arial" w:hAnsi="Arial" w:cs="Arial"/>
-                <w:sz w:val="24"/>
-                <w:szCs w:val="24"/>
-              </w:rPr>
-            </w:pPr>
-          </w:p>
-          <w:p>
-            <w:pPr>
-              <w:spacing w:line="360" w:lineRule="atLeast"/>
-              <w:rPr>
-                <w:rFonts w:ascii="Arial" w:hAnsi="Arial" w:cs="Arial"/>
-                <w:sz w:val="24"/>
-                <w:szCs w:val="24"/>
-              </w:rPr>
-            </w:pPr>
+              </w:rPr>
+              <w:t xml:space="preserve">To </w:t>
+            </w:r>
             <w:r>
               <w:rPr>
                 <w:rFonts w:ascii="Arial" w:hAnsi="Arial" w:cs="Arial"/>
                 <w:b/>
                 <w:bCs/>
-                <w:sz w:val="24"/>
-                <w:szCs w:val="24"/>
-              </w:rPr>
-              <w:t xml:space="preserve">To </w:t>
-            </w:r>
+              </w:rPr>
+              <w:t>research</w:t>
+            </w:r>
+            <w:r>
+              <w:rPr>
+                <w:rFonts w:ascii="Arial" w:hAnsi="Arial" w:cs="Arial"/>
+              </w:rPr>
+              <w:t xml:space="preserve"> household food waste and the psychology behind why people waste food, understand the underlying issues better, and build my application around possible solutions</w:t>
+            </w:r>
+            <w:r>
+              <w:rPr>
+                <w:rFonts w:ascii="Arial" w:hAnsi="Arial" w:cs="Arial"/>
+              </w:rPr>
+              <w:t>.</w:t>
+            </w:r>
+          </w:p>
+          <w:p>
+            <w:pPr>
+              <w:spacing w:line="360" w:lineRule="atLeast"/>
+              <w:rPr>
+                <w:rFonts w:ascii="Arial" w:hAnsi="Arial" w:cs="Arial"/>
+              </w:rPr>
+            </w:pPr>
+          </w:p>
+          <w:p>
+            <w:pPr>
+              <w:spacing w:line="360" w:lineRule="atLeast"/>
+              <w:rPr>
+                <w:rFonts w:ascii="Arial" w:hAnsi="Arial" w:cs="Arial"/>
+              </w:rPr>
+            </w:pPr>
             <w:r>
               <w:rPr>
                 <w:rFonts w:ascii="Arial" w:hAnsi="Arial" w:cs="Arial"/>
                 <w:b/>
                 <w:bCs/>
-                <w:sz w:val="24"/>
-                <w:szCs w:val="24"/>
-              </w:rPr>
-              <w:t>Research/Learn</w:t>
-            </w:r>
-            <w:r>
-              <w:rPr>
-                <w:rFonts w:ascii="Arial" w:hAnsi="Arial" w:cs="Arial"/>
-                <w:sz w:val="24"/>
-                <w:szCs w:val="24"/>
-              </w:rPr>
-              <w:t xml:space="preserve"> how to create a computer vision application</w:t>
-            </w:r>
-            <w:r>
-              <w:rPr>
-                <w:rFonts w:ascii="Arial" w:hAnsi="Arial" w:cs="Arial"/>
-                <w:sz w:val="24"/>
-                <w:szCs w:val="24"/>
-              </w:rPr>
-              <w:t>. Using either Yolov8</w:t>
-            </w:r>
-            <w:r>
-              <w:rPr>
-                <w:rFonts w:ascii="Arial" w:hAnsi="Arial" w:cs="Arial"/>
-                <w:sz w:val="24"/>
-                <w:szCs w:val="24"/>
-              </w:rPr>
-              <w:t xml:space="preserve"> </w:t>
-            </w:r>
-            <w:r>
-              <w:rPr>
-                <w:rFonts w:ascii="Arial" w:hAnsi="Arial" w:cs="Arial"/>
-                <w:sz w:val="24"/>
-                <w:szCs w:val="24"/>
-              </w:rPr>
-              <w:t xml:space="preserve">or </w:t>
-            </w:r>
-            <w:proofErr w:type="spellStart"/>
-            <w:r>
-              <w:rPr>
-                <w:rFonts w:ascii="Arial" w:hAnsi="Arial" w:cs="Arial"/>
-                <w:sz w:val="24"/>
-                <w:szCs w:val="24"/>
-              </w:rPr>
-              <w:t>RoboFlow</w:t>
-            </w:r>
-            <w:proofErr w:type="spellEnd"/>
-            <w:r>
-              <w:rPr>
-                <w:rFonts w:ascii="Arial" w:hAnsi="Arial" w:cs="Arial"/>
-                <w:sz w:val="24"/>
-                <w:szCs w:val="24"/>
-              </w:rPr>
-              <w:t xml:space="preserve"> to build an intelligent computer vision software that can </w:t>
-            </w:r>
-            <w:r>
-              <w:rPr>
-                <w:rFonts w:ascii="Arial" w:hAnsi="Arial" w:cs="Arial"/>
-                <w:sz w:val="24"/>
-                <w:szCs w:val="24"/>
-              </w:rPr>
-              <w:t xml:space="preserve">utilize the camera from a smart phone to identify Labels and Expiry Dates on products. </w:t>
-            </w:r>
-          </w:p>
-          <w:p>
-            <w:pPr>
-              <w:spacing w:line="360" w:lineRule="atLeast"/>
-              <w:rPr>
-                <w:rFonts w:ascii="Arial" w:hAnsi="Arial" w:cs="Arial"/>
-                <w:sz w:val="24"/>
-                <w:szCs w:val="24"/>
-              </w:rPr>
-            </w:pPr>
-          </w:p>
-          <w:p>
-            <w:pPr>
-              <w:spacing w:line="360" w:lineRule="atLeast"/>
-              <w:rPr>
-                <w:rFonts w:ascii="Arial" w:hAnsi="Arial" w:cs="Arial"/>
-                <w:sz w:val="24"/>
-                <w:szCs w:val="24"/>
-              </w:rPr>
-            </w:pPr>
+              </w:rPr>
+              <w:t xml:space="preserve">To </w:t>
+            </w:r>
             <w:r>
               <w:rPr>
                 <w:rFonts w:ascii="Arial" w:hAnsi="Arial" w:cs="Arial"/>
                 <w:b/>
                 <w:bCs/>
-                <w:sz w:val="24"/>
-                <w:szCs w:val="24"/>
-              </w:rPr>
-              <w:t>To Research/Learn</w:t>
-            </w:r>
-            <w:r>
-              <w:rPr>
-                <w:rFonts w:ascii="Arial" w:hAnsi="Arial" w:cs="Arial"/>
-                <w:sz w:val="24"/>
-                <w:szCs w:val="24"/>
-              </w:rPr>
-              <w:t xml:space="preserve"> how to create an application that can be used on a mobile device and utilise its built-in functionality’s (Camera, Notifications).</w:t>
-            </w:r>
-          </w:p>
-          <w:p>
-            <w:pPr>
-              <w:spacing w:line="360" w:lineRule="atLeast"/>
-              <w:rPr>
-                <w:rFonts w:ascii="Arial" w:hAnsi="Arial" w:cs="Arial"/>
-                <w:sz w:val="24"/>
-                <w:szCs w:val="24"/>
-              </w:rPr>
-            </w:pPr>
-          </w:p>
-          <w:p>
-            <w:pPr>
-              <w:spacing w:line="360" w:lineRule="atLeast"/>
-              <w:rPr>
-                <w:rFonts w:ascii="Arial" w:hAnsi="Arial" w:cs="Arial"/>
-                <w:sz w:val="24"/>
-                <w:szCs w:val="24"/>
+              </w:rPr>
+              <w:t>research and learn</w:t>
+            </w:r>
+            <w:r>
+              <w:rPr>
+                <w:rFonts w:ascii="Arial" w:hAnsi="Arial" w:cs="Arial"/>
+              </w:rPr>
+              <w:t xml:space="preserve"> how to create a computer vision application</w:t>
+            </w:r>
+            <w:r>
+              <w:rPr>
+                <w:rFonts w:ascii="Arial" w:hAnsi="Arial" w:cs="Arial"/>
+              </w:rPr>
+              <w:t xml:space="preserve">. </w:t>
+            </w:r>
+            <w:r>
+              <w:rPr>
+                <w:rFonts w:ascii="Arial" w:hAnsi="Arial" w:cs="Arial"/>
+              </w:rPr>
+              <w:t>Us</w:t>
+            </w:r>
+            <w:r>
+              <w:rPr>
+                <w:rFonts w:ascii="Arial" w:hAnsi="Arial" w:cs="Arial"/>
+              </w:rPr>
+              <w:t xml:space="preserve">ing </w:t>
+            </w:r>
+            <w:r>
+              <w:rPr>
+                <w:rFonts w:ascii="Arial" w:hAnsi="Arial" w:cs="Arial"/>
+              </w:rPr>
+              <w:t xml:space="preserve">YOLOv8 to build intelligent computer vision software that uses </w:t>
+            </w:r>
+            <w:r>
+              <w:rPr>
+                <w:rFonts w:ascii="Arial" w:hAnsi="Arial" w:cs="Arial"/>
+              </w:rPr>
+              <w:t xml:space="preserve">optical character recognition </w:t>
+            </w:r>
+            <w:r>
+              <w:rPr>
+                <w:rFonts w:ascii="Arial" w:hAnsi="Arial" w:cs="Arial"/>
+              </w:rPr>
+              <w:t xml:space="preserve">to identify </w:t>
+            </w:r>
+            <w:r>
+              <w:rPr>
+                <w:rFonts w:ascii="Arial" w:hAnsi="Arial" w:cs="Arial"/>
+              </w:rPr>
+              <w:t>l</w:t>
+            </w:r>
+            <w:r>
+              <w:rPr>
+                <w:rFonts w:ascii="Arial" w:hAnsi="Arial" w:cs="Arial"/>
+              </w:rPr>
+              <w:t xml:space="preserve">abels and </w:t>
+            </w:r>
+            <w:r>
+              <w:rPr>
+                <w:rFonts w:ascii="Arial" w:hAnsi="Arial" w:cs="Arial"/>
+              </w:rPr>
+              <w:t>e</w:t>
+            </w:r>
+            <w:r>
+              <w:rPr>
+                <w:rFonts w:ascii="Arial" w:hAnsi="Arial" w:cs="Arial"/>
+              </w:rPr>
+              <w:t xml:space="preserve">xpiry </w:t>
+            </w:r>
+            <w:r>
+              <w:rPr>
+                <w:rFonts w:ascii="Arial" w:hAnsi="Arial" w:cs="Arial"/>
+              </w:rPr>
+              <w:t>d</w:t>
+            </w:r>
+            <w:r>
+              <w:rPr>
+                <w:rFonts w:ascii="Arial" w:hAnsi="Arial" w:cs="Arial"/>
+              </w:rPr>
+              <w:t xml:space="preserve">ates on products. </w:t>
+            </w:r>
+          </w:p>
+          <w:p>
+            <w:pPr>
+              <w:spacing w:line="360" w:lineRule="atLeast"/>
+              <w:rPr>
+                <w:rFonts w:ascii="Arial" w:hAnsi="Arial" w:cs="Arial"/>
+              </w:rPr>
+            </w:pPr>
+          </w:p>
+          <w:p>
+            <w:pPr>
+              <w:spacing w:line="360" w:lineRule="atLeast"/>
+              <w:rPr>
+                <w:rFonts w:ascii="Arial" w:hAnsi="Arial" w:cs="Arial"/>
               </w:rPr>
             </w:pPr>
             <w:r>
@@ -2146,223 +2290,101 @@
                 <w:rFonts w:ascii="Arial" w:hAnsi="Arial" w:cs="Arial"/>
                 <w:b/>
                 <w:bCs/>
-                <w:sz w:val="24"/>
-                <w:szCs w:val="24"/>
-              </w:rPr>
-              <w:t>To Research</w:t>
-            </w:r>
-            <w:r>
-              <w:rPr>
-                <w:rFonts w:ascii="Arial" w:hAnsi="Arial" w:cs="Arial"/>
-                <w:sz w:val="24"/>
-                <w:szCs w:val="24"/>
-              </w:rPr>
-              <w:t xml:space="preserve"> how to integrate OpenAI into the applications</w:t>
-            </w:r>
-            <w:r>
-              <w:rPr>
-                <w:rFonts w:ascii="Arial" w:hAnsi="Arial" w:cs="Arial"/>
-                <w:sz w:val="24"/>
-                <w:szCs w:val="24"/>
-              </w:rPr>
-              <w:t xml:space="preserve">. Prompting it to create/provide recipes based on the expiring foods. </w:t>
-            </w:r>
-          </w:p>
-          <w:p>
-            <w:pPr>
-              <w:spacing w:line="360" w:lineRule="atLeast"/>
-              <w:rPr>
-                <w:rFonts w:ascii="Arial" w:hAnsi="Arial" w:cs="Arial"/>
-                <w:sz w:val="24"/>
-                <w:szCs w:val="24"/>
-              </w:rPr>
-            </w:pPr>
-          </w:p>
-          <w:p>
-            <w:pPr>
-              <w:spacing w:line="360" w:lineRule="atLeast"/>
-              <w:rPr>
-                <w:rFonts w:ascii="Arial" w:hAnsi="Arial" w:cs="Arial"/>
-                <w:sz w:val="24"/>
-                <w:szCs w:val="24"/>
-              </w:rPr>
-            </w:pPr>
+              </w:rPr>
+              <w:t xml:space="preserve">To </w:t>
+            </w:r>
             <w:r>
               <w:rPr>
                 <w:rFonts w:ascii="Arial" w:hAnsi="Arial" w:cs="Arial"/>
                 <w:b/>
                 <w:bCs/>
-                <w:sz w:val="24"/>
-                <w:szCs w:val="24"/>
-              </w:rPr>
-              <w:t xml:space="preserve">To </w:t>
-            </w:r>
+              </w:rPr>
+              <w:t>research and learn</w:t>
+            </w:r>
+            <w:r>
+              <w:rPr>
+                <w:rFonts w:ascii="Arial" w:hAnsi="Arial" w:cs="Arial"/>
+              </w:rPr>
+              <w:t xml:space="preserve"> how to create an application that can be used on a mobile device and utilize its built-in functionality</w:t>
+            </w:r>
+            <w:r>
+              <w:rPr>
+                <w:rFonts w:ascii="Arial" w:hAnsi="Arial" w:cs="Arial"/>
+              </w:rPr>
+              <w:t xml:space="preserve"> (Camera, Notifications).</w:t>
+            </w:r>
+          </w:p>
+          <w:p>
+            <w:pPr>
+              <w:spacing w:line="360" w:lineRule="atLeast"/>
+              <w:rPr>
+                <w:rFonts w:ascii="Arial" w:hAnsi="Arial" w:cs="Arial"/>
+              </w:rPr>
+            </w:pPr>
+          </w:p>
+          <w:p>
+            <w:pPr>
+              <w:spacing w:line="360" w:lineRule="atLeast"/>
+              <w:rPr>
+                <w:rFonts w:ascii="Arial" w:hAnsi="Arial" w:cs="Arial"/>
+              </w:rPr>
+            </w:pPr>
             <w:r>
               <w:rPr>
                 <w:rFonts w:ascii="Arial" w:hAnsi="Arial" w:cs="Arial"/>
                 <w:b/>
                 <w:bCs/>
-                <w:sz w:val="24"/>
-                <w:szCs w:val="24"/>
-              </w:rPr>
-              <w:t>Design/Develop</w:t>
-            </w:r>
-            <w:r>
-              <w:rPr>
-                <w:rFonts w:ascii="Arial" w:hAnsi="Arial" w:cs="Arial"/>
-                <w:sz w:val="24"/>
-                <w:szCs w:val="24"/>
-              </w:rPr>
-              <w:t xml:space="preserve"> an interactive UI that can be used on a mobile device. Allowing all the functionality to be provided in a</w:t>
-            </w:r>
-            <w:r>
-              <w:rPr>
-                <w:rFonts w:ascii="Arial" w:hAnsi="Arial" w:cs="Arial"/>
-                <w:sz w:val="24"/>
-                <w:szCs w:val="24"/>
-              </w:rPr>
-              <w:t>n</w:t>
-            </w:r>
-            <w:r>
-              <w:rPr>
-                <w:rFonts w:ascii="Arial" w:hAnsi="Arial" w:cs="Arial"/>
-                <w:sz w:val="24"/>
-                <w:szCs w:val="24"/>
-              </w:rPr>
-              <w:t xml:space="preserve"> aesthetic manner. </w:t>
-            </w:r>
-          </w:p>
-          <w:p>
-            <w:pPr>
-              <w:spacing w:line="360" w:lineRule="atLeast"/>
-              <w:rPr>
-                <w:rFonts w:ascii="Arial" w:hAnsi="Arial" w:cs="Arial"/>
-                <w:sz w:val="24"/>
-                <w:szCs w:val="24"/>
-              </w:rPr>
-            </w:pPr>
-          </w:p>
-          <w:p>
-            <w:pPr>
-              <w:spacing w:line="360" w:lineRule="atLeast"/>
-              <w:rPr>
-                <w:rFonts w:ascii="Arial" w:hAnsi="Arial" w:cs="Arial"/>
-                <w:sz w:val="24"/>
-                <w:szCs w:val="24"/>
-              </w:rPr>
-            </w:pPr>
+              </w:rPr>
+              <w:t xml:space="preserve">To </w:t>
+            </w:r>
             <w:r>
               <w:rPr>
                 <w:rFonts w:ascii="Arial" w:hAnsi="Arial" w:cs="Arial"/>
                 <w:b/>
                 <w:bCs/>
-                <w:sz w:val="24"/>
-                <w:szCs w:val="24"/>
-              </w:rPr>
-              <w:t xml:space="preserve">To </w:t>
+              </w:rPr>
+              <w:t>r</w:t>
             </w:r>
             <w:r>
               <w:rPr>
                 <w:rFonts w:ascii="Arial" w:hAnsi="Arial" w:cs="Arial"/>
                 <w:b/>
                 <w:bCs/>
-                <w:sz w:val="24"/>
-                <w:szCs w:val="24"/>
-              </w:rPr>
-              <w:t>Develop</w:t>
-            </w:r>
-            <w:r>
-              <w:rPr>
-                <w:rFonts w:ascii="Arial" w:hAnsi="Arial" w:cs="Arial"/>
-                <w:sz w:val="24"/>
-                <w:szCs w:val="24"/>
-              </w:rPr>
-              <w:t xml:space="preserve"> </w:t>
-            </w:r>
-            <w:r>
-              <w:rPr>
-                <w:rFonts w:ascii="Arial" w:hAnsi="Arial" w:cs="Arial"/>
-                <w:sz w:val="24"/>
-                <w:szCs w:val="24"/>
-              </w:rPr>
-              <w:t>a c</w:t>
-            </w:r>
-            <w:r>
-              <w:rPr>
-                <w:rFonts w:ascii="Arial" w:hAnsi="Arial" w:cs="Arial"/>
-                <w:sz w:val="24"/>
-                <w:szCs w:val="24"/>
-              </w:rPr>
-              <w:t>omputer vision application</w:t>
-            </w:r>
-            <w:r>
-              <w:rPr>
-                <w:rFonts w:ascii="Arial" w:hAnsi="Arial" w:cs="Arial"/>
-                <w:sz w:val="24"/>
-                <w:szCs w:val="24"/>
-              </w:rPr>
-              <w:t xml:space="preserve"> using Yolov8 or </w:t>
-            </w:r>
-            <w:proofErr w:type="spellStart"/>
-            <w:r>
-              <w:rPr>
-                <w:rFonts w:ascii="Arial" w:hAnsi="Arial" w:cs="Arial"/>
-                <w:sz w:val="24"/>
-                <w:szCs w:val="24"/>
-              </w:rPr>
-              <w:t>RoboFlow</w:t>
-            </w:r>
-            <w:proofErr w:type="spellEnd"/>
-            <w:r>
-              <w:rPr>
-                <w:rFonts w:ascii="Arial" w:hAnsi="Arial" w:cs="Arial"/>
-                <w:sz w:val="24"/>
-                <w:szCs w:val="24"/>
-              </w:rPr>
-              <w:t xml:space="preserve"> and train i</w:t>
-            </w:r>
-            <w:r>
-              <w:rPr>
-                <w:rFonts w:ascii="Arial" w:hAnsi="Arial" w:cs="Arial"/>
-                <w:sz w:val="24"/>
-                <w:szCs w:val="24"/>
-              </w:rPr>
-              <w:t xml:space="preserve">t to </w:t>
-            </w:r>
-            <w:r>
-              <w:rPr>
-                <w:rFonts w:ascii="Arial" w:hAnsi="Arial" w:cs="Arial"/>
-                <w:sz w:val="24"/>
-                <w:szCs w:val="24"/>
-              </w:rPr>
-              <w:t xml:space="preserve">record </w:t>
-            </w:r>
-            <w:r>
-              <w:rPr>
-                <w:rFonts w:ascii="Arial" w:hAnsi="Arial" w:cs="Arial"/>
-                <w:sz w:val="24"/>
-                <w:szCs w:val="24"/>
-              </w:rPr>
-              <w:t>expiration dates and scan labels for foods to be recorded into the database.</w:t>
-            </w:r>
-          </w:p>
-          <w:p>
-            <w:pPr>
-              <w:spacing w:line="360" w:lineRule="atLeast"/>
-              <w:rPr>
-                <w:rFonts w:ascii="Arial" w:hAnsi="Arial" w:cs="Arial"/>
-                <w:sz w:val="24"/>
-                <w:szCs w:val="24"/>
-              </w:rPr>
-            </w:pPr>
-          </w:p>
-          <w:p>
-            <w:pPr>
-              <w:spacing w:line="360" w:lineRule="atLeast"/>
-              <w:rPr>
-                <w:rFonts w:ascii="Arial" w:hAnsi="Arial" w:cs="Arial"/>
-                <w:sz w:val="24"/>
-                <w:szCs w:val="24"/>
+              </w:rPr>
+              <w:t>esearch</w:t>
+            </w:r>
+            <w:r>
+              <w:rPr>
+                <w:rFonts w:ascii="Arial" w:hAnsi="Arial" w:cs="Arial"/>
+              </w:rPr>
+              <w:t xml:space="preserve"> how to integrate OpenAI into the </w:t>
+            </w:r>
+            <w:r>
+              <w:rPr>
+                <w:rFonts w:ascii="Arial" w:hAnsi="Arial" w:cs="Arial"/>
+              </w:rPr>
+              <w:t>application</w:t>
+            </w:r>
+            <w:r>
+              <w:rPr>
+                <w:rFonts w:ascii="Arial" w:hAnsi="Arial" w:cs="Arial"/>
+              </w:rPr>
+              <w:t xml:space="preserve">. Prompting it to create/provide recipes based on the expiring foods. </w:t>
+            </w:r>
+          </w:p>
+          <w:p>
+            <w:pPr>
+              <w:spacing w:line="360" w:lineRule="atLeast"/>
+              <w:rPr>
+                <w:rFonts w:ascii="Arial" w:hAnsi="Arial" w:cs="Arial"/>
+              </w:rPr>
+            </w:pPr>
+          </w:p>
+          <w:p>
+            <w:pPr>
+              <w:spacing w:line="360" w:lineRule="atLeast"/>
+              <w:rPr>
+                <w:rFonts w:ascii="Arial" w:hAnsi="Arial" w:cs="Arial"/>
               </w:rPr>
             </w:pPr>
             <w:r>
@@ -2370,114 +2392,194 @@
                 <w:rFonts w:ascii="Arial" w:hAnsi="Arial" w:cs="Arial"/>
                 <w:b/>
                 <w:bCs/>
-                <w:sz w:val="24"/>
-                <w:szCs w:val="24"/>
-              </w:rPr>
-              <w:t>To Learn/</w:t>
-            </w:r>
+              </w:rPr>
+              <w:t>To Design/Develop</w:t>
+            </w:r>
+            <w:r>
+              <w:rPr>
+                <w:rFonts w:ascii="Arial" w:hAnsi="Arial" w:cs="Arial"/>
+              </w:rPr>
+              <w:t xml:space="preserve"> an interactive UI. Allowing all the functionality to be provided </w:t>
+            </w:r>
+            <w:r>
+              <w:rPr>
+                <w:rFonts w:ascii="Arial" w:hAnsi="Arial" w:cs="Arial"/>
+              </w:rPr>
+              <w:t>aesthetically</w:t>
+            </w:r>
+            <w:r>
+              <w:rPr>
+                <w:rFonts w:ascii="Arial" w:hAnsi="Arial" w:cs="Arial"/>
+              </w:rPr>
+              <w:t xml:space="preserve">. </w:t>
+            </w:r>
+          </w:p>
+          <w:p>
+            <w:pPr>
+              <w:spacing w:line="360" w:lineRule="atLeast"/>
+              <w:rPr>
+                <w:rFonts w:ascii="Arial" w:hAnsi="Arial" w:cs="Arial"/>
+              </w:rPr>
+            </w:pPr>
+          </w:p>
+          <w:p>
+            <w:pPr>
+              <w:spacing w:line="360" w:lineRule="atLeast"/>
+              <w:rPr>
+                <w:rFonts w:ascii="Arial" w:hAnsi="Arial" w:cs="Arial"/>
+              </w:rPr>
+            </w:pPr>
             <w:r>
               <w:rPr>
                 <w:rFonts w:ascii="Arial" w:hAnsi="Arial" w:cs="Arial"/>
                 <w:b/>
                 <w:bCs/>
-                <w:sz w:val="24"/>
-                <w:szCs w:val="24"/>
-              </w:rPr>
-              <w:t>Integrate</w:t>
-            </w:r>
-            <w:r>
-              <w:rPr>
-                <w:rFonts w:ascii="Arial" w:hAnsi="Arial" w:cs="Arial"/>
-                <w:sz w:val="24"/>
-                <w:szCs w:val="24"/>
-              </w:rPr>
-              <w:t xml:space="preserve"> </w:t>
-            </w:r>
-            <w:r>
-              <w:rPr>
-                <w:rFonts w:ascii="Arial" w:hAnsi="Arial" w:cs="Arial"/>
-                <w:sz w:val="24"/>
-                <w:szCs w:val="24"/>
-              </w:rPr>
-              <w:t>an</w:t>
-            </w:r>
-            <w:r>
-              <w:rPr>
-                <w:rFonts w:ascii="Arial" w:hAnsi="Arial" w:cs="Arial"/>
-                <w:sz w:val="24"/>
-                <w:szCs w:val="24"/>
-              </w:rPr>
-              <w:t xml:space="preserve"> </w:t>
-            </w:r>
-            <w:r>
-              <w:rPr>
-                <w:rFonts w:ascii="Arial" w:hAnsi="Arial" w:cs="Arial"/>
-                <w:sz w:val="24"/>
-                <w:szCs w:val="24"/>
-              </w:rPr>
-              <w:t>OpenAI into the application to create personalised recipes based on the foods</w:t>
-            </w:r>
-            <w:r>
-              <w:rPr>
-                <w:rFonts w:ascii="Arial" w:hAnsi="Arial" w:cs="Arial"/>
-                <w:sz w:val="24"/>
-                <w:szCs w:val="24"/>
-              </w:rPr>
-              <w:t xml:space="preserve"> that are near expiration.</w:t>
-            </w:r>
-          </w:p>
-          <w:p>
-            <w:pPr>
-              <w:spacing w:line="360" w:lineRule="atLeast"/>
-              <w:rPr>
-                <w:rFonts w:ascii="Arial" w:hAnsi="Arial" w:cs="Arial"/>
-                <w:sz w:val="24"/>
-                <w:szCs w:val="24"/>
-              </w:rPr>
-            </w:pPr>
-          </w:p>
-          <w:p>
-            <w:pPr>
-              <w:spacing w:line="360" w:lineRule="atLeast"/>
-              <w:rPr>
-                <w:rFonts w:ascii="Arial" w:hAnsi="Arial" w:cs="Arial"/>
-                <w:sz w:val="24"/>
-                <w:szCs w:val="24"/>
-              </w:rPr>
-            </w:pPr>
+              </w:rPr>
+              <w:t xml:space="preserve">To </w:t>
+            </w:r>
             <w:r>
               <w:rPr>
                 <w:rFonts w:ascii="Arial" w:hAnsi="Arial" w:cs="Arial"/>
                 <w:b/>
                 <w:bCs/>
-                <w:sz w:val="24"/>
-                <w:szCs w:val="24"/>
-              </w:rPr>
-              <w:t>To Test</w:t>
-            </w:r>
-            <w:r>
-              <w:rPr>
-                <w:rFonts w:ascii="Arial" w:hAnsi="Arial" w:cs="Arial"/>
-                <w:sz w:val="24"/>
-                <w:szCs w:val="24"/>
-              </w:rPr>
-              <w:t xml:space="preserve"> the functionality of my application to verify it can complete all the core requirements outlined in this brief and ultimately benefit people.</w:t>
-            </w:r>
-          </w:p>
-          <w:p>
-            <w:pPr>
-              <w:spacing w:line="360" w:lineRule="atLeast"/>
-              <w:rPr>
-                <w:rFonts w:ascii="Arial" w:hAnsi="Arial" w:cs="Arial"/>
-                <w:sz w:val="24"/>
-                <w:szCs w:val="24"/>
-              </w:rPr>
-            </w:pPr>
-            <w:r>
-              <w:rPr>
-                <w:rFonts w:ascii="Arial" w:hAnsi="Arial" w:cs="Arial"/>
-                <w:sz w:val="24"/>
-                <w:szCs w:val="24"/>
+              </w:rPr>
+              <w:t>develop</w:t>
+            </w:r>
+            <w:r>
+              <w:rPr>
+                <w:rFonts w:ascii="Arial" w:hAnsi="Arial" w:cs="Arial"/>
+              </w:rPr>
+              <w:t xml:space="preserve"> a computer vision application using YOLOv8 and train it to </w:t>
+            </w:r>
+            <w:r>
+              <w:rPr>
+                <w:rFonts w:ascii="Arial" w:hAnsi="Arial" w:cs="Arial"/>
+              </w:rPr>
+              <w:t xml:space="preserve">recognise and record </w:t>
+            </w:r>
+            <w:r>
+              <w:rPr>
+                <w:rFonts w:ascii="Arial" w:hAnsi="Arial" w:cs="Arial"/>
+              </w:rPr>
+              <w:t>expiration dates and scan food labels for database entry</w:t>
+            </w:r>
+            <w:r>
+              <w:rPr>
+                <w:rFonts w:ascii="Arial" w:hAnsi="Arial" w:cs="Arial"/>
+              </w:rPr>
+              <w:t>.</w:t>
+            </w:r>
+          </w:p>
+          <w:p>
+            <w:pPr>
+              <w:spacing w:line="360" w:lineRule="atLeast"/>
+              <w:rPr>
+                <w:rFonts w:ascii="Arial" w:hAnsi="Arial" w:cs="Arial"/>
+              </w:rPr>
+            </w:pPr>
+          </w:p>
+          <w:p>
+            <w:pPr>
+              <w:spacing w:line="360" w:lineRule="atLeast"/>
+              <w:rPr>
+                <w:rFonts w:ascii="Arial" w:hAnsi="Arial" w:cs="Arial"/>
+              </w:rPr>
+            </w:pPr>
+            <w:r>
+              <w:rPr>
+                <w:rFonts w:ascii="Arial" w:hAnsi="Arial" w:cs="Arial"/>
+                <w:b/>
+                <w:bCs/>
+              </w:rPr>
+              <w:t xml:space="preserve">To </w:t>
+            </w:r>
+            <w:r>
+              <w:rPr>
+                <w:rFonts w:ascii="Arial" w:hAnsi="Arial" w:cs="Arial"/>
+                <w:b/>
+                <w:bCs/>
+              </w:rPr>
+              <w:t>learn and integrate</w:t>
+            </w:r>
+            <w:r>
+              <w:rPr>
+                <w:rFonts w:ascii="Arial" w:hAnsi="Arial" w:cs="Arial"/>
+              </w:rPr>
+              <w:t xml:space="preserve"> OpenAI into the application to create personalized recipes based on </w:t>
+            </w:r>
+            <w:r>
+              <w:rPr>
+                <w:rFonts w:ascii="Arial" w:hAnsi="Arial" w:cs="Arial"/>
+              </w:rPr>
+              <w:t>foods</w:t>
+            </w:r>
+            <w:r>
+              <w:rPr>
+                <w:rFonts w:ascii="Arial" w:hAnsi="Arial" w:cs="Arial"/>
+              </w:rPr>
+              <w:t xml:space="preserve"> that are near expiration.</w:t>
+            </w:r>
+          </w:p>
+          <w:p>
+            <w:pPr>
+              <w:spacing w:line="360" w:lineRule="atLeast"/>
+              <w:rPr>
+                <w:rFonts w:ascii="Arial" w:hAnsi="Arial" w:cs="Arial"/>
+              </w:rPr>
+            </w:pPr>
+          </w:p>
+          <w:p>
+            <w:pPr>
+              <w:spacing w:line="360" w:lineRule="atLeast"/>
+              <w:rPr>
+                <w:rFonts w:ascii="Arial" w:hAnsi="Arial" w:cs="Arial"/>
+              </w:rPr>
+            </w:pPr>
+            <w:r>
+              <w:rPr>
+                <w:rFonts w:ascii="Arial" w:hAnsi="Arial" w:cs="Arial"/>
+                <w:b/>
+                <w:bCs/>
+              </w:rPr>
+              <w:t xml:space="preserve">To </w:t>
+            </w:r>
+            <w:r>
+              <w:rPr>
+                <w:rFonts w:ascii="Arial" w:hAnsi="Arial" w:cs="Arial"/>
+                <w:b/>
+                <w:bCs/>
+              </w:rPr>
+              <w:t>test</w:t>
+            </w:r>
+            <w:r>
+              <w:rPr>
+                <w:rFonts w:ascii="Arial" w:hAnsi="Arial" w:cs="Arial"/>
+              </w:rPr>
+              <w:t xml:space="preserve"> the </w:t>
+            </w:r>
+            <w:r>
+              <w:rPr>
+                <w:rFonts w:ascii="Arial" w:hAnsi="Arial" w:cs="Arial"/>
+              </w:rPr>
+              <w:t>accuracy of the computer vision software and determine if it has reached and acceptable level of accuracy</w:t>
+            </w:r>
+            <w:r>
+              <w:rPr>
+                <w:rFonts w:ascii="Arial" w:hAnsi="Arial" w:cs="Arial"/>
+              </w:rPr>
+              <w:t>.</w:t>
+            </w:r>
+          </w:p>
+          <w:p>
+            <w:pPr>
+              <w:spacing w:line="360" w:lineRule="atLeast"/>
+              <w:rPr>
+                <w:rFonts w:ascii="Arial" w:hAnsi="Arial" w:cs="Arial"/>
+              </w:rPr>
+            </w:pPr>
+            <w:r>
+              <w:rPr>
+                <w:rFonts w:ascii="Arial" w:hAnsi="Arial" w:cs="Arial"/>
               </w:rPr>
               <w:t xml:space="preserve"> </w:t>
             </w:r>
@@ -2487,8 +2589,6 @@
               <w:spacing w:line="360" w:lineRule="atLeast"/>
               <w:rPr>
                 <w:rFonts w:ascii="Arial" w:hAnsi="Arial" w:cs="Arial"/>
-                <w:sz w:val="24"/>
-                <w:szCs w:val="24"/>
               </w:rPr>
             </w:pPr>
           </w:p>
@@ -2498,8 +2598,6 @@
               <w:spacing w:line="360" w:lineRule="atLeast"/>
               <w:rPr>
                 <w:rFonts w:ascii="Arial" w:hAnsi="Arial" w:cs="Arial"/>
-                <w:sz w:val="24"/>
-                <w:szCs w:val="24"/>
               </w:rPr>
             </w:pPr>
           </w:p>
@@ -2557,8 +2655,6 @@
           <w:rFonts w:ascii="Arial" w:hAnsi="Arial" w:cs="Arial"/>
           <w:b/>
           <w:bCs/>
-          <w:sz w:val="24"/>
-          <w:szCs w:val="24"/>
         </w:rPr>
       </w:pPr>
       <w:r>
@@ -2566,9 +2662,8 @@
           <w:rFonts w:ascii="Arial" w:hAnsi="Arial" w:cs="Arial"/>
           <w:b/>
           <w:bCs/>
-          <w:sz w:val="24"/>
-          <w:szCs w:val="24"/>
-        </w:rPr>
+        </w:rPr>
+        <w:lastRenderedPageBreak/>
         <w:t>4</w:t>
       </w:r>
       <w:r>
@@ -2576,8 +2671,6 @@
           <w:rFonts w:ascii="Arial" w:hAnsi="Arial" w:cs="Arial"/>
           <w:b/>
           <w:bCs/>
-          <w:sz w:val="24"/>
-          <w:szCs w:val="24"/>
         </w:rPr>
         <w:t>.</w:t>
       </w:r>
@@ -2586,8 +2679,6 @@
           <w:rFonts w:ascii="Arial" w:hAnsi="Arial" w:cs="Arial"/>
           <w:b/>
           <w:bCs/>
-          <w:sz w:val="24"/>
-          <w:szCs w:val="24"/>
         </w:rPr>
         <w:tab/>
       </w:r>
@@ -2596,8 +2687,6 @@
           <w:rFonts w:ascii="Arial" w:hAnsi="Arial" w:cs="Arial"/>
           <w:b/>
           <w:bCs/>
-          <w:sz w:val="24"/>
-          <w:szCs w:val="24"/>
         </w:rPr>
         <w:t>Literature Review</w:t>
       </w:r>
@@ -2606,8 +2695,6 @@
           <w:rFonts w:ascii="Arial" w:hAnsi="Arial" w:cs="Arial"/>
           <w:b/>
           <w:bCs/>
-          <w:sz w:val="24"/>
-          <w:szCs w:val="24"/>
         </w:rPr>
         <w:t xml:space="preserve"> (</w:t>
       </w:r>
@@ -2618,8 +2705,6 @@
           <w:bCs/>
           <w:i/>
           <w:iCs/>
-          <w:sz w:val="24"/>
-          <w:szCs w:val="24"/>
         </w:rPr>
         <w:t xml:space="preserve">max </w:t>
       </w:r>
@@ -2630,8 +2715,6 @@
           <w:bCs/>
           <w:i/>
           <w:iCs/>
-          <w:sz w:val="24"/>
-          <w:szCs w:val="24"/>
         </w:rPr>
         <w:t>1</w:t>
       </w:r>
@@ -2642,8 +2725,6 @@
           <w:bCs/>
           <w:i/>
           <w:iCs/>
-          <w:sz w:val="24"/>
-          <w:szCs w:val="24"/>
         </w:rPr>
         <w:t>50</w:t>
       </w:r>
@@ -2654,8 +2735,6 @@
           <w:bCs/>
           <w:i/>
           <w:iCs/>
-          <w:sz w:val="24"/>
-          <w:szCs w:val="24"/>
         </w:rPr>
         <w:t>0 words</w:t>
       </w:r>
@@ -2664,8 +2743,6 @@
           <w:rFonts w:ascii="Arial" w:hAnsi="Arial" w:cs="Arial"/>
           <w:b/>
           <w:bCs/>
-          <w:sz w:val="24"/>
-          <w:szCs w:val="24"/>
         </w:rPr>
         <w:t>)</w:t>
       </w:r>
@@ -2681,7 +2758,7 @@
       </w:tblGrid>
       <w:tr>
         <w:trPr>
-          <w:trHeight w:val="7318"/>
+          <w:trHeight w:val="7503"/>
         </w:trPr>
         <w:tc>
           <w:tcPr>
@@ -2692,174 +2769,3019 @@
               <w:spacing w:line="360" w:lineRule="atLeast"/>
               <w:rPr>
                 <w:rFonts w:ascii="Arial" w:hAnsi="Arial" w:cs="Arial"/>
+              </w:rPr>
+            </w:pPr>
+          </w:p>
+          <w:p>
+            <w:pPr>
+              <w:spacing w:line="360" w:lineRule="atLeast"/>
+              <w:rPr>
+                <w:rFonts w:ascii="Arial" w:hAnsi="Arial" w:cs="Arial"/>
+                <w:lang w:val="en-US"/>
+              </w:rPr>
+            </w:pPr>
+            <w:r>
+              <w:rPr>
+                <w:rFonts w:ascii="Arial" w:hAnsi="Arial" w:cs="Arial"/>
+                <w:lang w:val="en-US"/>
+              </w:rPr>
+              <w:t>Existing academic literature identifies household food waste as a</w:t>
+            </w:r>
+            <w:r>
+              <w:rPr>
+                <w:rFonts w:ascii="Arial" w:hAnsi="Arial" w:cs="Arial"/>
+                <w:lang w:val="en-US"/>
+              </w:rPr>
+              <w:t xml:space="preserve">n </w:t>
+            </w:r>
+            <w:r>
+              <w:rPr>
+                <w:rFonts w:ascii="Arial" w:hAnsi="Arial" w:cs="Arial"/>
+                <w:lang w:val="en-US"/>
+              </w:rPr>
+              <w:t>issue influenced by consumer behavior, household routines</w:t>
+            </w:r>
+            <w:r>
+              <w:rPr>
+                <w:rFonts w:ascii="Arial" w:hAnsi="Arial" w:cs="Arial"/>
+                <w:lang w:val="en-US"/>
+              </w:rPr>
+              <w:t>,</w:t>
+            </w:r>
+            <w:r>
+              <w:rPr>
+                <w:rFonts w:ascii="Arial" w:hAnsi="Arial" w:cs="Arial"/>
+                <w:lang w:val="en-US"/>
+              </w:rPr>
+              <w:t xml:space="preserve"> and food waste management practices.</w:t>
+            </w:r>
+            <w:r>
+              <w:rPr>
+                <w:rFonts w:ascii="Arial" w:hAnsi="Arial" w:cs="Arial"/>
+                <w:lang w:val="en-US"/>
+              </w:rPr>
+              <w:t xml:space="preserve"> I will </w:t>
+            </w:r>
+            <w:r>
+              <w:rPr>
+                <w:rFonts w:ascii="Arial" w:hAnsi="Arial" w:cs="Arial"/>
+                <w:lang w:val="en-US"/>
+              </w:rPr>
+              <w:t>review the psychology and behaviors associated with food waste, Current uses of technology to prevent food waste, Emerging Computer Vision technologies, and Similar Applications to the proposed project</w:t>
+            </w:r>
+            <w:r>
+              <w:rPr>
+                <w:rFonts w:ascii="Arial" w:hAnsi="Arial" w:cs="Arial"/>
+                <w:lang w:val="en-US"/>
+              </w:rPr>
+              <w:t>.</w:t>
+            </w:r>
+          </w:p>
+          <w:p>
+            <w:pPr>
+              <w:spacing w:line="360" w:lineRule="atLeast"/>
+              <w:rPr>
+                <w:rFonts w:ascii="Arial" w:hAnsi="Arial" w:cs="Arial"/>
+                <w:lang w:val="en-US"/>
+              </w:rPr>
+            </w:pPr>
+          </w:p>
+          <w:p>
+            <w:pPr>
+              <w:spacing w:line="360" w:lineRule="atLeast"/>
+              <w:rPr>
+                <w:rFonts w:ascii="Arial" w:hAnsi="Arial" w:cs="Arial"/>
+                <w:b/>
+                <w:u w:val="single"/>
+              </w:rPr>
+            </w:pPr>
+            <w:r>
+              <w:rPr>
+                <w:rFonts w:ascii="Arial" w:hAnsi="Arial" w:cs="Arial"/>
+                <w:b/>
+                <w:u w:val="single"/>
+              </w:rPr>
+              <w:t xml:space="preserve">Psychology of Food Waste and Food Waste </w:t>
+            </w:r>
+            <w:r>
+              <w:rPr>
+                <w:rFonts w:ascii="Arial" w:hAnsi="Arial" w:cs="Arial"/>
+                <w:b/>
+                <w:u w:val="single"/>
+              </w:rPr>
+              <w:t>Behaviours</w:t>
+            </w:r>
+          </w:p>
+          <w:p>
+            <w:pPr>
+              <w:spacing w:line="360" w:lineRule="atLeast"/>
+              <w:rPr>
+                <w:rFonts w:ascii="Arial" w:hAnsi="Arial" w:cs="Arial"/>
+                <w:bCs/>
+              </w:rPr>
+            </w:pPr>
+          </w:p>
+          <w:p>
+            <w:pPr>
+              <w:spacing w:line="360" w:lineRule="atLeast"/>
+              <w:rPr>
+                <w:rFonts w:ascii="Arial" w:hAnsi="Arial" w:cs="Arial"/>
+                <w:lang w:val="en-US"/>
+              </w:rPr>
+            </w:pPr>
+            <w:r>
+              <w:rPr>
+                <w:rFonts w:ascii="Arial" w:hAnsi="Arial" w:cs="Arial"/>
+                <w:lang w:val="en-US"/>
+              </w:rPr>
+              <w:t>Household food waste is a</w:t>
+            </w:r>
+            <w:r>
+              <w:rPr>
+                <w:rFonts w:ascii="Arial" w:hAnsi="Arial" w:cs="Arial"/>
+                <w:lang w:val="en-US"/>
+              </w:rPr>
+              <w:t xml:space="preserve">n </w:t>
+            </w:r>
+            <w:r>
+              <w:rPr>
+                <w:rFonts w:ascii="Arial" w:hAnsi="Arial" w:cs="Arial"/>
+                <w:lang w:val="en-US"/>
+              </w:rPr>
+              <w:t>issue influenced by consumer behavior, food management practices</w:t>
+            </w:r>
+            <w:r>
+              <w:rPr>
+                <w:rFonts w:ascii="Arial" w:hAnsi="Arial" w:cs="Arial"/>
+                <w:lang w:val="en-US"/>
+              </w:rPr>
+              <w:t>,</w:t>
+            </w:r>
+            <w:r>
+              <w:rPr>
+                <w:rFonts w:ascii="Arial" w:hAnsi="Arial" w:cs="Arial"/>
+                <w:lang w:val="en-US"/>
+              </w:rPr>
+              <w:t xml:space="preserve"> and household routines.</w:t>
+            </w:r>
+            <w:r>
+              <w:rPr>
+                <w:rFonts w:ascii="Arial" w:hAnsi="Arial" w:cs="Arial"/>
+                <w:lang w:val="en-US"/>
+              </w:rPr>
+              <w:t xml:space="preserve"> </w:t>
+            </w:r>
+            <w:r>
+              <w:rPr>
+                <w:rFonts w:ascii="Arial" w:hAnsi="Arial" w:cs="Arial"/>
+                <w:lang w:val="en-US"/>
+              </w:rPr>
+              <w:fldChar w:fldCharType="begin"/>
+            </w:r>
+            <w:r>
+              <w:rPr>
+                <w:rFonts w:ascii="Arial" w:hAnsi="Arial" w:cs="Arial"/>
+                <w:lang w:val="en-US"/>
+              </w:rPr>
+              <w:instrText xml:space="preserve"> ADDIN ZOTERO_ITEM CSL_CITATION {"citationID":"R8yzAjmC","properties":{"unsorted":false,"formattedCitation":"(Schanes {\\i{}et al.} 2018)","plainCitation":"(Schanes et al. 2018)","dontUpdate":true,"noteIndex":0},"citationItems":[{"id":42,"uris":["http://zotero.org/users/local/ALZH0Phn/items/BBQBK47K"],"itemData":{"id":42,"type":"article-journal","abstract":"In recent years, food waste has received growing interest from local, national and European policymakers, international organisations, NGOs as well as academics from various disciplinary fields. Increasing concerns about food security and environmental impacts, such as resource depletion and greenhouse gas emissions attributed to food waste, have intensified attention to the topic. While food waste occurs in all stages of the food supply chain, private households have been identified as key actors in food waste generation. However, the evidence on why food waste occurs remains scattered. This paper maps the still small but expanding academic territory of consumer food waste by systematically reviewing empirical studies on food waste practices as well as distilling factors that foster and impede the generation of food waste on the household level. Moreover, we briefly discuss the contributions of different social ontologies, more particularly psychology-related approaches and social practice theory. The analysis reveals food waste as a complex and multi-faceted issue that cannot be attributed to single variables; this also calls for a stronger integration of different disciplinary perspectives. Mapping the determinants of waste generation deepens the understanding of household practices and helps design food waste prevention strategies. Finally, we link the identified factors with a set of policy, business, and retailer options.","container-title":"Journal of Cleaner Production","DOI":"10.1016/j.jclepro.2018.02.030","ISSN":"0959-6526","journalAbbreviation":"Journal of Cleaner Production","page":"978-991","source":"ScienceDirect","title":"Food waste matters - A systematic review of household food waste practices and their policy implications","volume":"182","author":[{"family":"Schanes","given":"Karin"},{"family":"Dobernig","given":"Karin"},{"family":"Gözet","given":"Burcu"}],"issued":{"date-parts":[["2018",5,1]]}}}],"schema":"https://github.com/citation-style-language/schema/raw/master/csl-citation.json"} </w:instrText>
+            </w:r>
+            <w:r>
+              <w:rPr>
+                <w:rFonts w:ascii="Arial" w:hAnsi="Arial" w:cs="Arial"/>
+                <w:lang w:val="en-US"/>
+              </w:rPr>
+              <w:fldChar w:fldCharType="separate"/>
+            </w:r>
+            <w:r>
+              <w:rPr>
+                <w:rFonts w:ascii="Arial" w:hAnsi="Arial" w:cs="Arial"/>
+                <w:lang w:val="en-US"/>
+              </w:rPr>
+              <w:fldChar w:fldCharType="end"/>
+            </w:r>
+            <w:r>
+              <w:rPr>
+                <w:rFonts w:ascii="Arial" w:hAnsi="Arial" w:cs="Arial"/>
+                <w:lang w:val="en-US"/>
+              </w:rPr>
+              <w:t xml:space="preserve">Researchers </w:t>
+            </w:r>
+            <w:r>
+              <w:rPr>
+                <w:rFonts w:ascii="Arial" w:hAnsi="Arial" w:cs="Arial"/>
+                <w:lang w:val="en-US"/>
+              </w:rPr>
+              <w:t xml:space="preserve">conducted </w:t>
+            </w:r>
+            <w:r>
+              <w:rPr>
+                <w:rFonts w:ascii="Arial" w:hAnsi="Arial" w:cs="Arial"/>
+                <w:lang w:val="en-US"/>
+              </w:rPr>
+              <w:t xml:space="preserve">a </w:t>
+            </w:r>
+            <w:r>
+              <w:rPr>
+                <w:rFonts w:ascii="Arial" w:hAnsi="Arial" w:cs="Arial"/>
+                <w:lang w:val="en-US"/>
+              </w:rPr>
+              <w:t>systematic literature review examining the factors that contribute to food waste at the consumer level</w:t>
+            </w:r>
+            <w:r>
+              <w:rPr>
+                <w:rFonts w:ascii="Arial" w:hAnsi="Arial" w:cs="Arial"/>
+                <w:lang w:val="en-US"/>
+              </w:rPr>
+              <w:t>. Their</w:t>
+            </w:r>
+            <w:r>
+              <w:rPr>
+                <w:rFonts w:ascii="Arial" w:hAnsi="Arial" w:cs="Arial"/>
+                <w:lang w:val="en-US"/>
+              </w:rPr>
+              <w:t xml:space="preserve"> research identifies several stages in the household food journey where waste can occur</w:t>
+            </w:r>
+            <w:r>
+              <w:rPr>
+                <w:rFonts w:ascii="Arial" w:hAnsi="Arial" w:cs="Arial"/>
+                <w:lang w:val="en-US"/>
+              </w:rPr>
+              <w:t>,</w:t>
+            </w:r>
+            <w:r>
+              <w:rPr>
+                <w:rFonts w:ascii="Arial" w:hAnsi="Arial" w:cs="Arial"/>
+                <w:lang w:val="en-US"/>
+              </w:rPr>
+              <w:t xml:space="preserve"> including planning</w:t>
+            </w:r>
+            <w:r>
+              <w:rPr>
+                <w:rFonts w:ascii="Arial" w:hAnsi="Arial" w:cs="Arial"/>
+                <w:lang w:val="en-US"/>
+              </w:rPr>
+              <w:t xml:space="preserve">, in-store </w:t>
+            </w:r>
+            <w:r>
+              <w:rPr>
+                <w:rFonts w:ascii="Arial" w:hAnsi="Arial" w:cs="Arial"/>
+                <w:lang w:val="en-US"/>
+              </w:rPr>
+              <w:t>purchasing</w:t>
+            </w:r>
+            <w:r>
+              <w:rPr>
+                <w:rFonts w:ascii="Arial" w:hAnsi="Arial" w:cs="Arial"/>
+                <w:lang w:val="en-US"/>
+              </w:rPr>
+              <w:t xml:space="preserve">, </w:t>
+            </w:r>
+            <w:r>
+              <w:rPr>
+                <w:rFonts w:ascii="Arial" w:hAnsi="Arial" w:cs="Arial"/>
+                <w:lang w:val="en-US"/>
+              </w:rPr>
+              <w:t>storage</w:t>
+            </w:r>
+            <w:r>
+              <w:rPr>
+                <w:rFonts w:ascii="Arial" w:hAnsi="Arial" w:cs="Arial"/>
+                <w:lang w:val="en-US"/>
+              </w:rPr>
+              <w:t>, food preparation</w:t>
+            </w:r>
+            <w:r>
+              <w:rPr>
+                <w:rFonts w:ascii="Arial" w:hAnsi="Arial" w:cs="Arial"/>
+                <w:lang w:val="en-US"/>
+              </w:rPr>
+              <w:t>,</w:t>
+            </w:r>
+            <w:r>
+              <w:rPr>
+                <w:rFonts w:ascii="Arial" w:hAnsi="Arial" w:cs="Arial"/>
+                <w:lang w:val="en-US"/>
+              </w:rPr>
+              <w:t xml:space="preserve"> and disposal</w:t>
+            </w:r>
+            <w:r>
+              <w:rPr>
+                <w:rFonts w:ascii="Arial" w:hAnsi="Arial" w:cs="Arial"/>
+                <w:lang w:val="en-US"/>
+              </w:rPr>
+              <w:t>.</w:t>
+            </w:r>
+            <w:r>
+              <w:rPr>
+                <w:rFonts w:ascii="Arial" w:hAnsi="Arial" w:cs="Arial"/>
+                <w:lang w:val="en-US"/>
+              </w:rPr>
+              <w:t xml:space="preserve"> </w:t>
+            </w:r>
+            <w:r>
+              <w:rPr>
+                <w:rFonts w:ascii="Arial" w:hAnsi="Arial" w:cs="Arial"/>
+                <w:lang w:val="en-US"/>
+              </w:rPr>
+              <w:fldChar w:fldCharType="begin"/>
+            </w:r>
+            <w:r>
+              <w:rPr>
+                <w:rFonts w:ascii="Arial" w:hAnsi="Arial" w:cs="Arial"/>
+                <w:lang w:val="en-US"/>
+              </w:rPr>
+              <w:instrText xml:space="preserve"> ADDIN ZOTERO_ITEM CSL_CITATION {"citationID":"P4axO5TB","properties":{"unsorted":false,"formattedCitation":"(Schanes {\\i{}et al.} 2018)","plainCitation":"(Schanes et al. 2018)","noteIndex":0},"citationItems":[{"id":42,"uris":["http://zotero.org/users/local/ALZH0Phn/items/BBQBK47K"],"itemData":{"id":42,"type":"article-journal","abstract":"In recent years, food waste has received growing interest from local, national and European policymakers, international organisations, NGOs as well as academics from various disciplinary fields. Increasing concerns about food security and environmental impacts, such as resource depletion and greenhouse gas emissions attributed to food waste, have intensified attention to the topic. While food waste occurs in all stages of the food supply chain, private households have been identified as key actors in food waste generation. However, the evidence on why food waste occurs remains scattered. This paper maps the still small but expanding academic territory of consumer food waste by systematically reviewing empirical studies on food waste practices as well as distilling factors that foster and impede the generation of food waste on the household level. Moreover, we briefly discuss the contributions of different social ontologies, more particularly psychology-related approaches and social practice theory. The analysis reveals food waste as a complex and multi-faceted issue that cannot be attributed to single variables; this also calls for a stronger integration of different disciplinary perspectives. Mapping the determinants of waste generation deepens the understanding of household practices and helps design food waste prevention strategies. Finally, we link the identified factors with a set of policy, business, and retailer options.","container-title":"Journal of Cleaner Production","DOI":"10.1016/j.jclepro.2018.02.030","ISSN":"0959-6526","journalAbbreviation":"Journal of Cleaner Production","page":"978-991","source":"ScienceDirect","title":"Food waste matters - A systematic review of household food waste practices and their policy implications","volume":"182","author":[{"family":"Schanes","given":"Karin"},{"family":"Dobernig","given":"Karin"},{"family":"Gözet","given":"Burcu"}],"issued":{"date-parts":[["2018",5,1]]}}}],"schema":"https://github.com/citation-style-language/schema/raw/master/csl-citation.json"} </w:instrText>
+            </w:r>
+            <w:r>
+              <w:rPr>
+                <w:rFonts w:ascii="Arial" w:hAnsi="Arial" w:cs="Arial"/>
+                <w:lang w:val="en-US"/>
+              </w:rPr>
+              <w:fldChar w:fldCharType="separate"/>
+            </w:r>
+            <w:r>
+              <w:rPr>
+                <w:rFonts w:ascii="Arial" w:hAnsi="Arial" w:cs="Arial"/>
+              </w:rPr>
+              <w:t xml:space="preserve">(Schanes </w:t>
+            </w:r>
+            <w:r>
+              <w:rPr>
+                <w:rFonts w:ascii="Arial" w:hAnsi="Arial" w:cs="Arial"/>
                 <w:i/>
                 <w:iCs/>
-                <w:sz w:val="24"/>
-                <w:szCs w:val="24"/>
-              </w:rPr>
-            </w:pPr>
+              </w:rPr>
+              <w:t>et al.</w:t>
+            </w:r>
+            <w:r>
+              <w:rPr>
+                <w:rFonts w:ascii="Arial" w:hAnsi="Arial" w:cs="Arial"/>
+              </w:rPr>
+              <w:t xml:space="preserve"> 2018)</w:t>
+            </w:r>
+            <w:r>
+              <w:rPr>
+                <w:rFonts w:ascii="Arial" w:hAnsi="Arial" w:cs="Arial"/>
+                <w:lang w:val="en-US"/>
+              </w:rPr>
+              <w:fldChar w:fldCharType="end"/>
+            </w:r>
+            <w:r>
+              <w:rPr>
+                <w:rFonts w:ascii="Arial" w:hAnsi="Arial" w:cs="Arial"/>
+                <w:lang w:val="en-US"/>
+              </w:rPr>
+              <w:t xml:space="preserve">. </w:t>
+            </w:r>
+          </w:p>
+          <w:p>
+            <w:pPr>
+              <w:spacing w:line="360" w:lineRule="atLeast"/>
+              <w:rPr>
+                <w:rFonts w:ascii="Arial" w:hAnsi="Arial" w:cs="Arial"/>
+                <w:lang w:val="en-US"/>
+              </w:rPr>
+            </w:pPr>
+          </w:p>
+          <w:p>
+            <w:pPr>
+              <w:spacing w:line="360" w:lineRule="atLeast"/>
+              <w:rPr>
+                <w:rFonts w:ascii="Arial" w:hAnsi="Arial" w:cs="Arial"/>
+              </w:rPr>
+            </w:pPr>
+            <w:r>
+              <w:rPr>
+                <w:rFonts w:ascii="Arial" w:hAnsi="Arial" w:cs="Arial"/>
+              </w:rPr>
+              <w:t xml:space="preserve">The </w:t>
+            </w:r>
+            <w:r>
+              <w:rPr>
+                <w:rFonts w:ascii="Arial" w:hAnsi="Arial" w:cs="Arial"/>
+              </w:rPr>
+              <w:t>paper</w:t>
+            </w:r>
+            <w:r>
+              <w:rPr>
+                <w:rFonts w:ascii="Arial" w:hAnsi="Arial" w:cs="Arial"/>
+              </w:rPr>
+              <w:t xml:space="preserve"> highlight</w:t>
+            </w:r>
+            <w:r>
+              <w:rPr>
+                <w:rFonts w:ascii="Arial" w:hAnsi="Arial" w:cs="Arial"/>
+              </w:rPr>
+              <w:t>s</w:t>
+            </w:r>
+            <w:r>
+              <w:rPr>
+                <w:rFonts w:ascii="Arial" w:hAnsi="Arial" w:cs="Arial"/>
+              </w:rPr>
+              <w:t xml:space="preserve"> that failing to plan meals or check existing household food supplies before shopping can contribute to unnecessary purchases and food spoilage (Schanes </w:t>
+            </w:r>
             <w:r>
               <w:rPr>
                 <w:rFonts w:ascii="Arial" w:hAnsi="Arial" w:cs="Arial"/>
                 <w:i/>
                 <w:iCs/>
-                <w:sz w:val="24"/>
-                <w:szCs w:val="24"/>
-              </w:rPr>
-              <w:t xml:space="preserve">Critical </w:t>
+              </w:rPr>
+              <w:t>et al.</w:t>
+            </w:r>
+            <w:r>
+              <w:rPr>
+                <w:rFonts w:ascii="Arial" w:hAnsi="Arial" w:cs="Arial"/>
+              </w:rPr>
+              <w:t xml:space="preserve"> 2018). </w:t>
+            </w:r>
+            <w:r>
+              <w:rPr>
+                <w:rFonts w:ascii="Arial" w:hAnsi="Arial" w:cs="Arial"/>
+              </w:rPr>
+              <w:t xml:space="preserve">Busy consumers may overlook food they already have at home, leading to duplicate purchases and a higher risk of food </w:t>
+            </w:r>
+            <w:r>
+              <w:rPr>
+                <w:rFonts w:ascii="Arial" w:hAnsi="Arial" w:cs="Arial"/>
+              </w:rPr>
+              <w:t>waste. Based on these findings, an application that allows users to record and view the food available in their household could help reduce overbuying and support better food management.</w:t>
+            </w:r>
+          </w:p>
+          <w:p>
+            <w:pPr>
+              <w:spacing w:line="360" w:lineRule="atLeast"/>
+              <w:rPr>
+                <w:rFonts w:ascii="Arial" w:hAnsi="Arial" w:cs="Arial"/>
+                <w:lang w:val="en-US"/>
+              </w:rPr>
+            </w:pPr>
+          </w:p>
+          <w:p>
+            <w:pPr>
+              <w:spacing w:line="360" w:lineRule="atLeast"/>
+              <w:rPr>
+                <w:rFonts w:ascii="Arial" w:hAnsi="Arial" w:cs="Arial"/>
+                <w:lang w:val="en-US"/>
+              </w:rPr>
+            </w:pPr>
+            <w:r>
+              <w:rPr>
+                <w:rFonts w:ascii="Arial" w:hAnsi="Arial" w:cs="Arial"/>
+                <w:lang w:val="en-US"/>
+              </w:rPr>
+              <w:t>Preplanning</w:t>
+            </w:r>
+            <w:r>
+              <w:rPr>
+                <w:rFonts w:ascii="Arial" w:hAnsi="Arial" w:cs="Arial"/>
+                <w:lang w:val="en-US"/>
+              </w:rPr>
+              <w:t xml:space="preserve"> is the first phase of the household food waste journey. Several studies have </w:t>
+            </w:r>
+            <w:r>
+              <w:rPr>
+                <w:rFonts w:ascii="Arial" w:hAnsi="Arial" w:cs="Arial"/>
+                <w:lang w:val="en-US"/>
+              </w:rPr>
+              <w:t xml:space="preserve">found that menu planning and making a shopping list </w:t>
+            </w:r>
+            <w:r>
+              <w:rPr>
+                <w:rFonts w:ascii="Arial" w:hAnsi="Arial" w:cs="Arial"/>
+                <w:lang w:val="en-US"/>
+              </w:rPr>
+              <w:t>positively influence food waste reduction</w:t>
+            </w:r>
+            <w:r>
+              <w:rPr>
+                <w:rFonts w:ascii="Arial" w:hAnsi="Arial" w:cs="Arial"/>
+                <w:lang w:val="en-US"/>
+              </w:rPr>
+              <w:t>.</w:t>
+            </w:r>
+            <w:r>
+              <w:rPr>
+                <w:rFonts w:ascii="Arial" w:hAnsi="Arial" w:cs="Arial"/>
+                <w:lang w:val="en-US"/>
+              </w:rPr>
+              <w:t xml:space="preserve"> </w:t>
+            </w:r>
+            <w:r>
+              <w:rPr>
+                <w:rFonts w:ascii="Arial" w:hAnsi="Arial" w:cs="Arial"/>
+                <w:lang w:val="en-US"/>
+              </w:rPr>
+              <w:fldChar w:fldCharType="begin"/>
+            </w:r>
+            <w:r>
+              <w:rPr>
+                <w:rFonts w:ascii="Arial" w:hAnsi="Arial" w:cs="Arial"/>
+                <w:lang w:val="en-US"/>
+              </w:rPr>
+              <w:instrText xml:space="preserve"> ADDIN ZOTERO_ITEM CSL_CITATION {"citationID":"oauhYGLv","properties":{"unsorted":false,"formattedCitation":"(Schanes {\\i{}et al.} 2018)","plainCitation":"(Schanes et al. 2018)","noteIndex":0},"citationItems":[{"id":42,"uris":["http://zotero.org/users/local/ALZH0Phn/items/BBQBK47K"],"itemData":{"id":42,"type":"article-journal","abstract":"In recent years, food waste has received growing interest from local, national and European policymakers, international organisations, NGOs as well as academics from various disciplinary fields. Increasing concerns about food security and environmental impacts, such as resource depletion and greenhouse gas emissions attributed to food waste, have intensified attention to the topic. While food waste occurs in all stages of the food supply chain, private households have been identified as key actors in food waste generation. However, the evidence on why food waste occurs remains scattered. This paper maps the still small but expanding academic territory of consumer food waste by systematically reviewing empirical studies on food waste practices as well as distilling factors that foster and impede the generation of food waste on the household level. Moreover, we briefly discuss the contributions of different social ontologies, more particularly psychology-related approaches and social practice theory. The analysis reveals food waste as a complex and multi-faceted issue that cannot be attributed to single variables; this also calls for a stronger integration of different disciplinary perspectives. Mapping the determinants of waste generation deepens the understanding of household practices and helps design food waste prevention strategies. Finally, we link the identified factors with a set of policy, business, and retailer options.","container-title":"Journal of Cleaner Production","DOI":"10.1016/j.jclepro.2018.02.030","ISSN":"0959-6526","journalAbbreviation":"Journal of Cleaner Production","page":"978-991","source":"ScienceDirect","title":"Food waste matters - A systematic review of household food waste practices and their policy implications","volume":"182","author":[{"family":"Schanes","given":"Karin"},{"family":"Dobernig","given":"Karin"},{"family":"Gözet","given":"Burcu"}],"issued":{"date-parts":[["2018",5,1]]}}}],"schema":"https://github.com/citation-style-language/schema/raw/master/csl-citation.json"} </w:instrText>
+            </w:r>
+            <w:r>
+              <w:rPr>
+                <w:rFonts w:ascii="Arial" w:hAnsi="Arial" w:cs="Arial"/>
+                <w:lang w:val="en-US"/>
+              </w:rPr>
+              <w:fldChar w:fldCharType="separate"/>
+            </w:r>
+            <w:r>
+              <w:rPr>
+                <w:rFonts w:ascii="Arial" w:hAnsi="Arial" w:cs="Arial"/>
+              </w:rPr>
+              <w:t xml:space="preserve">(Schanes </w:t>
             </w:r>
             <w:r>
               <w:rPr>
                 <w:rFonts w:ascii="Arial" w:hAnsi="Arial" w:cs="Arial"/>
                 <w:i/>
                 <w:iCs/>
-                <w:sz w:val="24"/>
-                <w:szCs w:val="24"/>
-              </w:rPr>
-              <w:t>evaluation</w:t>
+              </w:rPr>
+              <w:t>et al.</w:t>
+            </w:r>
+            <w:r>
+              <w:rPr>
+                <w:rFonts w:ascii="Arial" w:hAnsi="Arial" w:cs="Arial"/>
+              </w:rPr>
+              <w:t xml:space="preserve"> 2018)</w:t>
+            </w:r>
+            <w:r>
+              <w:rPr>
+                <w:rFonts w:ascii="Arial" w:hAnsi="Arial" w:cs="Arial"/>
+                <w:lang w:val="en-US"/>
+              </w:rPr>
+              <w:fldChar w:fldCharType="end"/>
+            </w:r>
+            <w:r>
+              <w:rPr>
+                <w:rFonts w:ascii="Arial" w:hAnsi="Arial" w:cs="Arial"/>
+                <w:lang w:val="en-US"/>
+              </w:rPr>
+              <w:t xml:space="preserve">. </w:t>
+            </w:r>
+            <w:r>
+              <w:rPr>
+                <w:rFonts w:ascii="Arial" w:hAnsi="Arial" w:cs="Arial"/>
+                <w:lang w:val="en-US"/>
+              </w:rPr>
+              <w:t>Buying more food than is required increases the likelihood of spoilage</w:t>
+            </w:r>
+            <w:r>
+              <w:rPr>
+                <w:rFonts w:ascii="Arial" w:hAnsi="Arial" w:cs="Arial"/>
+                <w:lang w:val="en-US"/>
+              </w:rPr>
+              <w:t>;</w:t>
+            </w:r>
+            <w:r>
+              <w:rPr>
+                <w:rFonts w:ascii="Arial" w:hAnsi="Arial" w:cs="Arial"/>
+                <w:lang w:val="en-US"/>
+              </w:rPr>
+              <w:t xml:space="preserve"> however</w:t>
+            </w:r>
+            <w:r>
+              <w:rPr>
+                <w:rFonts w:ascii="Arial" w:hAnsi="Arial" w:cs="Arial"/>
+                <w:lang w:val="en-US"/>
+              </w:rPr>
+              <w:t>,</w:t>
+            </w:r>
+            <w:r>
+              <w:rPr>
+                <w:rFonts w:ascii="Arial" w:hAnsi="Arial" w:cs="Arial"/>
+                <w:lang w:val="en-US"/>
+              </w:rPr>
+              <w:t xml:space="preserve"> people who plan their weekly menus are less likely to overbuy </w:t>
+            </w:r>
+            <w:r>
+              <w:rPr>
+                <w:rFonts w:ascii="Arial" w:hAnsi="Arial" w:cs="Arial"/>
+                <w:lang w:val="en-US"/>
+              </w:rPr>
+              <w:fldChar w:fldCharType="begin"/>
+            </w:r>
+            <w:r>
+              <w:rPr>
+                <w:rFonts w:ascii="Arial" w:hAnsi="Arial" w:cs="Arial"/>
+                <w:lang w:val="en-US"/>
+              </w:rPr>
+              <w:instrText xml:space="preserve"> ADDIN ZOTERO_ITEM CSL_CITATION {"citationID":"OGkIRdxM","properties":{"unsorted":false,"formattedCitation":"(Schanes {\\i{}et al.} 2018)","plainCitation":"(Schanes et al. 2018)","noteIndex":0},"citationItems":[{"id":42,"uris":["http://zotero.org/users/local/ALZH0Phn/items/BBQBK47K"],"itemData":{"id":42,"type":"article-journal","abstract":"In recent years, food waste has received growing interest from local, national and European policymakers, international organisations, NGOs as well as academics from various disciplinary fields. Increasing concerns about food security and environmental impacts, such as resource depletion and greenhouse gas emissions attributed to food waste, have intensified attention to the topic. While food waste occurs in all stages of the food supply chain, private households have been identified as key actors in food waste generation. However, the evidence on why food waste occurs remains scattered. This paper maps the still small but expanding academic territory of consumer food waste by systematically reviewing empirical studies on food waste practices as well as distilling factors that foster and impede the generation of food waste on the household level. Moreover, we briefly discuss the contributions of different social ontologies, more particularly psychology-related approaches and social practice theory. The analysis reveals food waste as a complex and multi-faceted issue that cannot be attributed to single variables; this also calls for a stronger integration of different disciplinary perspectives. Mapping the determinants of waste generation deepens the understanding of household practices and helps design food waste prevention strategies. Finally, we link the identified factors with a set of policy, business, and retailer options.","container-title":"Journal of Cleaner Production","DOI":"10.1016/j.jclepro.2018.02.030","ISSN":"0959-6526","journalAbbreviation":"Journal of Cleaner Production","page":"978-991","source":"ScienceDirect","title":"Food waste matters - A systematic review of household food waste practices and their policy implications","volume":"182","author":[{"family":"Schanes","given":"Karin"},{"family":"Dobernig","given":"Karin"},{"family":"Gözet","given":"Burcu"}],"issued":{"date-parts":[["2018",5,1]]}}}],"schema":"https://github.com/citation-style-language/schema/raw/master/csl-citation.json"} </w:instrText>
+            </w:r>
+            <w:r>
+              <w:rPr>
+                <w:rFonts w:ascii="Arial" w:hAnsi="Arial" w:cs="Arial"/>
+                <w:lang w:val="en-US"/>
+              </w:rPr>
+              <w:fldChar w:fldCharType="separate"/>
+            </w:r>
+            <w:r>
+              <w:rPr>
+                <w:rFonts w:ascii="Arial" w:hAnsi="Arial" w:cs="Arial"/>
+              </w:rPr>
+              <w:t xml:space="preserve">(Schanes </w:t>
             </w:r>
             <w:r>
               <w:rPr>
                 <w:rFonts w:ascii="Arial" w:hAnsi="Arial" w:cs="Arial"/>
                 <w:i/>
                 <w:iCs/>
-                <w:sz w:val="24"/>
-                <w:szCs w:val="24"/>
-              </w:rPr>
-              <w:t xml:space="preserve"> of relevant academic literature and current state of</w:t>
+              </w:rPr>
+              <w:t>et al.</w:t>
+            </w:r>
+            <w:r>
+              <w:rPr>
+                <w:rFonts w:ascii="Arial" w:hAnsi="Arial" w:cs="Arial"/>
+              </w:rPr>
+              <w:t xml:space="preserve"> 2018)</w:t>
+            </w:r>
+            <w:r>
+              <w:rPr>
+                <w:rFonts w:ascii="Arial" w:hAnsi="Arial" w:cs="Arial"/>
+                <w:lang w:val="en-US"/>
+              </w:rPr>
+              <w:fldChar w:fldCharType="end"/>
+            </w:r>
+            <w:r>
+              <w:rPr>
+                <w:rFonts w:ascii="Arial" w:hAnsi="Arial" w:cs="Arial"/>
+                <w:lang w:val="en-US"/>
+              </w:rPr>
+              <w:t xml:space="preserve">. </w:t>
+            </w:r>
+          </w:p>
+          <w:p>
+            <w:pPr>
+              <w:spacing w:line="360" w:lineRule="atLeast"/>
+              <w:rPr>
+                <w:rFonts w:ascii="Arial" w:hAnsi="Arial" w:cs="Arial"/>
+                <w:lang w:val="en-US"/>
+              </w:rPr>
+            </w:pPr>
+          </w:p>
+          <w:p>
+            <w:pPr>
+              <w:spacing w:line="360" w:lineRule="atLeast"/>
+              <w:rPr>
+                <w:rFonts w:ascii="Arial" w:hAnsi="Arial" w:cs="Arial"/>
+              </w:rPr>
+            </w:pPr>
+            <w:r>
+              <w:rPr>
+                <w:rFonts w:ascii="Arial" w:hAnsi="Arial" w:cs="Arial"/>
+                <w:lang w:val="en-US"/>
+              </w:rPr>
+              <w:t xml:space="preserve">Pre-consumption is another major area of wasteful behavior. </w:t>
+            </w:r>
+            <w:r>
+              <w:rPr>
+                <w:rFonts w:ascii="Arial" w:hAnsi="Arial" w:cs="Arial"/>
+              </w:rPr>
+              <w:t xml:space="preserve">Schanes et al. (2018) also identify date-label confusion and </w:t>
+            </w:r>
+            <w:r>
+              <w:rPr>
+                <w:rFonts w:ascii="Arial" w:hAnsi="Arial" w:cs="Arial"/>
+              </w:rPr>
+              <w:t>food-safety concerns</w:t>
+            </w:r>
+            <w:r>
+              <w:rPr>
+                <w:rFonts w:ascii="Arial" w:hAnsi="Arial" w:cs="Arial"/>
+              </w:rPr>
+              <w:t xml:space="preserve"> as factors associated with household food waste. Consumers may discard products prematurely if they interpret a best-before date as a strict safety deadline. An application could help users </w:t>
+            </w:r>
+            <w:r>
+              <w:rPr>
+                <w:rFonts w:ascii="Arial" w:hAnsi="Arial" w:cs="Arial"/>
+              </w:rPr>
+              <w:t>track date information and send reminders when food needs</w:t>
+            </w:r>
+            <w:r>
+              <w:rPr>
+                <w:rFonts w:ascii="Arial" w:hAnsi="Arial" w:cs="Arial"/>
+              </w:rPr>
+              <w:t xml:space="preserve"> attention. </w:t>
+            </w:r>
+          </w:p>
+          <w:p>
+            <w:pPr>
+              <w:spacing w:line="360" w:lineRule="atLeast"/>
+              <w:rPr>
+                <w:rFonts w:ascii="Arial" w:hAnsi="Arial" w:cs="Arial"/>
+              </w:rPr>
+            </w:pPr>
+          </w:p>
+          <w:p>
+            <w:pPr>
+              <w:spacing w:line="360" w:lineRule="atLeast"/>
+              <w:rPr>
+                <w:rFonts w:ascii="Arial" w:hAnsi="Arial" w:cs="Arial"/>
+              </w:rPr>
+            </w:pPr>
+          </w:p>
+          <w:p>
+            <w:pPr>
+              <w:spacing w:line="360" w:lineRule="atLeast"/>
+              <w:rPr>
+                <w:rFonts w:ascii="Arial" w:hAnsi="Arial" w:cs="Arial"/>
+                <w:lang w:val="en-US"/>
+              </w:rPr>
+            </w:pPr>
+            <w:r>
+              <w:rPr>
+                <w:rFonts w:ascii="Arial" w:hAnsi="Arial" w:cs="Arial"/>
+              </w:rPr>
+              <w:lastRenderedPageBreak/>
+              <w:t xml:space="preserve">A major strength of the academic paper by </w:t>
+            </w:r>
+            <w:r>
+              <w:rPr>
+                <w:rFonts w:ascii="Arial" w:hAnsi="Arial" w:cs="Arial"/>
+                <w:lang w:val="en-US"/>
+              </w:rPr>
+              <w:fldChar w:fldCharType="begin"/>
+            </w:r>
+            <w:r>
+              <w:rPr>
+                <w:rFonts w:ascii="Arial" w:hAnsi="Arial" w:cs="Arial"/>
+                <w:lang w:val="en-US"/>
+              </w:rPr>
+              <w:instrText xml:space="preserve"> ADDIN ZOTERO_ITEM CSL_CITATION {"citationID":"UDoioICU","properties":{"unsorted":false,"formattedCitation":"(Schanes {\\i{}et al.} 2018)","plainCitation":"(Schanes et al. 2018)","noteIndex":0},"citationItems":[{"id":42,"uris":["http://zotero.org/users/local/ALZH0Phn/items/BBQBK47K"],"itemData":{"id":42,"type":"article-journal","abstract":"In recent years, food waste has received growing interest from local, national and European policymakers, international organisations, NGOs as well as academics from various disciplinary fields. Increasing concerns about food security and environmental impacts, such as resource depletion and greenhouse gas emissions attributed to food waste, have intensified attention to the topic. While food waste occurs in all stages of the food supply chain, private households have been identified as key actors in food waste generation. However, the evidence on why food waste occurs remains scattered. This paper maps the still small but expanding academic territory of consumer food waste by systematically reviewing empirical studies on food waste practices as well as distilling factors that foster and impede the generation of food waste on the household level. Moreover, we briefly discuss the contributions of different social ontologies, more particularly psychology-related approaches and social practice theory. The analysis reveals food waste as a complex and multi-faceted issue that cannot be attributed to single variables; this also calls for a stronger integration of different disciplinary perspectives. Mapping the determinants of waste generation deepens the understanding of household practices and helps design food waste prevention strategies. Finally, we link the identified factors with a set of policy, business, and retailer options.","container-title":"Journal of Cleaner Production","DOI":"10.1016/j.jclepro.2018.02.030","ISSN":"0959-6526","journalAbbreviation":"Journal of Cleaner Production","page":"978-991","source":"ScienceDirect","title":"Food waste matters - A systematic review of household food waste practices and their policy implications","volume":"182","author":[{"family":"Schanes","given":"Karin"},{"family":"Dobernig","given":"Karin"},{"family":"Gözet","given":"Burcu"}],"issued":{"date-parts":[["2018",5,1]]}}}],"schema":"https://github.com/citation-style-language/schema/raw/master/csl-citation.json"} </w:instrText>
+            </w:r>
+            <w:r>
+              <w:rPr>
+                <w:rFonts w:ascii="Arial" w:hAnsi="Arial" w:cs="Arial"/>
+                <w:lang w:val="en-US"/>
+              </w:rPr>
+              <w:fldChar w:fldCharType="separate"/>
+            </w:r>
+            <w:r>
+              <w:rPr>
+                <w:rFonts w:ascii="Arial" w:hAnsi="Arial" w:cs="Arial"/>
+              </w:rPr>
+              <w:t xml:space="preserve">(Schanes </w:t>
             </w:r>
             <w:r>
               <w:rPr>
                 <w:rFonts w:ascii="Arial" w:hAnsi="Arial" w:cs="Arial"/>
                 <w:i/>
                 <w:iCs/>
-                <w:sz w:val="24"/>
-                <w:szCs w:val="24"/>
-              </w:rPr>
-              <w:t xml:space="preserve"> the art,</w:t>
+              </w:rPr>
+              <w:t>et al.</w:t>
+            </w:r>
+            <w:r>
+              <w:rPr>
+                <w:rFonts w:ascii="Arial" w:hAnsi="Arial" w:cs="Arial"/>
+              </w:rPr>
+              <w:t xml:space="preserve"> 2018)</w:t>
+            </w:r>
+            <w:r>
+              <w:rPr>
+                <w:rFonts w:ascii="Arial" w:hAnsi="Arial" w:cs="Arial"/>
+                <w:lang w:val="en-US"/>
+              </w:rPr>
+              <w:fldChar w:fldCharType="end"/>
+            </w:r>
+            <w:r>
+              <w:rPr>
+                <w:rFonts w:ascii="Arial" w:hAnsi="Arial" w:cs="Arial"/>
+                <w:lang w:val="en-US"/>
+              </w:rPr>
+              <w:t xml:space="preserve"> </w:t>
+            </w:r>
+            <w:r>
+              <w:rPr>
+                <w:rFonts w:ascii="Arial" w:hAnsi="Arial" w:cs="Arial"/>
+              </w:rPr>
+              <w:t>i</w:t>
+            </w:r>
+            <w:r>
+              <w:rPr>
+                <w:rFonts w:ascii="Arial" w:hAnsi="Arial" w:cs="Arial"/>
+              </w:rPr>
+              <w:t xml:space="preserve">s that </w:t>
+            </w:r>
+            <w:r>
+              <w:rPr>
+                <w:rFonts w:ascii="Arial" w:hAnsi="Arial" w:cs="Arial"/>
+              </w:rPr>
+              <w:t>t</w:t>
+            </w:r>
+            <w:r>
+              <w:rPr>
+                <w:rFonts w:ascii="Arial" w:hAnsi="Arial" w:cs="Arial"/>
+                <w:lang w:val="en-US"/>
+              </w:rPr>
+              <w:t xml:space="preserve">heir research considers multiple factors influencing household food waste rather than focusing on a single cause. Their findings are particularly relevant to this project because they identify opportunities to improve household food management practices. </w:t>
+            </w:r>
+          </w:p>
+          <w:p>
+            <w:pPr>
+              <w:spacing w:line="360" w:lineRule="atLeast"/>
+              <w:rPr>
+                <w:rFonts w:ascii="Arial" w:hAnsi="Arial" w:cs="Arial"/>
+                <w:lang w:val="en-US"/>
+              </w:rPr>
+            </w:pPr>
+          </w:p>
+          <w:p>
+            <w:pPr>
+              <w:spacing w:line="360" w:lineRule="atLeast"/>
+              <w:rPr>
+                <w:rFonts w:ascii="Arial" w:hAnsi="Arial" w:cs="Arial"/>
+              </w:rPr>
+            </w:pPr>
+            <w:r>
+              <w:rPr>
+                <w:rFonts w:ascii="Arial" w:hAnsi="Arial" w:cs="Arial"/>
+                <w:lang w:val="en-US"/>
+              </w:rPr>
+              <w:t xml:space="preserve">Another important consideration is the role of individual household behavior. </w:t>
+            </w:r>
+            <w:r>
+              <w:rPr>
+                <w:rFonts w:ascii="Arial" w:hAnsi="Arial" w:cs="Arial"/>
+                <w:lang w:val="en-US"/>
+              </w:rPr>
+              <w:t>Because food waste can be influenced by the factors mentioned</w:t>
+            </w:r>
+            <w:r>
+              <w:rPr>
+                <w:rFonts w:ascii="Arial" w:hAnsi="Arial" w:cs="Arial"/>
+                <w:lang w:val="en-US"/>
+              </w:rPr>
+              <w:t xml:space="preserve"> earlier, a single approach may not be equally effective for every user. The proposed application could therefore record discarded food and identify recurring food waste patterns. Based on th</w:t>
+            </w:r>
+            <w:r>
+              <w:rPr>
+                <w:rFonts w:ascii="Arial" w:hAnsi="Arial" w:cs="Arial"/>
+                <w:lang w:val="en-US"/>
+              </w:rPr>
+              <w:t>is</w:t>
+            </w:r>
+            <w:r>
+              <w:rPr>
+                <w:rFonts w:ascii="Arial" w:hAnsi="Arial" w:cs="Arial"/>
+                <w:lang w:val="en-US"/>
+              </w:rPr>
+              <w:t xml:space="preserve"> information, </w:t>
+            </w:r>
+            <w:r>
+              <w:rPr>
+                <w:rFonts w:ascii="Arial" w:hAnsi="Arial" w:cs="Arial"/>
+                <w:lang w:val="en-US"/>
+              </w:rPr>
+              <w:t xml:space="preserve">users gain better visibility of foods that are expiring or being discarded consistently and can </w:t>
+            </w:r>
+            <w:r>
+              <w:rPr>
+                <w:rFonts w:ascii="Arial" w:hAnsi="Arial" w:cs="Arial"/>
+                <w:lang w:val="en-US"/>
+              </w:rPr>
+              <w:t>adapt their food purchasing and planning around those trends.</w:t>
+            </w:r>
+          </w:p>
+          <w:p>
+            <w:pPr>
+              <w:spacing w:line="360" w:lineRule="atLeast"/>
+              <w:rPr>
+                <w:rFonts w:ascii="Arial" w:hAnsi="Arial" w:cs="Arial"/>
+                <w:lang w:val="en-US"/>
+              </w:rPr>
+            </w:pPr>
+          </w:p>
+          <w:p>
+            <w:pPr>
+              <w:spacing w:line="360" w:lineRule="atLeast"/>
+              <w:rPr>
+                <w:rFonts w:ascii="Arial" w:hAnsi="Arial" w:cs="Arial"/>
+              </w:rPr>
+            </w:pPr>
+            <w:r>
+              <w:rPr>
+                <w:rFonts w:ascii="Arial" w:hAnsi="Arial" w:cs="Arial"/>
+              </w:rPr>
+              <w:t xml:space="preserve">Overall, Schanes et al. (2018) </w:t>
+            </w:r>
+            <w:r>
+              <w:rPr>
+                <w:rFonts w:ascii="Arial" w:hAnsi="Arial" w:cs="Arial"/>
+              </w:rPr>
+              <w:t xml:space="preserve">provide a useful foundation for understanding the </w:t>
+            </w:r>
+            <w:r>
+              <w:rPr>
+                <w:rFonts w:ascii="Arial" w:hAnsi="Arial" w:cs="Arial"/>
+              </w:rPr>
+              <w:t>behavioural</w:t>
+            </w:r>
+            <w:r>
+              <w:rPr>
+                <w:rFonts w:ascii="Arial" w:hAnsi="Arial" w:cs="Arial"/>
+              </w:rPr>
+              <w:t xml:space="preserve"> causes of household food waste. Their findings suggest that improving food visibility, planning and understanding of date labels could help households manage their supplies more effectively. However, these </w:t>
+            </w:r>
+            <w:r>
+              <w:rPr>
+                <w:rFonts w:ascii="Arial" w:hAnsi="Arial" w:cs="Arial"/>
+              </w:rPr>
+              <w:t>behaviours</w:t>
+            </w:r>
+            <w:r>
+              <w:rPr>
+                <w:rFonts w:ascii="Arial" w:hAnsi="Arial" w:cs="Arial"/>
+              </w:rPr>
+              <w:t xml:space="preserve"> differ between households, and digital reminders alone may not be sufficient to change them. My proposed application will investigate inventory tracking, expiry notifications and waste statistics as practical tools to support better food management. The next section examines existing technologies to establish how these problems are currently being addressed and where further development may be useful.</w:t>
+            </w:r>
+          </w:p>
+          <w:p>
+            <w:pPr>
+              <w:spacing w:line="360" w:lineRule="atLeast"/>
+              <w:rPr>
+                <w:rFonts w:ascii="Arial" w:hAnsi="Arial" w:cs="Arial"/>
+              </w:rPr>
+            </w:pPr>
+          </w:p>
+          <w:p>
+            <w:pPr>
+              <w:spacing w:line="360" w:lineRule="atLeast"/>
+              <w:rPr>
+                <w:rFonts w:ascii="Arial" w:hAnsi="Arial" w:cs="Arial"/>
+                <w:b/>
+                <w:bCs/>
+                <w:u w:val="single"/>
+                <w:lang w:val="en-US"/>
+              </w:rPr>
+            </w:pPr>
+            <w:r>
+              <w:rPr>
+                <w:rFonts w:ascii="Arial" w:hAnsi="Arial" w:cs="Arial"/>
+                <w:b/>
+                <w:bCs/>
+                <w:u w:val="single"/>
+                <w:lang w:val="en-US"/>
+              </w:rPr>
+              <w:t>Use</w:t>
+            </w:r>
+            <w:r>
+              <w:rPr>
+                <w:rFonts w:ascii="Arial" w:hAnsi="Arial" w:cs="Arial"/>
+                <w:b/>
+                <w:bCs/>
+                <w:u w:val="single"/>
+                <w:lang w:val="en-US"/>
+              </w:rPr>
+              <w:t xml:space="preserve">s of Intelligent Applications </w:t>
+            </w:r>
+            <w:r>
+              <w:rPr>
+                <w:rFonts w:ascii="Arial" w:hAnsi="Arial" w:cs="Arial"/>
+                <w:b/>
+                <w:bCs/>
+                <w:u w:val="single"/>
+                <w:lang w:val="en-US"/>
+              </w:rPr>
+              <w:t>to reduce household waste</w:t>
+            </w:r>
+          </w:p>
+          <w:p>
+            <w:pPr>
+              <w:spacing w:line="360" w:lineRule="atLeast"/>
+              <w:rPr>
+                <w:rFonts w:ascii="Arial" w:hAnsi="Arial" w:cs="Arial"/>
+                <w:b/>
+                <w:bCs/>
+                <w:u w:val="single"/>
+                <w:lang w:val="en-US"/>
+              </w:rPr>
+            </w:pPr>
+          </w:p>
+          <w:p>
+            <w:pPr>
+              <w:spacing w:line="360" w:lineRule="atLeast"/>
+              <w:rPr>
+                <w:rFonts w:ascii="Arial" w:hAnsi="Arial" w:cs="Arial"/>
+                <w:lang w:val="en-US"/>
+              </w:rPr>
+            </w:pPr>
+            <w:r>
+              <w:rPr>
+                <w:rFonts w:ascii="Arial" w:hAnsi="Arial" w:cs="Arial"/>
+                <w:lang w:val="en-US"/>
+              </w:rPr>
+              <w:t>Many technological applications are currently</w:t>
+            </w:r>
+            <w:r>
+              <w:rPr>
+                <w:rFonts w:ascii="Arial" w:hAnsi="Arial" w:cs="Arial"/>
+                <w:lang w:val="en-US"/>
+              </w:rPr>
+              <w:t xml:space="preserve"> used to reduce food waste. The article by </w:t>
+            </w:r>
+            <w:r>
+              <w:rPr>
+                <w:rFonts w:ascii="Arial" w:hAnsi="Arial" w:cs="Arial"/>
+                <w:lang w:val="en-US"/>
+              </w:rPr>
+              <w:fldChar w:fldCharType="begin"/>
+            </w:r>
+            <w:r>
+              <w:rPr>
+                <w:rFonts w:ascii="Arial" w:hAnsi="Arial" w:cs="Arial"/>
+                <w:lang w:val="en-US"/>
+              </w:rPr>
+              <w:instrText xml:space="preserve"> ADDIN ZOTERO_ITEM CSL_CITATION {"citationID":"T0Whug7c","properties":{"unsorted":false,"formattedCitation":"(Liegeard and Manning 2020)","plainCitation":"(Liegeard and Manning 2020)","noteIndex":0},"citationItems":[{"id":52,"uris":["http://zotero.org/users/local/ALZH0Phn/items/V3ESCZ8K"],"itemData":{"id":52,"type":"article-journal","abstract":"Household food waste is gaining an increasing emphasis worldwide. Multiple factors have been identified that contribute to household food waste including a lack of consumer understanding of durability coding and expiration dates on food. The aim of research is to review the evolution of date labeling and associated on-pack information, its interrelationship with household food waste, and potential future developments in intelligent applications to address food waste, transparency of communication and food safety. The length of shelf-life influences food waste with a longer shelf-life leading to less waste. Whilst preservatives extend shelf-life, the trend towards “clean labels” means that alternative intelligent approaches may be required that meet the expectations of consumers, improve personal agency in terms of improving product storage conditions, purchasing behavior to minimize food waste and support effective household inventory management. Intelligent options considered in this paper include: intelligent packaging and also intelligent appliances as part of an internet of things (IoT) enabled “smart kitchen.”","container-title":"Critical Reviews in Food Science and Nutrition","DOI":"10.1080/10408398.2018.1556580","ISSN":"1040-8398","issue":"6","page":"1048-1061","PMID":"30633547","publisher":"Taylor &amp; Francis","source":"Taylor and Francis+NEJM","title":"Use of intelligent applications to reduce household food waste","volume":"60","author":[{"family":"Liegeard","given":"Julie"},{"family":"Manning","given":"Louise"}],"issued":{"date-parts":[["2020",3,25]]}}}],"schema":"https://github.com/citation-style-language/schema/raw/master/csl-citation.json"} </w:instrText>
+            </w:r>
+            <w:r>
+              <w:rPr>
+                <w:rFonts w:ascii="Arial" w:hAnsi="Arial" w:cs="Arial"/>
+                <w:lang w:val="en-US"/>
+              </w:rPr>
+              <w:fldChar w:fldCharType="separate"/>
+            </w:r>
+            <w:r>
+              <w:rPr>
+                <w:rFonts w:ascii="Arial" w:hAnsi="Arial" w:cs="Arial"/>
+                <w:lang w:val="en-US"/>
+              </w:rPr>
+              <w:t>(Liegeard and Manning 2020)</w:t>
+            </w:r>
+            <w:r>
+              <w:rPr>
+                <w:rFonts w:ascii="Arial" w:hAnsi="Arial" w:cs="Arial"/>
+                <w:lang w:val="en-US"/>
+              </w:rPr>
+              <w:fldChar w:fldCharType="end"/>
+            </w:r>
+            <w:r>
+              <w:rPr>
+                <w:rFonts w:ascii="Arial" w:hAnsi="Arial" w:cs="Arial"/>
+                <w:lang w:val="en-US"/>
+              </w:rPr>
+              <w:t xml:space="preserve"> focuses on how packaging, foo</w:t>
+            </w:r>
+            <w:r>
+              <w:rPr>
+                <w:rFonts w:ascii="Arial" w:hAnsi="Arial" w:cs="Arial"/>
+                <w:lang w:val="en-US"/>
+              </w:rPr>
+              <w:t>d</w:t>
+            </w:r>
+            <w:r>
+              <w:rPr>
+                <w:rFonts w:ascii="Arial" w:hAnsi="Arial" w:cs="Arial"/>
+                <w:lang w:val="en-US"/>
+              </w:rPr>
+              <w:t xml:space="preserve"> information</w:t>
+            </w:r>
+            <w:r>
+              <w:rPr>
+                <w:rFonts w:ascii="Arial" w:hAnsi="Arial" w:cs="Arial"/>
+                <w:lang w:val="en-US"/>
+              </w:rPr>
+              <w:t>, and smart kitchen technologies could improve food storage, shelf-life management,</w:t>
+            </w:r>
+            <w:r>
+              <w:rPr>
+                <w:rFonts w:ascii="Arial" w:hAnsi="Arial" w:cs="Arial"/>
+                <w:lang w:val="en-US"/>
+              </w:rPr>
+              <w:t xml:space="preserve"> and household inventory control.</w:t>
+            </w:r>
+          </w:p>
+          <w:p>
+            <w:pPr>
+              <w:spacing w:line="360" w:lineRule="atLeast"/>
+              <w:rPr>
+                <w:rFonts w:ascii="Arial" w:hAnsi="Arial" w:cs="Arial"/>
+                <w:lang w:val="en-US"/>
+              </w:rPr>
+            </w:pPr>
+          </w:p>
+          <w:p>
+            <w:pPr>
+              <w:spacing w:line="360" w:lineRule="atLeast"/>
+              <w:rPr>
+                <w:rFonts w:ascii="Arial" w:hAnsi="Arial" w:cs="Arial"/>
+                <w:u w:val="single"/>
+                <w:lang w:val="en-US"/>
+              </w:rPr>
+            </w:pPr>
+            <w:r>
+              <w:rPr>
+                <w:rFonts w:ascii="Arial" w:hAnsi="Arial" w:cs="Arial"/>
+                <w:u w:val="single"/>
+                <w:lang w:val="en-US"/>
+              </w:rPr>
+              <w:t xml:space="preserve">Active Packaging </w:t>
+            </w:r>
+          </w:p>
+          <w:p>
+            <w:pPr>
+              <w:spacing w:line="360" w:lineRule="atLeast"/>
+              <w:rPr>
+                <w:rFonts w:ascii="Arial" w:hAnsi="Arial" w:cs="Arial"/>
+                <w:lang w:val="en-US"/>
+              </w:rPr>
+            </w:pPr>
+            <w:r>
+              <w:rPr>
+                <w:rFonts w:ascii="Arial" w:hAnsi="Arial" w:cs="Arial"/>
+                <w:lang w:val="en-US"/>
+              </w:rPr>
+              <w:t>This is p</w:t>
+            </w:r>
+            <w:r>
+              <w:rPr>
+                <w:rFonts w:ascii="Arial" w:hAnsi="Arial" w:cs="Arial"/>
+                <w:lang w:val="en-US"/>
+              </w:rPr>
+              <w:t xml:space="preserve">ackaging </w:t>
+            </w:r>
+            <w:r>
+              <w:rPr>
+                <w:rFonts w:ascii="Arial" w:hAnsi="Arial" w:cs="Arial"/>
+                <w:lang w:val="en-US"/>
+              </w:rPr>
+              <w:t xml:space="preserve">that </w:t>
+            </w:r>
+            <w:r>
+              <w:rPr>
+                <w:rFonts w:ascii="Arial" w:hAnsi="Arial" w:cs="Arial"/>
+                <w:lang w:val="en-US"/>
+              </w:rPr>
+              <w:t>is designed</w:t>
+            </w:r>
+            <w:r>
+              <w:rPr>
+                <w:rFonts w:ascii="Arial" w:hAnsi="Arial" w:cs="Arial"/>
+                <w:lang w:val="en-US"/>
+              </w:rPr>
+              <w:t xml:space="preserve"> </w:t>
+            </w:r>
+            <w:r>
+              <w:rPr>
+                <w:rFonts w:ascii="Arial" w:hAnsi="Arial" w:cs="Arial"/>
+                <w:lang w:val="en-US"/>
+              </w:rPr>
+              <w:t>to preserve food actively</w:t>
+            </w:r>
+            <w:r>
+              <w:rPr>
+                <w:rFonts w:ascii="Arial" w:hAnsi="Arial" w:cs="Arial"/>
+                <w:lang w:val="en-US"/>
+              </w:rPr>
+              <w:t>.</w:t>
+            </w:r>
+            <w:r>
+              <w:rPr>
+                <w:rFonts w:ascii="Arial" w:hAnsi="Arial" w:cs="Arial"/>
+                <w:lang w:val="en-US"/>
+              </w:rPr>
+              <w:t xml:space="preserve"> </w:t>
+            </w:r>
+            <w:r>
+              <w:rPr>
+                <w:rFonts w:ascii="Arial" w:hAnsi="Arial" w:cs="Arial"/>
+                <w:lang w:val="en-US"/>
+              </w:rPr>
+              <w:t>T</w:t>
+            </w:r>
+            <w:r>
+              <w:rPr>
+                <w:rFonts w:ascii="Arial" w:hAnsi="Arial" w:cs="Arial"/>
+                <w:lang w:val="en-US"/>
+              </w:rPr>
+              <w:t xml:space="preserve">he process usually includes absorbing </w:t>
+            </w:r>
+            <w:r>
+              <w:rPr>
+                <w:rFonts w:ascii="Arial" w:hAnsi="Arial" w:cs="Arial"/>
+                <w:lang w:val="en-US"/>
+              </w:rPr>
+              <w:t>moisture</w:t>
+            </w:r>
+            <w:r>
+              <w:rPr>
+                <w:rFonts w:ascii="Arial" w:hAnsi="Arial" w:cs="Arial"/>
+                <w:lang w:val="en-US"/>
+              </w:rPr>
+              <w:t xml:space="preserve"> or oxygen</w:t>
+            </w:r>
+            <w:r>
+              <w:rPr>
+                <w:rFonts w:ascii="Arial" w:hAnsi="Arial" w:cs="Arial"/>
+                <w:lang w:val="en-US"/>
+              </w:rPr>
+              <w:t xml:space="preserve">, releasing antimicrobial substances, </w:t>
+            </w:r>
+            <w:r>
+              <w:rPr>
+                <w:rFonts w:ascii="Arial" w:hAnsi="Arial" w:cs="Arial"/>
+                <w:lang w:val="en-US"/>
+              </w:rPr>
+              <w:t>and</w:t>
+            </w:r>
+            <w:r>
+              <w:rPr>
+                <w:rFonts w:ascii="Arial" w:hAnsi="Arial" w:cs="Arial"/>
+                <w:lang w:val="en-US"/>
+              </w:rPr>
+              <w:t xml:space="preserve"> controlling the atmosphere around the food. </w:t>
+            </w:r>
+            <w:r>
+              <w:rPr>
+                <w:rFonts w:ascii="Arial" w:hAnsi="Arial" w:cs="Arial"/>
+                <w:lang w:val="en-US"/>
+              </w:rPr>
+              <w:t>Under appropriate conditions, this can inhibit microbial growth or delay spoilage</w:t>
+            </w:r>
+            <w:r>
+              <w:rPr>
+                <w:rFonts w:ascii="Arial" w:hAnsi="Arial" w:cs="Arial"/>
+                <w:lang w:val="en-US"/>
+              </w:rPr>
+              <w:t>.</w:t>
+            </w:r>
+            <w:r>
+              <w:rPr>
+                <w:rFonts w:ascii="Arial" w:hAnsi="Arial" w:cs="Arial"/>
+                <w:lang w:val="en-US"/>
+              </w:rPr>
+              <w:t xml:space="preserve"> </w:t>
+            </w:r>
+            <w:r>
+              <w:rPr>
+                <w:rFonts w:ascii="Arial" w:hAnsi="Arial" w:cs="Arial"/>
+                <w:lang w:val="en-US"/>
+              </w:rPr>
+              <w:fldChar w:fldCharType="begin"/>
+            </w:r>
+            <w:r>
+              <w:rPr>
+                <w:rFonts w:ascii="Arial" w:hAnsi="Arial" w:cs="Arial"/>
+                <w:lang w:val="en-US"/>
+              </w:rPr>
+              <w:instrText xml:space="preserve"> ADDIN ZOTERO_ITEM CSL_CITATION {"citationID":"48os3M9p","properties":{"unsorted":false,"formattedCitation":"(Liegeard and Manning 2020)","plainCitation":"(Liegeard and Manning 2020)","noteIndex":0},"citationItems":[{"id":52,"uris":["http://zotero.org/users/local/ALZH0Phn/items/V3ESCZ8K"],"itemData":{"id":52,"type":"article-journal","abstract":"Household food waste is gaining an increasing emphasis worldwide. Multiple factors have been identified that contribute to household food waste including a lack of consumer understanding of durability coding and expiration dates on food. The aim of research is to review the evolution of date labeling and associated on-pack information, its interrelationship with household food waste, and potential future developments in intelligent applications to address food waste, transparency of communication and food safety. The length of shelf-life influences food waste with a longer shelf-life leading to less waste. Whilst preservatives extend shelf-life, the trend towards “clean labels” means that alternative intelligent approaches may be required that meet the expectations of consumers, improve personal agency in terms of improving product storage conditions, purchasing behavior to minimize food waste and support effective household inventory management. Intelligent options considered in this paper include: intelligent packaging and also intelligent appliances as part of an internet of things (IoT) enabled “smart kitchen.”","container-title":"Critical Reviews in Food Science and Nutrition","DOI":"10.1080/10408398.2018.1556580","ISSN":"1040-8398","issue":"6","page":"1048-1061","PMID":"30633547","publisher":"Taylor &amp; Francis","source":"Taylor and Francis+NEJM","title":"Use of intelligent applications to reduce household food waste","volume":"60","author":[{"family":"Liegeard","given":"Julie"},{"family":"Manning","given":"Louise"}],"issued":{"date-parts":[["2020",3,25]]}}}],"schema":"https://github.com/citation-style-language/schema/raw/master/csl-citation.json"} </w:instrText>
+            </w:r>
+            <w:r>
+              <w:rPr>
+                <w:rFonts w:ascii="Arial" w:hAnsi="Arial" w:cs="Arial"/>
+                <w:lang w:val="en-US"/>
+              </w:rPr>
+              <w:fldChar w:fldCharType="separate"/>
+            </w:r>
+            <w:r>
+              <w:rPr>
+                <w:rFonts w:ascii="Arial" w:hAnsi="Arial" w:cs="Arial"/>
+                <w:lang w:val="en-US"/>
+              </w:rPr>
+              <w:t>(Liegeard and Manning 2020)</w:t>
+            </w:r>
+            <w:r>
+              <w:rPr>
+                <w:rFonts w:ascii="Arial" w:hAnsi="Arial" w:cs="Arial"/>
+                <w:lang w:val="en-US"/>
+              </w:rPr>
+              <w:fldChar w:fldCharType="end"/>
+            </w:r>
+            <w:r>
+              <w:rPr>
+                <w:rFonts w:ascii="Arial" w:hAnsi="Arial" w:cs="Arial"/>
+                <w:lang w:val="en-US"/>
+              </w:rPr>
+              <w:t>.</w:t>
+            </w:r>
+            <w:r>
+              <w:rPr>
+                <w:rFonts w:ascii="Arial" w:hAnsi="Arial" w:cs="Arial"/>
+                <w:lang w:val="en-US"/>
+              </w:rPr>
+              <w:t xml:space="preserve"> </w:t>
+            </w:r>
+          </w:p>
+          <w:p>
+            <w:pPr>
+              <w:spacing w:line="360" w:lineRule="atLeast"/>
+              <w:rPr>
+                <w:rFonts w:ascii="Arial" w:hAnsi="Arial" w:cs="Arial"/>
+                <w:lang w:val="en-US"/>
+              </w:rPr>
+            </w:pPr>
+          </w:p>
+          <w:p>
+            <w:pPr>
+              <w:spacing w:line="360" w:lineRule="atLeast"/>
+              <w:rPr>
+                <w:rFonts w:ascii="Arial" w:hAnsi="Arial" w:cs="Arial"/>
+                <w:lang w:val="en-US"/>
+              </w:rPr>
+            </w:pPr>
+          </w:p>
+          <w:p>
+            <w:pPr>
+              <w:spacing w:line="360" w:lineRule="atLeast"/>
+              <w:rPr>
+                <w:rFonts w:ascii="Arial" w:hAnsi="Arial" w:cs="Arial"/>
+                <w:lang w:val="en-US"/>
+              </w:rPr>
+            </w:pPr>
+          </w:p>
+          <w:p>
+            <w:pPr>
+              <w:spacing w:line="360" w:lineRule="atLeast"/>
+              <w:rPr>
+                <w:rFonts w:ascii="Arial" w:hAnsi="Arial" w:cs="Arial"/>
+                <w:lang w:val="en-US"/>
+              </w:rPr>
+            </w:pPr>
+          </w:p>
+          <w:p>
+            <w:pPr>
+              <w:spacing w:line="360" w:lineRule="atLeast"/>
+              <w:rPr>
+                <w:rFonts w:ascii="Arial" w:hAnsi="Arial" w:cs="Arial"/>
+                <w:u w:val="single"/>
+                <w:lang w:val="en-US"/>
+              </w:rPr>
+            </w:pPr>
+            <w:r>
+              <w:rPr>
+                <w:rFonts w:ascii="Arial" w:hAnsi="Arial" w:cs="Arial"/>
+                <w:u w:val="single"/>
+                <w:lang w:val="en-US"/>
+              </w:rPr>
+              <w:lastRenderedPageBreak/>
+              <w:t xml:space="preserve">Intelligent Packaging and Freshness </w:t>
+            </w:r>
+            <w:r>
+              <w:rPr>
+                <w:rFonts w:ascii="Arial" w:hAnsi="Arial" w:cs="Arial"/>
+                <w:u w:val="single"/>
+                <w:lang w:val="en-US"/>
+              </w:rPr>
+              <w:t>I</w:t>
+            </w:r>
+            <w:r>
+              <w:rPr>
+                <w:rFonts w:ascii="Arial" w:hAnsi="Arial" w:cs="Arial"/>
+                <w:u w:val="single"/>
+                <w:lang w:val="en-US"/>
+              </w:rPr>
+              <w:t xml:space="preserve">ndicators </w:t>
+            </w:r>
+          </w:p>
+          <w:p>
+            <w:pPr>
+              <w:spacing w:line="360" w:lineRule="atLeast"/>
+              <w:rPr>
+                <w:rFonts w:ascii="Arial" w:hAnsi="Arial" w:cs="Arial"/>
+                <w:lang w:val="en-US"/>
+              </w:rPr>
+            </w:pPr>
+            <w:r>
+              <w:rPr>
+                <w:rFonts w:ascii="Arial" w:hAnsi="Arial" w:cs="Arial"/>
+                <w:lang w:val="en-US"/>
+              </w:rPr>
+              <w:t xml:space="preserve">Packaging that contains sensors or indicators that record information about the </w:t>
+            </w:r>
+            <w:r>
+              <w:rPr>
+                <w:rFonts w:ascii="Arial" w:hAnsi="Arial" w:cs="Arial"/>
+                <w:lang w:val="en-US"/>
+              </w:rPr>
+              <w:t>food’s</w:t>
+            </w:r>
+            <w:r>
+              <w:rPr>
+                <w:rFonts w:ascii="Arial" w:hAnsi="Arial" w:cs="Arial"/>
+                <w:lang w:val="en-US"/>
+              </w:rPr>
+              <w:t xml:space="preserve"> condition. This includes color-changing labels, temperature indicators</w:t>
+            </w:r>
+            <w:r>
+              <w:rPr>
+                <w:rFonts w:ascii="Arial" w:hAnsi="Arial" w:cs="Arial"/>
+                <w:lang w:val="en-US"/>
+              </w:rPr>
+              <w:t>,</w:t>
+            </w:r>
+            <w:r>
+              <w:rPr>
+                <w:rFonts w:ascii="Arial" w:hAnsi="Arial" w:cs="Arial"/>
+                <w:lang w:val="en-US"/>
+              </w:rPr>
+              <w:t xml:space="preserve"> and sensors that detect gases associated with spoilage. This helps consumers make </w:t>
+            </w:r>
+            <w:r>
+              <w:rPr>
+                <w:rFonts w:ascii="Arial" w:hAnsi="Arial" w:cs="Arial"/>
+                <w:lang w:val="en-US"/>
+              </w:rPr>
+              <w:t>better-informed</w:t>
+            </w:r>
+            <w:r>
+              <w:rPr>
+                <w:rFonts w:ascii="Arial" w:hAnsi="Arial" w:cs="Arial"/>
+                <w:lang w:val="en-US"/>
+              </w:rPr>
+              <w:t xml:space="preserve"> decisions </w:t>
+            </w:r>
+            <w:r>
+              <w:rPr>
+                <w:rFonts w:ascii="Arial" w:hAnsi="Arial" w:cs="Arial"/>
+                <w:lang w:val="en-US"/>
+              </w:rPr>
+              <w:t>about</w:t>
+            </w:r>
+            <w:r>
+              <w:rPr>
+                <w:rFonts w:ascii="Arial" w:hAnsi="Arial" w:cs="Arial"/>
+                <w:lang w:val="en-US"/>
+              </w:rPr>
+              <w:t xml:space="preserve"> the </w:t>
+            </w:r>
+            <w:r>
+              <w:rPr>
+                <w:rFonts w:ascii="Arial" w:hAnsi="Arial" w:cs="Arial"/>
+                <w:lang w:val="en-US"/>
+              </w:rPr>
+              <w:t>food’s</w:t>
+            </w:r>
+            <w:r>
+              <w:rPr>
+                <w:rFonts w:ascii="Arial" w:hAnsi="Arial" w:cs="Arial"/>
+                <w:lang w:val="en-US"/>
+              </w:rPr>
+              <w:t xml:space="preserve"> quality</w:t>
+            </w:r>
+            <w:r>
+              <w:rPr>
+                <w:rFonts w:ascii="Arial" w:hAnsi="Arial" w:cs="Arial"/>
+                <w:lang w:val="en-US"/>
+              </w:rPr>
+              <w:t>.</w:t>
+            </w:r>
+            <w:r>
+              <w:rPr>
+                <w:rFonts w:ascii="Arial" w:hAnsi="Arial" w:cs="Arial"/>
+                <w:lang w:val="en-US"/>
+              </w:rPr>
+              <w:t xml:space="preserve"> </w:t>
+            </w:r>
+            <w:r>
+              <w:rPr>
+                <w:rFonts w:ascii="Arial" w:hAnsi="Arial" w:cs="Arial"/>
+                <w:lang w:val="en-US"/>
+              </w:rPr>
+              <w:fldChar w:fldCharType="begin"/>
+            </w:r>
+            <w:r>
+              <w:rPr>
+                <w:rFonts w:ascii="Arial" w:hAnsi="Arial" w:cs="Arial"/>
+                <w:lang w:val="en-US"/>
+              </w:rPr>
+              <w:instrText xml:space="preserve"> ADDIN ZOTERO_ITEM CSL_CITATION {"citationID":"oZtzUPap","properties":{"unsorted":false,"formattedCitation":"(Liegeard and Manning 2020)","plainCitation":"(Liegeard and Manning 2020)","noteIndex":0},"citationItems":[{"id":52,"uris":["http://zotero.org/users/local/ALZH0Phn/items/V3ESCZ8K"],"itemData":{"id":52,"type":"article-journal","abstract":"Household food waste is gaining an increasing emphasis worldwide. Multiple factors have been identified that contribute to household food waste including a lack of consumer understanding of durability coding and expiration dates on food. The aim of research is to review the evolution of date labeling and associated on-pack information, its interrelationship with household food waste, and potential future developments in intelligent applications to address food waste, transparency of communication and food safety. The length of shelf-life influences food waste with a longer shelf-life leading to less waste. Whilst preservatives extend shelf-life, the trend towards “clean labels” means that alternative intelligent approaches may be required that meet the expectations of consumers, improve personal agency in terms of improving product storage conditions, purchasing behavior to minimize food waste and support effective household inventory management. Intelligent options considered in this paper include: intelligent packaging and also intelligent appliances as part of an internet of things (IoT) enabled “smart kitchen.”","container-title":"Critical Reviews in Food Science and Nutrition","DOI":"10.1080/10408398.2018.1556580","ISSN":"1040-8398","issue":"6","page":"1048-1061","PMID":"30633547","publisher":"Taylor &amp; Francis","source":"Taylor and Francis+NEJM","title":"Use of intelligent applications to reduce household food waste","volume":"60","author":[{"family":"Liegeard","given":"Julie"},{"family":"Manning","given":"Louise"}],"issued":{"date-parts":[["2020",3,25]]}}}],"schema":"https://github.com/citation-style-language/schema/raw/master/csl-citation.json"} </w:instrText>
+            </w:r>
+            <w:r>
+              <w:rPr>
+                <w:rFonts w:ascii="Arial" w:hAnsi="Arial" w:cs="Arial"/>
+                <w:lang w:val="en-US"/>
+              </w:rPr>
+              <w:fldChar w:fldCharType="separate"/>
+            </w:r>
+            <w:r>
+              <w:rPr>
+                <w:rFonts w:ascii="Arial" w:hAnsi="Arial" w:cs="Arial"/>
+                <w:lang w:val="en-US"/>
+              </w:rPr>
+              <w:t>(Liegeard and Manning 2020)</w:t>
+            </w:r>
+            <w:r>
+              <w:rPr>
+                <w:rFonts w:ascii="Arial" w:hAnsi="Arial" w:cs="Arial"/>
+                <w:lang w:val="en-US"/>
+              </w:rPr>
+              <w:fldChar w:fldCharType="end"/>
+            </w:r>
+            <w:r>
+              <w:rPr>
+                <w:rFonts w:ascii="Arial" w:hAnsi="Arial" w:cs="Arial"/>
+                <w:lang w:val="en-US"/>
+              </w:rPr>
+              <w:t>.</w:t>
+            </w:r>
+          </w:p>
+          <w:p>
+            <w:pPr>
+              <w:spacing w:line="360" w:lineRule="atLeast"/>
+              <w:rPr>
+                <w:rFonts w:ascii="Arial" w:hAnsi="Arial" w:cs="Arial"/>
+                <w:lang w:val="en-US"/>
+              </w:rPr>
+            </w:pPr>
+          </w:p>
+          <w:p>
+            <w:pPr>
+              <w:spacing w:line="360" w:lineRule="atLeast"/>
+              <w:rPr>
+                <w:rFonts w:ascii="Arial" w:hAnsi="Arial" w:cs="Arial"/>
+                <w:u w:val="single"/>
+                <w:lang w:val="en-US"/>
+              </w:rPr>
+            </w:pPr>
+            <w:r>
+              <w:rPr>
+                <w:rFonts w:ascii="Arial" w:hAnsi="Arial" w:cs="Arial"/>
+                <w:u w:val="single"/>
+                <w:lang w:val="en-US"/>
+              </w:rPr>
+              <w:t xml:space="preserve">Smart Fridges  </w:t>
+            </w:r>
+          </w:p>
+          <w:p>
+            <w:pPr>
+              <w:spacing w:line="360" w:lineRule="atLeast"/>
+              <w:rPr>
+                <w:rFonts w:ascii="Arial" w:hAnsi="Arial" w:cs="Arial"/>
+                <w:lang w:val="en-US"/>
+              </w:rPr>
+            </w:pPr>
+            <w:r>
+              <w:rPr>
+                <w:rFonts w:ascii="Arial" w:hAnsi="Arial" w:cs="Arial"/>
+                <w:lang w:val="en-US"/>
+              </w:rPr>
+              <w:t>Connected fridges</w:t>
+            </w:r>
+            <w:r>
+              <w:rPr>
+                <w:rFonts w:ascii="Arial" w:hAnsi="Arial" w:cs="Arial"/>
+                <w:lang w:val="en-US"/>
+              </w:rPr>
+              <w:t xml:space="preserve"> can monitor storage conditions, track food products, manage shopping lists</w:t>
+            </w:r>
+            <w:r>
+              <w:rPr>
+                <w:rFonts w:ascii="Arial" w:hAnsi="Arial" w:cs="Arial"/>
+                <w:lang w:val="en-US"/>
+              </w:rPr>
+              <w:t>,</w:t>
+            </w:r>
+            <w:r>
+              <w:rPr>
+                <w:rFonts w:ascii="Arial" w:hAnsi="Arial" w:cs="Arial"/>
+                <w:lang w:val="en-US"/>
+              </w:rPr>
+              <w:t xml:space="preserve"> provide expiry alerts</w:t>
+            </w:r>
+            <w:r>
+              <w:rPr>
+                <w:rFonts w:ascii="Arial" w:hAnsi="Arial" w:cs="Arial"/>
+                <w:lang w:val="en-US"/>
+              </w:rPr>
+              <w:t>,</w:t>
+            </w:r>
+            <w:r>
+              <w:rPr>
+                <w:rFonts w:ascii="Arial" w:hAnsi="Arial" w:cs="Arial"/>
+                <w:lang w:val="en-US"/>
+              </w:rPr>
+              <w:t xml:space="preserve"> and suggest recipes. Some smart fridge systems use barcodes or radio frequency identification (RFID) tags to identify products and retrieve information on the food’s shelf life</w:t>
+            </w:r>
+            <w:r>
+              <w:rPr>
+                <w:rFonts w:ascii="Arial" w:hAnsi="Arial" w:cs="Arial"/>
+                <w:lang w:val="en-US"/>
+              </w:rPr>
+              <w:t>.</w:t>
+            </w:r>
+            <w:r>
+              <w:rPr>
+                <w:rFonts w:ascii="Arial" w:hAnsi="Arial" w:cs="Arial"/>
+                <w:lang w:val="en-US"/>
+              </w:rPr>
+              <w:t xml:space="preserve"> </w:t>
+            </w:r>
+            <w:r>
+              <w:rPr>
+                <w:rFonts w:ascii="Arial" w:hAnsi="Arial" w:cs="Arial"/>
+                <w:lang w:val="en-US"/>
+              </w:rPr>
+              <w:fldChar w:fldCharType="begin"/>
+            </w:r>
+            <w:r>
+              <w:rPr>
+                <w:rFonts w:ascii="Arial" w:hAnsi="Arial" w:cs="Arial"/>
+                <w:lang w:val="en-US"/>
+              </w:rPr>
+              <w:instrText xml:space="preserve"> ADDIN ZOTERO_ITEM CSL_CITATION {"citationID":"q8PiflqO","properties":{"unsorted":false,"formattedCitation":"(Liegeard and Manning 2020)","plainCitation":"(Liegeard and Manning 2020)","noteIndex":0},"citationItems":[{"id":52,"uris":["http://zotero.org/users/local/ALZH0Phn/items/V3ESCZ8K"],"itemData":{"id":52,"type":"article-journal","abstract":"Household food waste is gaining an increasing emphasis worldwide. Multiple factors have been identified that contribute to household food waste including a lack of consumer understanding of durability coding and expiration dates on food. The aim of research is to review the evolution of date labeling and associated on-pack information, its interrelationship with household food waste, and potential future developments in intelligent applications to address food waste, transparency of communication and food safety. The length of shelf-life influences food waste with a longer shelf-life leading to less waste. Whilst preservatives extend shelf-life, the trend towards “clean labels” means that alternative intelligent approaches may be required that meet the expectations of consumers, improve personal agency in terms of improving product storage conditions, purchasing behavior to minimize food waste and support effective household inventory management. Intelligent options considered in this paper include: intelligent packaging and also intelligent appliances as part of an internet of things (IoT) enabled “smart kitchen.”","container-title":"Critical Reviews in Food Science and Nutrition","DOI":"10.1080/10408398.2018.1556580","ISSN":"1040-8398","issue":"6","page":"1048-1061","PMID":"30633547","publisher":"Taylor &amp; Francis","source":"Taylor and Francis+NEJM","title":"Use of intelligent applications to reduce household food waste","volume":"60","author":[{"family":"Liegeard","given":"Julie"},{"family":"Manning","given":"Louise"}],"issued":{"date-parts":[["2020",3,25]]}}}],"schema":"https://github.com/citation-style-language/schema/raw/master/csl-citation.json"} </w:instrText>
+            </w:r>
+            <w:r>
+              <w:rPr>
+                <w:rFonts w:ascii="Arial" w:hAnsi="Arial" w:cs="Arial"/>
+                <w:lang w:val="en-US"/>
+              </w:rPr>
+              <w:fldChar w:fldCharType="separate"/>
+            </w:r>
+            <w:r>
+              <w:rPr>
+                <w:rFonts w:ascii="Arial" w:hAnsi="Arial" w:cs="Arial"/>
+                <w:lang w:val="en-US"/>
+              </w:rPr>
+              <w:t>(Liegeard and Manning 2020)</w:t>
+            </w:r>
+            <w:r>
+              <w:rPr>
+                <w:rFonts w:ascii="Arial" w:hAnsi="Arial" w:cs="Arial"/>
+                <w:lang w:val="en-US"/>
+              </w:rPr>
+              <w:fldChar w:fldCharType="end"/>
+            </w:r>
+            <w:r>
+              <w:rPr>
+                <w:rFonts w:ascii="Arial" w:hAnsi="Arial" w:cs="Arial"/>
+                <w:lang w:val="en-US"/>
+              </w:rPr>
+              <w:t>.</w:t>
+            </w:r>
+          </w:p>
+          <w:p>
+            <w:pPr>
+              <w:spacing w:line="360" w:lineRule="atLeast"/>
+              <w:rPr>
+                <w:rFonts w:ascii="Arial" w:hAnsi="Arial" w:cs="Arial"/>
+                <w:u w:val="single"/>
+                <w:lang w:val="en-US"/>
+              </w:rPr>
+            </w:pPr>
+          </w:p>
+          <w:p>
+            <w:pPr>
+              <w:spacing w:line="360" w:lineRule="atLeast"/>
+              <w:rPr>
+                <w:rFonts w:ascii="Arial" w:hAnsi="Arial" w:cs="Arial"/>
+                <w:b/>
+                <w:bCs/>
+                <w:lang w:val="en-US"/>
+              </w:rPr>
+            </w:pPr>
+            <w:r>
+              <w:rPr>
+                <w:rFonts w:ascii="Arial" w:hAnsi="Arial" w:cs="Arial"/>
+                <w:lang w:val="en-US"/>
+              </w:rPr>
+              <w:t>The</w:t>
+            </w:r>
+            <w:r>
+              <w:rPr>
+                <w:rFonts w:ascii="Arial" w:hAnsi="Arial" w:cs="Arial"/>
+                <w:lang w:val="en-US"/>
+              </w:rPr>
+              <w:t xml:space="preserve"> technologies currently</w:t>
+            </w:r>
+            <w:r>
+              <w:rPr>
+                <w:rFonts w:ascii="Arial" w:hAnsi="Arial" w:cs="Arial"/>
+                <w:lang w:val="en-US"/>
+              </w:rPr>
+              <w:t xml:space="preserve"> available</w:t>
+            </w:r>
+            <w:r>
+              <w:rPr>
+                <w:rFonts w:ascii="Arial" w:hAnsi="Arial" w:cs="Arial"/>
+                <w:lang w:val="en-US"/>
+              </w:rPr>
+              <w:t xml:space="preserve"> are great </w:t>
+            </w:r>
+            <w:r>
+              <w:rPr>
+                <w:rFonts w:ascii="Arial" w:hAnsi="Arial" w:cs="Arial"/>
+                <w:lang w:val="en-US"/>
+              </w:rPr>
+              <w:t>options</w:t>
+            </w:r>
+            <w:r>
+              <w:rPr>
+                <w:rFonts w:ascii="Arial" w:hAnsi="Arial" w:cs="Arial"/>
+                <w:lang w:val="en-US"/>
+              </w:rPr>
+              <w:t>; however, their effectiveness depends on factors such as cost, accessibility,</w:t>
+            </w:r>
+            <w:r>
+              <w:rPr>
+                <w:rFonts w:ascii="Arial" w:hAnsi="Arial" w:cs="Arial"/>
+                <w:lang w:val="en-US"/>
+              </w:rPr>
+              <w:t xml:space="preserve"> and consumer adoption. </w:t>
+            </w:r>
+            <w:r>
+              <w:rPr>
+                <w:rFonts w:ascii="Arial" w:hAnsi="Arial" w:cs="Arial"/>
+                <w:lang w:val="en-US"/>
+              </w:rPr>
+              <w:t>All these technologies would be expensive to replicate on a grand scale</w:t>
+            </w:r>
+            <w:r>
+              <w:rPr>
+                <w:rFonts w:ascii="Arial" w:hAnsi="Arial" w:cs="Arial"/>
+                <w:lang w:val="en-US"/>
+              </w:rPr>
+              <w:t>.</w:t>
+            </w:r>
+            <w:r>
+              <w:rPr>
+                <w:rFonts w:ascii="Arial" w:hAnsi="Arial" w:cs="Arial"/>
+                <w:lang w:val="en-US"/>
+              </w:rPr>
+              <w:t xml:space="preserve"> </w:t>
+            </w:r>
+            <w:r>
+              <w:rPr>
+                <w:rFonts w:ascii="Arial" w:hAnsi="Arial" w:cs="Arial"/>
+                <w:lang w:val="en-US"/>
+              </w:rPr>
+              <w:fldChar w:fldCharType="begin"/>
+            </w:r>
+            <w:r>
+              <w:rPr>
+                <w:rFonts w:ascii="Arial" w:hAnsi="Arial" w:cs="Arial"/>
+                <w:lang w:val="en-US"/>
+              </w:rPr>
+              <w:instrText xml:space="preserve"> ADDIN ZOTERO_ITEM CSL_CITATION {"citationID":"lZU4EUkL","properties":{"unsorted":false,"formattedCitation":"(Liegeard and Manning 2020)","plainCitation":"(Liegeard and Manning 2020)","noteIndex":0},"citationItems":[{"id":52,"uris":["http://zotero.org/users/local/ALZH0Phn/items/V3ESCZ8K"],"itemData":{"id":52,"type":"article-journal","abstract":"Household food waste is gaining an increasing emphasis worldwide. Multiple factors have been identified that contribute to household food waste including a lack of consumer understanding of durability coding and expiration dates on food. The aim of research is to review the evolution of date labeling and associated on-pack information, its interrelationship with household food waste, and potential future developments in intelligent applications to address food waste, transparency of communication and food safety. The length of shelf-life influences food waste with a longer shelf-life leading to less waste. Whilst preservatives extend shelf-life, the trend towards “clean labels” means that alternative intelligent approaches may be required that meet the expectations of consumers, improve personal agency in terms of improving product storage conditions, purchasing behavior to minimize food waste and support effective household inventory management. Intelligent options considered in this paper include: intelligent packaging and also intelligent appliances as part of an internet of things (IoT) enabled “smart kitchen.”","container-title":"Critical Reviews in Food Science and Nutrition","DOI":"10.1080/10408398.2018.1556580","ISSN":"1040-8398","issue":"6","page":"1048-1061","PMID":"30633547","publisher":"Taylor &amp; Francis","source":"Taylor and Francis+NEJM","title":"Use of intelligent applications to reduce household food waste","volume":"60","author":[{"family":"Liegeard","given":"Julie"},{"family":"Manning","given":"Louise"}],"issued":{"date-parts":[["2020",3,25]]}}}],"schema":"https://github.com/citation-style-language/schema/raw/master/csl-citation.json"} </w:instrText>
+            </w:r>
+            <w:r>
+              <w:rPr>
+                <w:rFonts w:ascii="Arial" w:hAnsi="Arial" w:cs="Arial"/>
+                <w:lang w:val="en-US"/>
+              </w:rPr>
+              <w:fldChar w:fldCharType="separate"/>
+            </w:r>
+            <w:r>
+              <w:rPr>
+                <w:rFonts w:ascii="Arial" w:hAnsi="Arial" w:cs="Arial"/>
+                <w:lang w:val="en-US"/>
+              </w:rPr>
+              <w:t>(Liegeard and Manning 2020)</w:t>
+            </w:r>
+            <w:r>
+              <w:rPr>
+                <w:rFonts w:ascii="Arial" w:hAnsi="Arial" w:cs="Arial"/>
+                <w:lang w:val="en-US"/>
+              </w:rPr>
+              <w:fldChar w:fldCharType="end"/>
+            </w:r>
+            <w:r>
+              <w:rPr>
+                <w:rFonts w:ascii="Arial" w:hAnsi="Arial" w:cs="Arial"/>
+                <w:lang w:val="en-US"/>
+              </w:rPr>
+              <w:t>. Smart Fridges alone are extremely expensive for an average household</w:t>
+            </w:r>
+            <w:r>
+              <w:rPr>
+                <w:rFonts w:ascii="Arial" w:hAnsi="Arial" w:cs="Arial"/>
+                <w:lang w:val="en-US"/>
+              </w:rPr>
+              <w:t>;</w:t>
+            </w:r>
+            <w:r>
+              <w:rPr>
+                <w:rFonts w:ascii="Arial" w:hAnsi="Arial" w:cs="Arial"/>
+                <w:lang w:val="en-US"/>
+              </w:rPr>
+              <w:t xml:space="preserve"> </w:t>
+            </w:r>
+            <w:r>
+              <w:rPr>
+                <w:rFonts w:ascii="Arial" w:hAnsi="Arial" w:cs="Arial"/>
+                <w:lang w:val="en-US"/>
+              </w:rPr>
+              <w:t>one</w:t>
+            </w:r>
+            <w:r>
+              <w:rPr>
+                <w:rFonts w:ascii="Arial" w:hAnsi="Arial" w:cs="Arial"/>
+                <w:lang w:val="en-US"/>
+              </w:rPr>
+              <w:t xml:space="preserve"> example cost</w:t>
+            </w:r>
+            <w:r>
+              <w:rPr>
+                <w:rFonts w:ascii="Arial" w:hAnsi="Arial" w:cs="Arial"/>
+                <w:lang w:val="en-US"/>
+              </w:rPr>
+              <w:t>s</w:t>
+            </w:r>
+            <w:r>
+              <w:rPr>
+                <w:rFonts w:ascii="Arial" w:hAnsi="Arial" w:cs="Arial"/>
+                <w:lang w:val="en-US"/>
+              </w:rPr>
+              <w:t xml:space="preserve"> upwards of €4300 </w:t>
+            </w:r>
+            <w:r>
+              <w:rPr>
+                <w:rFonts w:ascii="Arial" w:hAnsi="Arial" w:cs="Arial"/>
+                <w:lang w:val="en-US"/>
+              </w:rPr>
+              <w:fldChar w:fldCharType="begin"/>
+            </w:r>
+            <w:r>
+              <w:rPr>
+                <w:rFonts w:ascii="Arial" w:hAnsi="Arial" w:cs="Arial"/>
+                <w:lang w:val="en-US"/>
+              </w:rPr>
+              <w:instrText xml:space="preserve"> ADDIN ZOTERO_ITEM CSL_CITATION {"citationID":"taTicmhy","properties":{"unsorted":false,"formattedCitation":"(Currys 2026)","plainCitation":"(Currys 2026)","noteIndex":0},"citationItems":[{"id":54,"uris":["http://zotero.org/users/local/ALZH0Phn/items/WKGGGTKK"],"itemData":{"id":54,"type":"webpage","abstract":"Keep on top of your groceries the smart way with this Samsung Fridge Freezer. AI Vision uses an internal camera to identify when different foods are a","language":"en","title":"Buy SAMSUNG Family Hub with AI Vision RF65DG9H0ESREU Smart Fridge Freezer - Silver | CurrysIE","URL":"https://www.currys.ie/products/samsung-family-hub-with-ai-vision-rf65dg9h0esreu-smart-fridge-freezer-silver-10263088.html?utm_source=google&amp;utm_medium=cpc&amp;utm_campaign=DA_Shopping_Refrigeration_Margin&amp;gad_source=1&amp;gad_campaignid=21459889157&amp;gbraid=0AAAAADwFa6tM_69fJOwbZj6luS33z8M_I&amp;gclid=CjwKCAjw0LzWBhBOEiwAKQd0cLWAjeSsKmz0SCjdZ8YKprTVVWqSIF9gj5oL6Cz1RGE9j_g5n35tOBoCYI4QAvD_BwE","author":[{"family":"Currys","given":"IE"}],"accessed":{"date-parts":[["2026",10,14]]}}}],"schema":"https://github.com/citation-style-language/schema/raw/master/csl-citation.json"} </w:instrText>
+            </w:r>
+            <w:r>
+              <w:rPr>
+                <w:rFonts w:ascii="Arial" w:hAnsi="Arial" w:cs="Arial"/>
+                <w:lang w:val="en-US"/>
+              </w:rPr>
+              <w:fldChar w:fldCharType="separate"/>
+            </w:r>
+            <w:r>
+              <w:rPr>
+                <w:rFonts w:ascii="Arial" w:hAnsi="Arial" w:cs="Arial"/>
+                <w:lang w:val="en-US"/>
+              </w:rPr>
+              <w:t>(Currys 2026)</w:t>
+            </w:r>
+            <w:r>
+              <w:rPr>
+                <w:rFonts w:ascii="Arial" w:hAnsi="Arial" w:cs="Arial"/>
+                <w:lang w:val="en-US"/>
+              </w:rPr>
+              <w:fldChar w:fldCharType="end"/>
+            </w:r>
+            <w:r>
+              <w:rPr>
+                <w:rFonts w:ascii="Arial" w:hAnsi="Arial" w:cs="Arial"/>
+                <w:lang w:val="en-US"/>
+              </w:rPr>
+              <w:t>.</w:t>
+            </w:r>
+            <w:r>
+              <w:rPr>
+                <w:rFonts w:ascii="Arial" w:hAnsi="Arial" w:cs="Arial"/>
+                <w:b/>
+                <w:bCs/>
+                <w:lang w:val="en-US"/>
+              </w:rPr>
+              <w:t xml:space="preserve"> </w:t>
+            </w:r>
+            <w:r>
+              <w:rPr>
+                <w:rFonts w:ascii="Arial" w:hAnsi="Arial" w:cs="Arial"/>
+                <w:lang w:val="en-US"/>
+              </w:rPr>
+              <w:t xml:space="preserve">Furthermore, digital inventory systems like </w:t>
+            </w:r>
+            <w:r>
+              <w:rPr>
+                <w:rFonts w:ascii="Arial" w:hAnsi="Arial" w:cs="Arial"/>
+                <w:lang w:val="en-US"/>
+              </w:rPr>
+              <w:t>those</w:t>
+            </w:r>
+            <w:r>
+              <w:rPr>
+                <w:rFonts w:ascii="Arial" w:hAnsi="Arial" w:cs="Arial"/>
+                <w:lang w:val="en-US"/>
+              </w:rPr>
+              <w:t xml:space="preserve"> in smart fridges depend on accurate information to provide useful reminders. If products are not accurately recorded, users will receive inaccurate notification</w:t>
+            </w:r>
+            <w:r>
+              <w:rPr>
+                <w:rFonts w:ascii="Arial" w:hAnsi="Arial" w:cs="Arial"/>
+                <w:lang w:val="en-US"/>
+              </w:rPr>
+              <w:t>s</w:t>
+            </w:r>
+            <w:r>
+              <w:rPr>
+                <w:rFonts w:ascii="Arial" w:hAnsi="Arial" w:cs="Arial"/>
+                <w:lang w:val="en-US"/>
+              </w:rPr>
+              <w:t xml:space="preserve">. </w:t>
+            </w:r>
+            <w:r>
+              <w:rPr>
+                <w:rFonts w:ascii="Arial" w:hAnsi="Arial" w:cs="Arial"/>
+                <w:lang w:val="en-US"/>
+              </w:rPr>
+              <w:t xml:space="preserve">This </w:t>
+            </w:r>
+            <w:r>
+              <w:rPr>
+                <w:rFonts w:ascii="Arial" w:hAnsi="Arial" w:cs="Arial"/>
+                <w:lang w:val="en-US"/>
+              </w:rPr>
+              <w:t>shows that technology can reduce household food waste, but an affordable, user-friendly alternative that minimizes data entry is still needed, further strengthening</w:t>
+            </w:r>
+            <w:r>
+              <w:rPr>
+                <w:rFonts w:ascii="Arial" w:hAnsi="Arial" w:cs="Arial"/>
+                <w:lang w:val="en-US"/>
+              </w:rPr>
+              <w:t xml:space="preserve"> the rationale for my project.</w:t>
+            </w:r>
+          </w:p>
+          <w:p>
+            <w:pPr>
+              <w:spacing w:line="360" w:lineRule="atLeast"/>
+              <w:rPr>
+                <w:rFonts w:ascii="Arial" w:hAnsi="Arial" w:cs="Arial"/>
+                <w:b/>
+                <w:bCs/>
+                <w:u w:val="single"/>
+                <w:lang w:val="en-US"/>
+              </w:rPr>
+            </w:pPr>
+          </w:p>
+          <w:p>
+            <w:pPr>
+              <w:spacing w:line="360" w:lineRule="atLeast"/>
+              <w:rPr>
+                <w:rFonts w:ascii="Arial" w:hAnsi="Arial" w:cs="Arial"/>
+                <w:b/>
+                <w:bCs/>
+                <w:u w:val="single"/>
+                <w:lang w:val="en-US"/>
+              </w:rPr>
+            </w:pPr>
+            <w:r>
+              <w:rPr>
+                <w:rFonts w:ascii="Arial" w:hAnsi="Arial" w:cs="Arial"/>
+                <w:b/>
+                <w:bCs/>
+                <w:u w:val="single"/>
+                <w:lang w:val="en-US"/>
+              </w:rPr>
+              <w:t xml:space="preserve">Emerging Computer Vision </w:t>
+            </w:r>
+            <w:r>
+              <w:rPr>
+                <w:rFonts w:ascii="Arial" w:hAnsi="Arial" w:cs="Arial"/>
+                <w:b/>
+                <w:bCs/>
+                <w:u w:val="single"/>
+                <w:lang w:val="en-US"/>
+              </w:rPr>
+              <w:t>Technologies</w:t>
+            </w:r>
+            <w:r>
+              <w:rPr>
+                <w:rFonts w:ascii="Arial" w:hAnsi="Arial" w:cs="Arial"/>
+                <w:b/>
+                <w:bCs/>
+                <w:u w:val="single"/>
+                <w:lang w:val="en-US"/>
+              </w:rPr>
+              <w:t xml:space="preserve"> in Food Waste Management</w:t>
+            </w:r>
+          </w:p>
+          <w:p>
+            <w:pPr>
+              <w:spacing w:line="360" w:lineRule="atLeast"/>
+              <w:rPr>
+                <w:rFonts w:ascii="Arial" w:hAnsi="Arial" w:cs="Arial"/>
+                <w:lang w:val="en-US"/>
+              </w:rPr>
+            </w:pPr>
+          </w:p>
+          <w:p>
+            <w:pPr>
+              <w:spacing w:line="360" w:lineRule="atLeast"/>
+              <w:rPr>
+                <w:rFonts w:ascii="Arial" w:hAnsi="Arial" w:cs="Arial"/>
+                <w:lang w:val="en-US"/>
+              </w:rPr>
+            </w:pPr>
+            <w:r>
+              <w:rPr>
+                <w:rFonts w:ascii="Arial" w:hAnsi="Arial" w:cs="Arial"/>
+                <w:lang w:val="en-US"/>
+              </w:rPr>
+              <w:t xml:space="preserve">Recent developments in artificial intelligence have created opportunities to improve food management and reduce food waste. Computer vision allows software to analyze images and identify objects within those images, making it </w:t>
+            </w:r>
+            <w:r>
+              <w:rPr>
+                <w:rFonts w:ascii="Arial" w:hAnsi="Arial" w:cs="Arial"/>
+                <w:lang w:val="en-US"/>
+              </w:rPr>
+              <w:t>a potential</w:t>
+            </w:r>
+            <w:r>
+              <w:rPr>
+                <w:rFonts w:ascii="Arial" w:hAnsi="Arial" w:cs="Arial"/>
+                <w:lang w:val="en-US"/>
+              </w:rPr>
+              <w:t xml:space="preserve"> technology for recognizing food products using only images. Models such as </w:t>
+            </w:r>
+            <w:r>
+              <w:rPr>
+                <w:rFonts w:ascii="Arial" w:hAnsi="Arial" w:cs="Arial"/>
+                <w:lang w:val="en-US"/>
+              </w:rPr>
+              <w:t>YOLOv8</w:t>
+            </w:r>
+            <w:r>
+              <w:rPr>
+                <w:rFonts w:ascii="Arial" w:hAnsi="Arial" w:cs="Arial"/>
+                <w:lang w:val="en-US"/>
+              </w:rPr>
+              <w:t xml:space="preserve"> can be trained to detect specific objects, while optical character recognition (OCR) can extract text from images</w:t>
+            </w:r>
+            <w:r>
+              <w:rPr>
+                <w:rFonts w:ascii="Arial" w:hAnsi="Arial" w:cs="Arial"/>
+                <w:lang w:val="en-US"/>
+              </w:rPr>
+              <w:t>.</w:t>
+            </w:r>
+          </w:p>
+          <w:p>
+            <w:pPr>
+              <w:spacing w:line="360" w:lineRule="atLeast"/>
+              <w:rPr>
+                <w:rFonts w:ascii="Arial" w:hAnsi="Arial" w:cs="Arial"/>
+                <w:lang w:val="en-US"/>
+              </w:rPr>
+            </w:pPr>
+          </w:p>
+          <w:p>
+            <w:pPr>
+              <w:spacing w:line="360" w:lineRule="atLeast"/>
+              <w:rPr>
+                <w:rFonts w:ascii="Arial" w:hAnsi="Arial" w:cs="Arial"/>
+              </w:rPr>
+            </w:pPr>
+            <w:r>
+              <w:rPr>
+                <w:rFonts w:ascii="Arial" w:hAnsi="Arial" w:cs="Arial"/>
+              </w:rPr>
+              <w:t>Vadlamudi et al. (2025)</w:t>
+            </w:r>
+            <w:r>
+              <w:rPr>
+                <w:rFonts w:ascii="Arial" w:hAnsi="Arial" w:cs="Arial"/>
+              </w:rPr>
+              <w:t xml:space="preserve"> proposed an </w:t>
+            </w:r>
+            <w:r>
+              <w:rPr>
+                <w:rFonts w:ascii="Arial" w:hAnsi="Arial" w:cs="Arial"/>
+              </w:rPr>
+              <w:t>AI-powered</w:t>
+            </w:r>
+            <w:r>
+              <w:rPr>
+                <w:rFonts w:ascii="Arial" w:hAnsi="Arial" w:cs="Arial"/>
+              </w:rPr>
+              <w:t xml:space="preserve"> solution for tracking food and recipe planning called Fridge-Sense. It used a </w:t>
+            </w:r>
+            <w:r>
+              <w:rPr>
+                <w:rFonts w:ascii="Arial" w:hAnsi="Arial" w:cs="Arial"/>
+              </w:rPr>
+              <w:t>YOLOv8</w:t>
+            </w:r>
+            <w:r>
+              <w:rPr>
+                <w:rFonts w:ascii="Arial" w:hAnsi="Arial" w:cs="Arial"/>
+              </w:rPr>
+              <w:t xml:space="preserve"> architecture trained using an extensive dataset with different packaging stages and visibility </w:t>
+            </w:r>
+            <w:r>
+              <w:rPr>
+                <w:rFonts w:ascii="Arial" w:hAnsi="Arial" w:cs="Arial"/>
+              </w:rPr>
+              <w:t>levels. Their</w:t>
+            </w:r>
+            <w:r>
+              <w:rPr>
+                <w:rFonts w:ascii="Arial" w:hAnsi="Arial" w:cs="Arial"/>
+              </w:rPr>
+              <w:t xml:space="preserve"> model delivered consistent </w:t>
+            </w:r>
+            <w:r>
+              <w:rPr>
+                <w:rFonts w:ascii="Arial" w:hAnsi="Arial" w:cs="Arial"/>
+              </w:rPr>
+              <w:t>food-item detection under difficult conditions because of various augmentation methods, including hue modification, Gaussian blur,</w:t>
+            </w:r>
+            <w:r>
+              <w:rPr>
+                <w:rFonts w:ascii="Arial" w:hAnsi="Arial" w:cs="Arial"/>
+              </w:rPr>
+              <w:t xml:space="preserve"> and rotation.</w:t>
+            </w:r>
+            <w:r>
+              <w:rPr>
+                <w:rFonts w:ascii="Arial" w:hAnsi="Arial" w:cs="Arial"/>
+              </w:rPr>
+              <w:t xml:space="preserve"> </w:t>
+            </w:r>
+          </w:p>
+          <w:p>
+            <w:pPr>
+              <w:spacing w:line="360" w:lineRule="atLeast"/>
+              <w:rPr>
+                <w:rFonts w:ascii="Arial" w:hAnsi="Arial" w:cs="Arial"/>
+              </w:rPr>
+            </w:pPr>
+          </w:p>
+          <w:p>
+            <w:pPr>
+              <w:spacing w:line="360" w:lineRule="atLeast"/>
+              <w:rPr>
+                <w:rFonts w:ascii="Arial" w:hAnsi="Arial" w:cs="Arial"/>
+              </w:rPr>
+            </w:pPr>
+            <w:r>
+              <w:rPr>
+                <w:rFonts w:ascii="Arial" w:hAnsi="Arial" w:cs="Arial"/>
+              </w:rPr>
+              <w:lastRenderedPageBreak/>
+              <w:t xml:space="preserve">The OCR pipeline demonstrated 88.1% accuracy </w:t>
+            </w:r>
+            <w:r>
+              <w:rPr>
+                <w:rFonts w:ascii="Arial" w:hAnsi="Arial" w:cs="Arial"/>
+              </w:rPr>
+              <w:t>in processing</w:t>
+            </w:r>
+            <w:r>
+              <w:rPr>
+                <w:rFonts w:ascii="Arial" w:hAnsi="Arial" w:cs="Arial"/>
+              </w:rPr>
+              <w:t xml:space="preserve"> printed and handwritten labels under different lighting and distortion conditions.</w:t>
+            </w:r>
+            <w:r>
+              <w:rPr>
+                <w:rFonts w:ascii="Arial" w:hAnsi="Arial" w:cs="Arial"/>
+              </w:rPr>
+              <w:t xml:space="preserve"> Their </w:t>
+            </w:r>
+            <w:r>
+              <w:rPr>
+                <w:rFonts w:ascii="Arial" w:hAnsi="Arial" w:cs="Arial"/>
+              </w:rPr>
+              <w:t>YOLOv8</w:t>
+            </w:r>
+            <w:r>
+              <w:rPr>
+                <w:rFonts w:ascii="Arial" w:hAnsi="Arial" w:cs="Arial"/>
+              </w:rPr>
+              <w:t xml:space="preserve"> model achieved an exceptional mean average precision (mAP) of 92.3% </w:t>
+            </w:r>
+            <w:r>
+              <w:rPr>
+                <w:rFonts w:ascii="Arial" w:hAnsi="Arial" w:cs="Arial"/>
+              </w:rPr>
+              <w:t>while detecting 15 standard food types</w:t>
+            </w:r>
+            <w:r>
+              <w:rPr>
+                <w:rFonts w:ascii="Arial" w:hAnsi="Arial" w:cs="Arial"/>
+              </w:rPr>
+              <w:t>.</w:t>
+            </w:r>
+            <w:r>
+              <w:rPr>
+                <w:rFonts w:ascii="Arial" w:hAnsi="Arial" w:cs="Arial"/>
+              </w:rPr>
+              <w:t xml:space="preserve"> </w:t>
+            </w:r>
+            <w:r>
+              <w:rPr>
+                <w:rFonts w:ascii="Arial" w:hAnsi="Arial" w:cs="Arial"/>
+              </w:rPr>
+              <w:t xml:space="preserve"> The system maintained stable performance </w:t>
+            </w:r>
+            <w:r>
+              <w:rPr>
+                <w:rFonts w:ascii="Arial" w:hAnsi="Arial" w:cs="Arial"/>
+              </w:rPr>
+              <w:t>in detecting</w:t>
+            </w:r>
+            <w:r>
+              <w:rPr>
+                <w:rFonts w:ascii="Arial" w:hAnsi="Arial" w:cs="Arial"/>
+              </w:rPr>
+              <w:t xml:space="preserve"> food items in complex patterns</w:t>
+            </w:r>
+            <w:r>
+              <w:rPr>
+                <w:rFonts w:ascii="Arial" w:hAnsi="Arial" w:cs="Arial"/>
+              </w:rPr>
+              <w:t>,</w:t>
+            </w:r>
+            <w:r>
+              <w:rPr>
+                <w:rFonts w:ascii="Arial" w:hAnsi="Arial" w:cs="Arial"/>
+              </w:rPr>
+              <w:t xml:space="preserve"> such as stacked containers and transparent bags</w:t>
+            </w:r>
+            <w:r>
+              <w:rPr>
+                <w:rFonts w:ascii="Arial" w:hAnsi="Arial" w:cs="Arial"/>
+              </w:rPr>
+              <w:t>.</w:t>
+            </w:r>
+            <w:r>
+              <w:rPr>
+                <w:rFonts w:ascii="Arial" w:hAnsi="Arial" w:cs="Arial"/>
+              </w:rPr>
+              <w:t xml:space="preserve"> </w:t>
+            </w:r>
+            <w:r>
+              <w:rPr>
+                <w:rFonts w:ascii="Arial" w:hAnsi="Arial" w:cs="Arial"/>
+              </w:rPr>
+              <w:fldChar w:fldCharType="begin"/>
+            </w:r>
+            <w:r>
+              <w:rPr>
+                <w:rFonts w:ascii="Arial" w:hAnsi="Arial" w:cs="Arial"/>
+              </w:rPr>
+              <w:instrText xml:space="preserve"> ADDIN ZOTERO_ITEM CSL_CITATION {"citationID":"FJyNPcT1","properties":{"unsorted":false,"formattedCitation":"(Vadlamudi {\\i{}et al.} 2025)","plainCitation":"(Vadlamudi et al. 2025)","noteIndex":0},"citationItems":[{"id":60,"uris":["http://zotero.org/users/local/ALZH0Phn/items/2HA5TFLT"],"itemData":{"id":60,"type":"paper-conference","abstract":"Daily refrigerator checks by global households lead them to find new recipes for their cooking. The Fridge Memory &amp; Expiry Tracker uses advanced artificial intelligence to recommend recipes that match available ingredients based on their expiration dates. Through its advanced capabilities the system uses both camera vision technology and OCR functions to automatically identify food products and their expiration dates. The food inventory system operates in real-time and utilizes AI algorithms to suggest recipes which reduce waste and assist users in saving money while planning meals. Through a combination of artificial intelligence and practical kitchen management tools this application delivers preset settings for perishable foods along with personalized inventory tracking that provides expiration date alerts. The system description includes detailed examination and additional information about its operational method and features the expiration date detection system and AI recipe engine for sustainable food planning. The paper outlines the system structure as well as its implementation method and the camera-based mechanism to detect food expiration dates and the AI recipe engine that develops customized sustainable food planning solutions","container-title":"2025 IEEE 7th International Conference on Computing, Communication and Automation (ICCCA)","DOI":"10.1109/ICCCA66364.2025.11325426","event-title":"2025 IEEE 7th International Conference on Computing, Communication and Automation (ICCCA)","page":"1-5","source":"IEEE Xplore","title":"FridgeSense: An AI-Powered Solution for Smart Food Tracking and Recipe Planning","title-short":"FridgeSense","URL":"https://ieeexplore.ieee.org/document/11325426","author":[{"family":"Vadlamudi","given":"Sandyarani"},{"family":"Shashikala","given":"K S"},{"family":"D","given":"Shreeya"},{"family":"Ramesh","given":"Smriti"},{"family":"Francis","given":"R Calvin"},{"family":"E","given":"Geetha Rani"}],"accessed":{"date-parts":[["2026",10,14]]},"issued":{"date-parts":[["2025",11]]}}}],"schema":"https://github.com/citation-style-language/schema/raw/master/csl-citation.json"} </w:instrText>
+            </w:r>
+            <w:r>
+              <w:rPr>
+                <w:rFonts w:ascii="Arial" w:hAnsi="Arial" w:cs="Arial"/>
+              </w:rPr>
+              <w:fldChar w:fldCharType="separate"/>
+            </w:r>
+            <w:r>
+              <w:rPr>
+                <w:rFonts w:ascii="Arial" w:hAnsi="Arial" w:cs="Arial"/>
+              </w:rPr>
+              <w:t xml:space="preserve">(Vadlamudi </w:t>
             </w:r>
             <w:r>
               <w:rPr>
                 <w:rFonts w:ascii="Arial" w:hAnsi="Arial" w:cs="Arial"/>
                 <w:i/>
                 <w:iCs/>
-                <w:sz w:val="24"/>
-                <w:szCs w:val="24"/>
-              </w:rPr>
-              <w:t xml:space="preserve"> knowledge</w:t>
-            </w:r>
-            <w:r>
-              <w:rPr>
-                <w:rFonts w:ascii="Arial" w:hAnsi="Arial" w:cs="Arial"/>
-                <w:i/>
-                <w:iCs/>
-                <w:sz w:val="24"/>
-                <w:szCs w:val="24"/>
+              </w:rPr>
+              <w:t>et al.</w:t>
+            </w:r>
+            <w:r>
+              <w:rPr>
+                <w:rFonts w:ascii="Arial" w:hAnsi="Arial" w:cs="Arial"/>
+              </w:rPr>
+              <w:t xml:space="preserve"> 2025)</w:t>
+            </w:r>
+            <w:r>
+              <w:rPr>
+                <w:rFonts w:ascii="Arial" w:hAnsi="Arial" w:cs="Arial"/>
+              </w:rPr>
+              <w:fldChar w:fldCharType="end"/>
+            </w:r>
+            <w:r>
+              <w:rPr>
+                <w:rFonts w:ascii="Arial" w:hAnsi="Arial" w:cs="Arial"/>
+              </w:rPr>
+              <w:t>.</w:t>
+            </w:r>
+          </w:p>
+          <w:p>
+            <w:pPr>
+              <w:spacing w:line="360" w:lineRule="atLeast"/>
+              <w:rPr>
+                <w:rFonts w:ascii="Arial" w:hAnsi="Arial" w:cs="Arial"/>
+                <w:lang w:val="en-US"/>
+              </w:rPr>
+            </w:pPr>
+          </w:p>
+          <w:p>
+            <w:pPr>
+              <w:spacing w:line="360" w:lineRule="atLeast"/>
+              <w:rPr>
+                <w:rFonts w:ascii="Arial" w:hAnsi="Arial" w:cs="Arial"/>
+                <w:lang w:val="en-US"/>
+              </w:rPr>
+            </w:pPr>
+            <w:r>
+              <w:rPr>
+                <w:rFonts w:ascii="Arial" w:hAnsi="Arial" w:cs="Arial"/>
+                <w:lang w:val="en-US"/>
+              </w:rPr>
+              <w:t xml:space="preserve">This application is an exceptional example of computer vision and </w:t>
+            </w:r>
+            <w:r>
+              <w:rPr>
+                <w:rFonts w:ascii="Arial" w:hAnsi="Arial" w:cs="Arial"/>
+                <w:lang w:val="en-US"/>
+              </w:rPr>
+              <w:t>optical</w:t>
+            </w:r>
+            <w:r>
+              <w:rPr>
+                <w:rFonts w:ascii="Arial" w:hAnsi="Arial" w:cs="Arial"/>
+                <w:lang w:val="en-US"/>
+              </w:rPr>
+              <w:t xml:space="preserve"> character recognition (OCR) software and how it can reduce household food waste. I would love to strive for this level of accuracy in my model</w:t>
+            </w:r>
+            <w:r>
+              <w:rPr>
+                <w:rFonts w:ascii="Arial" w:hAnsi="Arial" w:cs="Arial"/>
+                <w:lang w:val="en-US"/>
+              </w:rPr>
+              <w:t>. H</w:t>
+            </w:r>
+            <w:r>
+              <w:rPr>
+                <w:rFonts w:ascii="Arial" w:hAnsi="Arial" w:cs="Arial"/>
+                <w:lang w:val="en-US"/>
+              </w:rPr>
+              <w:t>owever</w:t>
+            </w:r>
+            <w:r>
+              <w:rPr>
+                <w:rFonts w:ascii="Arial" w:hAnsi="Arial" w:cs="Arial"/>
+                <w:lang w:val="en-US"/>
+              </w:rPr>
+              <w:t>,</w:t>
+            </w:r>
+            <w:r>
+              <w:rPr>
+                <w:rFonts w:ascii="Arial" w:hAnsi="Arial" w:cs="Arial"/>
+                <w:lang w:val="en-US"/>
+              </w:rPr>
+              <w:t xml:space="preserve"> this </w:t>
+            </w:r>
+            <w:r>
+              <w:rPr>
+                <w:rFonts w:ascii="Arial" w:hAnsi="Arial" w:cs="Arial"/>
+                <w:lang w:val="en-US"/>
+              </w:rPr>
+              <w:t>level of accuracy may be out of reach within the project timeframe</w:t>
+            </w:r>
+            <w:r>
+              <w:rPr>
+                <w:rFonts w:ascii="Arial" w:hAnsi="Arial" w:cs="Arial"/>
+                <w:lang w:val="en-US"/>
+              </w:rPr>
+              <w:t>.</w:t>
+            </w:r>
+          </w:p>
+          <w:p>
+            <w:pPr>
+              <w:spacing w:line="360" w:lineRule="atLeast"/>
+              <w:rPr>
+                <w:rFonts w:ascii="Arial" w:hAnsi="Arial" w:cs="Arial"/>
+                <w:lang w:val="en-US"/>
+              </w:rPr>
+            </w:pPr>
+          </w:p>
+          <w:p>
+            <w:pPr>
+              <w:spacing w:line="360" w:lineRule="atLeast"/>
+              <w:rPr>
+                <w:rFonts w:ascii="Arial" w:eastAsiaTheme="minorEastAsia" w:hAnsi="Arial" w:cs="Arial"/>
+                <w:b/>
+                <w:bCs/>
+                <w:u w:val="single"/>
+              </w:rPr>
+            </w:pPr>
+            <w:r>
+              <w:rPr>
+                <w:rFonts w:ascii="Arial" w:hAnsi="Arial" w:cs="Arial"/>
+                <w:b/>
+                <w:bCs/>
+                <w:u w:val="single"/>
+                <w:lang w:val="en-US"/>
+              </w:rPr>
+              <w:t>Review of Similar Applications</w:t>
+            </w:r>
+          </w:p>
+          <w:p>
+            <w:pPr>
+              <w:spacing w:line="360" w:lineRule="atLeast"/>
+              <w:rPr>
+                <w:rFonts w:ascii="Arial" w:hAnsi="Arial" w:cs="Arial"/>
+                <w:lang w:val="en-US"/>
+              </w:rPr>
+            </w:pPr>
+          </w:p>
+          <w:p>
+            <w:pPr>
+              <w:spacing w:line="360" w:lineRule="atLeast"/>
+              <w:rPr>
+                <w:rFonts w:ascii="Arial" w:hAnsi="Arial" w:cs="Arial"/>
+                <w:lang w:val="en-US"/>
+              </w:rPr>
+            </w:pPr>
+            <w:r>
+              <w:rPr>
+                <w:rFonts w:ascii="Arial" w:hAnsi="Arial" w:cs="Arial"/>
+                <w:lang w:val="en-US"/>
+              </w:rPr>
+              <w:t>A similar application that I evaluated for the project was an app called NoWaste. NoWaste is an existing food inventory</w:t>
+            </w:r>
+            <w:r>
+              <w:rPr>
+                <w:rFonts w:ascii="Arial" w:hAnsi="Arial" w:cs="Arial"/>
+                <w:lang w:val="en-US"/>
+              </w:rPr>
+              <w:t xml:space="preserve"> management application developed by </w:t>
+            </w:r>
+            <w:r>
+              <w:rPr>
+                <w:rFonts w:ascii="Arial" w:eastAsiaTheme="minorEastAsia" w:hAnsi="Arial" w:cs="Arial"/>
+              </w:rPr>
+              <w:t>KH Creations ApS.</w:t>
+            </w:r>
+            <w:r>
+              <w:rPr>
+                <w:rFonts w:ascii="Arial" w:hAnsi="Arial" w:cs="Arial"/>
+              </w:rPr>
+              <w:t xml:space="preserve"> It enables users to </w:t>
+            </w:r>
+            <w:r>
+              <w:rPr>
+                <w:rFonts w:ascii="Arial" w:hAnsi="Arial" w:cs="Arial"/>
+              </w:rPr>
+              <w:t>organize household food, track expiry dates, scan products, create shopping lists,</w:t>
+            </w:r>
+            <w:r>
+              <w:rPr>
+                <w:rFonts w:ascii="Arial" w:hAnsi="Arial" w:cs="Arial"/>
+                <w:lang w:val="en-US"/>
+              </w:rPr>
+              <w:t xml:space="preserve"> and manage recipes. The application aims to help households reduce unnecessary purchases and prevent food from being forgotten or wasted</w:t>
+            </w:r>
+            <w:r>
+              <w:rPr>
+                <w:rFonts w:ascii="Arial" w:hAnsi="Arial" w:cs="Arial"/>
+                <w:lang w:val="en-US"/>
+              </w:rPr>
+              <w:t>.</w:t>
+            </w:r>
+            <w:r>
+              <w:rPr>
+                <w:rFonts w:ascii="Arial" w:hAnsi="Arial" w:cs="Arial"/>
+                <w:lang w:val="en-US"/>
+              </w:rPr>
+              <w:fldChar w:fldCharType="begin"/>
+            </w:r>
+            <w:r>
+              <w:rPr>
+                <w:rFonts w:ascii="Arial" w:hAnsi="Arial" w:cs="Arial"/>
+                <w:lang w:val="en-US"/>
+              </w:rPr>
+              <w:instrText xml:space="preserve"> ADDIN ZOTERO_ITEM CSL_CITATION {"citationID":"YoVtuwHh","properties":{"unsorted":false,"formattedCitation":"(Creations 2026)","plainCitation":"(Creations 2026)","dontUpdate":true,"noteIndex":0},"citationItems":[{"id":48,"uris":["http://zotero.org/users/local/ALZH0Phn/items/6DA6HBRJ"],"itemData":{"id":48,"type":"webpage","abstract":"Share one inventory and see what's at home. iPhone and Android.","language":"en","title":"NoWaste - A food inventory app for the whole household","URL":"https://www.nowasteapp.com/home/","author":[{"family":"Creations","given":"KH"}],"accessed":{"date-parts":[["2026",10,13]]}}}],"schema":"https://github.com/citation-style-language/schema/raw/master/csl-citation.json"} </w:instrText>
+            </w:r>
+            <w:r>
+              <w:rPr>
+                <w:rFonts w:ascii="Arial" w:hAnsi="Arial" w:cs="Arial"/>
+                <w:lang w:val="en-US"/>
+              </w:rPr>
+              <w:fldChar w:fldCharType="separate"/>
+            </w:r>
+            <w:r>
+              <w:rPr>
+                <w:rFonts w:ascii="Arial" w:hAnsi="Arial" w:cs="Arial"/>
+                <w:lang w:val="en-US"/>
+              </w:rPr>
+              <w:t>(KH Creations 2026)</w:t>
+            </w:r>
+            <w:r>
+              <w:rPr>
+                <w:rFonts w:ascii="Arial" w:hAnsi="Arial" w:cs="Arial"/>
+                <w:lang w:val="en-US"/>
+              </w:rPr>
+              <w:fldChar w:fldCharType="end"/>
+            </w:r>
+            <w:r>
+              <w:rPr>
+                <w:rFonts w:ascii="Arial" w:hAnsi="Arial" w:cs="Arial"/>
+                <w:lang w:val="en-US"/>
+              </w:rPr>
+              <w:t>. Its features demonstrate how mobile technology can support household food management.</w:t>
+            </w:r>
+          </w:p>
+          <w:p>
+            <w:pPr>
+              <w:spacing w:line="360" w:lineRule="atLeast"/>
+              <w:rPr>
+                <w:rFonts w:ascii="Arial" w:hAnsi="Arial" w:cs="Arial"/>
+                <w:lang w:val="en-US"/>
+              </w:rPr>
+            </w:pPr>
+          </w:p>
+          <w:p>
+            <w:pPr>
+              <w:spacing w:line="360" w:lineRule="atLeast"/>
+              <w:rPr>
+                <w:rFonts w:ascii="Arial" w:hAnsi="Arial" w:cs="Arial"/>
+                <w:lang w:val="en-US"/>
+              </w:rPr>
+            </w:pPr>
+            <w:r>
+              <w:rPr>
+                <w:rFonts w:ascii="Arial" w:hAnsi="Arial" w:cs="Arial"/>
+                <w:lang w:val="en-US"/>
+              </w:rPr>
+              <w:t xml:space="preserve">However, after a preliminary evaluation of the technology and user reviews, </w:t>
+            </w:r>
+            <w:r>
+              <w:rPr>
+                <w:rFonts w:ascii="Arial" w:hAnsi="Arial" w:cs="Arial"/>
+                <w:lang w:val="en-US"/>
+              </w:rPr>
+              <w:t xml:space="preserve">I found potential usability and reliability issues, including difficulties </w:t>
+            </w:r>
+            <w:r>
+              <w:rPr>
+                <w:rFonts w:ascii="Arial" w:hAnsi="Arial" w:cs="Arial"/>
+                <w:lang w:val="en-US"/>
+              </w:rPr>
+              <w:t>scanning products and maintaining food inventories.</w:t>
+            </w:r>
+          </w:p>
+          <w:p>
+            <w:pPr>
+              <w:spacing w:line="360" w:lineRule="atLeast"/>
+              <w:rPr>
+                <w:rFonts w:ascii="Arial" w:hAnsi="Arial" w:cs="Arial"/>
+                <w:lang w:val="en-US"/>
+              </w:rPr>
+            </w:pPr>
+          </w:p>
+          <w:p>
+            <w:pPr>
+              <w:spacing w:line="360" w:lineRule="atLeast"/>
+              <w:rPr>
+                <w:rFonts w:ascii="Arial" w:hAnsi="Arial" w:cs="Arial"/>
+                <w:u w:val="single"/>
+                <w:lang w:val="en-US"/>
+              </w:rPr>
+            </w:pPr>
+            <w:r>
+              <w:rPr>
+                <w:rFonts w:ascii="Arial" w:hAnsi="Arial" w:cs="Arial"/>
+                <w:u w:val="single"/>
+                <w:lang w:val="en-US"/>
+              </w:rPr>
+              <w:t xml:space="preserve">Review </w:t>
+            </w:r>
+            <w:r>
+              <w:rPr>
+                <w:rFonts w:ascii="Arial" w:hAnsi="Arial" w:cs="Arial"/>
+                <w:u w:val="single"/>
+                <w:lang w:val="en-US"/>
+              </w:rPr>
+              <w:t xml:space="preserve">and Discussion </w:t>
+            </w:r>
+            <w:r>
+              <w:rPr>
+                <w:rFonts w:ascii="Arial" w:hAnsi="Arial" w:cs="Arial"/>
+                <w:u w:val="single"/>
+                <w:lang w:val="en-US"/>
+              </w:rPr>
+              <w:t xml:space="preserve">of Similar </w:t>
+            </w:r>
+            <w:r>
+              <w:rPr>
+                <w:rFonts w:ascii="Arial" w:hAnsi="Arial" w:cs="Arial"/>
+                <w:u w:val="single"/>
+                <w:lang w:val="en-US"/>
+              </w:rPr>
+              <w:t>Application</w:t>
+            </w:r>
+          </w:p>
+          <w:p>
+            <w:pPr>
+              <w:spacing w:line="360" w:lineRule="atLeast"/>
+              <w:rPr>
+                <w:rFonts w:ascii="Arial" w:hAnsi="Arial" w:cs="Arial"/>
+                <w:lang w:val="en-US"/>
+              </w:rPr>
+            </w:pPr>
+          </w:p>
+          <w:p>
+            <w:pPr>
+              <w:spacing w:line="360" w:lineRule="atLeast"/>
+              <w:rPr>
+                <w:rFonts w:ascii="Arial" w:hAnsi="Arial" w:cs="Arial"/>
+                <w:lang w:val="en-US"/>
+              </w:rPr>
+            </w:pPr>
+            <w:r>
+              <w:rPr>
+                <w:rFonts w:ascii="Arial" w:hAnsi="Arial" w:cs="Arial"/>
+                <w:lang w:val="en-US"/>
+              </w:rPr>
+              <w:t>To evaluate NoWaste personally,</w:t>
+            </w:r>
+            <w:r>
+              <w:rPr>
+                <w:rFonts w:ascii="Arial" w:hAnsi="Arial" w:cs="Arial"/>
+                <w:lang w:val="en-US"/>
+              </w:rPr>
+              <w:t xml:space="preserve"> I </w:t>
+            </w:r>
+            <w:r>
+              <w:rPr>
+                <w:rFonts w:ascii="Arial" w:hAnsi="Arial" w:cs="Arial"/>
+                <w:lang w:val="en-US"/>
+              </w:rPr>
+              <w:t>downloaded the app</w:t>
+            </w:r>
+            <w:r>
+              <w:rPr>
+                <w:rFonts w:ascii="Arial" w:hAnsi="Arial" w:cs="Arial"/>
+                <w:lang w:val="en-US"/>
+              </w:rPr>
+              <w:t>. I completed</w:t>
+            </w:r>
+            <w:r>
+              <w:rPr>
+                <w:rFonts w:ascii="Arial" w:hAnsi="Arial" w:cs="Arial"/>
+                <w:lang w:val="en-US"/>
+              </w:rPr>
+              <w:t xml:space="preserve"> a </w:t>
+            </w:r>
+            <w:r>
+              <w:rPr>
+                <w:rFonts w:ascii="Arial" w:hAnsi="Arial" w:cs="Arial"/>
+                <w:lang w:val="en-US"/>
+              </w:rPr>
+              <w:t>realistic task</w:t>
+            </w:r>
+            <w:r>
+              <w:rPr>
+                <w:rFonts w:ascii="Arial" w:hAnsi="Arial" w:cs="Arial"/>
+                <w:lang w:val="en-US"/>
+              </w:rPr>
+              <w:t>: adding a food item using 3 images to see whether the system's computer vision software would accurately detect the product label and</w:t>
+            </w:r>
+            <w:r>
+              <w:rPr>
+                <w:rFonts w:ascii="Arial" w:hAnsi="Arial" w:cs="Arial"/>
+                <w:lang w:val="en-US"/>
+              </w:rPr>
+              <w:t xml:space="preserve"> expiry date. This would allow me to verify </w:t>
+            </w:r>
+            <w:r>
+              <w:rPr>
+                <w:rFonts w:ascii="Arial" w:hAnsi="Arial" w:cs="Arial"/>
+                <w:lang w:val="en-US"/>
+              </w:rPr>
+              <w:t>whether user reviews about the system's computer vision accuracy were accurate</w:t>
+            </w:r>
+            <w:r>
+              <w:rPr>
+                <w:rFonts w:ascii="Arial" w:hAnsi="Arial" w:cs="Arial"/>
+                <w:lang w:val="en-US"/>
+              </w:rPr>
+              <w:t>.</w:t>
+            </w:r>
+          </w:p>
+          <w:p>
+            <w:pPr>
+              <w:spacing w:line="360" w:lineRule="atLeast"/>
+              <w:rPr>
+                <w:rFonts w:ascii="Arial" w:hAnsi="Arial" w:cs="Arial"/>
+                <w:lang w:val="en-US"/>
+              </w:rPr>
+            </w:pPr>
+          </w:p>
+          <w:p>
+            <w:pPr>
+              <w:spacing w:line="360" w:lineRule="atLeast"/>
+              <w:rPr>
+                <w:rFonts w:ascii="Arial" w:hAnsi="Arial" w:cs="Arial"/>
+                <w:lang w:val="en-US"/>
+              </w:rPr>
+            </w:pPr>
+          </w:p>
+          <w:p>
+            <w:pPr>
+              <w:spacing w:line="360" w:lineRule="atLeast"/>
+              <w:rPr>
+                <w:rFonts w:ascii="Arial" w:hAnsi="Arial" w:cs="Arial"/>
+                <w:lang w:val="en-US"/>
+              </w:rPr>
+            </w:pPr>
+          </w:p>
+          <w:p>
+            <w:pPr>
+              <w:spacing w:line="360" w:lineRule="atLeast"/>
+              <w:rPr>
+                <w:rFonts w:ascii="Arial" w:hAnsi="Arial" w:cs="Arial"/>
+                <w:lang w:val="en-US"/>
+              </w:rPr>
+            </w:pPr>
+          </w:p>
+          <w:p>
+            <w:pPr>
+              <w:spacing w:line="360" w:lineRule="atLeast"/>
+              <w:rPr>
+                <w:rFonts w:ascii="Arial" w:hAnsi="Arial" w:cs="Arial"/>
+                <w:lang w:val="en-US"/>
+              </w:rPr>
+            </w:pPr>
+          </w:p>
+          <w:p>
+            <w:pPr>
+              <w:spacing w:line="360" w:lineRule="atLeast"/>
+              <w:rPr>
+                <w:rFonts w:ascii="Arial" w:hAnsi="Arial" w:cs="Arial"/>
+                <w:u w:val="single"/>
+                <w:lang w:val="en-US"/>
+              </w:rPr>
+            </w:pPr>
+            <w:r>
+              <w:rPr>
+                <w:rFonts w:ascii="Arial" w:hAnsi="Arial" w:cs="Arial"/>
+                <w:u w:val="single"/>
+                <w:lang w:val="en-US"/>
+              </w:rPr>
+              <w:lastRenderedPageBreak/>
+              <w:t>Discussion of Findings</w:t>
+            </w:r>
+          </w:p>
+          <w:p>
+            <w:pPr>
+              <w:spacing w:line="360" w:lineRule="atLeast"/>
+              <w:rPr>
+                <w:rFonts w:ascii="Arial" w:hAnsi="Arial" w:cs="Arial"/>
+                <w:u w:val="single"/>
+                <w:lang w:val="en-US"/>
+              </w:rPr>
+            </w:pPr>
+          </w:p>
+          <w:p>
+            <w:pPr>
+              <w:spacing w:line="360" w:lineRule="atLeast"/>
+              <w:rPr>
+                <w:rFonts w:ascii="Arial" w:hAnsi="Arial" w:cs="Arial"/>
+                <w:lang w:val="en-US"/>
+              </w:rPr>
+            </w:pPr>
+            <w:r>
+              <w:rPr>
+                <w:rFonts w:ascii="Arial" w:hAnsi="Arial" w:cs="Arial"/>
+                <w:lang w:val="en-US"/>
+              </w:rPr>
+              <w:t xml:space="preserve">During </w:t>
+            </w:r>
+            <w:r>
+              <w:rPr>
+                <w:rFonts w:ascii="Arial" w:hAnsi="Arial" w:cs="Arial"/>
+                <w:lang w:val="en-US"/>
+              </w:rPr>
+              <w:t>the test</w:t>
+            </w:r>
+            <w:r>
+              <w:rPr>
+                <w:rFonts w:ascii="Arial" w:hAnsi="Arial" w:cs="Arial"/>
+                <w:lang w:val="en-US"/>
+              </w:rPr>
+              <w:t>, I took 3 pictures of the product from the front, back, and top</w:t>
+            </w:r>
+            <w:r>
+              <w:rPr>
+                <w:rFonts w:ascii="Arial" w:hAnsi="Arial" w:cs="Arial"/>
+                <w:lang w:val="en-US"/>
+              </w:rPr>
+              <w:t xml:space="preserve">. The expiry date was clearly visible in the top-down image in </w:t>
+            </w:r>
+            <w:r>
+              <w:rPr>
+                <w:rFonts w:ascii="Arial" w:hAnsi="Arial" w:cs="Arial"/>
+                <w:lang w:val="en-US"/>
+              </w:rPr>
+              <w:t>F</w:t>
+            </w:r>
+            <w:r>
+              <w:rPr>
+                <w:rFonts w:ascii="Arial" w:hAnsi="Arial" w:cs="Arial"/>
+                <w:lang w:val="en-US"/>
+              </w:rPr>
+              <w:t>igure 2</w:t>
+            </w:r>
+            <w:r>
+              <w:rPr>
+                <w:rFonts w:ascii="Arial" w:hAnsi="Arial" w:cs="Arial"/>
+                <w:lang w:val="en-US"/>
+              </w:rPr>
+              <w:t>. Even so,</w:t>
+            </w:r>
+            <w:r>
+              <w:rPr>
+                <w:rFonts w:ascii="Arial" w:eastAsiaTheme="minorEastAsia" w:hAnsi="Arial" w:cs="Arial"/>
+                <w:lang w:val="en-US"/>
+              </w:rPr>
+              <w:t xml:space="preserve"> the computer vision software present in the application did not accurately detect the </w:t>
+            </w:r>
+            <w:r>
+              <w:rPr>
+                <w:rFonts w:ascii="Arial" w:eastAsiaTheme="minorEastAsia" w:hAnsi="Arial" w:cs="Arial"/>
+                <w:lang w:val="en-US"/>
+              </w:rPr>
+              <w:t>date</w:t>
+            </w:r>
+            <w:r>
+              <w:rPr>
+                <w:rFonts w:ascii="Arial" w:eastAsiaTheme="minorEastAsia" w:hAnsi="Arial" w:cs="Arial"/>
+                <w:lang w:val="en-US"/>
+              </w:rPr>
+              <w:t>.</w:t>
+            </w:r>
+            <w:r>
+              <w:rPr>
+                <w:rFonts w:ascii="Arial" w:eastAsiaTheme="minorEastAsia" w:hAnsi="Arial" w:cs="Arial"/>
+                <w:lang w:val="en-US"/>
+              </w:rPr>
+              <w:t xml:space="preserve"> However, it did accurately detect the label on the product.</w:t>
+            </w:r>
+            <w:r>
+              <w:rPr>
+                <w:rFonts w:ascii="Arial" w:eastAsiaTheme="minorEastAsia" w:hAnsi="Arial" w:cs="Arial"/>
+                <w:lang w:val="en-US"/>
               </w:rPr>
               <w:t xml:space="preserve"> </w:t>
             </w:r>
             <w:r>
               <w:rPr>
-                <w:rFonts w:ascii="Arial" w:hAnsi="Arial" w:cs="Arial"/>
-                <w:i/>
-                <w:iCs/>
-                <w:sz w:val="24"/>
-                <w:szCs w:val="24"/>
-              </w:rPr>
-              <w:t>/</w:t>
-            </w:r>
-            <w:r>
-              <w:rPr>
-                <w:rFonts w:ascii="Arial" w:hAnsi="Arial" w:cs="Arial"/>
-                <w:i/>
-                <w:iCs/>
-                <w:sz w:val="24"/>
-                <w:szCs w:val="24"/>
+                <w:rFonts w:ascii="Arial" w:eastAsiaTheme="minorEastAsia" w:hAnsi="Arial" w:cs="Arial"/>
+                <w:lang w:val="en-US"/>
+              </w:rPr>
+              <w:t xml:space="preserve">The </w:t>
+            </w:r>
+            <w:r>
+              <w:rPr>
+                <w:rFonts w:ascii="Arial" w:eastAsiaTheme="minorEastAsia" w:hAnsi="Arial" w:cs="Arial"/>
+                <w:lang w:val="en-US"/>
+              </w:rPr>
+              <w:t>system added the detected information to a form where the user could validate it, as shown</w:t>
+            </w:r>
+            <w:r>
+              <w:rPr>
+                <w:rFonts w:ascii="Arial" w:eastAsiaTheme="minorEastAsia" w:hAnsi="Arial" w:cs="Arial"/>
+                <w:lang w:val="en-US"/>
               </w:rPr>
               <w:t xml:space="preserve"> </w:t>
             </w:r>
             <w:r>
               <w:rPr>
-                <w:rFonts w:ascii="Arial" w:hAnsi="Arial" w:cs="Arial"/>
-                <w:i/>
-                <w:iCs/>
-                <w:sz w:val="24"/>
-                <w:szCs w:val="24"/>
-              </w:rPr>
-              <w:t>emerging trends</w:t>
-            </w:r>
-            <w:r>
-              <w:rPr>
-                <w:rFonts w:ascii="Arial" w:hAnsi="Arial" w:cs="Arial"/>
-                <w:i/>
-                <w:iCs/>
-                <w:sz w:val="24"/>
-                <w:szCs w:val="24"/>
-              </w:rPr>
-              <w:t xml:space="preserve"> in the field. </w:t>
-            </w:r>
-          </w:p>
-          <w:p>
-            <w:pPr>
-              <w:spacing w:line="360" w:lineRule="atLeast"/>
-              <w:rPr>
-                <w:rFonts w:ascii="Arial" w:hAnsi="Arial" w:cs="Arial"/>
-                <w:i/>
-                <w:iCs/>
-                <w:sz w:val="24"/>
-                <w:szCs w:val="24"/>
-              </w:rPr>
-            </w:pPr>
-            <w:r>
-              <w:rPr>
-                <w:rFonts w:ascii="Arial" w:hAnsi="Arial" w:cs="Arial"/>
-                <w:i/>
-                <w:iCs/>
-                <w:sz w:val="24"/>
-                <w:szCs w:val="24"/>
-              </w:rPr>
-              <w:t>Research can be in a subject domain that your artefact will be applied to or emerging software development tools, techniques or technologies.</w:t>
-            </w:r>
-          </w:p>
-          <w:p>
-            <w:pPr>
-              <w:spacing w:line="360" w:lineRule="atLeast"/>
-              <w:rPr>
-                <w:rFonts w:ascii="Arial" w:hAnsi="Arial" w:cs="Arial"/>
-                <w:sz w:val="24"/>
-                <w:szCs w:val="24"/>
-              </w:rPr>
-            </w:pPr>
-            <w:r>
-              <w:rPr>
-                <w:rFonts w:ascii="Arial" w:hAnsi="Arial" w:cs="Arial"/>
-                <w:i/>
-                <w:iCs/>
-                <w:sz w:val="24"/>
-                <w:szCs w:val="24"/>
-              </w:rPr>
-              <w:t xml:space="preserve">Identification of gaps in existing </w:t>
-            </w:r>
-            <w:r>
-              <w:rPr>
-                <w:rFonts w:ascii="Arial" w:hAnsi="Arial" w:cs="Arial"/>
-                <w:i/>
-                <w:iCs/>
-                <w:sz w:val="24"/>
-                <w:szCs w:val="24"/>
-              </w:rPr>
-              <w:t xml:space="preserve">knowledge / </w:t>
-            </w:r>
-            <w:r>
-              <w:rPr>
-                <w:rFonts w:ascii="Arial" w:hAnsi="Arial" w:cs="Arial"/>
-                <w:i/>
-                <w:iCs/>
-                <w:sz w:val="24"/>
-                <w:szCs w:val="24"/>
-              </w:rPr>
-              <w:t>research that your project will address.</w:t>
-            </w:r>
+                <w:rFonts w:ascii="Arial" w:eastAsiaTheme="minorEastAsia" w:hAnsi="Arial" w:cs="Arial"/>
+                <w:lang w:val="en-US"/>
+              </w:rPr>
+              <w:t>in Figure 3.</w:t>
+            </w:r>
+            <w:r>
+              <w:rPr>
+                <w:rFonts w:ascii="Arial" w:eastAsiaTheme="minorEastAsia" w:hAnsi="Arial" w:cs="Arial"/>
+                <w:lang w:val="en-US"/>
+              </w:rPr>
+              <w:t xml:space="preserve"> The sample I </w:t>
+            </w:r>
+            <w:r>
+              <w:rPr>
+                <w:rFonts w:ascii="Arial" w:eastAsiaTheme="minorEastAsia" w:hAnsi="Arial" w:cs="Arial"/>
+                <w:lang w:val="en-US"/>
+              </w:rPr>
+              <w:t>used for testing</w:t>
+            </w:r>
+            <w:r>
+              <w:rPr>
+                <w:rFonts w:ascii="Arial" w:eastAsiaTheme="minorEastAsia" w:hAnsi="Arial" w:cs="Arial"/>
+                <w:lang w:val="en-US"/>
+              </w:rPr>
+              <w:t xml:space="preserve"> was 3 images in good lighting conditions</w:t>
+            </w:r>
+            <w:r>
+              <w:rPr>
+                <w:rFonts w:ascii="Arial" w:eastAsiaTheme="minorEastAsia" w:hAnsi="Arial" w:cs="Arial"/>
+                <w:lang w:val="en-US"/>
+              </w:rPr>
+              <w:t>, with the expiry date</w:t>
+            </w:r>
+            <w:r>
+              <w:rPr>
+                <w:rFonts w:ascii="Arial" w:eastAsiaTheme="minorEastAsia" w:hAnsi="Arial" w:cs="Arial"/>
+                <w:lang w:val="en-US"/>
+              </w:rPr>
+              <w:t xml:space="preserve"> clearly present and visible in one of the images. I </w:t>
+            </w:r>
+            <w:r>
+              <w:rPr>
+                <w:rFonts w:ascii="Arial" w:eastAsiaTheme="minorEastAsia" w:hAnsi="Arial" w:cs="Arial"/>
+                <w:lang w:val="en-US"/>
+              </w:rPr>
+              <w:t>provided a small sample to make it easier for the system, but it did not accurately detect the product's expiry date</w:t>
+            </w:r>
+            <w:r>
+              <w:rPr>
+                <w:rFonts w:ascii="Arial" w:eastAsiaTheme="minorEastAsia" w:hAnsi="Arial" w:cs="Arial"/>
+                <w:lang w:val="en-US"/>
+              </w:rPr>
+              <w:t>.</w:t>
+            </w:r>
+            <w:r>
+              <w:rPr>
+                <w:rFonts w:ascii="Arial" w:eastAsiaTheme="minorEastAsia" w:hAnsi="Arial" w:cs="Arial"/>
+                <w:lang w:val="en-US"/>
+              </w:rPr>
+              <w:t xml:space="preserve"> My findings </w:t>
+            </w:r>
+            <w:r>
+              <w:rPr>
+                <w:rFonts w:ascii="Arial" w:eastAsiaTheme="minorEastAsia" w:hAnsi="Arial" w:cs="Arial"/>
+                <w:lang w:val="en-US"/>
+              </w:rPr>
+              <w:t>align with user concerns about expiry date recognition and accuracy, but further testing is needed</w:t>
+            </w:r>
+            <w:r>
+              <w:rPr>
+                <w:rFonts w:ascii="Arial" w:eastAsiaTheme="minorEastAsia" w:hAnsi="Arial" w:cs="Arial"/>
+                <w:lang w:val="en-US"/>
+              </w:rPr>
+              <w:t xml:space="preserve"> to determine its </w:t>
+            </w:r>
+            <w:r>
+              <w:rPr>
+                <w:rFonts w:ascii="Arial" w:hAnsi="Arial" w:cs="Arial"/>
+              </w:rPr>
+              <w:t>mean average precision (mAP) percentage.</w:t>
+            </w:r>
+          </w:p>
+          <w:p>
+            <w:pPr>
+              <w:spacing w:line="360" w:lineRule="atLeast"/>
+              <w:rPr>
+                <w:rFonts w:ascii="Arial" w:hAnsi="Arial" w:cs="Arial"/>
+                <w:lang w:val="en-US"/>
+              </w:rPr>
+            </w:pPr>
+          </w:p>
+          <w:p>
+            <w:pPr>
+              <w:spacing w:line="360" w:lineRule="atLeast"/>
+              <w:rPr>
+                <w:rFonts w:ascii="Arial" w:hAnsi="Arial" w:cs="Arial"/>
+                <w:b/>
+                <w:bCs/>
+                <w:u w:val="single"/>
+                <w:lang w:val="en-US"/>
+              </w:rPr>
+            </w:pPr>
+            <w:r>
+              <w:rPr>
+                <w:rFonts w:ascii="Arial" w:hAnsi="Arial" w:cs="Arial"/>
+                <w:b/>
+                <w:bCs/>
+                <w:u w:val="single"/>
+                <w:lang w:val="en-US"/>
+              </w:rPr>
+              <w:t>Conclusion of Literature Review</w:t>
+            </w:r>
+          </w:p>
+          <w:p>
+            <w:pPr>
+              <w:spacing w:line="360" w:lineRule="atLeast"/>
+              <w:rPr>
+                <w:rFonts w:ascii="Arial" w:hAnsi="Arial" w:cs="Arial"/>
+                <w:lang w:val="en-US"/>
+              </w:rPr>
+            </w:pPr>
+          </w:p>
+          <w:p>
+            <w:pPr>
+              <w:spacing w:line="360" w:lineRule="atLeast"/>
+              <w:rPr>
+                <w:rFonts w:ascii="Arial" w:hAnsi="Arial" w:cs="Arial"/>
+                <w:lang w:val="en-US"/>
+              </w:rPr>
+            </w:pPr>
+            <w:r>
+              <w:rPr>
+                <w:rFonts w:ascii="Arial" w:hAnsi="Arial" w:cs="Arial"/>
+                <w:lang w:val="en-US"/>
+              </w:rPr>
+              <w:t>Overall, the literature I have discussed highlights the potentital of technology to improve household food management, but challenges remain in making food tracking accessible and reliable. My evaluation of NoWaste identified a potential limitation in expiry-date recognition, while research into FridgeSense demonstrates the potential of AI-powered food tracking. My project will investigate whether computer vision can simplify food entry and expiry date recording, alongside expiration reminders, waste statistics and personalized recipe recommandations. These feature aim to help users manage food more effectively and reduce avoidable household waste. The application will be evaluated throught practival testing to access the accuracy of its computer vision features</w:t>
+            </w:r>
+          </w:p>
+          <w:p>
+            <w:pPr>
+              <w:spacing w:line="360" w:lineRule="atLeast"/>
+              <w:rPr>
+                <w:rFonts w:ascii="Arial" w:hAnsi="Arial" w:cs="Arial"/>
+                <w:lang w:val="en-US"/>
+              </w:rPr>
+            </w:pPr>
           </w:p>
         </w:tc>
       </w:tr>
@@ -2870,106 +5792,194 @@
         <w:ind w:left="720" w:hanging="720"/>
         <w:rPr>
           <w:rFonts w:ascii="Arial" w:hAnsi="Arial" w:cs="Arial"/>
-          <w:sz w:val="24"/>
-          <w:szCs w:val="24"/>
         </w:rPr>
       </w:pPr>
     </w:p>
-    <w:tbl>
-      <w:tblPr>
-        <w:tblStyle w:val="TableGrid"/>
-        <w:tblW w:w="9377" w:type="dxa"/>
-        <w:tblLook w:val="04A0" w:firstRow="1" w:lastRow="0" w:firstColumn="1" w:lastColumn="0" w:noHBand="0" w:noVBand="1"/>
-      </w:tblPr>
-      <w:tblGrid>
-        <w:gridCol w:w="9377"/>
-      </w:tblGrid>
-      <w:tr>
-        <w:trPr>
-          <w:trHeight w:val="13182"/>
-        </w:trPr>
-        <w:tc>
-          <w:tcPr>
-            <w:tcW w:w="9377" w:type="dxa"/>
-          </w:tcPr>
-          <w:p>
-            <w:pPr>
-              <w:spacing w:line="360" w:lineRule="atLeast"/>
-              <w:rPr>
-                <w:rFonts w:ascii="Arial" w:hAnsi="Arial" w:cs="Arial"/>
-                <w:sz w:val="24"/>
-                <w:szCs w:val="24"/>
-              </w:rPr>
-            </w:pPr>
-            <w:r>
-              <w:rPr>
-                <w:rFonts w:ascii="Arial" w:hAnsi="Arial" w:cs="Arial"/>
-                <w:i/>
-                <w:iCs/>
-                <w:sz w:val="24"/>
-                <w:szCs w:val="24"/>
-              </w:rPr>
-              <w:lastRenderedPageBreak/>
-              <w:t>Literature review continued…</w:t>
-            </w:r>
-            <w:r>
-              <w:rPr>
-                <w:rFonts w:ascii="Arial" w:hAnsi="Arial" w:cs="Arial"/>
-                <w:i/>
-                <w:iCs/>
-                <w:sz w:val="24"/>
-                <w:szCs w:val="24"/>
-              </w:rPr>
-              <w:t xml:space="preserve"> </w:t>
-            </w:r>
-            <w:r>
-              <w:rPr>
-                <w:rFonts w:ascii="Arial" w:hAnsi="Arial" w:cs="Arial"/>
-                <w:i/>
-                <w:iCs/>
-                <w:sz w:val="24"/>
-                <w:szCs w:val="24"/>
-              </w:rPr>
-              <w:t>(add additional pages)</w:t>
-            </w:r>
-          </w:p>
-        </w:tc>
-      </w:tr>
-    </w:tbl>
     <w:p>
       <w:pPr>
         <w:spacing w:line="360" w:lineRule="atLeast"/>
-        <w:ind w:left="720" w:hanging="720"/>
         <w:rPr>
           <w:rFonts w:ascii="Arial" w:hAnsi="Arial" w:cs="Arial"/>
           <w:b/>
           <w:bCs/>
-          <w:sz w:val="24"/>
-          <w:szCs w:val="24"/>
         </w:rPr>
       </w:pPr>
     </w:p>
     <w:p>
       <w:pPr>
         <w:spacing w:line="360" w:lineRule="atLeast"/>
-        <w:ind w:left="720" w:hanging="720"/>
         <w:rPr>
           <w:rFonts w:ascii="Arial" w:hAnsi="Arial" w:cs="Arial"/>
           <w:b/>
           <w:bCs/>
-          <w:sz w:val="24"/>
-          <w:szCs w:val="24"/>
-        </w:rPr>
-      </w:pPr>
-      <w:r>
+        </w:rPr>
+      </w:pPr>
+    </w:p>
+    <w:p>
+      <w:pPr>
+        <w:spacing w:line="360" w:lineRule="atLeast"/>
         <w:rPr>
           <w:rFonts w:ascii="Arial" w:hAnsi="Arial" w:cs="Arial"/>
           <w:b/>
           <w:bCs/>
-          <w:sz w:val="24"/>
-          <w:szCs w:val="24"/>
-        </w:rPr>
-        <w:lastRenderedPageBreak/>
+        </w:rPr>
+      </w:pPr>
+    </w:p>
+    <w:p>
+      <w:pPr>
+        <w:spacing w:line="360" w:lineRule="atLeast"/>
+        <w:rPr>
+          <w:rFonts w:ascii="Arial" w:hAnsi="Arial" w:cs="Arial"/>
+          <w:b/>
+          <w:bCs/>
+        </w:rPr>
+      </w:pPr>
+    </w:p>
+    <w:p>
+      <w:pPr>
+        <w:spacing w:line="360" w:lineRule="atLeast"/>
+        <w:rPr>
+          <w:rFonts w:ascii="Arial" w:hAnsi="Arial" w:cs="Arial"/>
+          <w:b/>
+          <w:bCs/>
+        </w:rPr>
+      </w:pPr>
+    </w:p>
+    <w:p>
+      <w:pPr>
+        <w:spacing w:line="360" w:lineRule="atLeast"/>
+        <w:rPr>
+          <w:rFonts w:ascii="Arial" w:hAnsi="Arial" w:cs="Arial"/>
+          <w:b/>
+          <w:bCs/>
+        </w:rPr>
+      </w:pPr>
+    </w:p>
+    <w:p>
+      <w:pPr>
+        <w:spacing w:line="360" w:lineRule="atLeast"/>
+        <w:rPr>
+          <w:rFonts w:ascii="Arial" w:hAnsi="Arial" w:cs="Arial"/>
+          <w:b/>
+          <w:bCs/>
+        </w:rPr>
+      </w:pPr>
+    </w:p>
+    <w:p>
+      <w:pPr>
+        <w:spacing w:line="360" w:lineRule="atLeast"/>
+        <w:rPr>
+          <w:rFonts w:ascii="Arial" w:hAnsi="Arial" w:cs="Arial"/>
+          <w:b/>
+          <w:bCs/>
+        </w:rPr>
+      </w:pPr>
+    </w:p>
+    <w:p>
+      <w:pPr>
+        <w:spacing w:line="360" w:lineRule="atLeast"/>
+        <w:rPr>
+          <w:rFonts w:ascii="Arial" w:hAnsi="Arial" w:cs="Arial"/>
+          <w:b/>
+          <w:bCs/>
+        </w:rPr>
+      </w:pPr>
+    </w:p>
+    <w:p>
+      <w:pPr>
+        <w:spacing w:line="360" w:lineRule="atLeast"/>
+        <w:rPr>
+          <w:rFonts w:ascii="Arial" w:hAnsi="Arial" w:cs="Arial"/>
+          <w:b/>
+          <w:bCs/>
+        </w:rPr>
+      </w:pPr>
+    </w:p>
+    <w:p>
+      <w:pPr>
+        <w:spacing w:line="360" w:lineRule="atLeast"/>
+        <w:rPr>
+          <w:rFonts w:ascii="Arial" w:hAnsi="Arial" w:cs="Arial"/>
+          <w:b/>
+          <w:bCs/>
+        </w:rPr>
+      </w:pPr>
+    </w:p>
+    <w:p>
+      <w:pPr>
+        <w:spacing w:line="360" w:lineRule="atLeast"/>
+        <w:rPr>
+          <w:rFonts w:ascii="Arial" w:hAnsi="Arial" w:cs="Arial"/>
+          <w:b/>
+          <w:bCs/>
+        </w:rPr>
+      </w:pPr>
+    </w:p>
+    <w:p>
+      <w:pPr>
+        <w:spacing w:line="360" w:lineRule="atLeast"/>
+        <w:rPr>
+          <w:rFonts w:ascii="Arial" w:hAnsi="Arial" w:cs="Arial"/>
+          <w:b/>
+          <w:bCs/>
+        </w:rPr>
+      </w:pPr>
+    </w:p>
+    <w:p>
+      <w:pPr>
+        <w:spacing w:line="360" w:lineRule="atLeast"/>
+        <w:rPr>
+          <w:rFonts w:ascii="Arial" w:hAnsi="Arial" w:cs="Arial"/>
+          <w:b/>
+          <w:bCs/>
+        </w:rPr>
+      </w:pPr>
+    </w:p>
+    <w:p>
+      <w:pPr>
+        <w:spacing w:line="360" w:lineRule="atLeast"/>
+        <w:rPr>
+          <w:rFonts w:ascii="Arial" w:hAnsi="Arial" w:cs="Arial"/>
+          <w:b/>
+          <w:bCs/>
+        </w:rPr>
+      </w:pPr>
+    </w:p>
+    <w:p>
+      <w:pPr>
+        <w:spacing w:line="360" w:lineRule="atLeast"/>
+        <w:rPr>
+          <w:rFonts w:ascii="Arial" w:hAnsi="Arial" w:cs="Arial"/>
+          <w:b/>
+          <w:bCs/>
+        </w:rPr>
+      </w:pPr>
+    </w:p>
+    <w:p>
+      <w:pPr>
+        <w:spacing w:line="360" w:lineRule="atLeast"/>
+        <w:rPr>
+          <w:rFonts w:ascii="Arial" w:hAnsi="Arial" w:cs="Arial"/>
+          <w:b/>
+          <w:bCs/>
+        </w:rPr>
+      </w:pPr>
+    </w:p>
+    <w:p>
+      <w:pPr>
+        <w:spacing w:line="360" w:lineRule="atLeast"/>
+        <w:rPr>
+          <w:rFonts w:ascii="Arial" w:hAnsi="Arial" w:cs="Arial"/>
+          <w:b/>
+          <w:bCs/>
+        </w:rPr>
+      </w:pPr>
+      <w:r>
+        <w:rPr>
+          <w:rFonts w:ascii="Arial" w:hAnsi="Arial" w:cs="Arial"/>
+          <w:b/>
+          <w:bCs/>
+        </w:rPr>
         <w:t>5.</w:t>
       </w:r>
       <w:r>
@@ -2977,8 +5987,6 @@
           <w:rFonts w:ascii="Arial" w:hAnsi="Arial" w:cs="Arial"/>
           <w:b/>
           <w:bCs/>
-          <w:sz w:val="24"/>
-          <w:szCs w:val="24"/>
         </w:rPr>
         <w:tab/>
         <w:t>Methodology (</w:t>
@@ -2990,8 +5998,6 @@
           <w:bCs/>
           <w:i/>
           <w:iCs/>
-          <w:sz w:val="24"/>
-          <w:szCs w:val="24"/>
         </w:rPr>
         <w:t xml:space="preserve">max </w:t>
       </w:r>
@@ -3002,8 +6008,6 @@
           <w:bCs/>
           <w:i/>
           <w:iCs/>
-          <w:sz w:val="24"/>
-          <w:szCs w:val="24"/>
         </w:rPr>
         <w:t>75</w:t>
       </w:r>
@@ -3014,8 +6018,6 @@
           <w:bCs/>
           <w:i/>
           <w:iCs/>
-          <w:sz w:val="24"/>
-          <w:szCs w:val="24"/>
         </w:rPr>
         <w:t>0 words</w:t>
       </w:r>
@@ -3024,8 +6026,6 @@
           <w:rFonts w:ascii="Arial" w:hAnsi="Arial" w:cs="Arial"/>
           <w:b/>
           <w:bCs/>
-          <w:sz w:val="24"/>
-          <w:szCs w:val="24"/>
         </w:rPr>
         <w:t>)</w:t>
       </w:r>
@@ -3054,8 +6054,6 @@
                 <w:rFonts w:ascii="Arial" w:hAnsi="Arial" w:cs="Arial"/>
                 <w:i/>
                 <w:iCs/>
-                <w:sz w:val="24"/>
-                <w:szCs w:val="24"/>
               </w:rPr>
             </w:pPr>
             <w:r>
@@ -3063,8 +6061,6 @@
                 <w:rFonts w:ascii="Arial" w:hAnsi="Arial" w:cs="Arial"/>
                 <w:i/>
                 <w:iCs/>
-                <w:sz w:val="24"/>
-                <w:szCs w:val="24"/>
               </w:rPr>
               <w:t>How will you deliver this project?</w:t>
             </w:r>
@@ -3076,8 +6072,6 @@
                 <w:rFonts w:ascii="Arial" w:hAnsi="Arial" w:cs="Arial"/>
                 <w:i/>
                 <w:iCs/>
-                <w:sz w:val="24"/>
-                <w:szCs w:val="24"/>
               </w:rPr>
             </w:pPr>
             <w:r>
@@ -3085,8 +6079,6 @@
                 <w:rFonts w:ascii="Arial" w:hAnsi="Arial" w:cs="Arial"/>
                 <w:i/>
                 <w:iCs/>
-                <w:sz w:val="24"/>
-                <w:szCs w:val="24"/>
               </w:rPr>
               <w:t>Detailed description of your proposed research methods – are you going to compare with another approach/against current research, will you be completing an experiment or study? How will you measure the success of this project?</w:t>
             </w:r>
@@ -3098,8 +6090,6 @@
                 <w:rFonts w:ascii="Arial" w:hAnsi="Arial" w:cs="Arial"/>
                 <w:i/>
                 <w:iCs/>
-                <w:sz w:val="24"/>
-                <w:szCs w:val="24"/>
               </w:rPr>
             </w:pPr>
             <w:r>
@@ -3107,8 +6097,6 @@
                 <w:rFonts w:ascii="Arial" w:hAnsi="Arial" w:cs="Arial"/>
                 <w:i/>
                 <w:iCs/>
-                <w:sz w:val="24"/>
-                <w:szCs w:val="24"/>
               </w:rPr>
               <w:t>What software development methodology will you be using?</w:t>
             </w:r>
@@ -3120,8 +6108,6 @@
                 <w:rFonts w:ascii="Arial" w:hAnsi="Arial" w:cs="Arial"/>
                 <w:i/>
                 <w:iCs/>
-                <w:sz w:val="24"/>
-                <w:szCs w:val="24"/>
               </w:rPr>
             </w:pPr>
             <w:r>
@@ -3129,8 +6115,6 @@
                 <w:rFonts w:ascii="Arial" w:hAnsi="Arial" w:cs="Arial"/>
                 <w:i/>
                 <w:iCs/>
-                <w:sz w:val="24"/>
-                <w:szCs w:val="24"/>
               </w:rPr>
               <w:t>How will you use modern software engineering and management tools to facilitate project delivery? (Jira, GitHub, Trello, etc.)</w:t>
             </w:r>
@@ -3142,8 +6126,6 @@
                 <w:rFonts w:ascii="Arial" w:hAnsi="Arial" w:cs="Arial"/>
                 <w:i/>
                 <w:iCs/>
-                <w:sz w:val="24"/>
-                <w:szCs w:val="24"/>
               </w:rPr>
             </w:pPr>
             <w:r>
@@ -3151,8 +6133,6 @@
                 <w:rFonts w:ascii="Arial" w:hAnsi="Arial" w:cs="Arial"/>
                 <w:i/>
                 <w:iCs/>
-                <w:sz w:val="24"/>
-                <w:szCs w:val="24"/>
               </w:rPr>
               <w:t>Justification for proposed methods/tools/languages/libraries, etc.</w:t>
             </w:r>
@@ -3164,8 +6144,6 @@
                 <w:rFonts w:ascii="Arial" w:hAnsi="Arial" w:cs="Arial"/>
                 <w:i/>
                 <w:iCs/>
-                <w:sz w:val="24"/>
-                <w:szCs w:val="24"/>
               </w:rPr>
             </w:pPr>
             <w:r>
@@ -3173,10 +6151,8 @@
                 <w:rFonts w:ascii="Arial" w:hAnsi="Arial" w:cs="Arial"/>
                 <w:i/>
                 <w:iCs/>
-                <w:sz w:val="24"/>
-                <w:szCs w:val="24"/>
-              </w:rPr>
-              <w:t>Any ethical considerations that would impact you successfully completing this project?</w:t>
+              </w:rPr>
+              <w:t>Any ethical considerations that would impact you completing this project?</w:t>
             </w:r>
           </w:p>
           <w:p>
@@ -3186,8 +6162,6 @@
                 <w:rFonts w:ascii="Arial" w:hAnsi="Arial" w:cs="Arial"/>
                 <w:i/>
                 <w:iCs/>
-                <w:sz w:val="24"/>
-                <w:szCs w:val="24"/>
               </w:rPr>
             </w:pPr>
             <w:r>
@@ -3195,8 +6169,6 @@
                 <w:rFonts w:ascii="Arial" w:hAnsi="Arial" w:cs="Arial"/>
                 <w:i/>
                 <w:iCs/>
-                <w:sz w:val="24"/>
-                <w:szCs w:val="24"/>
               </w:rPr>
               <w:t>What are the legal, ethical and environmental considerations relating to this project?</w:t>
             </w:r>
@@ -3208,332 +6180,17 @@
                 <w:rFonts w:ascii="Arial" w:hAnsi="Arial" w:cs="Arial"/>
                 <w:i/>
                 <w:iCs/>
-                <w:sz w:val="24"/>
-                <w:szCs w:val="24"/>
               </w:rPr>
             </w:pPr>
           </w:p>
           <w:p>
             <w:pPr>
               <w:pStyle w:val="ListParagraph"/>
-              <w:numPr>
-                <w:ilvl w:val="0"/>
-                <w:numId w:val="5"/>
-              </w:numPr>
-              <w:spacing w:line="360" w:lineRule="atLeast"/>
-              <w:rPr>
-                <w:rFonts w:ascii="Arial" w:hAnsi="Arial" w:cs="Arial"/>
-                <w:sz w:val="24"/>
-                <w:szCs w:val="24"/>
-              </w:rPr>
-            </w:pPr>
-            <w:r>
-              <w:rPr>
-                <w:rFonts w:ascii="Arial" w:hAnsi="Arial" w:cs="Arial"/>
-                <w:b/>
-                <w:bCs/>
-                <w:sz w:val="24"/>
-                <w:szCs w:val="24"/>
-              </w:rPr>
-              <w:t xml:space="preserve">Food Inventory Management </w:t>
-            </w:r>
-            <w:r>
-              <w:rPr>
-                <w:rFonts w:ascii="Arial" w:hAnsi="Arial" w:cs="Arial"/>
-                <w:sz w:val="24"/>
-                <w:szCs w:val="24"/>
-              </w:rPr>
-              <w:t>– Users will be able to add, edit, remove and view food items stored at home.</w:t>
-            </w:r>
-          </w:p>
-          <w:p>
-            <w:pPr>
-              <w:pStyle w:val="ListParagraph"/>
-              <w:spacing w:line="360" w:lineRule="atLeast"/>
-              <w:rPr>
-                <w:rFonts w:ascii="Arial" w:hAnsi="Arial" w:cs="Arial"/>
-                <w:sz w:val="24"/>
-                <w:szCs w:val="24"/>
-              </w:rPr>
-            </w:pPr>
-          </w:p>
-          <w:p>
-            <w:pPr>
-              <w:pStyle w:val="ListParagraph"/>
-              <w:numPr>
-                <w:ilvl w:val="0"/>
-                <w:numId w:val="5"/>
-              </w:numPr>
-              <w:spacing w:line="360" w:lineRule="atLeast"/>
-              <w:rPr>
-                <w:rFonts w:ascii="Arial" w:hAnsi="Arial" w:cs="Arial"/>
-                <w:sz w:val="24"/>
-                <w:szCs w:val="24"/>
-              </w:rPr>
-            </w:pPr>
-            <w:r>
-              <w:rPr>
-                <w:rFonts w:ascii="Arial" w:hAnsi="Arial" w:cs="Arial"/>
-                <w:b/>
-                <w:bCs/>
-                <w:sz w:val="24"/>
-                <w:szCs w:val="24"/>
-              </w:rPr>
-              <w:t xml:space="preserve">Expiry-Date Tracking </w:t>
-            </w:r>
-            <w:r>
-              <w:rPr>
-                <w:rFonts w:ascii="Arial" w:hAnsi="Arial" w:cs="Arial"/>
-                <w:sz w:val="24"/>
-                <w:szCs w:val="24"/>
-              </w:rPr>
-              <w:t>–</w:t>
-            </w:r>
-            <w:r>
-              <w:rPr>
-                <w:rFonts w:ascii="Arial" w:hAnsi="Arial" w:cs="Arial"/>
-                <w:sz w:val="24"/>
-                <w:szCs w:val="24"/>
-              </w:rPr>
-              <w:t xml:space="preserve"> The system will record expiry/best-before dates and identify foods that need to be used soon.</w:t>
-            </w:r>
-          </w:p>
-          <w:p>
-            <w:pPr>
-              <w:pStyle w:val="ListParagraph"/>
-              <w:rPr>
-                <w:rFonts w:ascii="Arial" w:hAnsi="Arial" w:cs="Arial"/>
-                <w:sz w:val="24"/>
-                <w:szCs w:val="24"/>
-              </w:rPr>
-            </w:pPr>
-          </w:p>
-          <w:p>
-            <w:pPr>
-              <w:pStyle w:val="ListParagraph"/>
-              <w:numPr>
-                <w:ilvl w:val="0"/>
-                <w:numId w:val="5"/>
-              </w:numPr>
-              <w:spacing w:line="360" w:lineRule="atLeast"/>
-              <w:rPr>
-                <w:rFonts w:ascii="Arial" w:hAnsi="Arial" w:cs="Arial"/>
-                <w:sz w:val="24"/>
-                <w:szCs w:val="24"/>
-              </w:rPr>
-            </w:pPr>
-            <w:r>
-              <w:rPr>
-                <w:rFonts w:ascii="Arial" w:hAnsi="Arial" w:cs="Arial"/>
-                <w:b/>
-                <w:bCs/>
-                <w:sz w:val="24"/>
-                <w:szCs w:val="24"/>
-              </w:rPr>
-              <w:t xml:space="preserve">Smart Notifications </w:t>
-            </w:r>
-            <w:r>
-              <w:rPr>
-                <w:rFonts w:ascii="Arial" w:hAnsi="Arial" w:cs="Arial"/>
-                <w:sz w:val="24"/>
-                <w:szCs w:val="24"/>
-              </w:rPr>
-              <w:t>– Users receive alerts/reminders about foods approaching its expiry date and reports will be presented.</w:t>
-            </w:r>
-          </w:p>
-          <w:p>
-            <w:pPr>
-              <w:pStyle w:val="ListParagraph"/>
-              <w:rPr>
-                <w:rFonts w:ascii="Arial" w:hAnsi="Arial" w:cs="Arial"/>
-                <w:b/>
-                <w:bCs/>
-                <w:sz w:val="24"/>
-                <w:szCs w:val="24"/>
-              </w:rPr>
-            </w:pPr>
-          </w:p>
-          <w:p>
-            <w:pPr>
-              <w:pStyle w:val="ListParagraph"/>
-              <w:numPr>
-                <w:ilvl w:val="0"/>
-                <w:numId w:val="5"/>
-              </w:numPr>
-              <w:spacing w:line="360" w:lineRule="atLeast"/>
-              <w:rPr>
-                <w:rFonts w:ascii="Arial" w:hAnsi="Arial" w:cs="Arial"/>
-                <w:sz w:val="24"/>
-                <w:szCs w:val="24"/>
-              </w:rPr>
-            </w:pPr>
-            <w:r>
-              <w:rPr>
-                <w:rFonts w:ascii="Arial" w:hAnsi="Arial" w:cs="Arial"/>
-                <w:b/>
-                <w:bCs/>
-                <w:sz w:val="24"/>
-                <w:szCs w:val="24"/>
-              </w:rPr>
-              <w:t xml:space="preserve">Recipe Recommendations </w:t>
-            </w:r>
-            <w:r>
-              <w:rPr>
-                <w:rFonts w:ascii="Arial" w:hAnsi="Arial" w:cs="Arial"/>
-                <w:sz w:val="24"/>
-                <w:szCs w:val="24"/>
-              </w:rPr>
-              <w:t>– The application will recommend recipes based on the available ingredients, prioritising food that is likely to expire soon</w:t>
-            </w:r>
-            <w:r>
-              <w:rPr>
-                <w:rFonts w:ascii="Arial" w:hAnsi="Arial" w:cs="Arial"/>
-                <w:b/>
-                <w:bCs/>
-                <w:sz w:val="24"/>
-                <w:szCs w:val="24"/>
-              </w:rPr>
-              <w:t xml:space="preserve">. </w:t>
-            </w:r>
-          </w:p>
-          <w:p>
-            <w:pPr>
-              <w:pStyle w:val="ListParagraph"/>
-              <w:rPr>
-                <w:rFonts w:ascii="Arial" w:hAnsi="Arial" w:cs="Arial"/>
-                <w:sz w:val="24"/>
-                <w:szCs w:val="24"/>
-              </w:rPr>
-            </w:pPr>
-          </w:p>
-          <w:p>
-            <w:pPr>
-              <w:pStyle w:val="ListParagraph"/>
-              <w:numPr>
-                <w:ilvl w:val="0"/>
-                <w:numId w:val="5"/>
-              </w:numPr>
-              <w:spacing w:line="360" w:lineRule="atLeast"/>
-              <w:rPr>
-                <w:rFonts w:ascii="Arial" w:hAnsi="Arial" w:cs="Arial"/>
-                <w:sz w:val="24"/>
-                <w:szCs w:val="24"/>
-              </w:rPr>
-            </w:pPr>
-            <w:r>
-              <w:rPr>
-                <w:rFonts w:ascii="Arial" w:hAnsi="Arial" w:cs="Arial"/>
-                <w:b/>
-                <w:bCs/>
-                <w:sz w:val="24"/>
-                <w:szCs w:val="24"/>
-              </w:rPr>
-              <w:t xml:space="preserve">Food Waste Tracking </w:t>
-            </w:r>
-            <w:r>
-              <w:rPr>
-                <w:rFonts w:ascii="Arial" w:hAnsi="Arial" w:cs="Arial"/>
-                <w:sz w:val="24"/>
-                <w:szCs w:val="24"/>
-              </w:rPr>
-              <w:t>– Users can record food they have discarded, including relevant details such as the item and the reason for disposal.</w:t>
-            </w:r>
-          </w:p>
-          <w:p>
-            <w:pPr>
-              <w:pStyle w:val="ListParagraph"/>
-              <w:rPr>
-                <w:rFonts w:ascii="Arial" w:hAnsi="Arial" w:cs="Arial"/>
-                <w:sz w:val="24"/>
-                <w:szCs w:val="24"/>
-              </w:rPr>
-            </w:pPr>
-          </w:p>
-          <w:p>
-            <w:pPr>
-              <w:pStyle w:val="ListParagraph"/>
-              <w:numPr>
-                <w:ilvl w:val="0"/>
-                <w:numId w:val="5"/>
-              </w:numPr>
-              <w:spacing w:line="360" w:lineRule="atLeast"/>
-              <w:rPr>
-                <w:rFonts w:ascii="Arial" w:hAnsi="Arial" w:cs="Arial"/>
-                <w:sz w:val="24"/>
-                <w:szCs w:val="24"/>
-              </w:rPr>
-            </w:pPr>
-            <w:r>
-              <w:rPr>
-                <w:rFonts w:ascii="Arial" w:hAnsi="Arial" w:cs="Arial"/>
-                <w:b/>
-                <w:bCs/>
-                <w:sz w:val="24"/>
-                <w:szCs w:val="24"/>
-              </w:rPr>
-              <w:t>Waste Analysis and Dashboard</w:t>
-            </w:r>
-            <w:r>
-              <w:rPr>
-                <w:rFonts w:ascii="Arial" w:hAnsi="Arial" w:cs="Arial"/>
-                <w:sz w:val="24"/>
-                <w:szCs w:val="24"/>
-              </w:rPr>
-              <w:t xml:space="preserve"> – Users can view statistics and trends relating to their food usage and waste.</w:t>
-            </w:r>
-          </w:p>
-          <w:p>
-            <w:pPr>
-              <w:pStyle w:val="ListParagraph"/>
-              <w:rPr>
-                <w:rFonts w:ascii="Arial" w:hAnsi="Arial" w:cs="Arial"/>
-                <w:sz w:val="24"/>
-                <w:szCs w:val="24"/>
-              </w:rPr>
-            </w:pPr>
-          </w:p>
-          <w:p>
-            <w:pPr>
-              <w:pStyle w:val="ListParagraph"/>
-              <w:numPr>
-                <w:ilvl w:val="0"/>
-                <w:numId w:val="5"/>
-              </w:numPr>
-              <w:spacing w:line="360" w:lineRule="atLeast"/>
-              <w:rPr>
-                <w:rFonts w:ascii="Arial" w:hAnsi="Arial" w:cs="Arial"/>
-                <w:sz w:val="24"/>
-                <w:szCs w:val="24"/>
-              </w:rPr>
-            </w:pPr>
-            <w:r>
-              <w:rPr>
-                <w:rFonts w:ascii="Arial" w:hAnsi="Arial" w:cs="Arial"/>
-                <w:b/>
-                <w:bCs/>
-                <w:sz w:val="24"/>
-                <w:szCs w:val="24"/>
-              </w:rPr>
-              <w:t>AI Functionality</w:t>
-            </w:r>
-            <w:r>
-              <w:rPr>
-                <w:rFonts w:ascii="Arial" w:hAnsi="Arial" w:cs="Arial"/>
-                <w:sz w:val="24"/>
-                <w:szCs w:val="24"/>
-              </w:rPr>
-              <w:t xml:space="preserve"> – Ai can assist with food recognition from images and if foods are approaching expiry generate suitable recipes.</w:t>
-            </w:r>
-          </w:p>
-          <w:p>
-            <w:pPr>
               <w:spacing w:line="360" w:lineRule="atLeast"/>
               <w:rPr>
                 <w:rFonts w:ascii="Arial" w:hAnsi="Arial" w:cs="Arial"/>
                 <w:i/>
                 <w:iCs/>
-                <w:sz w:val="24"/>
-                <w:szCs w:val="24"/>
               </w:rPr>
             </w:pPr>
           </w:p>
@@ -3545,8 +6202,6 @@
         <w:spacing w:line="360" w:lineRule="atLeast"/>
         <w:rPr>
           <w:rFonts w:ascii="Arial" w:hAnsi="Arial" w:cs="Arial"/>
-          <w:sz w:val="24"/>
-          <w:szCs w:val="24"/>
           <w:u w:val="single"/>
         </w:rPr>
       </w:pPr>
@@ -3556,40 +6211,31 @@
         <w:spacing w:line="360" w:lineRule="atLeast"/>
         <w:rPr>
           <w:rFonts w:ascii="Arial" w:hAnsi="Arial" w:cs="Arial"/>
-          <w:sz w:val="24"/>
-          <w:szCs w:val="24"/>
         </w:rPr>
       </w:pPr>
       <w:r>
         <w:rPr>
           <w:rFonts w:ascii="Arial" w:hAnsi="Arial" w:cs="Arial"/>
-          <w:sz w:val="24"/>
-          <w:szCs w:val="24"/>
           <w:u w:val="single"/>
         </w:rPr>
+        <w:lastRenderedPageBreak/>
         <w:t>Does this project require ethical approval?</w:t>
       </w:r>
       <w:r>
         <w:rPr>
           <w:rFonts w:ascii="Arial" w:hAnsi="Arial" w:cs="Arial"/>
-          <w:sz w:val="24"/>
-          <w:szCs w:val="24"/>
         </w:rPr>
         <w:t xml:space="preserve"> </w:t>
       </w:r>
       <w:r>
         <w:rPr>
           <w:rFonts w:ascii="Arial" w:hAnsi="Arial" w:cs="Arial"/>
-          <w:sz w:val="24"/>
-          <w:szCs w:val="24"/>
         </w:rPr>
         <w:t xml:space="preserve">     </w:t>
       </w:r>
       <w:r>
         <w:rPr>
           <w:rFonts w:ascii="Arial" w:hAnsi="Arial" w:cs="Arial"/>
-          <w:sz w:val="24"/>
-          <w:szCs w:val="24"/>
         </w:rPr>
         <w:t xml:space="preserve">Yes </w:t>
       </w:r>
@@ -3597,8 +6243,6 @@
         <w:sdtPr>
           <w:rPr>
             <w:rFonts w:ascii="Arial" w:hAnsi="Arial" w:cs="Arial"/>
-            <w:sz w:val="24"/>
-            <w:szCs w:val="24"/>
           </w:rPr>
           <w:id w:val="-109137315"/>
           <w14:checkbox>
@@ -3611,8 +6255,6 @@
           <w:r>
             <w:rPr>
               <w:rFonts w:ascii="MS Gothic" w:eastAsia="MS Gothic" w:hAnsi="MS Gothic" w:cs="Arial" w:hint="eastAsia"/>
-              <w:sz w:val="24"/>
-              <w:szCs w:val="24"/>
             </w:rPr>
             <w:t>☐</w:t>
           </w:r>
@@ -3621,8 +6263,6 @@
       <w:r>
         <w:rPr>
           <w:rFonts w:ascii="Arial" w:hAnsi="Arial" w:cs="Arial"/>
-          <w:sz w:val="24"/>
-          <w:szCs w:val="24"/>
         </w:rPr>
         <w:t xml:space="preserve">        No </w:t>
       </w:r>
@@ -3630,8 +6270,6 @@
         <w:sdtPr>
           <w:rPr>
             <w:rFonts w:ascii="Arial" w:hAnsi="Arial" w:cs="Arial"/>
-            <w:sz w:val="24"/>
-            <w:szCs w:val="24"/>
           </w:rPr>
           <w:id w:val="989213318"/>
           <w14:checkbox>
@@ -3644,8 +6282,6 @@
           <w:r>
             <w:rPr>
               <w:rFonts w:ascii="MS Gothic" w:eastAsia="MS Gothic" w:hAnsi="MS Gothic" w:cs="Arial" w:hint="eastAsia"/>
-              <w:sz w:val="24"/>
-              <w:szCs w:val="24"/>
             </w:rPr>
             <w:t>☐</w:t>
           </w:r>
@@ -3657,8 +6293,6 @@
         <w:spacing w:line="360" w:lineRule="atLeast"/>
         <w:rPr>
           <w:rFonts w:ascii="Arial" w:hAnsi="Arial" w:cs="Arial"/>
-          <w:sz w:val="24"/>
-          <w:szCs w:val="24"/>
         </w:rPr>
       </w:pPr>
     </w:p>
@@ -3667,8 +6301,6 @@
         <w:spacing w:line="360" w:lineRule="atLeast"/>
         <w:rPr>
           <w:rFonts w:ascii="Arial" w:hAnsi="Arial" w:cs="Arial"/>
-          <w:sz w:val="24"/>
-          <w:szCs w:val="24"/>
         </w:rPr>
       </w:pPr>
     </w:p>
@@ -3677,21 +6309,33 @@
         <w:spacing w:line="360" w:lineRule="atLeast"/>
         <w:rPr>
           <w:rFonts w:ascii="Arial" w:hAnsi="Arial" w:cs="Arial"/>
-          <w:sz w:val="24"/>
-          <w:szCs w:val="24"/>
         </w:rPr>
       </w:pPr>
     </w:p>
     <w:p>
       <w:pPr>
         <w:spacing w:line="360" w:lineRule="atLeast"/>
+        <w:rPr>
+          <w:rFonts w:ascii="Arial" w:hAnsi="Arial" w:cs="Arial"/>
+        </w:rPr>
+      </w:pPr>
+    </w:p>
+    <w:p>
+      <w:pPr>
+        <w:spacing w:line="360" w:lineRule="atLeast"/>
+        <w:rPr>
+          <w:rFonts w:ascii="Arial" w:hAnsi="Arial" w:cs="Arial"/>
+        </w:rPr>
+      </w:pPr>
+    </w:p>
+    <w:p>
+      <w:pPr>
+        <w:spacing w:line="360" w:lineRule="atLeast"/>
         <w:ind w:left="720" w:hanging="720"/>
         <w:rPr>
           <w:rFonts w:ascii="Arial" w:hAnsi="Arial" w:cs="Arial"/>
           <w:b/>
           <w:bCs/>
-          <w:sz w:val="24"/>
-          <w:szCs w:val="24"/>
         </w:rPr>
       </w:pPr>
       <w:r>
@@ -3699,8 +6343,6 @@
           <w:rFonts w:ascii="Arial" w:hAnsi="Arial" w:cs="Arial"/>
           <w:b/>
           <w:bCs/>
-          <w:sz w:val="24"/>
-          <w:szCs w:val="24"/>
         </w:rPr>
         <w:t>6</w:t>
       </w:r>
@@ -3709,8 +6351,6 @@
           <w:rFonts w:ascii="Arial" w:hAnsi="Arial" w:cs="Arial"/>
           <w:b/>
           <w:bCs/>
-          <w:sz w:val="24"/>
-          <w:szCs w:val="24"/>
         </w:rPr>
         <w:t>.</w:t>
       </w:r>
@@ -3719,8 +6359,6 @@
           <w:rFonts w:ascii="Arial" w:hAnsi="Arial" w:cs="Arial"/>
           <w:b/>
           <w:bCs/>
-          <w:sz w:val="24"/>
-          <w:szCs w:val="24"/>
         </w:rPr>
         <w:tab/>
       </w:r>
@@ -3729,8 +6367,6 @@
           <w:rFonts w:ascii="Arial" w:hAnsi="Arial" w:cs="Arial"/>
           <w:b/>
           <w:bCs/>
-          <w:sz w:val="24"/>
-          <w:szCs w:val="24"/>
         </w:rPr>
         <w:t>Project Plan / Resources</w:t>
       </w:r>
@@ -3739,8 +6375,6 @@
           <w:rFonts w:ascii="Arial" w:hAnsi="Arial" w:cs="Arial"/>
           <w:b/>
           <w:bCs/>
-          <w:sz w:val="24"/>
-          <w:szCs w:val="24"/>
         </w:rPr>
         <w:t xml:space="preserve"> (</w:t>
       </w:r>
@@ -3751,8 +6385,6 @@
           <w:bCs/>
           <w:i/>
           <w:iCs/>
-          <w:sz w:val="24"/>
-          <w:szCs w:val="24"/>
         </w:rPr>
         <w:t>max 400 words</w:t>
       </w:r>
@@ -3761,8 +6393,6 @@
           <w:rFonts w:ascii="Arial" w:hAnsi="Arial" w:cs="Arial"/>
           <w:b/>
           <w:bCs/>
-          <w:sz w:val="24"/>
-          <w:szCs w:val="24"/>
         </w:rPr>
         <w:t>)</w:t>
       </w:r>
@@ -3791,8 +6421,6 @@
                 <w:rFonts w:ascii="Arial" w:hAnsi="Arial" w:cs="Arial"/>
                 <w:i/>
                 <w:iCs/>
-                <w:sz w:val="24"/>
-                <w:szCs w:val="24"/>
               </w:rPr>
             </w:pPr>
             <w:r>
@@ -3800,8 +6428,6 @@
                 <w:rFonts w:ascii="Arial" w:hAnsi="Arial" w:cs="Arial"/>
                 <w:i/>
                 <w:iCs/>
-                <w:sz w:val="24"/>
-                <w:szCs w:val="24"/>
               </w:rPr>
               <w:t>Timeline of key milestones and deliverables</w:t>
             </w:r>
@@ -3810,8 +6436,6 @@
                 <w:rFonts w:ascii="Arial" w:hAnsi="Arial" w:cs="Arial"/>
                 <w:i/>
                 <w:iCs/>
-                <w:sz w:val="24"/>
-                <w:szCs w:val="24"/>
               </w:rPr>
               <w:t>.</w:t>
             </w:r>
@@ -3823,8 +6447,6 @@
                 <w:rFonts w:ascii="Arial" w:hAnsi="Arial" w:cs="Arial"/>
                 <w:i/>
                 <w:iCs/>
-                <w:sz w:val="24"/>
-                <w:szCs w:val="24"/>
               </w:rPr>
             </w:pPr>
             <w:r>
@@ -3832,8 +6454,6 @@
                 <w:rFonts w:ascii="Arial" w:hAnsi="Arial" w:cs="Arial"/>
                 <w:i/>
                 <w:iCs/>
-                <w:sz w:val="24"/>
-                <w:szCs w:val="24"/>
               </w:rPr>
               <w:t>Resource requirements (e.g., software, hardware, datasets)</w:t>
             </w:r>
@@ -3842,8 +6462,6 @@
                 <w:rFonts w:ascii="Arial" w:hAnsi="Arial" w:cs="Arial"/>
                 <w:i/>
                 <w:iCs/>
-                <w:sz w:val="24"/>
-                <w:szCs w:val="24"/>
               </w:rPr>
               <w:t>.</w:t>
             </w:r>
@@ -3853,8 +6471,6 @@
               <w:spacing w:line="360" w:lineRule="atLeast"/>
               <w:rPr>
                 <w:rFonts w:ascii="Arial" w:hAnsi="Arial" w:cs="Arial"/>
-                <w:sz w:val="24"/>
-                <w:szCs w:val="24"/>
               </w:rPr>
             </w:pPr>
             <w:r>
@@ -3862,8 +6478,6 @@
                 <w:rFonts w:ascii="Arial" w:hAnsi="Arial" w:cs="Arial"/>
                 <w:i/>
                 <w:iCs/>
-                <w:sz w:val="24"/>
-                <w:szCs w:val="24"/>
               </w:rPr>
               <w:t xml:space="preserve">If you are planning to borrow hardware </w:t>
             </w:r>
@@ -3872,8 +6486,6 @@
                 <w:rFonts w:ascii="Arial" w:hAnsi="Arial" w:cs="Arial"/>
                 <w:i/>
                 <w:iCs/>
-                <w:sz w:val="24"/>
-                <w:szCs w:val="24"/>
               </w:rPr>
               <w:t xml:space="preserve">from the department, </w:t>
             </w:r>
@@ -3882,8 +6494,6 @@
                 <w:rFonts w:ascii="Arial" w:hAnsi="Arial" w:cs="Arial"/>
                 <w:i/>
                 <w:iCs/>
-                <w:sz w:val="24"/>
-                <w:szCs w:val="24"/>
               </w:rPr>
               <w:t xml:space="preserve">make it clear in this section </w:t>
             </w:r>
@@ -3892,8 +6502,6 @@
                 <w:rFonts w:ascii="Arial" w:hAnsi="Arial" w:cs="Arial"/>
                 <w:i/>
                 <w:iCs/>
-                <w:sz w:val="24"/>
-                <w:szCs w:val="24"/>
               </w:rPr>
               <w:t>what you require. Also, outline a</w:t>
             </w:r>
@@ -3902,32 +6510,24 @@
                 <w:rFonts w:ascii="Arial" w:hAnsi="Arial" w:cs="Arial"/>
                 <w:i/>
                 <w:iCs/>
-                <w:sz w:val="24"/>
-                <w:szCs w:val="24"/>
-              </w:rPr>
-              <w:t xml:space="preserve">n alternative plan if you </w:t>
-            </w:r>
-            <w:proofErr w:type="spellStart"/>
+              </w:rPr>
+              <w:t>n alternative plan if you can</w:t>
+            </w:r>
             <w:r>
               <w:rPr>
                 <w:rFonts w:ascii="Arial" w:hAnsi="Arial" w:cs="Arial"/>
                 <w:i/>
                 <w:iCs/>
-                <w:sz w:val="24"/>
-                <w:szCs w:val="24"/>
-              </w:rPr>
-              <w:t>can not</w:t>
-            </w:r>
-            <w:proofErr w:type="spellEnd"/>
+              </w:rPr>
+              <w:t xml:space="preserve">not access </w:t>
+            </w:r>
             <w:r>
               <w:rPr>
                 <w:rFonts w:ascii="Arial" w:hAnsi="Arial" w:cs="Arial"/>
                 <w:i/>
                 <w:iCs/>
-                <w:sz w:val="24"/>
-                <w:szCs w:val="24"/>
-              </w:rPr>
-              <w:t xml:space="preserve"> get access to this hardware.</w:t>
+              </w:rPr>
+              <w:t>this hardware.</w:t>
             </w:r>
           </w:p>
         </w:tc>
@@ -3938,8 +6538,6 @@
         <w:spacing w:line="360" w:lineRule="atLeast"/>
         <w:rPr>
           <w:rFonts w:ascii="Arial" w:hAnsi="Arial" w:cs="Arial"/>
-          <w:sz w:val="24"/>
-          <w:szCs w:val="24"/>
           <w:u w:val="single"/>
         </w:rPr>
       </w:pPr>
@@ -3949,24 +6547,19 @@
         <w:spacing w:line="360" w:lineRule="atLeast"/>
         <w:rPr>
           <w:rFonts w:ascii="Arial" w:hAnsi="Arial" w:cs="Arial"/>
-          <w:sz w:val="24"/>
-          <w:szCs w:val="24"/>
         </w:rPr>
       </w:pPr>
       <w:r>
         <w:rPr>
           <w:rFonts w:ascii="Arial" w:hAnsi="Arial" w:cs="Arial"/>
-          <w:sz w:val="24"/>
-          <w:szCs w:val="24"/>
           <w:u w:val="single"/>
         </w:rPr>
+        <w:lastRenderedPageBreak/>
         <w:t>Are you requesting a loan of hardware from the department</w:t>
       </w:r>
       <w:r>
         <w:rPr>
           <w:rFonts w:ascii="Arial" w:hAnsi="Arial" w:cs="Arial"/>
-          <w:sz w:val="24"/>
-          <w:szCs w:val="24"/>
           <w:u w:val="single"/>
         </w:rPr>
         <w:t>?</w:t>
@@ -3974,8 +6567,6 @@
       <w:r>
         <w:rPr>
           <w:rFonts w:ascii="Arial" w:hAnsi="Arial" w:cs="Arial"/>
-          <w:sz w:val="24"/>
-          <w:szCs w:val="24"/>
         </w:rPr>
         <w:t xml:space="preserve">      Yes </w:t>
       </w:r>
@@ -3983,8 +6574,6 @@
         <w:sdtPr>
           <w:rPr>
             <w:rFonts w:ascii="Arial" w:hAnsi="Arial" w:cs="Arial"/>
-            <w:sz w:val="24"/>
-            <w:szCs w:val="24"/>
           </w:rPr>
           <w:id w:val="-141969090"/>
           <w14:checkbox>
@@ -3997,8 +6586,6 @@
           <w:r>
             <w:rPr>
               <w:rFonts w:ascii="MS Gothic" w:eastAsia="MS Gothic" w:hAnsi="MS Gothic" w:cs="Arial" w:hint="eastAsia"/>
-              <w:sz w:val="24"/>
-              <w:szCs w:val="24"/>
             </w:rPr>
             <w:t>☐</w:t>
           </w:r>
@@ -4007,8 +6594,6 @@
       <w:r>
         <w:rPr>
           <w:rFonts w:ascii="Arial" w:hAnsi="Arial" w:cs="Arial"/>
-          <w:sz w:val="24"/>
-          <w:szCs w:val="24"/>
         </w:rPr>
         <w:t xml:space="preserve">        No </w:t>
       </w:r>
@@ -4016,8 +6601,6 @@
         <w:sdtPr>
           <w:rPr>
             <w:rFonts w:ascii="Arial" w:hAnsi="Arial" w:cs="Arial"/>
-            <w:sz w:val="24"/>
-            <w:szCs w:val="24"/>
           </w:rPr>
           <w:id w:val="-353417151"/>
           <w14:checkbox>
@@ -4030,8 +6613,6 @@
           <w:r>
             <w:rPr>
               <w:rFonts w:ascii="MS Gothic" w:eastAsia="MS Gothic" w:hAnsi="MS Gothic" w:cs="Arial" w:hint="eastAsia"/>
-              <w:sz w:val="24"/>
-              <w:szCs w:val="24"/>
             </w:rPr>
             <w:t>☐</w:t>
           </w:r>
@@ -4043,8 +6624,6 @@
         <w:spacing w:line="360" w:lineRule="atLeast"/>
         <w:rPr>
           <w:rFonts w:ascii="Arial" w:hAnsi="Arial" w:cs="Arial"/>
-          <w:sz w:val="24"/>
-          <w:szCs w:val="24"/>
         </w:rPr>
       </w:pPr>
     </w:p>
@@ -4053,21 +6632,49 @@
         <w:spacing w:line="360" w:lineRule="atLeast"/>
         <w:rPr>
           <w:rFonts w:ascii="Arial" w:hAnsi="Arial" w:cs="Arial"/>
-          <w:sz w:val="24"/>
-          <w:szCs w:val="24"/>
         </w:rPr>
       </w:pPr>
     </w:p>
     <w:p>
       <w:pPr>
         <w:spacing w:line="360" w:lineRule="atLeast"/>
+        <w:rPr>
+          <w:rFonts w:ascii="Arial" w:hAnsi="Arial" w:cs="Arial"/>
+        </w:rPr>
+      </w:pPr>
+    </w:p>
+    <w:p>
+      <w:pPr>
+        <w:spacing w:line="360" w:lineRule="atLeast"/>
+        <w:rPr>
+          <w:rFonts w:ascii="Arial" w:hAnsi="Arial" w:cs="Arial"/>
+        </w:rPr>
+      </w:pPr>
+    </w:p>
+    <w:p>
+      <w:pPr>
+        <w:spacing w:line="360" w:lineRule="atLeast"/>
+        <w:rPr>
+          <w:rFonts w:ascii="Arial" w:hAnsi="Arial" w:cs="Arial"/>
+        </w:rPr>
+      </w:pPr>
+    </w:p>
+    <w:p>
+      <w:pPr>
+        <w:spacing w:line="360" w:lineRule="atLeast"/>
+        <w:rPr>
+          <w:rFonts w:ascii="Arial" w:hAnsi="Arial" w:cs="Arial"/>
+        </w:rPr>
+      </w:pPr>
+    </w:p>
+    <w:p>
+      <w:pPr>
+        <w:spacing w:line="360" w:lineRule="atLeast"/>
         <w:ind w:left="720" w:hanging="720"/>
         <w:rPr>
           <w:rFonts w:ascii="Arial" w:hAnsi="Arial" w:cs="Arial"/>
           <w:b/>
           <w:bCs/>
-          <w:sz w:val="24"/>
-          <w:szCs w:val="24"/>
         </w:rPr>
       </w:pPr>
       <w:r>
@@ -4075,8 +6682,6 @@
           <w:rFonts w:ascii="Arial" w:hAnsi="Arial" w:cs="Arial"/>
           <w:b/>
           <w:bCs/>
-          <w:sz w:val="24"/>
-          <w:szCs w:val="24"/>
         </w:rPr>
         <w:t>7</w:t>
       </w:r>
@@ -4085,8 +6690,6 @@
           <w:rFonts w:ascii="Arial" w:hAnsi="Arial" w:cs="Arial"/>
           <w:b/>
           <w:bCs/>
-          <w:sz w:val="24"/>
-          <w:szCs w:val="24"/>
         </w:rPr>
         <w:t>.</w:t>
       </w:r>
@@ -4095,8 +6698,6 @@
           <w:rFonts w:ascii="Arial" w:hAnsi="Arial" w:cs="Arial"/>
           <w:b/>
           <w:bCs/>
-          <w:sz w:val="24"/>
-          <w:szCs w:val="24"/>
         </w:rPr>
         <w:tab/>
       </w:r>
@@ -4105,8 +6706,6 @@
           <w:rFonts w:ascii="Arial" w:hAnsi="Arial" w:cs="Arial"/>
           <w:b/>
           <w:bCs/>
-          <w:sz w:val="24"/>
-          <w:szCs w:val="24"/>
         </w:rPr>
         <w:t>References</w:t>
       </w:r>
@@ -4114,376 +6713,336 @@
     <w:tbl>
       <w:tblPr>
         <w:tblStyle w:val="TableGrid"/>
-        <w:tblW w:w="9362" w:type="dxa"/>
+        <w:tblpPr w:leftFromText="180" w:rightFromText="180" w:vertAnchor="text" w:horzAnchor="margin" w:tblpY="549"/>
+        <w:tblW w:w="0" w:type="auto"/>
         <w:tblLook w:val="04A0" w:firstRow="1" w:lastRow="0" w:firstColumn="1" w:lastColumn="0" w:noHBand="0" w:noVBand="1"/>
       </w:tblPr>
       <w:tblGrid>
-        <w:gridCol w:w="9362"/>
+        <w:gridCol w:w="9095"/>
       </w:tblGrid>
       <w:tr>
         <w:trPr>
-          <w:trHeight w:val="12793"/>
+          <w:trHeight w:val="12739"/>
         </w:trPr>
         <w:tc>
           <w:tcPr>
-            <w:tcW w:w="9362" w:type="dxa"/>
+            <w:tcW w:w="9095" w:type="dxa"/>
           </w:tcPr>
           <w:p>
             <w:pPr>
               <w:ind w:hanging="480"/>
-            </w:pPr>
-            <w:r>
               <w:rPr>
                 <w:rFonts w:ascii="Arial" w:hAnsi="Arial" w:cs="Arial"/>
                 <w:i/>
                 <w:iCs/>
-                <w:sz w:val="24"/>
-                <w:szCs w:val="24"/>
-              </w:rPr>
-              <w:t>R</w:t>
-            </w:r>
+              </w:rPr>
+            </w:pPr>
             <w:r>
               <w:rPr>
                 <w:rFonts w:ascii="Arial" w:hAnsi="Arial" w:cs="Arial"/>
                 <w:i/>
                 <w:iCs/>
-                <w:sz w:val="24"/>
-                <w:szCs w:val="24"/>
-              </w:rPr>
-              <w:t xml:space="preserve">    R</w:t>
-            </w:r>
+              </w:rPr>
+              <w:lastRenderedPageBreak/>
+              <w:t xml:space="preserve">R   </w:t>
+            </w:r>
+          </w:p>
+          <w:p>
+            <w:pPr>
+              <w:ind w:hanging="480"/>
+            </w:pPr>
             <w:r>
               <w:rPr>
                 <w:rFonts w:ascii="Arial" w:hAnsi="Arial" w:cs="Arial"/>
                 <w:i/>
                 <w:iCs/>
-                <w:sz w:val="24"/>
-                <w:szCs w:val="24"/>
-              </w:rPr>
-              <w:t>e</w:t>
+              </w:rPr>
+              <w:t xml:space="preserve">       </w:t>
             </w:r>
             <w:r>
               <w:rPr>
                 <w:rFonts w:ascii="Arial" w:hAnsi="Arial" w:cs="Arial"/>
                 <w:i/>
                 <w:iCs/>
-                <w:sz w:val="24"/>
-                <w:szCs w:val="24"/>
-              </w:rPr>
-              <w:t>ferences should be completed in Harvard UL Format.</w:t>
-            </w:r>
-            <w:r>
-              <w:t xml:space="preserve"> </w:t>
-            </w:r>
-          </w:p>
-          <w:p>
-            <w:pPr>
-              <w:rPr>
-                <w:rFonts w:ascii="Times New Roman" w:hAnsi="Times New Roman" w:cs="Times New Roman"/>
-                <w:sz w:val="24"/>
-                <w:szCs w:val="24"/>
-                <w:lang w:eastAsia="en-IE"/>
-              </w:rPr>
-            </w:pPr>
-          </w:p>
-          <w:p>
-            <w:pPr>
-              <w:rPr>
-                <w:rFonts w:ascii="Times New Roman" w:hAnsi="Times New Roman" w:cs="Times New Roman"/>
-                <w:sz w:val="24"/>
-                <w:szCs w:val="24"/>
-                <w:lang w:eastAsia="en-IE"/>
-              </w:rPr>
-            </w:pPr>
-          </w:p>
-          <w:p>
-            <w:pPr>
-              <w:rPr>
-                <w:rFonts w:ascii="Times New Roman" w:eastAsia="Times New Roman" w:hAnsi="Times New Roman" w:cs="Times New Roman"/>
-                <w:sz w:val="24"/>
-                <w:szCs w:val="24"/>
-                <w:lang w:eastAsia="en-IE"/>
-              </w:rPr>
-            </w:pPr>
-            <w:r>
-              <w:rPr>
-                <w:rFonts w:ascii="Times New Roman" w:eastAsia="Times New Roman" w:hAnsi="Times New Roman" w:cs="Times New Roman"/>
-                <w:sz w:val="24"/>
-                <w:szCs w:val="24"/>
-                <w:lang w:eastAsia="en-IE"/>
-              </w:rPr>
-              <w:t xml:space="preserve">Haldar, </w:t>
-            </w:r>
-            <w:proofErr w:type="spellStart"/>
-            <w:r>
-              <w:rPr>
-                <w:rFonts w:ascii="Times New Roman" w:eastAsia="Times New Roman" w:hAnsi="Times New Roman" w:cs="Times New Roman"/>
-                <w:sz w:val="24"/>
-                <w:szCs w:val="24"/>
-                <w:lang w:eastAsia="en-IE"/>
-              </w:rPr>
-              <w:t>Dibyajyoti</w:t>
-            </w:r>
-            <w:proofErr w:type="spellEnd"/>
-            <w:r>
-              <w:rPr>
-                <w:rFonts w:ascii="Times New Roman" w:eastAsia="Times New Roman" w:hAnsi="Times New Roman" w:cs="Times New Roman"/>
-                <w:sz w:val="24"/>
-                <w:szCs w:val="24"/>
-                <w:lang w:eastAsia="en-IE"/>
-              </w:rPr>
-              <w:t xml:space="preserve">, Asma Musfira Shabbirahmed, Reeta Rani Singhania, et al. ‘Understanding the Management of Household Food Waste and Its Engineering for Sustainable </w:t>
-            </w:r>
-            <w:proofErr w:type="spellStart"/>
-            <w:r>
-              <w:rPr>
-                <w:rFonts w:ascii="Times New Roman" w:eastAsia="Times New Roman" w:hAnsi="Times New Roman" w:cs="Times New Roman"/>
-                <w:sz w:val="24"/>
-                <w:szCs w:val="24"/>
-                <w:lang w:eastAsia="en-IE"/>
-              </w:rPr>
-              <w:t>Valorization</w:t>
-            </w:r>
-            <w:proofErr w:type="spellEnd"/>
-            <w:r>
-              <w:rPr>
-                <w:rFonts w:ascii="Times New Roman" w:eastAsia="Times New Roman" w:hAnsi="Times New Roman" w:cs="Times New Roman"/>
-                <w:sz w:val="24"/>
-                <w:szCs w:val="24"/>
-                <w:lang w:eastAsia="en-IE"/>
-              </w:rPr>
-              <w:t xml:space="preserve">- A State-of-the-Art Review’. </w:t>
-            </w:r>
-            <w:r>
-              <w:rPr>
-                <w:rFonts w:ascii="Times New Roman" w:eastAsia="Times New Roman" w:hAnsi="Times New Roman" w:cs="Times New Roman"/>
+              </w:rPr>
+              <w:t xml:space="preserve"> Re</w:t>
+            </w:r>
+            <w:r>
+              <w:rPr>
+                <w:rFonts w:ascii="Arial" w:hAnsi="Arial" w:cs="Arial"/>
                 <w:i/>
                 <w:iCs/>
-                <w:sz w:val="24"/>
-                <w:szCs w:val="24"/>
-                <w:lang w:eastAsia="en-IE"/>
+              </w:rPr>
+              <w:t>ferences should be completed in Harvard UL Format.</w:t>
+            </w:r>
+            <w:r>
+              <w:t xml:space="preserve"> </w:t>
+            </w:r>
+          </w:p>
+          <w:p/>
+          <w:p/>
+          <w:p>
+            <w:r>
+              <w:t xml:space="preserve">Haldar, Dibyajyoti, Asma Musfira Shabbirahmed, Reeta Rani Singhania, et al. ‘Understanding the Management of Household Food Waste and Its Engineering for Sustainable Valorization- A State-of-the-Art Review’. </w:t>
+            </w:r>
+            <w:r>
+              <w:rPr>
+                <w:i/>
+                <w:iCs/>
               </w:rPr>
               <w:t>Bioresource Technology</w:t>
             </w:r>
             <w:r>
-              <w:rPr>
-                <w:rFonts w:ascii="Times New Roman" w:eastAsia="Times New Roman" w:hAnsi="Times New Roman" w:cs="Times New Roman"/>
-                <w:sz w:val="24"/>
-                <w:szCs w:val="24"/>
-                <w:lang w:eastAsia="en-IE"/>
-              </w:rPr>
               <w:t xml:space="preserve"> 358 (August 2022): 127390. </w:t>
             </w:r>
             <w:hyperlink r:id="rId10" w:history="1">
               <w:r>
                 <w:rPr>
-                  <w:rFonts w:ascii="Times New Roman" w:eastAsia="Times New Roman" w:hAnsi="Times New Roman" w:cs="Times New Roman"/>
                   <w:color w:val="0000FF"/>
-                  <w:sz w:val="24"/>
-                  <w:szCs w:val="24"/>
                   <w:u w:val="single"/>
-                  <w:lang w:eastAsia="en-IE"/>
                 </w:rPr>
                 <w:t>https://doi.org/10.1016/j.biortech.2022.127390</w:t>
               </w:r>
             </w:hyperlink>
             <w:r>
-              <w:rPr>
-                <w:rFonts w:ascii="Times New Roman" w:eastAsia="Times New Roman" w:hAnsi="Times New Roman" w:cs="Times New Roman"/>
-                <w:sz w:val="24"/>
-                <w:szCs w:val="24"/>
-                <w:lang w:eastAsia="en-IE"/>
-              </w:rPr>
               <w:t>.</w:t>
             </w:r>
           </w:p>
           <w:p>
-            <w:pPr>
-              <w:rPr>
-                <w:rFonts w:ascii="Times New Roman" w:eastAsia="Times New Roman" w:hAnsi="Times New Roman" w:cs="Times New Roman"/>
-                <w:sz w:val="24"/>
-                <w:szCs w:val="24"/>
-                <w:lang w:eastAsia="en-IE"/>
-              </w:rPr>
-            </w:pPr>
-            <w:r>
-              <w:rPr>
-                <w:rFonts w:ascii="Times New Roman" w:eastAsia="Times New Roman" w:hAnsi="Times New Roman" w:cs="Times New Roman"/>
-                <w:sz w:val="24"/>
-                <w:szCs w:val="24"/>
-                <w:lang w:eastAsia="en-IE"/>
-              </w:rPr>
+            <w:r>
               <w:t xml:space="preserve"> </w:t>
             </w:r>
           </w:p>
           <w:p>
             <w:pPr>
               <w:ind w:hanging="480"/>
-              <w:rPr>
-                <w:rFonts w:ascii="Times New Roman" w:eastAsia="Times New Roman" w:hAnsi="Times New Roman" w:cs="Times New Roman"/>
-                <w:sz w:val="24"/>
-                <w:szCs w:val="24"/>
-                <w:lang w:eastAsia="en-IE"/>
-              </w:rPr>
-            </w:pPr>
-            <w:r>
-              <w:rPr>
-                <w:rFonts w:ascii="Times New Roman" w:eastAsia="Times New Roman" w:hAnsi="Times New Roman" w:cs="Times New Roman"/>
-                <w:sz w:val="24"/>
-                <w:szCs w:val="24"/>
-                <w:lang w:eastAsia="en-IE"/>
-              </w:rPr>
+            </w:pPr>
+            <w:r>
               <w:t>Sc</w:t>
             </w:r>
             <w:r>
-              <w:rPr>
-                <w:rFonts w:ascii="Times New Roman" w:eastAsia="Times New Roman" w:hAnsi="Times New Roman" w:cs="Times New Roman"/>
-                <w:sz w:val="24"/>
-                <w:szCs w:val="24"/>
-                <w:lang w:eastAsia="en-IE"/>
-              </w:rPr>
               <w:t xml:space="preserve">    Sc</w:t>
             </w:r>
             <w:r>
-              <w:rPr>
-                <w:rFonts w:ascii="Times New Roman" w:eastAsia="Times New Roman" w:hAnsi="Times New Roman" w:cs="Times New Roman"/>
-                <w:sz w:val="24"/>
-                <w:szCs w:val="24"/>
-                <w:lang w:eastAsia="en-IE"/>
-              </w:rPr>
-              <w:t xml:space="preserve">hanes, Karin, Karin Dobernig, and Burcu </w:t>
-            </w:r>
-            <w:proofErr w:type="spellStart"/>
-            <w:r>
-              <w:rPr>
-                <w:rFonts w:ascii="Times New Roman" w:eastAsia="Times New Roman" w:hAnsi="Times New Roman" w:cs="Times New Roman"/>
-                <w:sz w:val="24"/>
-                <w:szCs w:val="24"/>
-                <w:lang w:eastAsia="en-IE"/>
-              </w:rPr>
-              <w:t>Gözet</w:t>
-            </w:r>
-            <w:proofErr w:type="spellEnd"/>
-            <w:r>
-              <w:rPr>
-                <w:rFonts w:ascii="Times New Roman" w:eastAsia="Times New Roman" w:hAnsi="Times New Roman" w:cs="Times New Roman"/>
-                <w:sz w:val="24"/>
-                <w:szCs w:val="24"/>
-                <w:lang w:eastAsia="en-IE"/>
-              </w:rPr>
-              <w:t xml:space="preserve">. ‘Food Waste Matters - A Systematic Review of Household Food Waste Practices and Their Policy Implications’. </w:t>
-            </w:r>
-            <w:r>
-              <w:rPr>
-                <w:rFonts w:ascii="Times New Roman" w:eastAsia="Times New Roman" w:hAnsi="Times New Roman" w:cs="Times New Roman"/>
+              <w:t xml:space="preserve">hanes, Karin, Karin Dobernig, and Burcu Gözet. ‘Food Waste Matters - A Systematic Review of Household Food Waste Practices and Their Policy Implications’. </w:t>
+            </w:r>
+            <w:r>
+              <w:rPr>
                 <w:i/>
                 <w:iCs/>
-                <w:sz w:val="24"/>
-                <w:szCs w:val="24"/>
-                <w:lang w:eastAsia="en-IE"/>
               </w:rPr>
               <w:t>Journal of Cleaner Production</w:t>
             </w:r>
             <w:r>
-              <w:rPr>
-                <w:rFonts w:ascii="Times New Roman" w:eastAsia="Times New Roman" w:hAnsi="Times New Roman" w:cs="Times New Roman"/>
-                <w:sz w:val="24"/>
-                <w:szCs w:val="24"/>
-                <w:lang w:eastAsia="en-IE"/>
-              </w:rPr>
               <w:t xml:space="preserve"> 182 (May 2018): 978–91. </w:t>
             </w:r>
             <w:hyperlink r:id="rId11" w:history="1">
               <w:r>
                 <w:rPr>
-                  <w:rFonts w:ascii="Times New Roman" w:eastAsia="Times New Roman" w:hAnsi="Times New Roman" w:cs="Times New Roman"/>
                   <w:color w:val="0000FF"/>
-                  <w:sz w:val="24"/>
-                  <w:szCs w:val="24"/>
                   <w:u w:val="single"/>
-                  <w:lang w:eastAsia="en-IE"/>
                 </w:rPr>
                 <w:t>https://doi.org/10.1016/j.jclepro.2018.02.030</w:t>
               </w:r>
             </w:hyperlink>
             <w:r>
-              <w:rPr>
-                <w:rFonts w:ascii="Times New Roman" w:eastAsia="Times New Roman" w:hAnsi="Times New Roman" w:cs="Times New Roman"/>
-                <w:sz w:val="24"/>
-                <w:szCs w:val="24"/>
-                <w:lang w:eastAsia="en-IE"/>
-              </w:rPr>
+              <w:t>.</w:t>
+            </w:r>
+            <w:r>
+              <w:t xml:space="preserve"> </w:t>
+            </w:r>
+          </w:p>
+          <w:p>
+            <w:pPr>
+              <w:ind w:hanging="480"/>
+              <w:rPr>
+                <w:i/>
+                <w:iCs/>
+              </w:rPr>
+            </w:pPr>
+          </w:p>
+          <w:p>
+            <w:pPr>
+              <w:rPr>
+                <w:i/>
+                <w:iCs/>
+              </w:rPr>
+            </w:pPr>
+            <w:r>
+              <w:rPr>
+                <w:i/>
+                <w:iCs/>
+              </w:rPr>
+              <w:t>Environmental Protection Agency</w:t>
+            </w:r>
+            <w:r>
+              <w:rPr>
+                <w:i/>
+                <w:iCs/>
+              </w:rPr>
+              <w:t xml:space="preserve">. ‘Food Waste Statistics for Ireland’. Accessed 2 October 2026. </w:t>
+            </w:r>
+            <w:hyperlink r:id="rId12" w:history="1">
+              <w:r>
+                <w:rPr>
+                  <w:rStyle w:val="Hyperlink"/>
+                  <w:i/>
+                  <w:iCs/>
+                </w:rPr>
+                <w:t>https://www.epa.ie/our-services/monitoring--assessment/waste/national-waste-statistics/food/</w:t>
+              </w:r>
+            </w:hyperlink>
+            <w:r>
+              <w:rPr>
+                <w:i/>
+                <w:iCs/>
+              </w:rPr>
+              <w:t>.</w:t>
+            </w:r>
+          </w:p>
+          <w:p>
+            <w:pPr>
+              <w:rPr>
+                <w:i/>
+                <w:iCs/>
+              </w:rPr>
+            </w:pPr>
+          </w:p>
+          <w:p>
+            <w:pPr>
+              <w:rPr>
+                <w:i/>
+                <w:iCs/>
+              </w:rPr>
+            </w:pPr>
+            <w:r>
+              <w:rPr>
+                <w:i/>
+                <w:iCs/>
+              </w:rPr>
+              <w:t xml:space="preserve">Creations, KH. ‘NoWaste - A Food Inventory App for the Whole Household’. Accessed 13 October 2026. </w:t>
+            </w:r>
+            <w:hyperlink r:id="rId13" w:history="1">
+              <w:r>
+                <w:rPr>
+                  <w:rStyle w:val="Hyperlink"/>
+                  <w:i/>
+                  <w:iCs/>
+                </w:rPr>
+                <w:t>https://www.nowasteapp.com/home/</w:t>
+              </w:r>
+            </w:hyperlink>
+            <w:r>
+              <w:rPr>
+                <w:i/>
+                <w:iCs/>
+              </w:rPr>
+              <w:t>.</w:t>
+            </w:r>
+          </w:p>
+          <w:p/>
+          <w:p>
+            <w:r>
+              <w:t>Liegeard, Julie, and Louise Manning. ‘Use of Intelligent Applications to Reduce Household Food Waste’.</w:t>
+            </w:r>
+            <w:r>
+              <w:rPr>
+                <w:i/>
+                <w:iCs/>
+              </w:rPr>
+              <w:t>Critical Reviews in Food Science and Nutrition</w:t>
+            </w:r>
+            <w:r>
+              <w:t xml:space="preserve"> 60, no. 6 (2020): 1048–61. </w:t>
+            </w:r>
+            <w:hyperlink r:id="rId14" w:history="1">
+              <w:r>
+                <w:rPr>
+                  <w:color w:val="0000FF"/>
+                  <w:u w:val="single"/>
+                </w:rPr>
+                <w:t>https://doi.org/10.1080/10408398.2018.1556580</w:t>
+              </w:r>
+            </w:hyperlink>
+            <w:r>
+              <w:t>.</w:t>
+            </w:r>
+          </w:p>
+          <w:p/>
+          <w:p>
+            <w:r>
+              <w:t xml:space="preserve">Currys, IE. ‘Buy SAMSUNG Family Hub with AI Vision RF65DG9H0ESREU Smart Fridge Freezer - Silver | CurrysIE’. Accessed 14 October 2026. </w:t>
+            </w:r>
+            <w:hyperlink r:id="rId15" w:history="1">
+              <w:r>
+                <w:rPr>
+                  <w:color w:val="0000FF"/>
+                  <w:u w:val="single"/>
+                </w:rPr>
+                <w:t>https://www.currys.ie/products/samsung-family-hub-with-ai-vision-rf65dg9h0esreu-smart-fridge-freezer-silver-10263088.html?utm_source=google&amp;utm_medium=cpc&amp;utm_campaign=DA_Shopping_Refrigeration_Margin&amp;gad_source=1&amp;gad_campaignid=21459889157&amp;gbraid=0AAAAADwFa6tM_69fJOwbZj6luS33z8M_I&amp;gclid=CjwKCAjw0LzWBhBOEiwAKQd0cLWAjeSsKmz0SCjdZ8YKprTVVWqSIF9gj5oL6Cz1RGE9j_g5n35tOBoCYI4QAvD_BwE</w:t>
+              </w:r>
+            </w:hyperlink>
+            <w:r>
+              <w:t>.</w:t>
+            </w:r>
+          </w:p>
+          <w:p/>
+          <w:p>
+            <w:r>
+              <w:t xml:space="preserve">Ifham, N. M., M. I. M. Abdulla, M. R. M. Rifadh, M. N. M. Hussain Ajward, N. H. P. Ravi Supunya Swarnakantha, and Karthiga Rajendran. ‘Machine Learning Based Approach to Reduce Food Wastage’. </w:t>
+            </w:r>
+            <w:r>
+              <w:rPr>
+                <w:i/>
+                <w:iCs/>
+              </w:rPr>
+              <w:t>2023 5th International Conference on Advancements in Computing (ICAC)</w:t>
+            </w:r>
+            <w:r>
+              <w:t xml:space="preserve">, December 2023, 119–24. </w:t>
+            </w:r>
+            <w:hyperlink r:id="rId16" w:history="1">
+              <w:r>
+                <w:rPr>
+                  <w:rStyle w:val="Hyperlink"/>
+                </w:rPr>
+                <w:t>https://doi.org/10.1109/ICAC60630.2023.10417516</w:t>
+              </w:r>
+            </w:hyperlink>
+            <w:r>
               <w:t>.</w:t>
             </w:r>
           </w:p>
           <w:p/>
           <w:p/>
-          <w:p>
-            <w:pPr>
-              <w:spacing w:line="360" w:lineRule="atLeast"/>
-              <w:rPr>
-                <w:rFonts w:ascii="Arial" w:hAnsi="Arial" w:cs="Arial"/>
-                <w:sz w:val="24"/>
-                <w:szCs w:val="24"/>
-              </w:rPr>
-            </w:pPr>
-          </w:p>
-          <w:p>
-            <w:pPr>
-              <w:spacing w:line="360" w:lineRule="atLeast"/>
-              <w:rPr>
-                <w:rFonts w:ascii="Arial" w:hAnsi="Arial" w:cs="Arial"/>
-                <w:sz w:val="24"/>
-                <w:szCs w:val="24"/>
-              </w:rPr>
-            </w:pPr>
-          </w:p>
-          <w:p>
-            <w:pPr>
-              <w:spacing w:line="360" w:lineRule="atLeast"/>
-              <w:rPr>
-                <w:rFonts w:ascii="Arial" w:hAnsi="Arial" w:cs="Arial"/>
-                <w:sz w:val="24"/>
-                <w:szCs w:val="24"/>
-              </w:rPr>
-            </w:pPr>
-          </w:p>
-          <w:p>
-            <w:pPr>
-              <w:spacing w:line="360" w:lineRule="atLeast"/>
-              <w:rPr>
-                <w:rFonts w:ascii="Arial" w:hAnsi="Arial" w:cs="Arial"/>
-                <w:sz w:val="24"/>
-                <w:szCs w:val="24"/>
-              </w:rPr>
-            </w:pPr>
-          </w:p>
-          <w:p>
-            <w:pPr>
-              <w:spacing w:line="360" w:lineRule="atLeast"/>
-              <w:rPr>
-                <w:rFonts w:ascii="Arial" w:hAnsi="Arial" w:cs="Arial"/>
-                <w:sz w:val="24"/>
-                <w:szCs w:val="24"/>
-              </w:rPr>
-            </w:pPr>
-          </w:p>
-          <w:p>
-            <w:pPr>
-              <w:spacing w:line="360" w:lineRule="atLeast"/>
-              <w:rPr>
-                <w:rFonts w:ascii="Arial" w:hAnsi="Arial" w:cs="Arial"/>
-                <w:sz w:val="24"/>
-                <w:szCs w:val="24"/>
-              </w:rPr>
-            </w:pPr>
-          </w:p>
+          <w:p/>
         </w:tc>
       </w:tr>
     </w:tbl>
+    <w:p>
+      <w:pPr>
+        <w:spacing w:line="360" w:lineRule="atLeast"/>
+        <w:rPr>
+          <w:rFonts w:ascii="Arial" w:hAnsi="Arial" w:cs="Arial"/>
+          <w:b/>
+          <w:bCs/>
+        </w:rPr>
+      </w:pPr>
+    </w:p>
+    <w:p>
+      <w:pPr>
+        <w:spacing w:line="360" w:lineRule="atLeast"/>
+        <w:ind w:left="720" w:hanging="720"/>
+        <w:rPr>
+          <w:rFonts w:ascii="Arial" w:hAnsi="Arial" w:cs="Arial"/>
+          <w:b/>
+          <w:bCs/>
+        </w:rPr>
+      </w:pPr>
+    </w:p>
     <w:p/>
     <w:sectPr>
-      <w:footerReference w:type="default" r:id="rId12"/>
+      <w:footerReference w:type="default" r:id="rId17"/>
       <w:pgSz w:w="11906" w:h="16838"/>
       <w:pgMar w:top="1361" w:right="1440" w:bottom="1440" w:left="1361" w:header="709" w:footer="709" w:gutter="0"/>
       <w:cols w:space="708"/>
@@ -4497,9 +7056,6 @@
 <w:endnotes xmlns:wpc="http://schemas.microsoft.com/office/word/2010/wordprocessingCanvas" xmlns:cx="http://schemas.microsoft.com/office/drawing/2014/chartex" xmlns:cx1="http://schemas.microsoft.com/office/drawing/2015/9/8/chartex" xmlns:cx2="http://schemas.microsoft.com/office/drawing/2015/10/21/chartex" xmlns:cx3="http://schemas.microsoft.com/office/drawing/2016/5/9/chartex" xmlns:cx4="http://schemas.microsoft.com/office/drawing/2016/5/10/chartex" xmlns:cx5="http://schemas.microsoft.com/office/drawing/2016/5/11/chartex" xmlns:cx6="http://schemas.microsoft.com/office/drawing/2016/5/12/chartex" xmlns:cx7="http://schemas.microsoft.com/office/drawing/2016/5/13/chartex" xmlns:cx8="http://schemas.microsoft.com/office/drawing/2016/5/14/chartex" xmlns:mc="http://schemas.openxmlformats.org/markup-compatibility/2006" xmlns:aink="http://schemas.microsoft.com/office/drawing/2016/ink" xmlns:am3d="http://schemas.microsoft.com/office/drawing/2017/model3d" xmlns:o="urn:schemas-microsoft-com:office:office" xmlns:oel="http://schemas.microsoft.com/office/2019/extlst" xmlns:r="http://schemas.openxmlformats.org/officeDocument/2006/relationships" xmlns:m="http://schemas.openxmlformats.org/officeDocument/2006/math" xmlns:v="urn:schemas-microsoft-com:vml" xmlns:wp14="http://schemas.microsoft.com/office/word/2010/wordprocessingDrawing" xmlns:wp="http://schemas.openxmlformats.org/drawingml/2006/wordprocessingDrawing" xmlns:w10="urn:schemas-microsoft-com:office:word" xmlns:w="http://schemas.openxmlformats.org/wordprocessingml/2006/main" xmlns:w14="http://schemas.microsoft.com/office/word/2010/wordml" xmlns:w15="http://schemas.microsoft.com/office/word/2012/wordml" xmlns:w16cex="http://schemas.microsoft.com/office/word/2018/wordml/cex" xmlns:w16cid="http://schemas.microsoft.com/office/word/2016/wordml/cid" xmlns:w16="http://schemas.microsoft.com/office/word/2018/wordml" xmlns:w16du="http://schemas.microsoft.com/office/word/2023/wordml/word16du" xmlns:w16sdtdh="http://schemas.microsoft.com/office/word/2020/wordml/sdtdatahash" xmlns:w16sdtfl="http://schemas.microsoft.com/office/word/2024/wordml/sdtformatlock" xmlns:w16se="http://schemas.microsoft.com/office/word/2015/wordml/symex" xmlns:wpg="http://schemas.microsoft.com/office/word/2010/wordprocessingGroup" xmlns:wpi="http://schemas.microsoft.com/office/word/2010/wordprocessingInk" xmlns:wne="http://schemas.microsoft.com/office/word/2006/wordml" xmlns:wps="http://schemas.microsoft.com/office/word/2010/wordprocessingShape" mc:Ignorable="w14 w15 w16se w16cid w16 w16cex w16sdtdh w16sdtfl w16du wp14">
   <w:endnote w:type="separator" w:id="-1">
     <w:p>
-      <w:pPr>
-        <w:spacing w:after="0" w:line="240" w:lineRule="auto"/>
-      </w:pPr>
       <w:r>
         <w:separator/>
       </w:r>
@@ -4507,9 +7063,6 @@
   </w:endnote>
   <w:endnote w:type="continuationSeparator" w:id="0">
     <w:p>
-      <w:pPr>
-        <w:spacing w:after="0" w:line="240" w:lineRule="auto"/>
-      </w:pPr>
       <w:r>
         <w:continuationSeparator/>
       </w:r>
@@ -4575,9 +7128,6 @@
 <w:footnotes xmlns:wpc="http://schemas.microsoft.com/office/word/2010/wordprocessingCanvas" xmlns:cx="http://schemas.microsoft.com/office/drawing/2014/chartex" xmlns:cx1="http://schemas.microsoft.com/office/drawing/2015/9/8/chartex" xmlns:cx2="http://schemas.microsoft.com/office/drawing/2015/10/21/chartex" xmlns:cx3="http://schemas.microsoft.com/office/drawing/2016/5/9/chartex" xmlns:cx4="http://schemas.microsoft.com/office/drawing/2016/5/10/chartex" xmlns:cx5="http://schemas.microsoft.com/office/drawing/2016/5/11/chartex" xmlns:cx6="http://schemas.microsoft.com/office/drawing/2016/5/12/chartex" xmlns:cx7="http://schemas.microsoft.com/office/drawing/2016/5/13/chartex" xmlns:cx8="http://schemas.microsoft.com/office/drawing/2016/5/14/chartex" xmlns:mc="http://schemas.openxmlformats.org/markup-compatibility/2006" xmlns:aink="http://schemas.microsoft.com/office/drawing/2016/ink" xmlns:am3d="http://schemas.microsoft.com/office/drawing/2017/model3d" xmlns:o="urn:schemas-microsoft-com:office:office" xmlns:oel="http://schemas.microsoft.com/office/2019/extlst" xmlns:r="http://schemas.openxmlformats.org/officeDocument/2006/relationships" xmlns:m="http://schemas.openxmlformats.org/officeDocument/2006/math" xmlns:v="urn:schemas-microsoft-com:vml" xmlns:wp14="http://schemas.microsoft.com/office/word/2010/wordprocessingDrawing" xmlns:wp="http://schemas.openxmlformats.org/drawingml/2006/wordprocessingDrawing" xmlns:w10="urn:schemas-microsoft-com:office:word" xmlns:w="http://schemas.openxmlformats.org/wordprocessingml/2006/main" xmlns:w14="http://schemas.microsoft.com/office/word/2010/wordml" xmlns:w15="http://schemas.microsoft.com/office/word/2012/wordml" xmlns:w16cex="http://schemas.microsoft.com/office/word/2018/wordml/cex" xmlns:w16cid="http://schemas.microsoft.com/office/word/2016/wordml/cid" xmlns:w16="http://schemas.microsoft.com/office/word/2018/wordml" xmlns:w16du="http://schemas.microsoft.com/office/word/2023/wordml/word16du" xmlns:w16sdtdh="http://schemas.microsoft.com/office/word/2020/wordml/sdtdatahash" xmlns:w16sdtfl="http://schemas.microsoft.com/office/word/2024/wordml/sdtformatlock" xmlns:w16se="http://schemas.microsoft.com/office/word/2015/wordml/symex" xmlns:wpg="http://schemas.microsoft.com/office/word/2010/wordprocessingGroup" xmlns:wpi="http://schemas.microsoft.com/office/word/2010/wordprocessingInk" xmlns:wne="http://schemas.microsoft.com/office/word/2006/wordml" xmlns:wps="http://schemas.microsoft.com/office/word/2010/wordprocessingShape" mc:Ignorable="w14 w15 w16se w16cid w16 w16cex w16sdtdh w16sdtfl w16du wp14">
   <w:footnote w:type="separator" w:id="-1">
     <w:p>
-      <w:pPr>
-        <w:spacing w:after="0" w:line="240" w:lineRule="auto"/>
-      </w:pPr>
       <w:r>
         <w:separator/>
       </w:r>
@@ -4585,9 +7135,6 @@
   </w:footnote>
   <w:footnote w:type="continuationSeparator" w:id="0">
     <w:p>
-      <w:pPr>
-        <w:spacing w:after="0" w:line="240" w:lineRule="auto"/>
-      </w:pPr>
       <w:r>
         <w:continuationSeparator/>
       </w:r>
@@ -4712,6 +7259,92 @@
     </w:lvl>
   </w:abstractNum>
   <w:abstractNum w:abstractNumId="1" w15:restartNumberingAfterBreak="0">
+    <w:nsid w:val="1D9D4B67"/>
+    <w:multiLevelType w:val="hybridMultilevel"/>
+    <w:tmpl w:val="8E2A46FA"/>
+    <w:lvl w:ilvl="0" w:tplc="FFFFFFFF">
+      <w:start w:val="1"/>
+      <w:numFmt w:val="decimal"/>
+      <w:lvlText w:val="%1."/>
+      <w:lvlJc w:val="left"/>
+      <w:pPr>
+        <w:ind w:left="720" w:hanging="360"/>
+      </w:pPr>
+    </w:lvl>
+    <w:lvl w:ilvl="1" w:tplc="FFFFFFFF" w:tentative="1">
+      <w:start w:val="1"/>
+      <w:numFmt w:val="lowerLetter"/>
+      <w:lvlText w:val="%2."/>
+      <w:lvlJc w:val="left"/>
+      <w:pPr>
+        <w:ind w:left="1440" w:hanging="360"/>
+      </w:pPr>
+    </w:lvl>
+    <w:lvl w:ilvl="2" w:tplc="FFFFFFFF" w:tentative="1">
+      <w:start w:val="1"/>
+      <w:numFmt w:val="lowerRoman"/>
+      <w:lvlText w:val="%3."/>
+      <w:lvlJc w:val="right"/>
+      <w:pPr>
+        <w:ind w:left="2160" w:hanging="180"/>
+      </w:pPr>
+    </w:lvl>
+    <w:lvl w:ilvl="3" w:tplc="FFFFFFFF" w:tentative="1">
+      <w:start w:val="1"/>
+      <w:numFmt w:val="decimal"/>
+      <w:lvlText w:val="%4."/>
+      <w:lvlJc w:val="left"/>
+      <w:pPr>
+        <w:ind w:left="2880" w:hanging="360"/>
+      </w:pPr>
+    </w:lvl>
+    <w:lvl w:ilvl="4" w:tplc="FFFFFFFF" w:tentative="1">
+      <w:start w:val="1"/>
+      <w:numFmt w:val="lowerLetter"/>
+      <w:lvlText w:val="%5."/>
+      <w:lvlJc w:val="left"/>
+      <w:pPr>
+        <w:ind w:left="3600" w:hanging="360"/>
+      </w:pPr>
+    </w:lvl>
+    <w:lvl w:ilvl="5" w:tplc="FFFFFFFF" w:tentative="1">
+      <w:start w:val="1"/>
+      <w:numFmt w:val="lowerRoman"/>
+      <w:lvlText w:val="%6."/>
+      <w:lvlJc w:val="right"/>
+      <w:pPr>
+        <w:ind w:left="4320" w:hanging="180"/>
+      </w:pPr>
+    </w:lvl>
+    <w:lvl w:ilvl="6" w:tplc="FFFFFFFF" w:tentative="1">
+      <w:start w:val="1"/>
+      <w:numFmt w:val="decimal"/>
+      <w:lvlText w:val="%7."/>
+      <w:lvlJc w:val="left"/>
+      <w:pPr>
+        <w:ind w:left="5040" w:hanging="360"/>
+      </w:pPr>
+    </w:lvl>
+    <w:lvl w:ilvl="7" w:tplc="FFFFFFFF" w:tentative="1">
+      <w:start w:val="1"/>
+      <w:numFmt w:val="lowerLetter"/>
+      <w:lvlText w:val="%8."/>
+      <w:lvlJc w:val="left"/>
+      <w:pPr>
+        <w:ind w:left="5760" w:hanging="360"/>
+      </w:pPr>
+    </w:lvl>
+    <w:lvl w:ilvl="8" w:tplc="FFFFFFFF" w:tentative="1">
+      <w:start w:val="1"/>
+      <w:numFmt w:val="lowerRoman"/>
+      <w:lvlText w:val="%9."/>
+      <w:lvlJc w:val="right"/>
+      <w:pPr>
+        <w:ind w:left="6480" w:hanging="180"/>
+      </w:pPr>
+    </w:lvl>
+  </w:abstractNum>
+  <w:abstractNum w:abstractNumId="2" w15:restartNumberingAfterBreak="0">
     <w:nsid w:val="1EC47D28"/>
     <w:multiLevelType w:val="hybridMultilevel"/>
     <w:tmpl w:val="976C96E8"/>
@@ -4797,7 +7430,93 @@
       </w:pPr>
     </w:lvl>
   </w:abstractNum>
-  <w:abstractNum w:abstractNumId="2" w15:restartNumberingAfterBreak="0">
+  <w:abstractNum w:abstractNumId="3" w15:restartNumberingAfterBreak="0">
+    <w:nsid w:val="37FB4FD1"/>
+    <w:multiLevelType w:val="hybridMultilevel"/>
+    <w:tmpl w:val="8E2A46FA"/>
+    <w:lvl w:ilvl="0" w:tplc="1809000F">
+      <w:start w:val="1"/>
+      <w:numFmt w:val="decimal"/>
+      <w:lvlText w:val="%1."/>
+      <w:lvlJc w:val="left"/>
+      <w:pPr>
+        <w:ind w:left="720" w:hanging="360"/>
+      </w:pPr>
+    </w:lvl>
+    <w:lvl w:ilvl="1" w:tplc="18090019" w:tentative="1">
+      <w:start w:val="1"/>
+      <w:numFmt w:val="lowerLetter"/>
+      <w:lvlText w:val="%2."/>
+      <w:lvlJc w:val="left"/>
+      <w:pPr>
+        <w:ind w:left="1440" w:hanging="360"/>
+      </w:pPr>
+    </w:lvl>
+    <w:lvl w:ilvl="2" w:tplc="1809001B" w:tentative="1">
+      <w:start w:val="1"/>
+      <w:numFmt w:val="lowerRoman"/>
+      <w:lvlText w:val="%3."/>
+      <w:lvlJc w:val="right"/>
+      <w:pPr>
+        <w:ind w:left="2160" w:hanging="180"/>
+      </w:pPr>
+    </w:lvl>
+    <w:lvl w:ilvl="3" w:tplc="1809000F" w:tentative="1">
+      <w:start w:val="1"/>
+      <w:numFmt w:val="decimal"/>
+      <w:lvlText w:val="%4."/>
+      <w:lvlJc w:val="left"/>
+      <w:pPr>
+        <w:ind w:left="2880" w:hanging="360"/>
+      </w:pPr>
+    </w:lvl>
+    <w:lvl w:ilvl="4" w:tplc="18090019" w:tentative="1">
+      <w:start w:val="1"/>
+      <w:numFmt w:val="lowerLetter"/>
+      <w:lvlText w:val="%5."/>
+      <w:lvlJc w:val="left"/>
+      <w:pPr>
+        <w:ind w:left="3600" w:hanging="360"/>
+      </w:pPr>
+    </w:lvl>
+    <w:lvl w:ilvl="5" w:tplc="1809001B" w:tentative="1">
+      <w:start w:val="1"/>
+      <w:numFmt w:val="lowerRoman"/>
+      <w:lvlText w:val="%6."/>
+      <w:lvlJc w:val="right"/>
+      <w:pPr>
+        <w:ind w:left="4320" w:hanging="180"/>
+      </w:pPr>
+    </w:lvl>
+    <w:lvl w:ilvl="6" w:tplc="1809000F" w:tentative="1">
+      <w:start w:val="1"/>
+      <w:numFmt w:val="decimal"/>
+      <w:lvlText w:val="%7."/>
+      <w:lvlJc w:val="left"/>
+      <w:pPr>
+        <w:ind w:left="5040" w:hanging="360"/>
+      </w:pPr>
+    </w:lvl>
+    <w:lvl w:ilvl="7" w:tplc="18090019" w:tentative="1">
+      <w:start w:val="1"/>
+      <w:numFmt w:val="lowerLetter"/>
+      <w:lvlText w:val="%8."/>
+      <w:lvlJc w:val="left"/>
+      <w:pPr>
+        <w:ind w:left="5760" w:hanging="360"/>
+      </w:pPr>
+    </w:lvl>
+    <w:lvl w:ilvl="8" w:tplc="1809001B" w:tentative="1">
+      <w:start w:val="1"/>
+      <w:numFmt w:val="lowerRoman"/>
+      <w:lvlText w:val="%9."/>
+      <w:lvlJc w:val="right"/>
+      <w:pPr>
+        <w:ind w:left="6480" w:hanging="180"/>
+      </w:pPr>
+    </w:lvl>
+  </w:abstractNum>
+  <w:abstractNum w:abstractNumId="4" w15:restartNumberingAfterBreak="0">
     <w:nsid w:val="513A6365"/>
     <w:multiLevelType w:val="hybridMultilevel"/>
     <w:tmpl w:val="A6CC80A2"/>
@@ -4883,7 +7602,7 @@
       </w:pPr>
     </w:lvl>
   </w:abstractNum>
-  <w:abstractNum w:abstractNumId="3" w15:restartNumberingAfterBreak="0">
+  <w:abstractNum w:abstractNumId="5" w15:restartNumberingAfterBreak="0">
     <w:nsid w:val="6ED374E3"/>
     <w:multiLevelType w:val="hybridMultilevel"/>
     <w:tmpl w:val="10D64434"/>
@@ -4972,7 +7691,7 @@
       </w:pPr>
     </w:lvl>
   </w:abstractNum>
-  <w:abstractNum w:abstractNumId="4" w15:restartNumberingAfterBreak="0">
+  <w:abstractNum w:abstractNumId="6" w15:restartNumberingAfterBreak="0">
     <w:nsid w:val="73427328"/>
     <w:multiLevelType w:val="hybridMultilevel"/>
     <w:tmpl w:val="198C7220"/>
@@ -5089,16 +7808,22 @@
     <w:abstractNumId w:val="0"/>
   </w:num>
   <w:num w:numId="2" w16cid:durableId="883904202">
+    <w:abstractNumId w:val="6"/>
+  </w:num>
+  <w:num w:numId="3" w16cid:durableId="234435355">
     <w:abstractNumId w:val="4"/>
   </w:num>
-  <w:num w:numId="3" w16cid:durableId="234435355">
+  <w:num w:numId="4" w16cid:durableId="691999202">
     <w:abstractNumId w:val="2"/>
   </w:num>
-  <w:num w:numId="4" w16cid:durableId="691999202">
+  <w:num w:numId="5" w16cid:durableId="466552741">
+    <w:abstractNumId w:val="5"/>
+  </w:num>
+  <w:num w:numId="6" w16cid:durableId="53432613">
+    <w:abstractNumId w:val="3"/>
+  </w:num>
+  <w:num w:numId="7" w16cid:durableId="62992298">
     <w:abstractNumId w:val="1"/>
-  </w:num>
-  <w:num w:numId="5" w16cid:durableId="466552741">
-    <w:abstractNumId w:val="3"/>
   </w:num>
 </w:numbering>
 </file>
@@ -5501,7 +8226,16 @@
   <w:style w:type="paragraph" w:default="1" w:styleId="Normal">
     <w:name w:val="Normal"/>
     <w:qFormat/>
-    <w:rsid w:val="00A56409"/>
+    <w:rsid w:val="007D3738"/>
+    <w:pPr>
+      <w:spacing w:after="0" w:line="240" w:lineRule="auto"/>
+    </w:pPr>
+    <w:rPr>
+      <w:rFonts w:ascii="Times New Roman" w:eastAsia="Times New Roman" w:hAnsi="Times New Roman" w:cs="Times New Roman"/>
+      <w:sz w:val="24"/>
+      <w:szCs w:val="24"/>
+      <w:lang w:eastAsia="en-IE"/>
+    </w:rPr>
   </w:style>
   <w:style w:type="paragraph" w:styleId="Heading1">
     <w:name w:val="heading 1"/>
@@ -5514,7 +8248,7 @@
     <w:pPr>
       <w:keepNext/>
       <w:keepLines/>
-      <w:spacing w:before="240" w:after="0"/>
+      <w:spacing w:before="240"/>
       <w:outlineLvl w:val="0"/>
     </w:pPr>
     <w:rPr>
@@ -5625,7 +8359,6 @@
         <w:tab w:val="center" w:pos="4513"/>
         <w:tab w:val="right" w:pos="9026"/>
       </w:tabs>
-      <w:spacing w:after="0" w:line="240" w:lineRule="auto"/>
     </w:pPr>
   </w:style>
   <w:style w:type="character" w:customStyle="1" w:styleId="HeaderChar">
@@ -5647,7 +8380,6 @@
         <w:tab w:val="center" w:pos="4513"/>
         <w:tab w:val="right" w:pos="9026"/>
       </w:tabs>
-      <w:spacing w:after="0" w:line="240" w:lineRule="auto"/>
     </w:pPr>
   </w:style>
   <w:style w:type="character" w:customStyle="1" w:styleId="FooterChar">
@@ -5666,7 +8398,6 @@
     <w:qFormat/>
     <w:rsid w:val="00010DC1"/>
     <w:pPr>
-      <w:spacing w:after="0" w:line="240" w:lineRule="auto"/>
       <w:contextualSpacing/>
     </w:pPr>
     <w:rPr>
@@ -5699,9 +8430,6 @@
     <w:semiHidden/>
     <w:unhideWhenUsed/>
     <w:rsid w:val="00715BF1"/>
-    <w:pPr>
-      <w:spacing w:after="0" w:line="240" w:lineRule="auto"/>
-    </w:pPr>
     <w:rPr>
       <w:rFonts w:ascii="Segoe UI" w:hAnsi="Segoe UI" w:cs="Segoe UI"/>
       <w:sz w:val="18"/>
@@ -5743,6 +8471,14 @@
       <w:color w:val="0000FF"/>
       <w:u w:val="single"/>
     </w:rPr>
+  </w:style>
+  <w:style w:type="paragraph" w:styleId="NormalWeb">
+    <w:name w:val="Normal (Web)"/>
+    <w:basedOn w:val="Normal"/>
+    <w:uiPriority w:val="99"/>
+    <w:semiHidden/>
+    <w:unhideWhenUsed/>
+    <w:rsid w:val="00AC5728"/>
   </w:style>
 </w:styles>
 </file>

--- a/Documents/Final_Year_Project_Proposal_Form.docx
+++ b/Documents/Final_Year_Project_Proposal_Form.docx
@@ -1004,13 +1004,19 @@
               <w:rPr>
                 <w:rFonts w:ascii="Arial" w:hAnsi="Arial" w:cs="Arial"/>
               </w:rPr>
-              <w:t>As the world population grows, worldwide demand for food will rise</w:t>
-            </w:r>
-            <w:r>
-              <w:rPr>
-                <w:rFonts w:ascii="Arial" w:hAnsi="Arial" w:cs="Arial"/>
-              </w:rPr>
-              <w:t xml:space="preserve">, putting strain on the global food supply system. Massive quantities of kitchen and food waste </w:t>
+              <w:t xml:space="preserve">As the world population grows, </w:t>
+            </w:r>
+            <w:r>
+              <w:rPr>
+                <w:rFonts w:ascii="Arial" w:hAnsi="Arial" w:cs="Arial"/>
+              </w:rPr>
+              <w:t>global demand for food will rise, straining</w:t>
+            </w:r>
+            <w:r>
+              <w:rPr>
+                <w:rFonts w:ascii="Arial" w:hAnsi="Arial" w:cs="Arial"/>
+              </w:rPr>
+              <w:t xml:space="preserve"> the global food supply system. Massive quantities of kitchen and food waste </w:t>
             </w:r>
             <w:r>
               <w:rPr>
@@ -1494,7 +1500,7 @@
               <w:rPr>
                 <w:rFonts w:ascii="Arial" w:hAnsi="Arial" w:cs="Arial"/>
               </w:rPr>
-              <w:t>behaviour</w:t>
+              <w:t>behaviours</w:t>
             </w:r>
             <w:r>
               <w:rPr>
@@ -1869,13 +1875,25 @@
               <w:rPr>
                 <w:rFonts w:ascii="Arial" w:hAnsi="Arial" w:cs="Arial"/>
               </w:rPr>
-              <w:t>, the user can record the details of the food(s) wasted,</w:t>
-            </w:r>
-            <w:r>
-              <w:rPr>
-                <w:rFonts w:ascii="Arial" w:hAnsi="Arial" w:cs="Arial"/>
-              </w:rPr>
-              <w:t xml:space="preserve"> and those statistics can be viewed in a weekly wastage report. </w:t>
+              <w:t>, the user can record the details of the food(s) wasted</w:t>
+            </w:r>
+            <w:r>
+              <w:rPr>
+                <w:rFonts w:ascii="Arial" w:hAnsi="Arial" w:cs="Arial"/>
+              </w:rPr>
+              <w:t xml:space="preserve"> and </w:t>
+            </w:r>
+            <w:r>
+              <w:rPr>
+                <w:rFonts w:ascii="Arial" w:hAnsi="Arial" w:cs="Arial"/>
+              </w:rPr>
+              <w:t xml:space="preserve">view those statistics </w:t>
+            </w:r>
+            <w:r>
+              <w:rPr>
+                <w:rFonts w:ascii="Arial" w:hAnsi="Arial" w:cs="Arial"/>
+              </w:rPr>
+              <w:t xml:space="preserve">in a weekly wastage report. </w:t>
             </w:r>
           </w:p>
           <w:p>
@@ -1949,6 +1967,16 @@
         </w:tc>
       </w:tr>
     </w:tbl>
+    <w:p>
+      <w:pPr>
+        <w:spacing w:line="360" w:lineRule="atLeast"/>
+        <w:rPr>
+          <w:rFonts w:ascii="Arial" w:hAnsi="Arial" w:cs="Arial"/>
+          <w:b/>
+          <w:bCs/>
+        </w:rPr>
+      </w:pPr>
+    </w:p>
     <w:p>
       <w:pPr>
         <w:spacing w:line="360" w:lineRule="atLeast"/>
@@ -2151,7 +2179,19 @@
               <w:rPr>
                 <w:rFonts w:ascii="Arial" w:hAnsi="Arial" w:cs="Arial"/>
               </w:rPr>
-              <w:t xml:space="preserve"> household food waste and the psychology behind why people waste food, understand the underlying issues better, and build my application around possible solutions</w:t>
+              <w:t xml:space="preserve"> household food waste and the psychology behind why people waste food, </w:t>
+            </w:r>
+            <w:r>
+              <w:rPr>
+                <w:rFonts w:ascii="Arial" w:hAnsi="Arial" w:cs="Arial"/>
+              </w:rPr>
+              <w:t>better understand the underlying issues</w:t>
+            </w:r>
+            <w:r>
+              <w:rPr>
+                <w:rFonts w:ascii="Arial" w:hAnsi="Arial" w:cs="Arial"/>
+              </w:rPr>
+              <w:t>, and build my application around possible solutions</w:t>
             </w:r>
             <w:r>
               <w:rPr>
@@ -2291,51 +2331,51 @@
                 <w:b/>
                 <w:bCs/>
               </w:rPr>
-              <w:t xml:space="preserve">To </w:t>
-            </w:r>
+              <w:t xml:space="preserve">Research and learn how to create a mobile application that uses built-in device </w:t>
+            </w:r>
+            <w:r>
+              <w:rPr>
+                <w:rFonts w:ascii="Arial" w:hAnsi="Arial" w:cs="Arial"/>
+              </w:rPr>
+              <w:t>functionality</w:t>
+            </w:r>
+            <w:r>
+              <w:rPr>
+                <w:rFonts w:ascii="Arial" w:hAnsi="Arial" w:cs="Arial"/>
+              </w:rPr>
+              <w:t xml:space="preserve"> (Camera, Notifications).</w:t>
+            </w:r>
+          </w:p>
+          <w:p>
+            <w:pPr>
+              <w:spacing w:line="360" w:lineRule="atLeast"/>
+              <w:rPr>
+                <w:rFonts w:ascii="Arial" w:hAnsi="Arial" w:cs="Arial"/>
+              </w:rPr>
+            </w:pPr>
+          </w:p>
+          <w:p>
+            <w:pPr>
+              <w:spacing w:line="360" w:lineRule="atLeast"/>
+              <w:rPr>
+                <w:rFonts w:ascii="Arial" w:hAnsi="Arial" w:cs="Arial"/>
+              </w:rPr>
+            </w:pPr>
             <w:r>
               <w:rPr>
                 <w:rFonts w:ascii="Arial" w:hAnsi="Arial" w:cs="Arial"/>
                 <w:b/>
                 <w:bCs/>
               </w:rPr>
-              <w:t>research and learn</w:t>
-            </w:r>
-            <w:r>
-              <w:rPr>
-                <w:rFonts w:ascii="Arial" w:hAnsi="Arial" w:cs="Arial"/>
-              </w:rPr>
-              <w:t xml:space="preserve"> how to create an application that can be used on a mobile device and utilize its built-in functionality</w:t>
-            </w:r>
-            <w:r>
-              <w:rPr>
-                <w:rFonts w:ascii="Arial" w:hAnsi="Arial" w:cs="Arial"/>
-              </w:rPr>
-              <w:t xml:space="preserve"> (Camera, Notifications).</w:t>
-            </w:r>
-          </w:p>
-          <w:p>
-            <w:pPr>
-              <w:spacing w:line="360" w:lineRule="atLeast"/>
-              <w:rPr>
-                <w:rFonts w:ascii="Arial" w:hAnsi="Arial" w:cs="Arial"/>
-              </w:rPr>
-            </w:pPr>
-          </w:p>
-          <w:p>
-            <w:pPr>
-              <w:spacing w:line="360" w:lineRule="atLeast"/>
-              <w:rPr>
-                <w:rFonts w:ascii="Arial" w:hAnsi="Arial" w:cs="Arial"/>
-              </w:rPr>
-            </w:pPr>
+              <w:t xml:space="preserve">To </w:t>
+            </w:r>
             <w:r>
               <w:rPr>
                 <w:rFonts w:ascii="Arial" w:hAnsi="Arial" w:cs="Arial"/>
                 <w:b/>
                 <w:bCs/>
               </w:rPr>
-              <w:t xml:space="preserve">To </w:t>
+              <w:t>r</w:t>
             </w:r>
             <w:r>
               <w:rPr>
@@ -2343,33 +2383,67 @@
                 <w:b/>
                 <w:bCs/>
               </w:rPr>
-              <w:t>r</w:t>
-            </w:r>
+              <w:t>esearch</w:t>
+            </w:r>
+            <w:r>
+              <w:rPr>
+                <w:rFonts w:ascii="Arial" w:hAnsi="Arial" w:cs="Arial"/>
+              </w:rPr>
+              <w:t xml:space="preserve"> how to integrate OpenAI into the </w:t>
+            </w:r>
+            <w:r>
+              <w:rPr>
+                <w:rFonts w:ascii="Arial" w:hAnsi="Arial" w:cs="Arial"/>
+              </w:rPr>
+              <w:t>application</w:t>
+            </w:r>
+            <w:r>
+              <w:rPr>
+                <w:rFonts w:ascii="Arial" w:hAnsi="Arial" w:cs="Arial"/>
+              </w:rPr>
+              <w:t xml:space="preserve">. Prompting it to create/provide recipes based on the expiring foods. </w:t>
+            </w:r>
+          </w:p>
+          <w:p>
+            <w:pPr>
+              <w:spacing w:line="360" w:lineRule="atLeast"/>
+              <w:rPr>
+                <w:rFonts w:ascii="Arial" w:hAnsi="Arial" w:cs="Arial"/>
+              </w:rPr>
+            </w:pPr>
+          </w:p>
+          <w:p>
+            <w:pPr>
+              <w:spacing w:line="360" w:lineRule="atLeast"/>
+              <w:rPr>
+                <w:rFonts w:ascii="Arial" w:hAnsi="Arial" w:cs="Arial"/>
+              </w:rPr>
+            </w:pPr>
             <w:r>
               <w:rPr>
                 <w:rFonts w:ascii="Arial" w:hAnsi="Arial" w:cs="Arial"/>
                 <w:b/>
                 <w:bCs/>
               </w:rPr>
-              <w:t>esearch</w:t>
-            </w:r>
-            <w:r>
-              <w:rPr>
-                <w:rFonts w:ascii="Arial" w:hAnsi="Arial" w:cs="Arial"/>
-              </w:rPr>
-              <w:t xml:space="preserve"> how to integrate OpenAI into the </w:t>
-            </w:r>
-            <w:r>
-              <w:rPr>
-                <w:rFonts w:ascii="Arial" w:hAnsi="Arial" w:cs="Arial"/>
-              </w:rPr>
-              <w:t>application</w:t>
-            </w:r>
-            <w:r>
-              <w:rPr>
-                <w:rFonts w:ascii="Arial" w:hAnsi="Arial" w:cs="Arial"/>
-              </w:rPr>
-              <w:t xml:space="preserve">. Prompting it to create/provide recipes based on the expiring foods. </w:t>
+              <w:t>To Design/Develop</w:t>
+            </w:r>
+            <w:r>
+              <w:rPr>
+                <w:rFonts w:ascii="Arial" w:hAnsi="Arial" w:cs="Arial"/>
+              </w:rPr>
+              <w:t xml:space="preserve"> an interactive UI. Allowing all the functionality to be provided </w:t>
+            </w:r>
+            <w:r>
+              <w:rPr>
+                <w:rFonts w:ascii="Arial" w:hAnsi="Arial" w:cs="Arial"/>
+              </w:rPr>
+              <w:t>aesthetically</w:t>
+            </w:r>
+            <w:r>
+              <w:rPr>
+                <w:rFonts w:ascii="Arial" w:hAnsi="Arial" w:cs="Arial"/>
+              </w:rPr>
+              <w:t xml:space="preserve">. </w:t>
             </w:r>
           </w:p>
           <w:p>
@@ -2393,162 +2467,132 @@
                 <w:b/>
                 <w:bCs/>
               </w:rPr>
-              <w:t>To Design/Develop</w:t>
-            </w:r>
-            <w:r>
-              <w:rPr>
-                <w:rFonts w:ascii="Arial" w:hAnsi="Arial" w:cs="Arial"/>
-              </w:rPr>
-              <w:t xml:space="preserve"> an interactive UI. Allowing all the functionality to be provided </w:t>
-            </w:r>
-            <w:r>
-              <w:rPr>
-                <w:rFonts w:ascii="Arial" w:hAnsi="Arial" w:cs="Arial"/>
-              </w:rPr>
-              <w:t>aesthetically</w:t>
-            </w:r>
-            <w:r>
-              <w:rPr>
-                <w:rFonts w:ascii="Arial" w:hAnsi="Arial" w:cs="Arial"/>
-              </w:rPr>
-              <w:t xml:space="preserve">. </w:t>
-            </w:r>
-          </w:p>
-          <w:p>
-            <w:pPr>
-              <w:spacing w:line="360" w:lineRule="atLeast"/>
-              <w:rPr>
-                <w:rFonts w:ascii="Arial" w:hAnsi="Arial" w:cs="Arial"/>
-              </w:rPr>
-            </w:pPr>
-          </w:p>
-          <w:p>
-            <w:pPr>
-              <w:spacing w:line="360" w:lineRule="atLeast"/>
-              <w:rPr>
-                <w:rFonts w:ascii="Arial" w:hAnsi="Arial" w:cs="Arial"/>
-              </w:rPr>
-            </w:pPr>
+              <w:t xml:space="preserve">To </w:t>
+            </w:r>
             <w:r>
               <w:rPr>
                 <w:rFonts w:ascii="Arial" w:hAnsi="Arial" w:cs="Arial"/>
                 <w:b/>
                 <w:bCs/>
               </w:rPr>
-              <w:t xml:space="preserve">To </w:t>
-            </w:r>
+              <w:t>develop</w:t>
+            </w:r>
+            <w:r>
+              <w:rPr>
+                <w:rFonts w:ascii="Arial" w:hAnsi="Arial" w:cs="Arial"/>
+              </w:rPr>
+              <w:t xml:space="preserve"> a computer vision application using YOLOv8</w:t>
+            </w:r>
+            <w:r>
+              <w:rPr>
+                <w:rFonts w:ascii="Arial" w:hAnsi="Arial" w:cs="Arial"/>
+              </w:rPr>
+              <w:t>, train it to recognize and record expiration dates,</w:t>
+            </w:r>
+            <w:r>
+              <w:rPr>
+                <w:rFonts w:ascii="Arial" w:hAnsi="Arial" w:cs="Arial"/>
+              </w:rPr>
+              <w:t xml:space="preserve"> and scan food labels for database entry</w:t>
+            </w:r>
+            <w:r>
+              <w:rPr>
+                <w:rFonts w:ascii="Arial" w:hAnsi="Arial" w:cs="Arial"/>
+              </w:rPr>
+              <w:t>.</w:t>
+            </w:r>
+          </w:p>
+          <w:p>
+            <w:pPr>
+              <w:spacing w:line="360" w:lineRule="atLeast"/>
+              <w:rPr>
+                <w:rFonts w:ascii="Arial" w:hAnsi="Arial" w:cs="Arial"/>
+              </w:rPr>
+            </w:pPr>
+          </w:p>
+          <w:p>
+            <w:pPr>
+              <w:spacing w:line="360" w:lineRule="atLeast"/>
+              <w:rPr>
+                <w:rFonts w:ascii="Arial" w:hAnsi="Arial" w:cs="Arial"/>
+              </w:rPr>
+            </w:pPr>
             <w:r>
               <w:rPr>
                 <w:rFonts w:ascii="Arial" w:hAnsi="Arial" w:cs="Arial"/>
                 <w:b/>
                 <w:bCs/>
               </w:rPr>
-              <w:t>develop</w:t>
-            </w:r>
-            <w:r>
-              <w:rPr>
-                <w:rFonts w:ascii="Arial" w:hAnsi="Arial" w:cs="Arial"/>
-              </w:rPr>
-              <w:t xml:space="preserve"> a computer vision application using YOLOv8 and train it to </w:t>
-            </w:r>
-            <w:r>
-              <w:rPr>
-                <w:rFonts w:ascii="Arial" w:hAnsi="Arial" w:cs="Arial"/>
-              </w:rPr>
-              <w:t xml:space="preserve">recognise and record </w:t>
-            </w:r>
-            <w:r>
-              <w:rPr>
-                <w:rFonts w:ascii="Arial" w:hAnsi="Arial" w:cs="Arial"/>
-              </w:rPr>
-              <w:t>expiration dates and scan food labels for database entry</w:t>
-            </w:r>
-            <w:r>
-              <w:rPr>
-                <w:rFonts w:ascii="Arial" w:hAnsi="Arial" w:cs="Arial"/>
-              </w:rPr>
-              <w:t>.</w:t>
-            </w:r>
-          </w:p>
-          <w:p>
-            <w:pPr>
-              <w:spacing w:line="360" w:lineRule="atLeast"/>
-              <w:rPr>
-                <w:rFonts w:ascii="Arial" w:hAnsi="Arial" w:cs="Arial"/>
-              </w:rPr>
-            </w:pPr>
-          </w:p>
-          <w:p>
-            <w:pPr>
-              <w:spacing w:line="360" w:lineRule="atLeast"/>
-              <w:rPr>
-                <w:rFonts w:ascii="Arial" w:hAnsi="Arial" w:cs="Arial"/>
-              </w:rPr>
-            </w:pPr>
+              <w:t xml:space="preserve">To </w:t>
+            </w:r>
             <w:r>
               <w:rPr>
                 <w:rFonts w:ascii="Arial" w:hAnsi="Arial" w:cs="Arial"/>
                 <w:b/>
                 <w:bCs/>
               </w:rPr>
-              <w:t xml:space="preserve">To </w:t>
-            </w:r>
+              <w:t>learn and integrate</w:t>
+            </w:r>
+            <w:r>
+              <w:rPr>
+                <w:rFonts w:ascii="Arial" w:hAnsi="Arial" w:cs="Arial"/>
+              </w:rPr>
+              <w:t xml:space="preserve"> OpenAI into the application to create personalized recipes based on </w:t>
+            </w:r>
+            <w:r>
+              <w:rPr>
+                <w:rFonts w:ascii="Arial" w:hAnsi="Arial" w:cs="Arial"/>
+              </w:rPr>
+              <w:t>foods</w:t>
+            </w:r>
+            <w:r>
+              <w:rPr>
+                <w:rFonts w:ascii="Arial" w:hAnsi="Arial" w:cs="Arial"/>
+              </w:rPr>
+              <w:t xml:space="preserve"> </w:t>
+            </w:r>
+            <w:r>
+              <w:rPr>
+                <w:rFonts w:ascii="Arial" w:hAnsi="Arial" w:cs="Arial"/>
+              </w:rPr>
+              <w:t>nearing</w:t>
+            </w:r>
+            <w:r>
+              <w:rPr>
+                <w:rFonts w:ascii="Arial" w:hAnsi="Arial" w:cs="Arial"/>
+              </w:rPr>
+              <w:t xml:space="preserve"> expiration.</w:t>
+            </w:r>
+          </w:p>
+          <w:p>
+            <w:pPr>
+              <w:spacing w:line="360" w:lineRule="atLeast"/>
+              <w:rPr>
+                <w:rFonts w:ascii="Arial" w:hAnsi="Arial" w:cs="Arial"/>
+              </w:rPr>
+            </w:pPr>
+          </w:p>
+          <w:p>
+            <w:pPr>
+              <w:spacing w:line="360" w:lineRule="atLeast"/>
+              <w:rPr>
+                <w:rFonts w:ascii="Arial" w:hAnsi="Arial" w:cs="Arial"/>
+              </w:rPr>
+            </w:pPr>
             <w:r>
               <w:rPr>
                 <w:rFonts w:ascii="Arial" w:hAnsi="Arial" w:cs="Arial"/>
                 <w:b/>
                 <w:bCs/>
               </w:rPr>
-              <w:t>learn and integrate</w:t>
-            </w:r>
-            <w:r>
-              <w:rPr>
-                <w:rFonts w:ascii="Arial" w:hAnsi="Arial" w:cs="Arial"/>
-              </w:rPr>
-              <w:t xml:space="preserve"> OpenAI into the application to create personalized recipes based on </w:t>
-            </w:r>
-            <w:r>
-              <w:rPr>
-                <w:rFonts w:ascii="Arial" w:hAnsi="Arial" w:cs="Arial"/>
-              </w:rPr>
-              <w:t>foods</w:t>
-            </w:r>
-            <w:r>
-              <w:rPr>
-                <w:rFonts w:ascii="Arial" w:hAnsi="Arial" w:cs="Arial"/>
-              </w:rPr>
-              <w:t xml:space="preserve"> that are near expiration.</w:t>
-            </w:r>
-          </w:p>
-          <w:p>
-            <w:pPr>
-              <w:spacing w:line="360" w:lineRule="atLeast"/>
-              <w:rPr>
-                <w:rFonts w:ascii="Arial" w:hAnsi="Arial" w:cs="Arial"/>
-              </w:rPr>
-            </w:pPr>
-          </w:p>
-          <w:p>
-            <w:pPr>
-              <w:spacing w:line="360" w:lineRule="atLeast"/>
-              <w:rPr>
-                <w:rFonts w:ascii="Arial" w:hAnsi="Arial" w:cs="Arial"/>
-              </w:rPr>
-            </w:pPr>
+              <w:t xml:space="preserve">To </w:t>
+            </w:r>
             <w:r>
               <w:rPr>
                 <w:rFonts w:ascii="Arial" w:hAnsi="Arial" w:cs="Arial"/>
                 <w:b/>
                 <w:bCs/>
               </w:rPr>
-              <w:t xml:space="preserve">To </w:t>
-            </w:r>
-            <w:r>
-              <w:rPr>
-                <w:rFonts w:ascii="Arial" w:hAnsi="Arial" w:cs="Arial"/>
-                <w:b/>
-                <w:bCs/>
-              </w:rPr>
               <w:t>test</w:t>
             </w:r>
             <w:r>
@@ -2561,7 +2605,19 @@
               <w:rPr>
                 <w:rFonts w:ascii="Arial" w:hAnsi="Arial" w:cs="Arial"/>
               </w:rPr>
-              <w:t>accuracy of the computer vision software and determine if it has reached and acceptable level of accuracy</w:t>
+              <w:t xml:space="preserve">accuracy of the computer vision software and determine if it has reached </w:t>
+            </w:r>
+            <w:r>
+              <w:rPr>
+                <w:rFonts w:ascii="Arial" w:hAnsi="Arial" w:cs="Arial"/>
+              </w:rPr>
+              <w:t>an</w:t>
+            </w:r>
+            <w:r>
+              <w:rPr>
+                <w:rFonts w:ascii="Arial" w:hAnsi="Arial" w:cs="Arial"/>
+              </w:rPr>
+              <w:t xml:space="preserve"> acceptable level of accuracy</w:t>
             </w:r>
             <w:r>
               <w:rPr>
@@ -2639,7 +2695,6 @@
     <w:p>
       <w:pPr>
         <w:spacing w:line="360" w:lineRule="atLeast"/>
-        <w:ind w:left="720" w:hanging="720"/>
         <w:rPr>
           <w:rFonts w:ascii="Arial" w:hAnsi="Arial" w:cs="Arial"/>
           <w:b/>
@@ -2657,13 +2712,23 @@
           <w:bCs/>
         </w:rPr>
       </w:pPr>
-      <w:r>
+    </w:p>
+    <w:p>
+      <w:pPr>
+        <w:spacing w:line="360" w:lineRule="atLeast"/>
+        <w:ind w:left="720" w:hanging="720"/>
         <w:rPr>
           <w:rFonts w:ascii="Arial" w:hAnsi="Arial" w:cs="Arial"/>
           <w:b/>
           <w:bCs/>
         </w:rPr>
-        <w:lastRenderedPageBreak/>
+      </w:pPr>
+      <w:r>
+        <w:rPr>
+          <w:rFonts w:ascii="Arial" w:hAnsi="Arial" w:cs="Arial"/>
+          <w:b/>
+          <w:bCs/>
+        </w:rPr>
         <w:t>4</w:t>
       </w:r>
       <w:r>
@@ -3178,7 +3243,21 @@
               <w:rPr>
                 <w:rFonts w:ascii="Arial" w:hAnsi="Arial" w:cs="Arial"/>
               </w:rPr>
-              <w:t xml:space="preserve"> that failing to plan meals or check existing household food supplies before shopping can contribute to unnecessary purchases and food spoilage (Schanes </w:t>
+              <w:t xml:space="preserve"> that failing to plan meals or check existing household food supplies before shopping can contribute to unnecessary purchases and food spoilage (</w:t>
+            </w:r>
+            <w:proofErr w:type="spellStart"/>
+            <w:r>
+              <w:rPr>
+                <w:rFonts w:ascii="Arial" w:hAnsi="Arial" w:cs="Arial"/>
+              </w:rPr>
+              <w:t>Schanes</w:t>
+            </w:r>
+            <w:proofErr w:type="spellEnd"/>
+            <w:r>
+              <w:rPr>
+                <w:rFonts w:ascii="Arial" w:hAnsi="Arial" w:cs="Arial"/>
+              </w:rPr>
+              <w:t xml:space="preserve"> </w:t>
             </w:r>
             <w:r>
               <w:rPr>
@@ -3435,11 +3514,19 @@
               </w:rPr>
               <w:t xml:space="preserve">Pre-consumption is another major area of wasteful behavior. </w:t>
             </w:r>
-            <w:r>
-              <w:rPr>
-                <w:rFonts w:ascii="Arial" w:hAnsi="Arial" w:cs="Arial"/>
-              </w:rPr>
-              <w:t xml:space="preserve">Schanes et al. (2018) also identify date-label confusion and </w:t>
+            <w:proofErr w:type="spellStart"/>
+            <w:r>
+              <w:rPr>
+                <w:rFonts w:ascii="Arial" w:hAnsi="Arial" w:cs="Arial"/>
+              </w:rPr>
+              <w:t>Schanes</w:t>
+            </w:r>
+            <w:proofErr w:type="spellEnd"/>
+            <w:r>
+              <w:rPr>
+                <w:rFonts w:ascii="Arial" w:hAnsi="Arial" w:cs="Arial"/>
+              </w:rPr>
+              <w:t xml:space="preserve"> et al. (2018) also identify date-label confusion and </w:t>
             </w:r>
             <w:r>
               <w:rPr>
@@ -3606,14 +3693,21 @@
                 <w:rFonts w:ascii="Arial" w:hAnsi="Arial" w:cs="Arial"/>
                 <w:lang w:val="en-US"/>
               </w:rPr>
-              <w:t>Because food waste can be influenced by the factors mentioned</w:t>
-            </w:r>
-            <w:r>
-              <w:rPr>
-                <w:rFonts w:ascii="Arial" w:hAnsi="Arial" w:cs="Arial"/>
-                <w:lang w:val="en-US"/>
-              </w:rPr>
-              <w:t xml:space="preserve"> earlier, a single approach may not be equally effective for every user. The proposed application could therefore record discarded food and identify recurring food waste patterns. Based on th</w:t>
+              <w:t xml:space="preserve">Because </w:t>
+            </w:r>
+            <w:r>
+              <w:rPr>
+                <w:rFonts w:ascii="Arial" w:hAnsi="Arial" w:cs="Arial"/>
+                <w:lang w:val="en-US"/>
+              </w:rPr>
+              <w:t>the factors mentioned earlier can influence food waste</w:t>
+            </w:r>
+            <w:r>
+              <w:rPr>
+                <w:rFonts w:ascii="Arial" w:hAnsi="Arial" w:cs="Arial"/>
+                <w:lang w:val="en-US"/>
+              </w:rPr>
+              <w:t>, a single approach may not be equally effective for every user. The proposed application could therefore record discarded food and identify recurring food waste patterns. Based on th</w:t>
             </w:r>
             <w:r>
               <w:rPr>
@@ -3664,7 +3758,21 @@
               <w:rPr>
                 <w:rFonts w:ascii="Arial" w:hAnsi="Arial" w:cs="Arial"/>
               </w:rPr>
-              <w:t xml:space="preserve">Overall, Schanes et al. (2018) </w:t>
+              <w:t xml:space="preserve">Overall, </w:t>
+            </w:r>
+            <w:proofErr w:type="spellStart"/>
+            <w:r>
+              <w:rPr>
+                <w:rFonts w:ascii="Arial" w:hAnsi="Arial" w:cs="Arial"/>
+              </w:rPr>
+              <w:t>Schanes</w:t>
+            </w:r>
+            <w:proofErr w:type="spellEnd"/>
+            <w:r>
+              <w:rPr>
+                <w:rFonts w:ascii="Arial" w:hAnsi="Arial" w:cs="Arial"/>
+              </w:rPr>
+              <w:t xml:space="preserve"> et al. (2018) </w:t>
             </w:r>
             <w:r>
               <w:rPr>
@@ -3682,7 +3790,19 @@
               <w:rPr>
                 <w:rFonts w:ascii="Arial" w:hAnsi="Arial" w:cs="Arial"/>
               </w:rPr>
-              <w:t xml:space="preserve"> causes of household food waste. Their findings suggest that improving food visibility, planning and understanding of date labels could help households manage their supplies more effectively. However, these </w:t>
+              <w:t xml:space="preserve"> causes of household food waste. Their findings suggest that improving food visibility, planning</w:t>
+            </w:r>
+            <w:r>
+              <w:rPr>
+                <w:rFonts w:ascii="Arial" w:hAnsi="Arial" w:cs="Arial"/>
+              </w:rPr>
+              <w:t>,</w:t>
+            </w:r>
+            <w:r>
+              <w:rPr>
+                <w:rFonts w:ascii="Arial" w:hAnsi="Arial" w:cs="Arial"/>
+              </w:rPr>
+              <w:t xml:space="preserve"> and understanding of date labels could help households manage their supplies more effectively. However, these </w:t>
             </w:r>
             <w:r>
               <w:rPr>
@@ -3772,14 +3892,21 @@
                 <w:rFonts w:ascii="Arial" w:hAnsi="Arial" w:cs="Arial"/>
                 <w:lang w:val="en-US"/>
               </w:rPr>
-              <w:t>Many technological applications are currently</w:t>
-            </w:r>
-            <w:r>
-              <w:rPr>
-                <w:rFonts w:ascii="Arial" w:hAnsi="Arial" w:cs="Arial"/>
-                <w:lang w:val="en-US"/>
-              </w:rPr>
-              <w:t xml:space="preserve"> used to reduce food waste. The article by </w:t>
+              <w:t xml:space="preserve">Many technological applications </w:t>
+            </w:r>
+            <w:r>
+              <w:rPr>
+                <w:rFonts w:ascii="Arial" w:hAnsi="Arial" w:cs="Arial"/>
+                <w:lang w:val="en-US"/>
+              </w:rPr>
+              <w:t xml:space="preserve">currently </w:t>
+            </w:r>
+            <w:r>
+              <w:rPr>
+                <w:rFonts w:ascii="Arial" w:hAnsi="Arial" w:cs="Arial"/>
+                <w:lang w:val="en-US"/>
+              </w:rPr>
+              <w:t xml:space="preserve">reduce food waste. The article by </w:t>
             </w:r>
             <w:r>
               <w:rPr>
@@ -4484,7 +4611,21 @@
                 <w:rFonts w:ascii="Arial" w:hAnsi="Arial" w:cs="Arial"/>
                 <w:lang w:val="en-US"/>
               </w:rPr>
-              <w:t>All these technologies would be expensive to replicate on a grand scale</w:t>
+              <w:t xml:space="preserve">All these technologies would be expensive to replicate </w:t>
+            </w:r>
+            <w:r>
+              <w:rPr>
+                <w:rFonts w:ascii="Arial" w:hAnsi="Arial" w:cs="Arial"/>
+                <w:lang w:val="en-US"/>
+              </w:rPr>
+              <w:t>at</w:t>
+            </w:r>
+            <w:r>
+              <w:rPr>
+                <w:rFonts w:ascii="Arial" w:hAnsi="Arial" w:cs="Arial"/>
+                <w:lang w:val="en-US"/>
+              </w:rPr>
+              <w:t xml:space="preserve"> scale</w:t>
             </w:r>
             <w:r>
               <w:rPr>
@@ -4775,7 +4916,7 @@
                 <w:rFonts w:ascii="Arial" w:hAnsi="Arial" w:cs="Arial"/>
                 <w:lang w:val="en-US"/>
               </w:rPr>
-              <w:t>a potential</w:t>
+              <w:t>potential</w:t>
             </w:r>
             <w:r>
               <w:rPr>
@@ -4874,7 +5015,19 @@
               <w:rPr>
                 <w:rFonts w:ascii="Arial" w:hAnsi="Arial" w:cs="Arial"/>
               </w:rPr>
-              <w:t>food-item detection under difficult conditions because of various augmentation methods, including hue modification, Gaussian blur,</w:t>
+              <w:t xml:space="preserve">food-item detection under difficult conditions </w:t>
+            </w:r>
+            <w:r>
+              <w:rPr>
+                <w:rFonts w:ascii="Arial" w:hAnsi="Arial" w:cs="Arial"/>
+              </w:rPr>
+              <w:t>through augmentation methods</w:t>
+            </w:r>
+            <w:r>
+              <w:rPr>
+                <w:rFonts w:ascii="Arial" w:hAnsi="Arial" w:cs="Arial"/>
+              </w:rPr>
+              <w:t xml:space="preserve"> including hue modification, Gaussian blur,</w:t>
             </w:r>
             <w:r>
               <w:rPr>
@@ -4939,7 +5092,21 @@
               <w:rPr>
                 <w:rFonts w:ascii="Arial" w:hAnsi="Arial" w:cs="Arial"/>
               </w:rPr>
-              <w:t xml:space="preserve"> model achieved an exceptional mean average precision (mAP) of 92.3% </w:t>
+              <w:t xml:space="preserve"> model achieved an exceptional mean average precision (</w:t>
+            </w:r>
+            <w:proofErr w:type="spellStart"/>
+            <w:r>
+              <w:rPr>
+                <w:rFonts w:ascii="Arial" w:hAnsi="Arial" w:cs="Arial"/>
+              </w:rPr>
+              <w:t>mAP</w:t>
+            </w:r>
+            <w:proofErr w:type="spellEnd"/>
+            <w:r>
+              <w:rPr>
+                <w:rFonts w:ascii="Arial" w:hAnsi="Arial" w:cs="Arial"/>
+              </w:rPr>
+              <w:t xml:space="preserve">) of 92.3% </w:t>
             </w:r>
             <w:r>
               <w:rPr>
@@ -5185,7 +5352,39 @@
                 <w:rFonts w:ascii="Arial" w:hAnsi="Arial" w:cs="Arial"/>
                 <w:lang w:val="en-US"/>
               </w:rPr>
-              <w:t>A similar application that I evaluated for the project was an app called NoWaste. NoWaste is an existing food inventory</w:t>
+              <w:t xml:space="preserve">A similar application that I evaluated for the project was an app called </w:t>
+            </w:r>
+            <w:proofErr w:type="spellStart"/>
+            <w:r>
+              <w:rPr>
+                <w:rFonts w:ascii="Arial" w:hAnsi="Arial" w:cs="Arial"/>
+                <w:lang w:val="en-US"/>
+              </w:rPr>
+              <w:t>NoWaste</w:t>
+            </w:r>
+            <w:proofErr w:type="spellEnd"/>
+            <w:r>
+              <w:rPr>
+                <w:rFonts w:ascii="Arial" w:hAnsi="Arial" w:cs="Arial"/>
+                <w:lang w:val="en-US"/>
+              </w:rPr>
+              <w:t xml:space="preserve">. </w:t>
+            </w:r>
+            <w:proofErr w:type="spellStart"/>
+            <w:r>
+              <w:rPr>
+                <w:rFonts w:ascii="Arial" w:hAnsi="Arial" w:cs="Arial"/>
+                <w:lang w:val="en-US"/>
+              </w:rPr>
+              <w:t>NoWaste</w:t>
+            </w:r>
+            <w:proofErr w:type="spellEnd"/>
+            <w:r>
+              <w:rPr>
+                <w:rFonts w:ascii="Arial" w:hAnsi="Arial" w:cs="Arial"/>
+                <w:lang w:val="en-US"/>
+              </w:rPr>
+              <w:t xml:space="preserve"> is an existing food inventory</w:t>
             </w:r>
             <w:r>
               <w:rPr>
@@ -5198,7 +5397,21 @@
               <w:rPr>
                 <w:rFonts w:ascii="Arial" w:eastAsiaTheme="minorEastAsia" w:hAnsi="Arial" w:cs="Arial"/>
               </w:rPr>
-              <w:t>KH Creations ApS.</w:t>
+              <w:t xml:space="preserve">KH Creations </w:t>
+            </w:r>
+            <w:proofErr w:type="spellStart"/>
+            <w:r>
+              <w:rPr>
+                <w:rFonts w:ascii="Arial" w:eastAsiaTheme="minorEastAsia" w:hAnsi="Arial" w:cs="Arial"/>
+              </w:rPr>
+              <w:t>ApS</w:t>
+            </w:r>
+            <w:proofErr w:type="spellEnd"/>
+            <w:r>
+              <w:rPr>
+                <w:rFonts w:ascii="Arial" w:eastAsiaTheme="minorEastAsia" w:hAnsi="Arial" w:cs="Arial"/>
+              </w:rPr>
+              <w:t>.</w:t>
             </w:r>
             <w:r>
               <w:rPr>
@@ -5381,7 +5594,23 @@
                 <w:rFonts w:ascii="Arial" w:hAnsi="Arial" w:cs="Arial"/>
                 <w:lang w:val="en-US"/>
               </w:rPr>
-              <w:t>To evaluate NoWaste personally,</w:t>
+              <w:t xml:space="preserve">To evaluate </w:t>
+            </w:r>
+            <w:proofErr w:type="spellStart"/>
+            <w:r>
+              <w:rPr>
+                <w:rFonts w:ascii="Arial" w:hAnsi="Arial" w:cs="Arial"/>
+                <w:lang w:val="en-US"/>
+              </w:rPr>
+              <w:t>NoWaste</w:t>
+            </w:r>
+            <w:proofErr w:type="spellEnd"/>
+            <w:r>
+              <w:rPr>
+                <w:rFonts w:ascii="Arial" w:hAnsi="Arial" w:cs="Arial"/>
+                <w:lang w:val="en-US"/>
+              </w:rPr>
+              <w:t xml:space="preserve"> personally,</w:t>
             </w:r>
             <w:r>
               <w:rPr>
@@ -5526,7 +5755,6 @@
               <w:spacing w:line="360" w:lineRule="atLeast"/>
               <w:rPr>
                 <w:rFonts w:ascii="Arial" w:hAnsi="Arial" w:cs="Arial"/>
-                <w:lang w:val="en-US"/>
               </w:rPr>
             </w:pPr>
             <w:r>
@@ -5548,14 +5776,21 @@
                 <w:rFonts w:ascii="Arial" w:hAnsi="Arial" w:cs="Arial"/>
                 <w:lang w:val="en-US"/>
               </w:rPr>
-              <w:t>, I took 3 pictures of the product from the front, back, and top</w:t>
-            </w:r>
-            <w:r>
-              <w:rPr>
-                <w:rFonts w:ascii="Arial" w:hAnsi="Arial" w:cs="Arial"/>
-                <w:lang w:val="en-US"/>
-              </w:rPr>
-              <w:t xml:space="preserve">. The expiry date was clearly visible in the top-down image in </w:t>
+              <w:t xml:space="preserve">, I took 3 pictures of the product from </w:t>
+            </w:r>
+            <w:r>
+              <w:rPr>
+                <w:rFonts w:ascii="Arial" w:hAnsi="Arial" w:cs="Arial"/>
+                <w:lang w:val="en-US"/>
+              </w:rPr>
+              <w:t>above</w:t>
+            </w:r>
+            <w:r>
+              <w:rPr>
+                <w:rFonts w:ascii="Arial" w:hAnsi="Arial" w:cs="Arial"/>
+                <w:lang w:val="en-US"/>
+              </w:rPr>
+              <w:t xml:space="preserve">. The expiry date was clearly visible in the image in </w:t>
             </w:r>
             <w:r>
               <w:rPr>
@@ -5625,13 +5860,27 @@
                 <w:rFonts w:ascii="Arial" w:eastAsiaTheme="minorEastAsia" w:hAnsi="Arial" w:cs="Arial"/>
                 <w:lang w:val="en-US"/>
               </w:rPr>
-              <w:t>system added the detected information to a form where the user could validate it, as shown</w:t>
+              <w:t xml:space="preserve">system added the detected information to a form </w:t>
             </w:r>
             <w:r>
               <w:rPr>
                 <w:rFonts w:ascii="Arial" w:eastAsiaTheme="minorEastAsia" w:hAnsi="Arial" w:cs="Arial"/>
                 <w:lang w:val="en-US"/>
               </w:rPr>
+              <w:t>for the user to validate</w:t>
+            </w:r>
+            <w:r>
+              <w:rPr>
+                <w:rFonts w:ascii="Arial" w:eastAsiaTheme="minorEastAsia" w:hAnsi="Arial" w:cs="Arial"/>
+                <w:lang w:val="en-US"/>
+              </w:rPr>
+              <w:t>, as shown</w:t>
+            </w:r>
+            <w:r>
+              <w:rPr>
+                <w:rFonts w:ascii="Arial" w:eastAsiaTheme="minorEastAsia" w:hAnsi="Arial" w:cs="Arial"/>
+                <w:lang w:val="en-US"/>
+              </w:rPr>
               <w:t xml:space="preserve"> </w:t>
             </w:r>
             <w:r>
@@ -5646,76 +5895,534 @@
                 <w:rFonts w:ascii="Arial" w:eastAsiaTheme="minorEastAsia" w:hAnsi="Arial" w:cs="Arial"/>
                 <w:lang w:val="en-US"/>
               </w:rPr>
-              <w:t xml:space="preserve"> The sample I </w:t>
+              <w:t xml:space="preserve"> </w:t>
             </w:r>
             <w:r>
               <w:rPr>
                 <w:rFonts w:ascii="Arial" w:eastAsiaTheme="minorEastAsia" w:hAnsi="Arial" w:cs="Arial"/>
                 <w:lang w:val="en-US"/>
               </w:rPr>
-              <w:t>used for testing</w:t>
+              <w:t>For testing, I used 3 images in good lighting conditions, with the expiry date clearly present and visible in one image</w:t>
             </w:r>
             <w:r>
               <w:rPr>
                 <w:rFonts w:ascii="Arial" w:eastAsiaTheme="minorEastAsia" w:hAnsi="Arial" w:cs="Arial"/>
                 <w:lang w:val="en-US"/>
               </w:rPr>
-              <w:t xml:space="preserve"> was 3 images in good lighting conditions</w:t>
+              <w:t xml:space="preserve">. I </w:t>
             </w:r>
             <w:r>
               <w:rPr>
                 <w:rFonts w:ascii="Arial" w:eastAsiaTheme="minorEastAsia" w:hAnsi="Arial" w:cs="Arial"/>
                 <w:lang w:val="en-US"/>
               </w:rPr>
-              <w:t>, with the expiry date</w:t>
+              <w:t>provided a small sample to make it easier for the system, but it did not accurately detect the product's expiry date</w:t>
             </w:r>
             <w:r>
               <w:rPr>
                 <w:rFonts w:ascii="Arial" w:eastAsiaTheme="minorEastAsia" w:hAnsi="Arial" w:cs="Arial"/>
                 <w:lang w:val="en-US"/>
               </w:rPr>
-              <w:t xml:space="preserve"> clearly present and visible in one of the images. I </w:t>
+              <w:t>.</w:t>
             </w:r>
             <w:r>
               <w:rPr>
                 <w:rFonts w:ascii="Arial" w:eastAsiaTheme="minorEastAsia" w:hAnsi="Arial" w:cs="Arial"/>
                 <w:lang w:val="en-US"/>
               </w:rPr>
-              <w:t>provided a small sample to make it easier for the system, but it did not accurately detect the product's expiry date</w:t>
+              <w:t xml:space="preserve"> My findings </w:t>
             </w:r>
             <w:r>
               <w:rPr>
                 <w:rFonts w:ascii="Arial" w:eastAsiaTheme="minorEastAsia" w:hAnsi="Arial" w:cs="Arial"/>
                 <w:lang w:val="en-US"/>
               </w:rPr>
-              <w:t>.</w:t>
+              <w:t>align with user concerns about expiry date recognition and accuracy, but further testing is needed</w:t>
             </w:r>
             <w:r>
               <w:rPr>
                 <w:rFonts w:ascii="Arial" w:eastAsiaTheme="minorEastAsia" w:hAnsi="Arial" w:cs="Arial"/>
                 <w:lang w:val="en-US"/>
               </w:rPr>
-              <w:t xml:space="preserve"> My findings </w:t>
-            </w:r>
-            <w:r>
-              <w:rPr>
-                <w:rFonts w:ascii="Arial" w:eastAsiaTheme="minorEastAsia" w:hAnsi="Arial" w:cs="Arial"/>
-                <w:lang w:val="en-US"/>
-              </w:rPr>
-              <w:t>align with user concerns about expiry date recognition and accuracy, but further testing is needed</w:t>
-            </w:r>
-            <w:r>
-              <w:rPr>
-                <w:rFonts w:ascii="Arial" w:eastAsiaTheme="minorEastAsia" w:hAnsi="Arial" w:cs="Arial"/>
-                <w:lang w:val="en-US"/>
-              </w:rPr>
               <w:t xml:space="preserve"> to determine its </w:t>
             </w:r>
             <w:r>
               <w:rPr>
                 <w:rFonts w:ascii="Arial" w:hAnsi="Arial" w:cs="Arial"/>
               </w:rPr>
-              <w:t>mean average precision (mAP) percentage.</w:t>
+              <w:t>mean average precision (</w:t>
+            </w:r>
+            <w:proofErr w:type="spellStart"/>
+            <w:r>
+              <w:rPr>
+                <w:rFonts w:ascii="Arial" w:hAnsi="Arial" w:cs="Arial"/>
+              </w:rPr>
+              <w:t>mAP</w:t>
+            </w:r>
+            <w:proofErr w:type="spellEnd"/>
+            <w:r>
+              <w:rPr>
+                <w:rFonts w:ascii="Arial" w:hAnsi="Arial" w:cs="Arial"/>
+              </w:rPr>
+              <w:t>) percentage.</w:t>
+            </w:r>
+          </w:p>
+          <w:p>
+            <w:pPr>
+              <w:spacing w:line="360" w:lineRule="atLeast"/>
+              <w:rPr>
+                <w:rFonts w:ascii="Arial" w:hAnsi="Arial" w:cs="Arial"/>
+              </w:rPr>
+            </w:pPr>
+          </w:p>
+          <w:p>
+            <w:pPr>
+              <w:spacing w:line="360" w:lineRule="atLeast"/>
+              <w:rPr>
+                <w:rFonts w:ascii="Arial" w:hAnsi="Arial" w:cs="Arial"/>
+                <w:lang w:val="en-US"/>
+              </w:rPr>
+            </w:pPr>
+          </w:p>
+          <w:p>
+            <w:pPr>
+              <w:spacing w:line="360" w:lineRule="atLeast"/>
+              <w:jc w:val="center"/>
+              <w:rPr>
+                <w:rFonts w:ascii="Arial" w:hAnsi="Arial" w:cs="Arial"/>
+                <w:lang w:val="en-US"/>
+              </w:rPr>
+            </w:pPr>
+            <w:r>
+              <w:rPr>
+                <w:rFonts w:ascii="Arial" w:hAnsi="Arial" w:cs="Arial"/>
+                <w:noProof/>
+                <w:lang w:val="en-US"/>
+              </w:rPr>
+              <w:drawing>
+                <wp:inline distT="0" distB="0" distL="0" distR="0" wp14:anchorId="50A0BC17" wp14:editId="7894BF3B">
+                  <wp:extent cx="4640467" cy="3480222"/>
+                  <wp:effectExtent l="8573" t="0" r="0" b="0"/>
+                  <wp:docPr id="842620856" name="Picture 7"/>
+                  <wp:cNvGraphicFramePr>
+                    <a:graphicFrameLocks xmlns:a="http://schemas.openxmlformats.org/drawingml/2006/main" noChangeAspect="1"/>
+                  </wp:cNvGraphicFramePr>
+                  <a:graphic xmlns:a="http://schemas.openxmlformats.org/drawingml/2006/main">
+                    <a:graphicData uri="http://schemas.openxmlformats.org/drawingml/2006/picture">
+                      <pic:pic xmlns:pic="http://schemas.openxmlformats.org/drawingml/2006/picture">
+                        <pic:nvPicPr>
+                          <pic:cNvPr id="0" name="Picture 29"/>
+                          <pic:cNvPicPr>
+                            <a:picLocks noChangeAspect="1" noChangeArrowheads="1"/>
+                          </pic:cNvPicPr>
+                        </pic:nvPicPr>
+                        <pic:blipFill>
+                          <a:blip r:embed="rId10" cstate="print">
+                            <a:extLst>
+                              <a:ext uri="{28A0092B-C50C-407E-A947-70E740481C1C}">
+                                <a14:useLocalDpi xmlns:a14="http://schemas.microsoft.com/office/drawing/2010/main" val="0"/>
+                              </a:ext>
+                            </a:extLst>
+                          </a:blip>
+                          <a:srcRect/>
+                          <a:stretch>
+                            <a:fillRect/>
+                          </a:stretch>
+                        </pic:blipFill>
+                        <pic:spPr bwMode="auto">
+                          <a:xfrm rot="5400000">
+                            <a:off x="0" y="0"/>
+                            <a:ext cx="4650115" cy="3487458"/>
+                          </a:xfrm>
+                          <a:prstGeom prst="rect">
+                            <a:avLst/>
+                          </a:prstGeom>
+                          <a:noFill/>
+                          <a:ln>
+                            <a:noFill/>
+                          </a:ln>
+                        </pic:spPr>
+                      </pic:pic>
+                    </a:graphicData>
+                  </a:graphic>
+                </wp:inline>
+              </w:drawing>
+            </w:r>
+          </w:p>
+          <w:p>
+            <w:pPr>
+              <w:spacing w:line="360" w:lineRule="atLeast"/>
+              <w:jc w:val="center"/>
+              <w:rPr>
+                <w:rFonts w:ascii="Arial" w:hAnsi="Arial" w:cs="Arial"/>
+                <w:lang w:val="en-US"/>
+              </w:rPr>
+            </w:pPr>
+            <w:r>
+              <w:rPr>
+                <w:rFonts w:ascii="Arial" w:hAnsi="Arial" w:cs="Arial"/>
+                <w:lang w:val="en-US"/>
+              </w:rPr>
+              <w:t>Figure 2: Product used during test</w:t>
+            </w:r>
+          </w:p>
+          <w:p>
+            <w:pPr>
+              <w:spacing w:line="360" w:lineRule="atLeast"/>
+              <w:jc w:val="center"/>
+              <w:rPr>
+                <w:rFonts w:ascii="Arial" w:hAnsi="Arial" w:cs="Arial"/>
+                <w:lang w:val="en-US"/>
+              </w:rPr>
+            </w:pPr>
+            <w:r>
+              <w:rPr>
+                <w:rFonts w:ascii="Arial" w:hAnsi="Arial" w:cs="Arial"/>
+                <w:lang w:val="en-US"/>
+              </w:rPr>
+              <w:t>Notes: Expiry date clearly visible in the bottom right corner</w:t>
+            </w:r>
+          </w:p>
+          <w:p>
+            <w:pPr>
+              <w:spacing w:line="360" w:lineRule="atLeast"/>
+              <w:rPr>
+                <w:rFonts w:ascii="Arial" w:hAnsi="Arial" w:cs="Arial"/>
+                <w:lang w:val="en-US"/>
+              </w:rPr>
+            </w:pPr>
+          </w:p>
+          <w:p>
+            <w:pPr>
+              <w:spacing w:line="360" w:lineRule="atLeast"/>
+              <w:rPr>
+                <w:rFonts w:ascii="Arial" w:hAnsi="Arial" w:cs="Arial"/>
+                <w:lang w:val="en-US"/>
+              </w:rPr>
+            </w:pPr>
+          </w:p>
+          <w:p>
+            <w:pPr>
+              <w:spacing w:line="360" w:lineRule="atLeast"/>
+              <w:rPr>
+                <w:rFonts w:ascii="Arial" w:hAnsi="Arial" w:cs="Arial"/>
+                <w:lang w:val="en-US"/>
+              </w:rPr>
+            </w:pPr>
+          </w:p>
+          <w:p>
+            <w:pPr>
+              <w:spacing w:line="360" w:lineRule="atLeast"/>
+              <w:rPr>
+                <w:rFonts w:ascii="Arial" w:hAnsi="Arial" w:cs="Arial"/>
+                <w:lang w:val="en-US"/>
+              </w:rPr>
+            </w:pPr>
+          </w:p>
+          <w:p>
+            <w:pPr>
+              <w:spacing w:line="360" w:lineRule="atLeast"/>
+              <w:rPr>
+                <w:rFonts w:ascii="Arial" w:hAnsi="Arial" w:cs="Arial"/>
+                <w:lang w:val="en-US"/>
+              </w:rPr>
+            </w:pPr>
+          </w:p>
+          <w:p>
+            <w:pPr>
+              <w:spacing w:line="360" w:lineRule="atLeast"/>
+              <w:rPr>
+                <w:rFonts w:ascii="Arial" w:hAnsi="Arial" w:cs="Arial"/>
+                <w:lang w:val="en-US"/>
+              </w:rPr>
+            </w:pPr>
+          </w:p>
+          <w:p>
+            <w:pPr>
+              <w:spacing w:line="360" w:lineRule="atLeast"/>
+              <w:rPr>
+                <w:rFonts w:ascii="Arial" w:hAnsi="Arial" w:cs="Arial"/>
+                <w:lang w:val="en-US"/>
+              </w:rPr>
+            </w:pPr>
+          </w:p>
+          <w:p>
+            <w:pPr>
+              <w:spacing w:line="360" w:lineRule="atLeast"/>
+              <w:rPr>
+                <w:rFonts w:ascii="Arial" w:hAnsi="Arial" w:cs="Arial"/>
+                <w:lang w:val="en-US"/>
+              </w:rPr>
+            </w:pPr>
+          </w:p>
+          <w:p>
+            <w:pPr>
+              <w:spacing w:line="360" w:lineRule="atLeast"/>
+              <w:rPr>
+                <w:rFonts w:ascii="Arial" w:hAnsi="Arial" w:cs="Arial"/>
+                <w:lang w:val="en-US"/>
+              </w:rPr>
+            </w:pPr>
+          </w:p>
+          <w:p>
+            <w:pPr>
+              <w:spacing w:line="360" w:lineRule="atLeast"/>
+              <w:rPr>
+                <w:rFonts w:ascii="Arial" w:hAnsi="Arial" w:cs="Arial"/>
+                <w:lang w:val="en-US"/>
+              </w:rPr>
+            </w:pPr>
+          </w:p>
+          <w:p>
+            <w:pPr>
+              <w:spacing w:line="360" w:lineRule="atLeast"/>
+              <w:rPr>
+                <w:rFonts w:ascii="Arial" w:hAnsi="Arial" w:cs="Arial"/>
+                <w:lang w:val="en-US"/>
+              </w:rPr>
+            </w:pPr>
+          </w:p>
+          <w:p>
+            <w:pPr>
+              <w:spacing w:line="360" w:lineRule="atLeast"/>
+              <w:rPr>
+                <w:rFonts w:ascii="Arial" w:hAnsi="Arial" w:cs="Arial"/>
+                <w:lang w:val="en-US"/>
+              </w:rPr>
+            </w:pPr>
+          </w:p>
+          <w:p>
+            <w:pPr>
+              <w:spacing w:line="360" w:lineRule="atLeast"/>
+              <w:rPr>
+                <w:rFonts w:ascii="Arial" w:hAnsi="Arial" w:cs="Arial"/>
+                <w:lang w:val="en-US"/>
+              </w:rPr>
+            </w:pPr>
+          </w:p>
+          <w:p>
+            <w:pPr>
+              <w:spacing w:line="360" w:lineRule="atLeast"/>
+              <w:rPr>
+                <w:rFonts w:ascii="Arial" w:hAnsi="Arial" w:cs="Arial"/>
+                <w:lang w:val="en-US"/>
+              </w:rPr>
+            </w:pPr>
+          </w:p>
+          <w:p>
+            <w:pPr>
+              <w:spacing w:line="360" w:lineRule="atLeast"/>
+              <w:rPr>
+                <w:rFonts w:ascii="Arial" w:hAnsi="Arial" w:cs="Arial"/>
+                <w:lang w:val="en-US"/>
+              </w:rPr>
+            </w:pPr>
+          </w:p>
+          <w:p>
+            <w:pPr>
+              <w:spacing w:line="360" w:lineRule="atLeast"/>
+              <w:rPr>
+                <w:rFonts w:ascii="Arial" w:hAnsi="Arial" w:cs="Arial"/>
+                <w:lang w:val="en-US"/>
+              </w:rPr>
+            </w:pPr>
+          </w:p>
+          <w:p>
+            <w:pPr>
+              <w:spacing w:line="360" w:lineRule="atLeast"/>
+              <w:rPr>
+                <w:rFonts w:ascii="Arial" w:hAnsi="Arial" w:cs="Arial"/>
+                <w:lang w:val="en-US"/>
+              </w:rPr>
+            </w:pPr>
+          </w:p>
+          <w:p>
+            <w:pPr>
+              <w:spacing w:line="360" w:lineRule="atLeast"/>
+              <w:rPr>
+                <w:rFonts w:ascii="Arial" w:hAnsi="Arial" w:cs="Arial"/>
+                <w:lang w:val="en-US"/>
+              </w:rPr>
+            </w:pPr>
+          </w:p>
+          <w:p>
+            <w:pPr>
+              <w:spacing w:line="360" w:lineRule="atLeast"/>
+              <w:rPr>
+                <w:rFonts w:ascii="Arial" w:hAnsi="Arial" w:cs="Arial"/>
+                <w:lang w:val="en-US"/>
+              </w:rPr>
+            </w:pPr>
+          </w:p>
+          <w:p>
+            <w:pPr>
+              <w:spacing w:line="360" w:lineRule="atLeast"/>
+              <w:rPr>
+                <w:rFonts w:ascii="Arial" w:hAnsi="Arial" w:cs="Arial"/>
+                <w:lang w:val="en-US"/>
+              </w:rPr>
+            </w:pPr>
+          </w:p>
+          <w:p>
+            <w:pPr>
+              <w:spacing w:line="360" w:lineRule="atLeast"/>
+              <w:rPr>
+                <w:rFonts w:ascii="Arial" w:hAnsi="Arial" w:cs="Arial"/>
+                <w:lang w:val="en-US"/>
+              </w:rPr>
+            </w:pPr>
+          </w:p>
+          <w:p>
+            <w:pPr>
+              <w:spacing w:line="360" w:lineRule="atLeast"/>
+              <w:rPr>
+                <w:rFonts w:ascii="Arial" w:hAnsi="Arial" w:cs="Arial"/>
+                <w:lang w:val="en-US"/>
+              </w:rPr>
+            </w:pPr>
+          </w:p>
+          <w:p>
+            <w:pPr>
+              <w:spacing w:line="360" w:lineRule="atLeast"/>
+              <w:rPr>
+                <w:rFonts w:ascii="Arial" w:hAnsi="Arial" w:cs="Arial"/>
+                <w:lang w:val="en-US"/>
+              </w:rPr>
+            </w:pPr>
+          </w:p>
+          <w:p>
+            <w:pPr>
+              <w:spacing w:line="360" w:lineRule="atLeast"/>
+              <w:rPr>
+                <w:rFonts w:ascii="Arial" w:hAnsi="Arial" w:cs="Arial"/>
+                <w:lang w:val="en-US"/>
+              </w:rPr>
+            </w:pPr>
+          </w:p>
+          <w:p>
+            <w:pPr>
+              <w:spacing w:line="360" w:lineRule="atLeast"/>
+              <w:rPr>
+                <w:rFonts w:ascii="Arial" w:hAnsi="Arial" w:cs="Arial"/>
+                <w:lang w:val="en-US"/>
+              </w:rPr>
+            </w:pPr>
+          </w:p>
+          <w:p>
+            <w:pPr>
+              <w:spacing w:line="360" w:lineRule="atLeast"/>
+              <w:rPr>
+                <w:rFonts w:ascii="Arial" w:hAnsi="Arial" w:cs="Arial"/>
+                <w:lang w:val="en-US"/>
+              </w:rPr>
+            </w:pPr>
+          </w:p>
+          <w:p>
+            <w:pPr>
+              <w:spacing w:line="360" w:lineRule="atLeast"/>
+              <w:rPr>
+                <w:rFonts w:ascii="Arial" w:hAnsi="Arial" w:cs="Arial"/>
+                <w:lang w:val="en-US"/>
+              </w:rPr>
+            </w:pPr>
+          </w:p>
+          <w:p>
+            <w:pPr>
+              <w:spacing w:line="360" w:lineRule="atLeast"/>
+              <w:jc w:val="center"/>
+              <w:rPr>
+                <w:rFonts w:ascii="Arial" w:hAnsi="Arial" w:cs="Arial"/>
+                <w:lang w:val="en-US"/>
+              </w:rPr>
+            </w:pPr>
+            <w:r>
+              <w:rPr>
+                <w:rFonts w:ascii="Arial" w:hAnsi="Arial" w:cs="Arial"/>
+                <w:noProof/>
+                <w:lang w:val="en-US"/>
+              </w:rPr>
+              <w:lastRenderedPageBreak/>
+              <w:drawing>
+                <wp:inline distT="0" distB="0" distL="0" distR="0" wp14:anchorId="70C377B7" wp14:editId="48FEF89F">
+                  <wp:extent cx="2332892" cy="5051359"/>
+                  <wp:effectExtent l="0" t="0" r="0" b="0"/>
+                  <wp:docPr id="1772680863" name="Picture 5"/>
+                  <wp:cNvGraphicFramePr>
+                    <a:graphicFrameLocks xmlns:a="http://schemas.openxmlformats.org/drawingml/2006/main" noChangeAspect="1"/>
+                  </wp:cNvGraphicFramePr>
+                  <a:graphic xmlns:a="http://schemas.openxmlformats.org/drawingml/2006/main">
+                    <a:graphicData uri="http://schemas.openxmlformats.org/drawingml/2006/picture">
+                      <pic:pic xmlns:pic="http://schemas.openxmlformats.org/drawingml/2006/picture">
+                        <pic:nvPicPr>
+                          <pic:cNvPr id="0" name="Picture 27"/>
+                          <pic:cNvPicPr>
+                            <a:picLocks noChangeAspect="1" noChangeArrowheads="1"/>
+                          </pic:cNvPicPr>
+                        </pic:nvPicPr>
+                        <pic:blipFill>
+                          <a:blip r:embed="rId11" cstate="print">
+                            <a:extLst>
+                              <a:ext uri="{28A0092B-C50C-407E-A947-70E740481C1C}">
+                                <a14:useLocalDpi xmlns:a14="http://schemas.microsoft.com/office/drawing/2010/main" val="0"/>
+                              </a:ext>
+                            </a:extLst>
+                          </a:blip>
+                          <a:srcRect/>
+                          <a:stretch>
+                            <a:fillRect/>
+                          </a:stretch>
+                        </pic:blipFill>
+                        <pic:spPr bwMode="auto">
+                          <a:xfrm>
+                            <a:off x="0" y="0"/>
+                            <a:ext cx="2344113" cy="5075655"/>
+                          </a:xfrm>
+                          <a:prstGeom prst="rect">
+                            <a:avLst/>
+                          </a:prstGeom>
+                          <a:noFill/>
+                          <a:ln>
+                            <a:noFill/>
+                          </a:ln>
+                        </pic:spPr>
+                      </pic:pic>
+                    </a:graphicData>
+                  </a:graphic>
+                </wp:inline>
+              </w:drawing>
+            </w:r>
+          </w:p>
+          <w:p>
+            <w:pPr>
+              <w:spacing w:line="360" w:lineRule="atLeast"/>
+              <w:jc w:val="center"/>
+              <w:rPr>
+                <w:rFonts w:ascii="Arial" w:hAnsi="Arial" w:cs="Arial"/>
+                <w:lang w:val="en-US"/>
+              </w:rPr>
+            </w:pPr>
+            <w:r>
+              <w:rPr>
+                <w:rFonts w:ascii="Arial" w:hAnsi="Arial" w:cs="Arial"/>
+                <w:lang w:val="en-US"/>
+              </w:rPr>
+              <w:t xml:space="preserve">Figure 3: </w:t>
+            </w:r>
+            <w:proofErr w:type="spellStart"/>
+            <w:r>
+              <w:rPr>
+                <w:rFonts w:ascii="Arial" w:hAnsi="Arial" w:cs="Arial"/>
+                <w:lang w:val="en-US"/>
+              </w:rPr>
+              <w:t>NoWaste</w:t>
+            </w:r>
+            <w:proofErr w:type="spellEnd"/>
+            <w:r>
+              <w:rPr>
+                <w:rFonts w:ascii="Arial" w:hAnsi="Arial" w:cs="Arial"/>
+                <w:lang w:val="en-US"/>
+              </w:rPr>
+              <w:t xml:space="preserve"> Product Adding UI</w:t>
             </w:r>
           </w:p>
           <w:p>
@@ -5771,17 +6478,117 @@
                 <w:rFonts w:ascii="Arial" w:hAnsi="Arial" w:cs="Arial"/>
                 <w:lang w:val="en-US"/>
               </w:rPr>
-              <w:t>Overall, the literature I have discussed highlights the potentital of technology to improve household food management, but challenges remain in making food tracking accessible and reliable. My evaluation of NoWaste identified a potential limitation in expiry-date recognition, while research into FridgeSense demonstrates the potential of AI-powered food tracking. My project will investigate whether computer vision can simplify food entry and expiry date recording, alongside expiration reminders, waste statistics and personalized recipe recommandations. These feature aim to help users manage food more effectively and reduce avoidable household waste. The application will be evaluated throught practival testing to access the accuracy of its computer vision features</w:t>
-            </w:r>
-          </w:p>
-          <w:p>
-            <w:pPr>
-              <w:spacing w:line="360" w:lineRule="atLeast"/>
-              <w:rPr>
-                <w:rFonts w:ascii="Arial" w:hAnsi="Arial" w:cs="Arial"/>
-                <w:lang w:val="en-US"/>
-              </w:rPr>
-            </w:pPr>
+              <w:t xml:space="preserve">Overall, the literature I have discussed highlights the </w:t>
+            </w:r>
+            <w:r>
+              <w:rPr>
+                <w:rFonts w:ascii="Arial" w:hAnsi="Arial" w:cs="Arial"/>
+                <w:lang w:val="en-US"/>
+              </w:rPr>
+              <w:t>potential</w:t>
+            </w:r>
+            <w:r>
+              <w:rPr>
+                <w:rFonts w:ascii="Arial" w:hAnsi="Arial" w:cs="Arial"/>
+                <w:lang w:val="en-US"/>
+              </w:rPr>
+              <w:t xml:space="preserve"> of technology to improve household food management, but challenges remain in making food tracking accessible and reliable. My evaluation of </w:t>
+            </w:r>
+            <w:proofErr w:type="spellStart"/>
+            <w:r>
+              <w:rPr>
+                <w:rFonts w:ascii="Arial" w:hAnsi="Arial" w:cs="Arial"/>
+                <w:lang w:val="en-US"/>
+              </w:rPr>
+              <w:t>NoWaste</w:t>
+            </w:r>
+            <w:proofErr w:type="spellEnd"/>
+            <w:r>
+              <w:rPr>
+                <w:rFonts w:ascii="Arial" w:hAnsi="Arial" w:cs="Arial"/>
+                <w:lang w:val="en-US"/>
+              </w:rPr>
+              <w:t xml:space="preserve"> identified a potential limitation in expiry-date recognition, while research into </w:t>
+            </w:r>
+            <w:proofErr w:type="spellStart"/>
+            <w:r>
+              <w:rPr>
+                <w:rFonts w:ascii="Arial" w:hAnsi="Arial" w:cs="Arial"/>
+                <w:lang w:val="en-US"/>
+              </w:rPr>
+              <w:t>FridgeSense</w:t>
+            </w:r>
+            <w:proofErr w:type="spellEnd"/>
+            <w:r>
+              <w:rPr>
+                <w:rFonts w:ascii="Arial" w:hAnsi="Arial" w:cs="Arial"/>
+                <w:lang w:val="en-US"/>
+              </w:rPr>
+              <w:t xml:space="preserve"> demonstrates the potential of AI-powered food tracking. My project will investigate whether computer vision can simplify food entry and expiry date recording, alongside expiration reminders, waste statistics</w:t>
+            </w:r>
+            <w:r>
+              <w:rPr>
+                <w:rFonts w:ascii="Arial" w:hAnsi="Arial" w:cs="Arial"/>
+                <w:lang w:val="en-US"/>
+              </w:rPr>
+              <w:t>, and personalized recipe recommendations</w:t>
+            </w:r>
+            <w:r>
+              <w:rPr>
+                <w:rFonts w:ascii="Arial" w:hAnsi="Arial" w:cs="Arial"/>
+                <w:lang w:val="en-US"/>
+              </w:rPr>
+              <w:t xml:space="preserve">. These </w:t>
+            </w:r>
+            <w:r>
+              <w:rPr>
+                <w:rFonts w:ascii="Arial" w:hAnsi="Arial" w:cs="Arial"/>
+                <w:lang w:val="en-US"/>
+              </w:rPr>
+              <w:t>features</w:t>
+            </w:r>
+            <w:r>
+              <w:rPr>
+                <w:rFonts w:ascii="Arial" w:hAnsi="Arial" w:cs="Arial"/>
+                <w:lang w:val="en-US"/>
+              </w:rPr>
+              <w:t xml:space="preserve"> aim to help users manage food more effectively and reduce avoidable household waste. The application will be evaluated </w:t>
+            </w:r>
+            <w:r>
+              <w:rPr>
+                <w:rFonts w:ascii="Arial" w:hAnsi="Arial" w:cs="Arial"/>
+                <w:lang w:val="en-US"/>
+              </w:rPr>
+              <w:t>through practical</w:t>
+            </w:r>
+            <w:r>
+              <w:rPr>
+                <w:rFonts w:ascii="Arial" w:hAnsi="Arial" w:cs="Arial"/>
+                <w:lang w:val="en-US"/>
+              </w:rPr>
+              <w:t xml:space="preserve"> testing to </w:t>
+            </w:r>
+            <w:r>
+              <w:rPr>
+                <w:rFonts w:ascii="Arial" w:hAnsi="Arial" w:cs="Arial"/>
+                <w:lang w:val="en-US"/>
+              </w:rPr>
+              <w:t>assess</w:t>
+            </w:r>
+            <w:r>
+              <w:rPr>
+                <w:rFonts w:ascii="Arial" w:hAnsi="Arial" w:cs="Arial"/>
+                <w:lang w:val="en-US"/>
+              </w:rPr>
+              <w:t xml:space="preserve"> the accuracy of its computer vision features</w:t>
+            </w:r>
+            <w:r>
+              <w:rPr>
+                <w:rFonts w:ascii="Arial" w:hAnsi="Arial" w:cs="Arial"/>
+                <w:lang w:val="en-US"/>
+              </w:rPr>
+              <w:t>.</w:t>
+            </w:r>
           </w:p>
         </w:tc>
       </w:tr>
@@ -5789,197 +6596,19 @@
     <w:p>
       <w:pPr>
         <w:spacing w:line="360" w:lineRule="atLeast"/>
-        <w:ind w:left="720" w:hanging="720"/>
-        <w:rPr>
-          <w:rFonts w:ascii="Arial" w:hAnsi="Arial" w:cs="Arial"/>
-        </w:rPr>
-      </w:pPr>
-    </w:p>
-    <w:p>
-      <w:pPr>
-        <w:spacing w:line="360" w:lineRule="atLeast"/>
         <w:rPr>
           <w:rFonts w:ascii="Arial" w:hAnsi="Arial" w:cs="Arial"/>
           <w:b/>
           <w:bCs/>
         </w:rPr>
       </w:pPr>
-    </w:p>
-    <w:p>
-      <w:pPr>
-        <w:spacing w:line="360" w:lineRule="atLeast"/>
+      <w:r>
         <w:rPr>
           <w:rFonts w:ascii="Arial" w:hAnsi="Arial" w:cs="Arial"/>
           <w:b/>
           <w:bCs/>
         </w:rPr>
-      </w:pPr>
-    </w:p>
-    <w:p>
-      <w:pPr>
-        <w:spacing w:line="360" w:lineRule="atLeast"/>
-        <w:rPr>
-          <w:rFonts w:ascii="Arial" w:hAnsi="Arial" w:cs="Arial"/>
-          <w:b/>
-          <w:bCs/>
-        </w:rPr>
-      </w:pPr>
-    </w:p>
-    <w:p>
-      <w:pPr>
-        <w:spacing w:line="360" w:lineRule="atLeast"/>
-        <w:rPr>
-          <w:rFonts w:ascii="Arial" w:hAnsi="Arial" w:cs="Arial"/>
-          <w:b/>
-          <w:bCs/>
-        </w:rPr>
-      </w:pPr>
-    </w:p>
-    <w:p>
-      <w:pPr>
-        <w:spacing w:line="360" w:lineRule="atLeast"/>
-        <w:rPr>
-          <w:rFonts w:ascii="Arial" w:hAnsi="Arial" w:cs="Arial"/>
-          <w:b/>
-          <w:bCs/>
-        </w:rPr>
-      </w:pPr>
-    </w:p>
-    <w:p>
-      <w:pPr>
-        <w:spacing w:line="360" w:lineRule="atLeast"/>
-        <w:rPr>
-          <w:rFonts w:ascii="Arial" w:hAnsi="Arial" w:cs="Arial"/>
-          <w:b/>
-          <w:bCs/>
-        </w:rPr>
-      </w:pPr>
-    </w:p>
-    <w:p>
-      <w:pPr>
-        <w:spacing w:line="360" w:lineRule="atLeast"/>
-        <w:rPr>
-          <w:rFonts w:ascii="Arial" w:hAnsi="Arial" w:cs="Arial"/>
-          <w:b/>
-          <w:bCs/>
-        </w:rPr>
-      </w:pPr>
-    </w:p>
-    <w:p>
-      <w:pPr>
-        <w:spacing w:line="360" w:lineRule="atLeast"/>
-        <w:rPr>
-          <w:rFonts w:ascii="Arial" w:hAnsi="Arial" w:cs="Arial"/>
-          <w:b/>
-          <w:bCs/>
-        </w:rPr>
-      </w:pPr>
-    </w:p>
-    <w:p>
-      <w:pPr>
-        <w:spacing w:line="360" w:lineRule="atLeast"/>
-        <w:rPr>
-          <w:rFonts w:ascii="Arial" w:hAnsi="Arial" w:cs="Arial"/>
-          <w:b/>
-          <w:bCs/>
-        </w:rPr>
-      </w:pPr>
-    </w:p>
-    <w:p>
-      <w:pPr>
-        <w:spacing w:line="360" w:lineRule="atLeast"/>
-        <w:rPr>
-          <w:rFonts w:ascii="Arial" w:hAnsi="Arial" w:cs="Arial"/>
-          <w:b/>
-          <w:bCs/>
-        </w:rPr>
-      </w:pPr>
-    </w:p>
-    <w:p>
-      <w:pPr>
-        <w:spacing w:line="360" w:lineRule="atLeast"/>
-        <w:rPr>
-          <w:rFonts w:ascii="Arial" w:hAnsi="Arial" w:cs="Arial"/>
-          <w:b/>
-          <w:bCs/>
-        </w:rPr>
-      </w:pPr>
-    </w:p>
-    <w:p>
-      <w:pPr>
-        <w:spacing w:line="360" w:lineRule="atLeast"/>
-        <w:rPr>
-          <w:rFonts w:ascii="Arial" w:hAnsi="Arial" w:cs="Arial"/>
-          <w:b/>
-          <w:bCs/>
-        </w:rPr>
-      </w:pPr>
-    </w:p>
-    <w:p>
-      <w:pPr>
-        <w:spacing w:line="360" w:lineRule="atLeast"/>
-        <w:rPr>
-          <w:rFonts w:ascii="Arial" w:hAnsi="Arial" w:cs="Arial"/>
-          <w:b/>
-          <w:bCs/>
-        </w:rPr>
-      </w:pPr>
-    </w:p>
-    <w:p>
-      <w:pPr>
-        <w:spacing w:line="360" w:lineRule="atLeast"/>
-        <w:rPr>
-          <w:rFonts w:ascii="Arial" w:hAnsi="Arial" w:cs="Arial"/>
-          <w:b/>
-          <w:bCs/>
-        </w:rPr>
-      </w:pPr>
-    </w:p>
-    <w:p>
-      <w:pPr>
-        <w:spacing w:line="360" w:lineRule="atLeast"/>
-        <w:rPr>
-          <w:rFonts w:ascii="Arial" w:hAnsi="Arial" w:cs="Arial"/>
-          <w:b/>
-          <w:bCs/>
-        </w:rPr>
-      </w:pPr>
-    </w:p>
-    <w:p>
-      <w:pPr>
-        <w:spacing w:line="360" w:lineRule="atLeast"/>
-        <w:rPr>
-          <w:rFonts w:ascii="Arial" w:hAnsi="Arial" w:cs="Arial"/>
-          <w:b/>
-          <w:bCs/>
-        </w:rPr>
-      </w:pPr>
-    </w:p>
-    <w:p>
-      <w:pPr>
-        <w:spacing w:line="360" w:lineRule="atLeast"/>
-        <w:rPr>
-          <w:rFonts w:ascii="Arial" w:hAnsi="Arial" w:cs="Arial"/>
-          <w:b/>
-          <w:bCs/>
-        </w:rPr>
-      </w:pPr>
-    </w:p>
-    <w:p>
-      <w:pPr>
-        <w:spacing w:line="360" w:lineRule="atLeast"/>
-        <w:rPr>
-          <w:rFonts w:ascii="Arial" w:hAnsi="Arial" w:cs="Arial"/>
-          <w:b/>
-          <w:bCs/>
-        </w:rPr>
-      </w:pPr>
-      <w:r>
-        <w:rPr>
-          <w:rFonts w:ascii="Arial" w:hAnsi="Arial" w:cs="Arial"/>
-          <w:b/>
-          <w:bCs/>
-        </w:rPr>
+        <w:lastRenderedPageBreak/>
         <w:t>5.</w:t>
       </w:r>
       <w:r>
@@ -6052,147 +6681,400 @@
               <w:spacing w:line="360" w:lineRule="atLeast"/>
               <w:rPr>
                 <w:rFonts w:ascii="Arial" w:hAnsi="Arial" w:cs="Arial"/>
-                <w:i/>
-                <w:iCs/>
-              </w:rPr>
-            </w:pPr>
-            <w:r>
-              <w:rPr>
-                <w:rFonts w:ascii="Arial" w:hAnsi="Arial" w:cs="Arial"/>
-                <w:i/>
-                <w:iCs/>
-              </w:rPr>
-              <w:t>How will you deliver this project?</w:t>
-            </w:r>
-          </w:p>
-          <w:p>
-            <w:pPr>
-              <w:spacing w:line="360" w:lineRule="atLeast"/>
-              <w:rPr>
-                <w:rFonts w:ascii="Arial" w:hAnsi="Arial" w:cs="Arial"/>
-                <w:i/>
-                <w:iCs/>
-              </w:rPr>
-            </w:pPr>
-            <w:r>
-              <w:rPr>
-                <w:rFonts w:ascii="Arial" w:hAnsi="Arial" w:cs="Arial"/>
-                <w:i/>
-                <w:iCs/>
-              </w:rPr>
-              <w:t>Detailed description of your proposed research methods – are you going to compare with another approach/against current research, will you be completing an experiment or study? How will you measure the success of this project?</w:t>
-            </w:r>
-          </w:p>
-          <w:p>
-            <w:pPr>
-              <w:spacing w:line="360" w:lineRule="atLeast"/>
-              <w:rPr>
-                <w:rFonts w:ascii="Arial" w:hAnsi="Arial" w:cs="Arial"/>
-                <w:i/>
-                <w:iCs/>
-              </w:rPr>
-            </w:pPr>
-            <w:r>
-              <w:rPr>
-                <w:rFonts w:ascii="Arial" w:hAnsi="Arial" w:cs="Arial"/>
-                <w:i/>
-                <w:iCs/>
-              </w:rPr>
-              <w:t>What software development methodology will you be using?</w:t>
-            </w:r>
-          </w:p>
-          <w:p>
-            <w:pPr>
-              <w:spacing w:line="360" w:lineRule="atLeast"/>
-              <w:rPr>
-                <w:rFonts w:ascii="Arial" w:hAnsi="Arial" w:cs="Arial"/>
-                <w:i/>
-                <w:iCs/>
-              </w:rPr>
-            </w:pPr>
-            <w:r>
-              <w:rPr>
-                <w:rFonts w:ascii="Arial" w:hAnsi="Arial" w:cs="Arial"/>
-                <w:i/>
-                <w:iCs/>
-              </w:rPr>
-              <w:t>How will you use modern software engineering and management tools to facilitate project delivery? (Jira, GitHub, Trello, etc.)</w:t>
-            </w:r>
-          </w:p>
-          <w:p>
-            <w:pPr>
-              <w:spacing w:line="360" w:lineRule="atLeast"/>
-              <w:rPr>
-                <w:rFonts w:ascii="Arial" w:hAnsi="Arial" w:cs="Arial"/>
-                <w:i/>
-                <w:iCs/>
-              </w:rPr>
-            </w:pPr>
-            <w:r>
-              <w:rPr>
-                <w:rFonts w:ascii="Arial" w:hAnsi="Arial" w:cs="Arial"/>
-                <w:i/>
-                <w:iCs/>
-              </w:rPr>
-              <w:t>Justification for proposed methods/tools/languages/libraries, etc.</w:t>
-            </w:r>
-          </w:p>
-          <w:p>
-            <w:pPr>
-              <w:spacing w:line="360" w:lineRule="atLeast"/>
-              <w:rPr>
-                <w:rFonts w:ascii="Arial" w:hAnsi="Arial" w:cs="Arial"/>
-                <w:i/>
-                <w:iCs/>
-              </w:rPr>
-            </w:pPr>
-            <w:r>
-              <w:rPr>
-                <w:rFonts w:ascii="Arial" w:hAnsi="Arial" w:cs="Arial"/>
-                <w:i/>
-                <w:iCs/>
-              </w:rPr>
-              <w:t>Any ethical considerations that would impact you completing this project?</w:t>
-            </w:r>
-          </w:p>
-          <w:p>
-            <w:pPr>
-              <w:spacing w:line="360" w:lineRule="atLeast"/>
-              <w:rPr>
-                <w:rFonts w:ascii="Arial" w:hAnsi="Arial" w:cs="Arial"/>
-                <w:i/>
-                <w:iCs/>
-              </w:rPr>
-            </w:pPr>
-            <w:r>
-              <w:rPr>
-                <w:rFonts w:ascii="Arial" w:hAnsi="Arial" w:cs="Arial"/>
-                <w:i/>
-                <w:iCs/>
-              </w:rPr>
-              <w:t>What are the legal, ethical and environmental considerations relating to this project?</w:t>
-            </w:r>
-          </w:p>
-          <w:p>
-            <w:pPr>
-              <w:spacing w:line="360" w:lineRule="atLeast"/>
-              <w:rPr>
-                <w:rFonts w:ascii="Arial" w:hAnsi="Arial" w:cs="Arial"/>
-                <w:i/>
-                <w:iCs/>
-              </w:rPr>
-            </w:pPr>
-          </w:p>
-          <w:p>
-            <w:pPr>
-              <w:pStyle w:val="ListParagraph"/>
-              <w:spacing w:line="360" w:lineRule="atLeast"/>
-              <w:rPr>
-                <w:rFonts w:ascii="Arial" w:hAnsi="Arial" w:cs="Arial"/>
-                <w:i/>
-                <w:iCs/>
-              </w:rPr>
-            </w:pPr>
+                <w:u w:val="single"/>
+              </w:rPr>
+            </w:pPr>
+          </w:p>
+          <w:p>
+            <w:pPr>
+              <w:spacing w:line="360" w:lineRule="atLeast"/>
+              <w:rPr>
+                <w:rFonts w:ascii="Arial" w:hAnsi="Arial" w:cs="Arial"/>
+                <w:u w:val="single"/>
+              </w:rPr>
+            </w:pPr>
+            <w:r>
+              <w:rPr>
+                <w:rFonts w:ascii="Arial" w:hAnsi="Arial" w:cs="Arial"/>
+                <w:u w:val="single"/>
+              </w:rPr>
+              <w:t>Research Methods and Evaluation</w:t>
+            </w:r>
+          </w:p>
+          <w:p>
+            <w:pPr>
+              <w:spacing w:line="360" w:lineRule="atLeast"/>
+              <w:rPr>
+                <w:rFonts w:ascii="Arial" w:hAnsi="Arial" w:cs="Arial"/>
+              </w:rPr>
+            </w:pPr>
+            <w:r>
+              <w:rPr>
+                <w:rFonts w:ascii="Arial" w:hAnsi="Arial" w:cs="Arial"/>
+              </w:rPr>
+              <w:t xml:space="preserve"> My project will use an iterative software development approach, developing the application in smaller sprints and testing each feature before proceeding to the next. I will compare the application with existing food management applications, </w:t>
+            </w:r>
+            <w:r>
+              <w:rPr>
+                <w:rFonts w:ascii="Arial" w:hAnsi="Arial" w:cs="Arial"/>
+              </w:rPr>
+              <w:t xml:space="preserve">mainly </w:t>
+            </w:r>
+            <w:proofErr w:type="spellStart"/>
+            <w:r>
+              <w:rPr>
+                <w:rFonts w:ascii="Arial" w:hAnsi="Arial" w:cs="Arial"/>
+              </w:rPr>
+              <w:t>NoWaste</w:t>
+            </w:r>
+            <w:proofErr w:type="spellEnd"/>
+            <w:r>
+              <w:rPr>
+                <w:rFonts w:ascii="Arial" w:hAnsi="Arial" w:cs="Arial"/>
+              </w:rPr>
+              <w:t xml:space="preserve">, to identify opportunities for improvement. I will use practical testing to determine whether the application meets its objectives, rather than conducting a formal user study. </w:t>
+            </w:r>
+          </w:p>
+          <w:p>
+            <w:pPr>
+              <w:spacing w:line="360" w:lineRule="atLeast"/>
+              <w:rPr>
+                <w:rFonts w:ascii="Arial" w:hAnsi="Arial" w:cs="Arial"/>
+              </w:rPr>
+            </w:pPr>
+          </w:p>
+          <w:p>
+            <w:pPr>
+              <w:spacing w:line="360" w:lineRule="atLeast"/>
+              <w:rPr>
+                <w:rFonts w:ascii="Arial" w:hAnsi="Arial" w:cs="Arial"/>
+              </w:rPr>
+            </w:pPr>
+            <w:r>
+              <w:rPr>
+                <w:rFonts w:ascii="Arial" w:hAnsi="Arial" w:cs="Arial"/>
+              </w:rPr>
+              <w:t xml:space="preserve">The application will be evaluated through a series of functional tests. These will include testing the accuracy of the YOLOv8 architecture to determine whether it can correctly identify food labels and </w:t>
+            </w:r>
+            <w:r>
+              <w:rPr>
+                <w:rFonts w:ascii="Arial" w:hAnsi="Arial" w:cs="Arial"/>
+              </w:rPr>
+              <w:t>testing the accuracy of the OCR software to</w:t>
+            </w:r>
+            <w:r>
+              <w:rPr>
+                <w:rFonts w:ascii="Arial" w:hAnsi="Arial" w:cs="Arial"/>
+              </w:rPr>
+              <w:t xml:space="preserve"> extract expiry dates from images input to the system. Testing will also assess whether notifications trigger at the correct times and whether personalized recipes use ingredients recorded in the inventory.</w:t>
+            </w:r>
+          </w:p>
+          <w:p>
+            <w:pPr>
+              <w:spacing w:line="360" w:lineRule="atLeast"/>
+              <w:rPr>
+                <w:rFonts w:ascii="Arial" w:hAnsi="Arial" w:cs="Arial"/>
+              </w:rPr>
+            </w:pPr>
+          </w:p>
+          <w:p>
+            <w:pPr>
+              <w:spacing w:line="360" w:lineRule="atLeast"/>
+              <w:rPr>
+                <w:rFonts w:ascii="Arial" w:hAnsi="Arial" w:cs="Arial"/>
+              </w:rPr>
+            </w:pPr>
+            <w:r>
+              <w:rPr>
+                <w:rFonts w:ascii="Arial" w:hAnsi="Arial" w:cs="Arial"/>
+              </w:rPr>
+              <w:t>Recognition accuracy will be measured by comparing the application's results against the actual product labels and expiry dates. A final demonstration will be given to the lecturers to demonstrate the application’s functionality and evaluate how effectively it addresses the project's objectives</w:t>
+            </w:r>
+            <w:r>
+              <w:rPr>
+                <w:rFonts w:ascii="Arial" w:hAnsi="Arial" w:cs="Arial"/>
+              </w:rPr>
+              <w:t>.</w:t>
+            </w:r>
+          </w:p>
+          <w:p>
+            <w:pPr>
+              <w:spacing w:line="360" w:lineRule="atLeast"/>
+              <w:rPr>
+                <w:rFonts w:ascii="Arial" w:hAnsi="Arial" w:cs="Arial"/>
+              </w:rPr>
+            </w:pPr>
+          </w:p>
+          <w:p>
+            <w:pPr>
+              <w:spacing w:line="360" w:lineRule="atLeast"/>
+              <w:rPr>
+                <w:rFonts w:ascii="Arial" w:hAnsi="Arial" w:cs="Arial"/>
+                <w:u w:val="single"/>
+              </w:rPr>
+            </w:pPr>
+            <w:r>
+              <w:rPr>
+                <w:rFonts w:ascii="Arial" w:hAnsi="Arial" w:cs="Arial"/>
+                <w:u w:val="single"/>
+              </w:rPr>
+              <w:t>Software Development Methodology</w:t>
+            </w:r>
+          </w:p>
+          <w:p>
+            <w:pPr>
+              <w:spacing w:line="360" w:lineRule="atLeast"/>
+              <w:rPr>
+                <w:rFonts w:ascii="Arial" w:hAnsi="Arial" w:cs="Arial"/>
+              </w:rPr>
+            </w:pPr>
+            <w:r>
+              <w:rPr>
+                <w:rFonts w:ascii="Arial" w:hAnsi="Arial" w:cs="Arial"/>
+              </w:rPr>
+              <w:t xml:space="preserve">An Agile iterative methodology will be used to develop the application. This approach allows the system's features to be developed and tested incrementally, making it easier to identify </w:t>
+            </w:r>
+            <w:r>
+              <w:rPr>
+                <w:rFonts w:ascii="Arial" w:hAnsi="Arial" w:cs="Arial"/>
+              </w:rPr>
+              <w:t>errors</w:t>
+            </w:r>
+            <w:r>
+              <w:rPr>
+                <w:rFonts w:ascii="Arial" w:hAnsi="Arial" w:cs="Arial"/>
+              </w:rPr>
+              <w:t xml:space="preserve"> early and adapt the project as necessary. The project will be divided into stages, including research and planning, interface design, database development, computer vision integration, AI recipe integration, testing, and final evaluation. This approach suits this type of software development because computer vision and optical character recognition (OCR) may require extensive experimentation before a reliable version can be achieved.</w:t>
+            </w:r>
+          </w:p>
+          <w:p>
+            <w:pPr>
+              <w:spacing w:line="360" w:lineRule="atLeast"/>
+              <w:rPr>
+                <w:rFonts w:ascii="Arial" w:hAnsi="Arial" w:cs="Arial"/>
+              </w:rPr>
+            </w:pPr>
+          </w:p>
+          <w:p>
+            <w:pPr>
+              <w:spacing w:line="360" w:lineRule="atLeast"/>
+              <w:rPr>
+                <w:rFonts w:ascii="Arial" w:hAnsi="Arial" w:cs="Arial"/>
+              </w:rPr>
+            </w:pPr>
+          </w:p>
+          <w:p>
+            <w:pPr>
+              <w:spacing w:line="360" w:lineRule="atLeast"/>
+              <w:rPr>
+                <w:rFonts w:ascii="Arial" w:hAnsi="Arial" w:cs="Arial"/>
+                <w:u w:val="single"/>
+              </w:rPr>
+            </w:pPr>
+            <w:r>
+              <w:rPr>
+                <w:rFonts w:ascii="Arial" w:hAnsi="Arial" w:cs="Arial"/>
+                <w:u w:val="single"/>
+              </w:rPr>
+              <w:t>Software Engineering and Management Tools</w:t>
+            </w:r>
+          </w:p>
+          <w:p>
+            <w:pPr>
+              <w:spacing w:line="360" w:lineRule="atLeast"/>
+              <w:rPr>
+                <w:rFonts w:ascii="Arial" w:hAnsi="Arial" w:cs="Arial"/>
+              </w:rPr>
+            </w:pPr>
+            <w:r>
+              <w:rPr>
+                <w:rFonts w:ascii="Arial" w:hAnsi="Arial" w:cs="Arial"/>
+              </w:rPr>
+              <w:t xml:space="preserve">I will use GitHub for version control and a feature-branching strategy. This allows changes to the main branch code to be made on an isolated feature branch, with testing completed before merging into the main branch. This will reduce main-branch breaks and speed up development. Jira will organize tasks, track progress, and </w:t>
+            </w:r>
+            <w:r>
+              <w:rPr>
+                <w:rFonts w:ascii="Arial" w:hAnsi="Arial" w:cs="Arial"/>
+              </w:rPr>
+              <w:lastRenderedPageBreak/>
+              <w:t>manage deadlines. These tools will help maintain an organized development process and ensure the project remains manageable within the available timeframe.</w:t>
+            </w:r>
+          </w:p>
+          <w:p>
+            <w:pPr>
+              <w:spacing w:line="360" w:lineRule="atLeast"/>
+              <w:rPr>
+                <w:rFonts w:ascii="Arial" w:hAnsi="Arial" w:cs="Arial"/>
+              </w:rPr>
+            </w:pPr>
+          </w:p>
+          <w:p>
+            <w:pPr>
+              <w:spacing w:line="360" w:lineRule="atLeast"/>
+              <w:rPr>
+                <w:rFonts w:ascii="Arial" w:hAnsi="Arial" w:cs="Arial"/>
+                <w:u w:val="single"/>
+              </w:rPr>
+            </w:pPr>
+            <w:r>
+              <w:rPr>
+                <w:rFonts w:ascii="Arial" w:hAnsi="Arial" w:cs="Arial"/>
+                <w:u w:val="single"/>
+              </w:rPr>
+              <w:t>Justification of Technologies and Tools</w:t>
+            </w:r>
+          </w:p>
+          <w:p>
+            <w:pPr>
+              <w:spacing w:line="360" w:lineRule="atLeast"/>
+              <w:rPr>
+                <w:rFonts w:ascii="Arial" w:hAnsi="Arial" w:cs="Arial"/>
+              </w:rPr>
+            </w:pPr>
+            <w:r>
+              <w:rPr>
+                <w:rFonts w:ascii="Arial" w:hAnsi="Arial" w:cs="Arial"/>
+              </w:rPr>
+              <w:t xml:space="preserve">Computer vision will be integrated using YOLOv8, with </w:t>
+            </w:r>
+            <w:proofErr w:type="spellStart"/>
+            <w:r>
+              <w:rPr>
+                <w:rFonts w:ascii="Arial" w:hAnsi="Arial" w:cs="Arial"/>
+              </w:rPr>
+              <w:t>Roboflow</w:t>
+            </w:r>
+            <w:proofErr w:type="spellEnd"/>
+            <w:r>
+              <w:rPr>
+                <w:rFonts w:ascii="Arial" w:hAnsi="Arial" w:cs="Arial"/>
+              </w:rPr>
+              <w:t xml:space="preserve"> </w:t>
+            </w:r>
+            <w:r>
+              <w:rPr>
+                <w:rFonts w:ascii="Arial" w:hAnsi="Arial" w:cs="Arial"/>
+              </w:rPr>
+              <w:t>used to prepare datasets and train</w:t>
+            </w:r>
+            <w:r>
+              <w:rPr>
+                <w:rFonts w:ascii="Arial" w:hAnsi="Arial" w:cs="Arial"/>
+              </w:rPr>
+              <w:t xml:space="preserve"> models. OCR technology will be explored to extract the expiry dates from food </w:t>
+            </w:r>
+            <w:r>
+              <w:rPr>
+                <w:rFonts w:ascii="Arial" w:hAnsi="Arial" w:cs="Arial"/>
+              </w:rPr>
+              <w:t>packaging. A MySQL database will store food information, including product names and expiry dates. The OpenAI API will generate personalized recipes based on available ingredients. These technologies support the project's main objectives: simplifying food entry, improving food tracking, and encouraging users to use ingredients before they go to waste. The final choice of tools may change depending on their suitability, accuracy, and feasibility within the project timeframe.</w:t>
+            </w:r>
+          </w:p>
+          <w:p>
+            <w:pPr>
+              <w:spacing w:line="360" w:lineRule="atLeast"/>
+              <w:rPr>
+                <w:rFonts w:ascii="Arial" w:hAnsi="Arial" w:cs="Arial"/>
+              </w:rPr>
+            </w:pPr>
+          </w:p>
+          <w:p>
+            <w:pPr>
+              <w:spacing w:line="360" w:lineRule="atLeast"/>
+              <w:rPr>
+                <w:rFonts w:ascii="Arial" w:hAnsi="Arial" w:cs="Arial"/>
+                <w:u w:val="single"/>
+              </w:rPr>
+            </w:pPr>
+            <w:r>
+              <w:rPr>
+                <w:rFonts w:ascii="Arial" w:hAnsi="Arial" w:cs="Arial"/>
+                <w:u w:val="single"/>
+              </w:rPr>
+              <w:t>Legal and Ethical Considerations</w:t>
+            </w:r>
+          </w:p>
+          <w:p>
+            <w:pPr>
+              <w:spacing w:line="360" w:lineRule="atLeast"/>
+              <w:rPr>
+                <w:rFonts w:ascii="Arial" w:hAnsi="Arial" w:cs="Arial"/>
+              </w:rPr>
+            </w:pPr>
+            <w:r>
+              <w:rPr>
+                <w:rFonts w:ascii="Arial" w:hAnsi="Arial" w:cs="Arial"/>
+              </w:rPr>
+              <w:t xml:space="preserve">The project will be developed with data privacy and protection in mind. </w:t>
+            </w:r>
+            <w:r>
+              <w:rPr>
+                <w:rFonts w:ascii="Arial" w:hAnsi="Arial" w:cs="Arial"/>
+              </w:rPr>
+              <w:t>The project will collect only necessary personal information, store it securely, and handle it</w:t>
+            </w:r>
+            <w:r>
+              <w:rPr>
+                <w:rFonts w:ascii="Arial" w:hAnsi="Arial" w:cs="Arial"/>
+              </w:rPr>
+              <w:t xml:space="preserve"> in accordance with the General Data Protection Regulation (GDPR). API keys and other credentials will be kept out of public GitHub repositories using a git ignore file. Images and datasets used to train the computer vision model will be obtained from appropriate sources. This will ensure that their licenses permit the intended use.</w:t>
+            </w:r>
+          </w:p>
+          <w:p>
+            <w:pPr>
+              <w:spacing w:line="360" w:lineRule="atLeast"/>
+              <w:rPr>
+                <w:rFonts w:ascii="Arial" w:hAnsi="Arial" w:cs="Arial"/>
+              </w:rPr>
+            </w:pPr>
+          </w:p>
+          <w:p>
+            <w:pPr>
+              <w:spacing w:line="360" w:lineRule="atLeast"/>
+              <w:rPr>
+                <w:rFonts w:ascii="Arial" w:hAnsi="Arial" w:cs="Arial"/>
+              </w:rPr>
+            </w:pPr>
+            <w:r>
+              <w:rPr>
+                <w:rFonts w:ascii="Arial" w:hAnsi="Arial" w:cs="Arial"/>
+              </w:rPr>
+              <w:t>Food safety is another big ethical consideration. The application must distinguish between use-by dates, which relate to food safety, and best before dates, which relate primarily to food quality. Notifications and AI-generated recipes must not encourage users to use food that may be unfit for consumption.</w:t>
+            </w:r>
+          </w:p>
+          <w:p>
+            <w:pPr>
+              <w:spacing w:line="360" w:lineRule="atLeast"/>
+              <w:rPr>
+                <w:rFonts w:ascii="Arial" w:hAnsi="Arial" w:cs="Arial"/>
+              </w:rPr>
+            </w:pPr>
+          </w:p>
+          <w:p>
+            <w:pPr>
+              <w:spacing w:line="360" w:lineRule="atLeast"/>
+              <w:rPr>
+                <w:rFonts w:ascii="Arial" w:hAnsi="Arial" w:cs="Arial"/>
+              </w:rPr>
+            </w:pPr>
+            <w:r>
+              <w:rPr>
+                <w:rFonts w:ascii="Arial" w:hAnsi="Arial" w:cs="Arial"/>
+              </w:rPr>
+              <w:t>Environmental considerations include the energy and computing resources required to train the computer vision model and use external AI services. Frequent API requests and model training can increase electricity usage and contribute to carbon emissions. The project should therefore minimize unnecessary processing and A</w:t>
+            </w:r>
+            <w:r>
+              <w:rPr>
+                <w:rFonts w:ascii="Arial" w:hAnsi="Arial" w:cs="Arial"/>
+              </w:rPr>
+              <w:t>PI</w:t>
+            </w:r>
+            <w:r>
+              <w:rPr>
+                <w:rFonts w:ascii="Arial" w:hAnsi="Arial" w:cs="Arial"/>
+              </w:rPr>
+              <w:t xml:space="preserve"> calls where possible. Images should be stored efficiently and unnecessary files removed when no longer needed.</w:t>
+            </w:r>
           </w:p>
         </w:tc>
       </w:tr>
@@ -6218,7 +7100,6 @@
           <w:rFonts w:ascii="Arial" w:hAnsi="Arial" w:cs="Arial"/>
           <w:u w:val="single"/>
         </w:rPr>
-        <w:lastRenderedPageBreak/>
         <w:t>Does this project require ethical approval?</w:t>
       </w:r>
       <w:r>
@@ -6273,7 +7154,7 @@
           </w:rPr>
           <w:id w:val="989213318"/>
           <w14:checkbox>
-            <w14:checked w14:val="0"/>
+            <w14:checked w14:val="1"/>
             <w14:checkedState w14:val="2612" w14:font="MS Gothic"/>
             <w14:uncheckedState w14:val="2610" w14:font="MS Gothic"/>
           </w14:checkbox>
@@ -6283,7 +7164,7 @@
             <w:rPr>
               <w:rFonts w:ascii="MS Gothic" w:eastAsia="MS Gothic" w:hAnsi="MS Gothic" w:cs="Arial" w:hint="eastAsia"/>
             </w:rPr>
-            <w:t>☐</w:t>
+            <w:t>☒</w:t>
           </w:r>
         </w:sdtContent>
       </w:sdt>
@@ -6323,14 +7204,6 @@
     <w:p>
       <w:pPr>
         <w:spacing w:line="360" w:lineRule="atLeast"/>
-        <w:rPr>
-          <w:rFonts w:ascii="Arial" w:hAnsi="Arial" w:cs="Arial"/>
-        </w:rPr>
-      </w:pPr>
-    </w:p>
-    <w:p>
-      <w:pPr>
-        <w:spacing w:line="360" w:lineRule="atLeast"/>
         <w:ind w:left="720" w:hanging="720"/>
         <w:rPr>
           <w:rFonts w:ascii="Arial" w:hAnsi="Arial" w:cs="Arial"/>
@@ -6344,7 +7217,8 @@
           <w:b/>
           <w:bCs/>
         </w:rPr>
-        <w:t>6</w:t>
+        <w:lastRenderedPageBreak/>
+        <w:t>6.</w:t>
       </w:r>
       <w:r>
         <w:rPr>
@@ -6352,49 +7226,8 @@
           <w:b/>
           <w:bCs/>
         </w:rPr>
-        <w:t>.</w:t>
-      </w:r>
-      <w:r>
-        <w:rPr>
-          <w:rFonts w:ascii="Arial" w:hAnsi="Arial" w:cs="Arial"/>
-          <w:b/>
-          <w:bCs/>
-        </w:rPr>
         <w:tab/>
-      </w:r>
-      <w:r>
-        <w:rPr>
-          <w:rFonts w:ascii="Arial" w:hAnsi="Arial" w:cs="Arial"/>
-          <w:b/>
-          <w:bCs/>
-        </w:rPr>
-        <w:t>Project Plan / Resources</w:t>
-      </w:r>
-      <w:r>
-        <w:rPr>
-          <w:rFonts w:ascii="Arial" w:hAnsi="Arial" w:cs="Arial"/>
-          <w:b/>
-          <w:bCs/>
-        </w:rPr>
-        <w:t xml:space="preserve"> (</w:t>
-      </w:r>
-      <w:r>
-        <w:rPr>
-          <w:rFonts w:ascii="Arial" w:hAnsi="Arial" w:cs="Arial"/>
-          <w:b/>
-          <w:bCs/>
-          <w:i/>
-          <w:iCs/>
-        </w:rPr>
-        <w:t>max 400 words</w:t>
-      </w:r>
-      <w:r>
-        <w:rPr>
-          <w:rFonts w:ascii="Arial" w:hAnsi="Arial" w:cs="Arial"/>
-          <w:b/>
-          <w:bCs/>
-        </w:rPr>
-        <w:t>)</w:t>
+        <w:t>Project Plan / Resources (max 400 words)</w:t>
       </w:r>
     </w:p>
     <w:tbl>
@@ -6419,115 +7252,765 @@
               <w:spacing w:line="360" w:lineRule="atLeast"/>
               <w:rPr>
                 <w:rFonts w:ascii="Arial" w:hAnsi="Arial" w:cs="Arial"/>
-                <w:i/>
-                <w:iCs/>
-              </w:rPr>
-            </w:pPr>
-            <w:r>
-              <w:rPr>
-                <w:rFonts w:ascii="Arial" w:hAnsi="Arial" w:cs="Arial"/>
-                <w:i/>
-                <w:iCs/>
-              </w:rPr>
-              <w:t>Timeline of key milestones and deliverables</w:t>
-            </w:r>
-            <w:r>
-              <w:rPr>
-                <w:rFonts w:ascii="Arial" w:hAnsi="Arial" w:cs="Arial"/>
-                <w:i/>
-                <w:iCs/>
-              </w:rPr>
-              <w:t>.</w:t>
-            </w:r>
-          </w:p>
-          <w:p>
-            <w:pPr>
-              <w:spacing w:line="360" w:lineRule="atLeast"/>
-              <w:rPr>
-                <w:rFonts w:ascii="Arial" w:hAnsi="Arial" w:cs="Arial"/>
-                <w:i/>
-                <w:iCs/>
-              </w:rPr>
-            </w:pPr>
-            <w:r>
-              <w:rPr>
-                <w:rFonts w:ascii="Arial" w:hAnsi="Arial" w:cs="Arial"/>
-                <w:i/>
-                <w:iCs/>
-              </w:rPr>
-              <w:t>Resource requirements (e.g., software, hardware, datasets)</w:t>
-            </w:r>
-            <w:r>
-              <w:rPr>
-                <w:rFonts w:ascii="Arial" w:hAnsi="Arial" w:cs="Arial"/>
-                <w:i/>
-                <w:iCs/>
-              </w:rPr>
-              <w:t>.</w:t>
-            </w:r>
-          </w:p>
-          <w:p>
-            <w:pPr>
-              <w:spacing w:line="360" w:lineRule="atLeast"/>
-              <w:rPr>
-                <w:rFonts w:ascii="Arial" w:hAnsi="Arial" w:cs="Arial"/>
-              </w:rPr>
-            </w:pPr>
-            <w:r>
-              <w:rPr>
-                <w:rFonts w:ascii="Arial" w:hAnsi="Arial" w:cs="Arial"/>
-                <w:i/>
-                <w:iCs/>
-              </w:rPr>
-              <w:t xml:space="preserve">If you are planning to borrow hardware </w:t>
-            </w:r>
-            <w:r>
-              <w:rPr>
-                <w:rFonts w:ascii="Arial" w:hAnsi="Arial" w:cs="Arial"/>
-                <w:i/>
-                <w:iCs/>
-              </w:rPr>
-              <w:t xml:space="preserve">from the department, </w:t>
-            </w:r>
-            <w:r>
-              <w:rPr>
-                <w:rFonts w:ascii="Arial" w:hAnsi="Arial" w:cs="Arial"/>
-                <w:i/>
-                <w:iCs/>
-              </w:rPr>
-              <w:t xml:space="preserve">make it clear in this section </w:t>
-            </w:r>
-            <w:r>
-              <w:rPr>
-                <w:rFonts w:ascii="Arial" w:hAnsi="Arial" w:cs="Arial"/>
-                <w:i/>
-                <w:iCs/>
-              </w:rPr>
-              <w:t>what you require. Also, outline a</w:t>
-            </w:r>
-            <w:r>
-              <w:rPr>
-                <w:rFonts w:ascii="Arial" w:hAnsi="Arial" w:cs="Arial"/>
-                <w:i/>
-                <w:iCs/>
-              </w:rPr>
-              <w:t>n alternative plan if you can</w:t>
-            </w:r>
-            <w:r>
-              <w:rPr>
-                <w:rFonts w:ascii="Arial" w:hAnsi="Arial" w:cs="Arial"/>
-                <w:i/>
-                <w:iCs/>
-              </w:rPr>
-              <w:t xml:space="preserve">not access </w:t>
-            </w:r>
-            <w:r>
-              <w:rPr>
-                <w:rFonts w:ascii="Arial" w:hAnsi="Arial" w:cs="Arial"/>
-                <w:i/>
-                <w:iCs/>
-              </w:rPr>
-              <w:t>this hardware.</w:t>
+                <w:b/>
+                <w:bCs/>
+                <w:u w:val="single"/>
+              </w:rPr>
+            </w:pPr>
+            <w:r>
+              <w:rPr>
+                <w:rFonts w:ascii="Arial" w:hAnsi="Arial" w:cs="Arial"/>
+                <w:b/>
+                <w:bCs/>
+                <w:u w:val="single"/>
+              </w:rPr>
+              <w:t>Timeline of Key Milestones and Deliverables</w:t>
+            </w:r>
+            <w:r>
+              <w:rPr>
+                <w:rFonts w:ascii="Arial" w:hAnsi="Arial" w:cs="Arial"/>
+                <w:b/>
+                <w:bCs/>
+                <w:u w:val="single"/>
+              </w:rPr>
+              <w:t xml:space="preserve"> </w:t>
+            </w:r>
+          </w:p>
+          <w:p>
+            <w:pPr>
+              <w:spacing w:line="360" w:lineRule="atLeast"/>
+              <w:rPr>
+                <w:rFonts w:ascii="Arial" w:hAnsi="Arial" w:cs="Arial"/>
+                <w:b/>
+                <w:bCs/>
+                <w:u w:val="single"/>
+              </w:rPr>
+            </w:pPr>
+          </w:p>
+          <w:p>
+            <w:pPr>
+              <w:spacing w:line="360" w:lineRule="atLeast"/>
+              <w:rPr>
+                <w:rFonts w:ascii="Arial" w:hAnsi="Arial" w:cs="Arial"/>
+              </w:rPr>
+            </w:pPr>
+            <w:r>
+              <w:rPr>
+                <w:rFonts w:ascii="Arial" w:hAnsi="Arial" w:cs="Arial"/>
+              </w:rPr>
+              <w:t xml:space="preserve">The project will be completed in stages/sprints to ensure </w:t>
+            </w:r>
+            <w:r>
+              <w:rPr>
+                <w:rFonts w:ascii="Arial" w:hAnsi="Arial" w:cs="Arial"/>
+              </w:rPr>
+              <w:t>sufficient time for development, testing,</w:t>
+            </w:r>
+            <w:r>
+              <w:rPr>
+                <w:rFonts w:ascii="Arial" w:hAnsi="Arial" w:cs="Arial"/>
+              </w:rPr>
+              <w:t xml:space="preserve"> and evaluation.</w:t>
+            </w:r>
+          </w:p>
+          <w:p>
+            <w:pPr>
+              <w:spacing w:line="360" w:lineRule="atLeast"/>
+              <w:rPr>
+                <w:rFonts w:ascii="Arial" w:hAnsi="Arial" w:cs="Arial"/>
+              </w:rPr>
+            </w:pPr>
+          </w:p>
+          <w:p>
+            <w:pPr>
+              <w:spacing w:line="360" w:lineRule="atLeast"/>
+              <w:rPr>
+                <w:rFonts w:ascii="Arial" w:hAnsi="Arial" w:cs="Arial"/>
+              </w:rPr>
+            </w:pPr>
+            <w:r>
+              <w:rPr>
+                <w:rFonts w:ascii="Arial" w:hAnsi="Arial" w:cs="Arial"/>
+              </w:rPr>
+              <w:t>The estimated project duration is 16 weeks, with extra time allocated to tasks likely to be difficult. Figure 4 shows a Gantt Chart of the Project, broken into summary tasks and the tasks to be undertaken during that timeframe.</w:t>
+            </w:r>
+          </w:p>
+          <w:p>
+            <w:pPr>
+              <w:spacing w:line="360" w:lineRule="atLeast"/>
+              <w:rPr>
+                <w:rFonts w:ascii="Arial" w:hAnsi="Arial" w:cs="Arial"/>
+              </w:rPr>
+            </w:pPr>
+          </w:p>
+          <w:p>
+            <w:pPr>
+              <w:spacing w:line="360" w:lineRule="atLeast"/>
+              <w:rPr>
+                <w:rFonts w:ascii="Arial" w:hAnsi="Arial" w:cs="Arial"/>
+              </w:rPr>
+            </w:pPr>
+            <w:r>
+              <w:rPr>
+                <w:rFonts w:ascii="Arial" w:hAnsi="Arial" w:cs="Arial"/>
+              </w:rPr>
+              <w:t>I’ve allocated two weeks to each sprint of the project's development, aside from Computer Vision Development, Integration, and Testing. These tasks will require extra time to account for unexpected challenges.</w:t>
+            </w:r>
+            <w:r>
+              <w:rPr>
+                <w:rFonts w:ascii="Arial" w:hAnsi="Arial" w:cs="Arial"/>
+              </w:rPr>
+              <w:t xml:space="preserve"> The Gantt chart estimates durations and may change during development; some milestones may be completed sooner than expected, allowing more time for refinement and testing.</w:t>
+            </w:r>
+          </w:p>
+          <w:p>
+            <w:pPr>
+              <w:spacing w:line="360" w:lineRule="atLeast"/>
+              <w:rPr>
+                <w:rFonts w:ascii="Arial" w:hAnsi="Arial" w:cs="Arial"/>
+              </w:rPr>
+            </w:pPr>
+          </w:p>
+          <w:p>
+            <w:pPr>
+              <w:spacing w:line="360" w:lineRule="atLeast"/>
+              <w:rPr>
+                <w:rFonts w:ascii="Arial" w:hAnsi="Arial" w:cs="Arial"/>
+                <w:b/>
+                <w:bCs/>
+                <w:u w:val="single"/>
+              </w:rPr>
+            </w:pPr>
+            <w:r>
+              <w:rPr>
+                <w:rFonts w:ascii="Arial" w:hAnsi="Arial" w:cs="Arial"/>
+                <w:b/>
+                <w:bCs/>
+                <w:u w:val="single"/>
+              </w:rPr>
+              <w:t>Estimated Project Milestones</w:t>
+            </w:r>
+            <w:r>
+              <w:rPr>
+                <w:rFonts w:ascii="Arial" w:hAnsi="Arial" w:cs="Arial"/>
+                <w:b/>
+                <w:bCs/>
+                <w:u w:val="single"/>
+              </w:rPr>
+              <w:br/>
+            </w:r>
+          </w:p>
+          <w:tbl>
+            <w:tblPr>
+              <w:tblStyle w:val="TableGrid"/>
+              <w:tblW w:w="0" w:type="auto"/>
+              <w:tblLook w:val="04A0" w:firstRow="1" w:lastRow="0" w:firstColumn="1" w:lastColumn="0" w:noHBand="0" w:noVBand="1"/>
+            </w:tblPr>
+            <w:tblGrid>
+              <w:gridCol w:w="4575"/>
+              <w:gridCol w:w="4576"/>
+            </w:tblGrid>
+            <w:tr>
+              <w:tc>
+                <w:tcPr>
+                  <w:tcW w:w="4575" w:type="dxa"/>
+                </w:tcPr>
+                <w:p>
+                  <w:pPr>
+                    <w:spacing w:line="360" w:lineRule="atLeast"/>
+                    <w:rPr>
+                      <w:rFonts w:ascii="Arial" w:hAnsi="Arial" w:cs="Arial"/>
+                      <w:b/>
+                      <w:bCs/>
+                    </w:rPr>
+                  </w:pPr>
+                  <w:r>
+                    <w:rPr>
+                      <w:rFonts w:ascii="Arial" w:hAnsi="Arial" w:cs="Arial"/>
+                      <w:b/>
+                      <w:bCs/>
+                    </w:rPr>
+                    <w:t>Objective</w:t>
+                  </w:r>
+                </w:p>
+                <w:p>
+                  <w:pPr>
+                    <w:spacing w:line="360" w:lineRule="atLeast"/>
+                    <w:rPr>
+                      <w:rFonts w:ascii="Arial" w:hAnsi="Arial" w:cs="Arial"/>
+                      <w:b/>
+                      <w:bCs/>
+                    </w:rPr>
+                  </w:pPr>
+                </w:p>
+              </w:tc>
+              <w:tc>
+                <w:tcPr>
+                  <w:tcW w:w="4576" w:type="dxa"/>
+                </w:tcPr>
+                <w:p>
+                  <w:pPr>
+                    <w:spacing w:line="360" w:lineRule="atLeast"/>
+                    <w:rPr>
+                      <w:rFonts w:ascii="Arial" w:hAnsi="Arial" w:cs="Arial"/>
+                      <w:b/>
+                      <w:bCs/>
+                    </w:rPr>
+                  </w:pPr>
+                  <w:r>
+                    <w:rPr>
+                      <w:rFonts w:ascii="Arial" w:hAnsi="Arial" w:cs="Arial"/>
+                      <w:b/>
+                      <w:bCs/>
+                    </w:rPr>
+                    <w:t>Duration</w:t>
+                  </w:r>
+                </w:p>
+              </w:tc>
+            </w:tr>
+            <w:tr>
+              <w:tc>
+                <w:tcPr>
+                  <w:tcW w:w="4575" w:type="dxa"/>
+                </w:tcPr>
+                <w:p>
+                  <w:pPr>
+                    <w:spacing w:line="360" w:lineRule="atLeast"/>
+                    <w:rPr>
+                      <w:rFonts w:ascii="Arial" w:hAnsi="Arial" w:cs="Arial"/>
+                    </w:rPr>
+                  </w:pPr>
+                  <w:r>
+                    <w:rPr>
+                      <w:rFonts w:ascii="Arial" w:hAnsi="Arial" w:cs="Arial"/>
+                    </w:rPr>
+                    <w:t>Literature Review and Research</w:t>
+                  </w:r>
+                </w:p>
+                <w:p>
+                  <w:pPr>
+                    <w:spacing w:line="360" w:lineRule="atLeast"/>
+                    <w:rPr>
+                      <w:rFonts w:ascii="Arial" w:hAnsi="Arial" w:cs="Arial"/>
+                    </w:rPr>
+                  </w:pPr>
+                </w:p>
+              </w:tc>
+              <w:tc>
+                <w:tcPr>
+                  <w:tcW w:w="4576" w:type="dxa"/>
+                </w:tcPr>
+                <w:p>
+                  <w:pPr>
+                    <w:spacing w:line="360" w:lineRule="atLeast"/>
+                    <w:rPr>
+                      <w:rFonts w:ascii="Arial" w:hAnsi="Arial" w:cs="Arial"/>
+                    </w:rPr>
+                  </w:pPr>
+                  <w:r>
+                    <w:rPr>
+                      <w:rFonts w:ascii="Arial" w:hAnsi="Arial" w:cs="Arial"/>
+                    </w:rPr>
+                    <w:t>2 weeks</w:t>
+                  </w:r>
+                </w:p>
+              </w:tc>
+            </w:tr>
+            <w:tr>
+              <w:tc>
+                <w:tcPr>
+                  <w:tcW w:w="4575" w:type="dxa"/>
+                </w:tcPr>
+                <w:p>
+                  <w:pPr>
+                    <w:spacing w:line="360" w:lineRule="atLeast"/>
+                    <w:rPr>
+                      <w:rFonts w:ascii="Arial" w:hAnsi="Arial" w:cs="Arial"/>
+                    </w:rPr>
+                  </w:pPr>
+                  <w:r>
+                    <w:rPr>
+                      <w:rFonts w:ascii="Arial" w:hAnsi="Arial" w:cs="Arial"/>
+                    </w:rPr>
+                    <w:t>System Design</w:t>
+                  </w:r>
+                </w:p>
+                <w:p>
+                  <w:pPr>
+                    <w:spacing w:line="360" w:lineRule="atLeast"/>
+                    <w:rPr>
+                      <w:rFonts w:ascii="Arial" w:hAnsi="Arial" w:cs="Arial"/>
+                    </w:rPr>
+                  </w:pPr>
+                </w:p>
+              </w:tc>
+              <w:tc>
+                <w:tcPr>
+                  <w:tcW w:w="4576" w:type="dxa"/>
+                </w:tcPr>
+                <w:p>
+                  <w:pPr>
+                    <w:spacing w:line="360" w:lineRule="atLeast"/>
+                    <w:rPr>
+                      <w:rFonts w:ascii="Arial" w:hAnsi="Arial" w:cs="Arial"/>
+                    </w:rPr>
+                  </w:pPr>
+                  <w:r>
+                    <w:rPr>
+                      <w:rFonts w:ascii="Arial" w:hAnsi="Arial" w:cs="Arial"/>
+                    </w:rPr>
+                    <w:t>1 week</w:t>
+                  </w:r>
+                </w:p>
+              </w:tc>
+            </w:tr>
+            <w:tr>
+              <w:tc>
+                <w:tcPr>
+                  <w:tcW w:w="4575" w:type="dxa"/>
+                </w:tcPr>
+                <w:p>
+                  <w:pPr>
+                    <w:spacing w:line="360" w:lineRule="atLeast"/>
+                    <w:rPr>
+                      <w:rFonts w:ascii="Arial" w:hAnsi="Arial" w:cs="Arial"/>
+                    </w:rPr>
+                  </w:pPr>
+                  <w:r>
+                    <w:rPr>
+                      <w:rFonts w:ascii="Arial" w:hAnsi="Arial" w:cs="Arial"/>
+                    </w:rPr>
+                    <w:t>Core Application Development</w:t>
+                  </w:r>
+                </w:p>
+                <w:p>
+                  <w:pPr>
+                    <w:spacing w:line="360" w:lineRule="atLeast"/>
+                    <w:rPr>
+                      <w:rFonts w:ascii="Arial" w:hAnsi="Arial" w:cs="Arial"/>
+                    </w:rPr>
+                  </w:pPr>
+                </w:p>
+              </w:tc>
+              <w:tc>
+                <w:tcPr>
+                  <w:tcW w:w="4576" w:type="dxa"/>
+                </w:tcPr>
+                <w:p>
+                  <w:pPr>
+                    <w:spacing w:line="360" w:lineRule="atLeast"/>
+                    <w:rPr>
+                      <w:rFonts w:ascii="Arial" w:hAnsi="Arial" w:cs="Arial"/>
+                    </w:rPr>
+                  </w:pPr>
+                  <w:r>
+                    <w:rPr>
+                      <w:rFonts w:ascii="Arial" w:hAnsi="Arial" w:cs="Arial"/>
+                    </w:rPr>
+                    <w:t>2 weeks</w:t>
+                  </w:r>
+                </w:p>
+              </w:tc>
+            </w:tr>
+            <w:tr>
+              <w:tc>
+                <w:tcPr>
+                  <w:tcW w:w="4575" w:type="dxa"/>
+                </w:tcPr>
+                <w:p>
+                  <w:pPr>
+                    <w:spacing w:line="360" w:lineRule="atLeast"/>
+                    <w:rPr>
+                      <w:rFonts w:ascii="Arial" w:hAnsi="Arial" w:cs="Arial"/>
+                    </w:rPr>
+                  </w:pPr>
+                  <w:r>
+                    <w:rPr>
+                      <w:rFonts w:ascii="Arial" w:hAnsi="Arial" w:cs="Arial"/>
+                    </w:rPr>
+                    <w:t>Food Expiry Management</w:t>
+                  </w:r>
+                </w:p>
+                <w:p>
+                  <w:pPr>
+                    <w:spacing w:line="360" w:lineRule="atLeast"/>
+                    <w:rPr>
+                      <w:rFonts w:ascii="Arial" w:hAnsi="Arial" w:cs="Arial"/>
+                    </w:rPr>
+                  </w:pPr>
+                </w:p>
+              </w:tc>
+              <w:tc>
+                <w:tcPr>
+                  <w:tcW w:w="4576" w:type="dxa"/>
+                </w:tcPr>
+                <w:p>
+                  <w:pPr>
+                    <w:spacing w:line="360" w:lineRule="atLeast"/>
+                    <w:rPr>
+                      <w:rFonts w:ascii="Arial" w:hAnsi="Arial" w:cs="Arial"/>
+                    </w:rPr>
+                  </w:pPr>
+                  <w:r>
+                    <w:rPr>
+                      <w:rFonts w:ascii="Arial" w:hAnsi="Arial" w:cs="Arial"/>
+                    </w:rPr>
+                    <w:t>1 week</w:t>
+                  </w:r>
+                </w:p>
+              </w:tc>
+            </w:tr>
+            <w:tr>
+              <w:tc>
+                <w:tcPr>
+                  <w:tcW w:w="4575" w:type="dxa"/>
+                </w:tcPr>
+                <w:p>
+                  <w:pPr>
+                    <w:spacing w:line="360" w:lineRule="atLeast"/>
+                    <w:rPr>
+                      <w:rFonts w:ascii="Arial" w:hAnsi="Arial" w:cs="Arial"/>
+                    </w:rPr>
+                  </w:pPr>
+                  <w:r>
+                    <w:rPr>
+                      <w:rFonts w:ascii="Arial" w:hAnsi="Arial" w:cs="Arial"/>
+                    </w:rPr>
+                    <w:t>Computer Vision Development</w:t>
+                  </w:r>
+                </w:p>
+                <w:p>
+                  <w:pPr>
+                    <w:spacing w:line="360" w:lineRule="atLeast"/>
+                    <w:rPr>
+                      <w:rFonts w:ascii="Arial" w:hAnsi="Arial" w:cs="Arial"/>
+                    </w:rPr>
+                  </w:pPr>
+                </w:p>
+              </w:tc>
+              <w:tc>
+                <w:tcPr>
+                  <w:tcW w:w="4576" w:type="dxa"/>
+                </w:tcPr>
+                <w:p>
+                  <w:pPr>
+                    <w:spacing w:line="360" w:lineRule="atLeast"/>
+                    <w:rPr>
+                      <w:rFonts w:ascii="Arial" w:hAnsi="Arial" w:cs="Arial"/>
+                    </w:rPr>
+                  </w:pPr>
+                  <w:r>
+                    <w:rPr>
+                      <w:rFonts w:ascii="Arial" w:hAnsi="Arial" w:cs="Arial"/>
+                    </w:rPr>
+                    <w:t>3 weeks</w:t>
+                  </w:r>
+                </w:p>
+              </w:tc>
+            </w:tr>
+            <w:tr>
+              <w:tc>
+                <w:tcPr>
+                  <w:tcW w:w="4575" w:type="dxa"/>
+                </w:tcPr>
+                <w:p>
+                  <w:pPr>
+                    <w:spacing w:line="360" w:lineRule="atLeast"/>
+                    <w:rPr>
+                      <w:rFonts w:ascii="Arial" w:hAnsi="Arial" w:cs="Arial"/>
+                    </w:rPr>
+                  </w:pPr>
+                  <w:r>
+                    <w:rPr>
+                      <w:rFonts w:ascii="Arial" w:hAnsi="Arial" w:cs="Arial"/>
+                    </w:rPr>
+                    <w:t>OCR Development</w:t>
+                  </w:r>
+                </w:p>
+                <w:p>
+                  <w:pPr>
+                    <w:spacing w:line="360" w:lineRule="atLeast"/>
+                    <w:rPr>
+                      <w:rFonts w:ascii="Arial" w:hAnsi="Arial" w:cs="Arial"/>
+                    </w:rPr>
+                  </w:pPr>
+                </w:p>
+              </w:tc>
+              <w:tc>
+                <w:tcPr>
+                  <w:tcW w:w="4576" w:type="dxa"/>
+                </w:tcPr>
+                <w:p>
+                  <w:pPr>
+                    <w:spacing w:line="360" w:lineRule="atLeast"/>
+                    <w:rPr>
+                      <w:rFonts w:ascii="Arial" w:hAnsi="Arial" w:cs="Arial"/>
+                    </w:rPr>
+                  </w:pPr>
+                  <w:r>
+                    <w:rPr>
+                      <w:rFonts w:ascii="Arial" w:hAnsi="Arial" w:cs="Arial"/>
+                    </w:rPr>
+                    <w:t>2 weeks</w:t>
+                  </w:r>
+                </w:p>
+              </w:tc>
+            </w:tr>
+            <w:tr>
+              <w:tc>
+                <w:tcPr>
+                  <w:tcW w:w="4575" w:type="dxa"/>
+                </w:tcPr>
+                <w:p>
+                  <w:pPr>
+                    <w:spacing w:line="360" w:lineRule="atLeast"/>
+                    <w:rPr>
+                      <w:rFonts w:ascii="Arial" w:hAnsi="Arial" w:cs="Arial"/>
+                    </w:rPr>
+                  </w:pPr>
+                  <w:r>
+                    <w:rPr>
+                      <w:rFonts w:ascii="Arial" w:hAnsi="Arial" w:cs="Arial"/>
+                    </w:rPr>
+                    <w:t>AI Recipe Integration</w:t>
+                  </w:r>
+                </w:p>
+                <w:p>
+                  <w:pPr>
+                    <w:spacing w:line="360" w:lineRule="atLeast"/>
+                    <w:rPr>
+                      <w:rFonts w:ascii="Arial" w:hAnsi="Arial" w:cs="Arial"/>
+                    </w:rPr>
+                  </w:pPr>
+                </w:p>
+              </w:tc>
+              <w:tc>
+                <w:tcPr>
+                  <w:tcW w:w="4576" w:type="dxa"/>
+                </w:tcPr>
+                <w:p>
+                  <w:pPr>
+                    <w:spacing w:line="360" w:lineRule="atLeast"/>
+                    <w:rPr>
+                      <w:rFonts w:ascii="Arial" w:hAnsi="Arial" w:cs="Arial"/>
+                    </w:rPr>
+                  </w:pPr>
+                  <w:r>
+                    <w:rPr>
+                      <w:rFonts w:ascii="Arial" w:hAnsi="Arial" w:cs="Arial"/>
+                    </w:rPr>
+                    <w:t>1 week</w:t>
+                  </w:r>
+                </w:p>
+              </w:tc>
+            </w:tr>
+            <w:tr>
+              <w:tc>
+                <w:tcPr>
+                  <w:tcW w:w="4575" w:type="dxa"/>
+                </w:tcPr>
+                <w:p>
+                  <w:pPr>
+                    <w:spacing w:line="360" w:lineRule="atLeast"/>
+                    <w:rPr>
+                      <w:rFonts w:ascii="Arial" w:hAnsi="Arial" w:cs="Arial"/>
+                    </w:rPr>
+                  </w:pPr>
+                  <w:r>
+                    <w:rPr>
+                      <w:rFonts w:ascii="Arial" w:hAnsi="Arial" w:cs="Arial"/>
+                    </w:rPr>
+                    <w:t>Integration and Testing</w:t>
+                  </w:r>
+                </w:p>
+                <w:p>
+                  <w:pPr>
+                    <w:spacing w:line="360" w:lineRule="atLeast"/>
+                    <w:rPr>
+                      <w:rFonts w:ascii="Arial" w:hAnsi="Arial" w:cs="Arial"/>
+                    </w:rPr>
+                  </w:pPr>
+                </w:p>
+              </w:tc>
+              <w:tc>
+                <w:tcPr>
+                  <w:tcW w:w="4576" w:type="dxa"/>
+                </w:tcPr>
+                <w:p>
+                  <w:pPr>
+                    <w:spacing w:line="360" w:lineRule="atLeast"/>
+                    <w:rPr>
+                      <w:rFonts w:ascii="Arial" w:hAnsi="Arial" w:cs="Arial"/>
+                    </w:rPr>
+                  </w:pPr>
+                  <w:r>
+                    <w:rPr>
+                      <w:rFonts w:ascii="Arial" w:hAnsi="Arial" w:cs="Arial"/>
+                    </w:rPr>
+                    <w:t>2-3 weeks</w:t>
+                  </w:r>
+                </w:p>
+              </w:tc>
+            </w:tr>
+            <w:tr>
+              <w:tc>
+                <w:tcPr>
+                  <w:tcW w:w="4575" w:type="dxa"/>
+                </w:tcPr>
+                <w:p>
+                  <w:pPr>
+                    <w:spacing w:line="360" w:lineRule="atLeast"/>
+                    <w:rPr>
+                      <w:rFonts w:ascii="Arial" w:hAnsi="Arial" w:cs="Arial"/>
+                    </w:rPr>
+                  </w:pPr>
+                  <w:r>
+                    <w:rPr>
+                      <w:rFonts w:ascii="Arial" w:hAnsi="Arial" w:cs="Arial"/>
+                    </w:rPr>
+                    <w:t>Final Evaluation and Documentation</w:t>
+                  </w:r>
+                </w:p>
+                <w:p>
+                  <w:pPr>
+                    <w:spacing w:line="360" w:lineRule="atLeast"/>
+                    <w:rPr>
+                      <w:rFonts w:ascii="Arial" w:hAnsi="Arial" w:cs="Arial"/>
+                    </w:rPr>
+                  </w:pPr>
+                </w:p>
+              </w:tc>
+              <w:tc>
+                <w:tcPr>
+                  <w:tcW w:w="4576" w:type="dxa"/>
+                </w:tcPr>
+                <w:p>
+                  <w:pPr>
+                    <w:spacing w:line="360" w:lineRule="atLeast"/>
+                    <w:rPr>
+                      <w:rFonts w:ascii="Arial" w:hAnsi="Arial" w:cs="Arial"/>
+                    </w:rPr>
+                  </w:pPr>
+                  <w:r>
+                    <w:rPr>
+                      <w:rFonts w:ascii="Arial" w:hAnsi="Arial" w:cs="Arial"/>
+                    </w:rPr>
+                    <w:t>2 weeks</w:t>
+                  </w:r>
+                </w:p>
+              </w:tc>
+            </w:tr>
+          </w:tbl>
+          <w:p>
+            <w:pPr>
+              <w:spacing w:line="360" w:lineRule="atLeast"/>
+              <w:rPr>
+                <w:rFonts w:ascii="Arial" w:hAnsi="Arial" w:cs="Arial"/>
+              </w:rPr>
+            </w:pPr>
+            <w:r>
+              <w:rPr>
+                <w:rFonts w:ascii="Arial" w:hAnsi="Arial" w:cs="Arial"/>
+              </w:rPr>
+              <w:lastRenderedPageBreak/>
+              <w:drawing>
+                <wp:inline distT="0" distB="0" distL="0" distR="0" wp14:anchorId="78D33D95" wp14:editId="5AEE67D3">
+                  <wp:extent cx="5781675" cy="4579620"/>
+                  <wp:effectExtent l="0" t="0" r="9525" b="0"/>
+                  <wp:docPr id="963608598" name="Picture 1"/>
+                  <wp:cNvGraphicFramePr>
+                    <a:graphicFrameLocks xmlns:a="http://schemas.openxmlformats.org/drawingml/2006/main" noChangeAspect="1"/>
+                  </wp:cNvGraphicFramePr>
+                  <a:graphic xmlns:a="http://schemas.openxmlformats.org/drawingml/2006/main">
+                    <a:graphicData uri="http://schemas.openxmlformats.org/drawingml/2006/picture">
+                      <pic:pic xmlns:pic="http://schemas.openxmlformats.org/drawingml/2006/picture">
+                        <pic:nvPicPr>
+                          <pic:cNvPr id="963608598" name=""/>
+                          <pic:cNvPicPr/>
+                        </pic:nvPicPr>
+                        <pic:blipFill>
+                          <a:blip r:embed="rId12"/>
+                          <a:stretch>
+                            <a:fillRect/>
+                          </a:stretch>
+                        </pic:blipFill>
+                        <pic:spPr>
+                          <a:xfrm>
+                            <a:off x="0" y="0"/>
+                            <a:ext cx="5781675" cy="4579620"/>
+                          </a:xfrm>
+                          <a:prstGeom prst="rect">
+                            <a:avLst/>
+                          </a:prstGeom>
+                        </pic:spPr>
+                      </pic:pic>
+                    </a:graphicData>
+                  </a:graphic>
+                </wp:inline>
+              </w:drawing>
+            </w:r>
+          </w:p>
+          <w:p>
+            <w:pPr>
+              <w:spacing w:line="360" w:lineRule="atLeast"/>
+              <w:rPr>
+                <w:rFonts w:ascii="Arial" w:hAnsi="Arial" w:cs="Arial"/>
+              </w:rPr>
+            </w:pPr>
+            <w:r>
+              <w:rPr>
+                <w:rFonts w:ascii="Arial" w:hAnsi="Arial" w:cs="Arial"/>
+              </w:rPr>
+              <w:drawing>
+                <wp:inline distT="0" distB="0" distL="0" distR="0" wp14:anchorId="2ECA2B22" wp14:editId="1CE576D1">
+                  <wp:extent cx="5781675" cy="3935730"/>
+                  <wp:effectExtent l="0" t="0" r="9525" b="7620"/>
+                  <wp:docPr id="309973520" name="Picture 1"/>
+                  <wp:cNvGraphicFramePr>
+                    <a:graphicFrameLocks xmlns:a="http://schemas.openxmlformats.org/drawingml/2006/main" noChangeAspect="1"/>
+                  </wp:cNvGraphicFramePr>
+                  <a:graphic xmlns:a="http://schemas.openxmlformats.org/drawingml/2006/main">
+                    <a:graphicData uri="http://schemas.openxmlformats.org/drawingml/2006/picture">
+                      <pic:pic xmlns:pic="http://schemas.openxmlformats.org/drawingml/2006/picture">
+                        <pic:nvPicPr>
+                          <pic:cNvPr id="309973520" name=""/>
+                          <pic:cNvPicPr/>
+                        </pic:nvPicPr>
+                        <pic:blipFill>
+                          <a:blip r:embed="rId13"/>
+                          <a:stretch>
+                            <a:fillRect/>
+                          </a:stretch>
+                        </pic:blipFill>
+                        <pic:spPr>
+                          <a:xfrm>
+                            <a:off x="0" y="0"/>
+                            <a:ext cx="5781675" cy="3935730"/>
+                          </a:xfrm>
+                          <a:prstGeom prst="rect">
+                            <a:avLst/>
+                          </a:prstGeom>
+                        </pic:spPr>
+                      </pic:pic>
+                    </a:graphicData>
+                  </a:graphic>
+                </wp:inline>
+              </w:drawing>
+            </w:r>
+          </w:p>
+          <w:p>
+            <w:pPr>
+              <w:spacing w:line="360" w:lineRule="atLeast"/>
+              <w:jc w:val="center"/>
+              <w:rPr>
+                <w:rFonts w:ascii="Arial" w:hAnsi="Arial" w:cs="Arial"/>
+              </w:rPr>
+            </w:pPr>
+            <w:r>
+              <w:rPr>
+                <w:rFonts w:ascii="Arial" w:hAnsi="Arial" w:cs="Arial"/>
+              </w:rPr>
+              <w:t>Figure 4: Gantt Chart showing project tasks and milestones</w:t>
             </w:r>
           </w:p>
         </w:tc>
@@ -6538,24 +8021,29 @@
         <w:spacing w:line="360" w:lineRule="atLeast"/>
         <w:rPr>
           <w:rFonts w:ascii="Arial" w:hAnsi="Arial" w:cs="Arial"/>
+        </w:rPr>
+      </w:pPr>
+      <w:r>
+        <w:rPr>
+          <w:rFonts w:ascii="Arial" w:hAnsi="Arial" w:cs="Arial"/>
           <w:u w:val="single"/>
         </w:rPr>
-      </w:pPr>
-    </w:p>
-    <w:p>
-      <w:pPr>
-        <w:spacing w:line="360" w:lineRule="atLeast"/>
-        <w:rPr>
-          <w:rFonts w:ascii="Arial" w:hAnsi="Arial" w:cs="Arial"/>
-        </w:rPr>
-      </w:pPr>
+        <w:lastRenderedPageBreak/>
+        <w:t xml:space="preserve">Are you requesting a </w:t>
+      </w:r>
       <w:r>
         <w:rPr>
           <w:rFonts w:ascii="Arial" w:hAnsi="Arial" w:cs="Arial"/>
           <w:u w:val="single"/>
         </w:rPr>
-        <w:lastRenderedPageBreak/>
-        <w:t>Are you requesting a loan of hardware from the department</w:t>
+        <w:t>hardware loan</w:t>
+      </w:r>
+      <w:r>
+        <w:rPr>
+          <w:rFonts w:ascii="Arial" w:hAnsi="Arial" w:cs="Arial"/>
+          <w:u w:val="single"/>
+        </w:rPr>
+        <w:t xml:space="preserve"> from the department</w:t>
       </w:r>
       <w:r>
         <w:rPr>
@@ -6604,7 +8092,7 @@
           </w:rPr>
           <w:id w:val="-353417151"/>
           <w14:checkbox>
-            <w14:checked w14:val="0"/>
+            <w14:checked w14:val="1"/>
             <w14:checkedState w14:val="2612" w14:font="MS Gothic"/>
             <w14:uncheckedState w14:val="2610" w14:font="MS Gothic"/>
           </w14:checkbox>
@@ -6614,58 +8102,10 @@
             <w:rPr>
               <w:rFonts w:ascii="MS Gothic" w:eastAsia="MS Gothic" w:hAnsi="MS Gothic" w:cs="Arial" w:hint="eastAsia"/>
             </w:rPr>
-            <w:t>☐</w:t>
+            <w:t>☒</w:t>
           </w:r>
         </w:sdtContent>
       </w:sdt>
-    </w:p>
-    <w:p>
-      <w:pPr>
-        <w:spacing w:line="360" w:lineRule="atLeast"/>
-        <w:rPr>
-          <w:rFonts w:ascii="Arial" w:hAnsi="Arial" w:cs="Arial"/>
-        </w:rPr>
-      </w:pPr>
-    </w:p>
-    <w:p>
-      <w:pPr>
-        <w:spacing w:line="360" w:lineRule="atLeast"/>
-        <w:rPr>
-          <w:rFonts w:ascii="Arial" w:hAnsi="Arial" w:cs="Arial"/>
-        </w:rPr>
-      </w:pPr>
-    </w:p>
-    <w:p>
-      <w:pPr>
-        <w:spacing w:line="360" w:lineRule="atLeast"/>
-        <w:rPr>
-          <w:rFonts w:ascii="Arial" w:hAnsi="Arial" w:cs="Arial"/>
-        </w:rPr>
-      </w:pPr>
-    </w:p>
-    <w:p>
-      <w:pPr>
-        <w:spacing w:line="360" w:lineRule="atLeast"/>
-        <w:rPr>
-          <w:rFonts w:ascii="Arial" w:hAnsi="Arial" w:cs="Arial"/>
-        </w:rPr>
-      </w:pPr>
-    </w:p>
-    <w:p>
-      <w:pPr>
-        <w:spacing w:line="360" w:lineRule="atLeast"/>
-        <w:rPr>
-          <w:rFonts w:ascii="Arial" w:hAnsi="Arial" w:cs="Arial"/>
-        </w:rPr>
-      </w:pPr>
-    </w:p>
-    <w:p>
-      <w:pPr>
-        <w:spacing w:line="360" w:lineRule="atLeast"/>
-        <w:rPr>
-          <w:rFonts w:ascii="Arial" w:hAnsi="Arial" w:cs="Arial"/>
-        </w:rPr>
-      </w:pPr>
     </w:p>
     <w:p>
       <w:pPr>
@@ -6743,7 +8183,6 @@
                 <w:i/>
                 <w:iCs/>
               </w:rPr>
-              <w:lastRenderedPageBreak/>
               <w:t xml:space="preserve">R   </w:t>
             </w:r>
           </w:p>
@@ -6783,7 +8222,23 @@
           <w:p/>
           <w:p>
             <w:r>
-              <w:t xml:space="preserve">Haldar, Dibyajyoti, Asma Musfira Shabbirahmed, Reeta Rani Singhania, et al. ‘Understanding the Management of Household Food Waste and Its Engineering for Sustainable Valorization- A State-of-the-Art Review’. </w:t>
+              <w:t xml:space="preserve">Haldar, </w:t>
+            </w:r>
+            <w:proofErr w:type="spellStart"/>
+            <w:r>
+              <w:t>Dibyajyoti</w:t>
+            </w:r>
+            <w:proofErr w:type="spellEnd"/>
+            <w:r>
+              <w:t xml:space="preserve">, Asma Musfira Shabbirahmed, Reeta Rani Singhania, et al. ‘Understanding the Management of Household Food Waste and Its Engineering for Sustainable </w:t>
+            </w:r>
+            <w:proofErr w:type="spellStart"/>
+            <w:r>
+              <w:t>Valorization</w:t>
+            </w:r>
+            <w:proofErr w:type="spellEnd"/>
+            <w:r>
+              <w:t xml:space="preserve">- A State-of-the-Art Review’. </w:t>
             </w:r>
             <w:r>
               <w:rPr>
@@ -6795,7 +8250,7 @@
             <w:r>
               <w:t xml:space="preserve"> 358 (August 2022): 127390. </w:t>
             </w:r>
-            <w:hyperlink r:id="rId10" w:history="1">
+            <w:hyperlink r:id="rId14" w:history="1">
               <w:r>
                 <w:rPr>
                   <w:color w:val="0000FF"/>
@@ -6824,7 +8279,15 @@
               <w:t xml:space="preserve">    Sc</w:t>
             </w:r>
             <w:r>
-              <w:t xml:space="preserve">hanes, Karin, Karin Dobernig, and Burcu Gözet. ‘Food Waste Matters - A Systematic Review of Household Food Waste Practices and Their Policy Implications’. </w:t>
+              <w:t xml:space="preserve">hanes, Karin, Karin Dobernig, and Burcu </w:t>
+            </w:r>
+            <w:proofErr w:type="spellStart"/>
+            <w:r>
+              <w:t>Gözet</w:t>
+            </w:r>
+            <w:proofErr w:type="spellEnd"/>
+            <w:r>
+              <w:t xml:space="preserve">. ‘Food Waste Matters - A Systematic Review of Household Food Waste Practices and Their Policy Implications’. </w:t>
             </w:r>
             <w:r>
               <w:rPr>
@@ -6836,7 +8299,7 @@
             <w:r>
               <w:t xml:space="preserve"> 182 (May 2018): 978–91. </w:t>
             </w:r>
-            <w:hyperlink r:id="rId11" w:history="1">
+            <w:hyperlink r:id="rId15" w:history="1">
               <w:r>
                 <w:rPr>
                   <w:color w:val="0000FF"/>
@@ -6882,7 +8345,7 @@
               </w:rPr>
               <w:t xml:space="preserve">. ‘Food Waste Statistics for Ireland’. Accessed 2 October 2026. </w:t>
             </w:r>
-            <w:hyperlink r:id="rId12" w:history="1">
+            <w:hyperlink r:id="rId16" w:history="1">
               <w:r>
                 <w:rPr>
                   <w:rStyle w:val="Hyperlink"/>
@@ -6920,9 +8383,25 @@
                 <w:i/>
                 <w:iCs/>
               </w:rPr>
-              <w:t xml:space="preserve">Creations, KH. ‘NoWaste - A Food Inventory App for the Whole Household’. Accessed 13 October 2026. </w:t>
-            </w:r>
-            <w:hyperlink r:id="rId13" w:history="1">
+              <w:t>Creations, KH. ‘</w:t>
+            </w:r>
+            <w:proofErr w:type="spellStart"/>
+            <w:r>
+              <w:rPr>
+                <w:i/>
+                <w:iCs/>
+              </w:rPr>
+              <w:t>NoWaste</w:t>
+            </w:r>
+            <w:proofErr w:type="spellEnd"/>
+            <w:r>
+              <w:rPr>
+                <w:i/>
+                <w:iCs/>
+              </w:rPr>
+              <w:t xml:space="preserve"> - A Food Inventory App for the Whole Household’. Accessed 13 October 2026. </w:t>
+            </w:r>
+            <w:hyperlink r:id="rId17" w:history="1">
               <w:r>
                 <w:rPr>
                   <w:rStyle w:val="Hyperlink"/>
@@ -6942,20 +8421,42 @@
           </w:p>
           <w:p/>
           <w:p>
-            <w:r>
-              <w:t>Liegeard, Julie, and Louise Manning. ‘Use of Intelligent Applications to Reduce Household Food Waste’.</w:t>
+            <w:proofErr w:type="spellStart"/>
+            <w:r>
+              <w:t>Liegeard</w:t>
+            </w:r>
+            <w:proofErr w:type="spellEnd"/>
+            <w:r>
+              <w:t xml:space="preserve">, Julie, and Louise Manning. ‘Use of Intelligent Applications to Reduce Household Food </w:t>
+            </w:r>
+            <w:proofErr w:type="spellStart"/>
+            <w:r>
+              <w:t>Waste</w:t>
+            </w:r>
+            <w:proofErr w:type="gramStart"/>
+            <w:r>
+              <w:t>’.</w:t>
             </w:r>
             <w:r>
               <w:rPr>
                 <w:i/>
                 <w:iCs/>
               </w:rPr>
-              <w:t>Critical Reviews in Food Science and Nutrition</w:t>
+              <w:t>Critical</w:t>
+            </w:r>
+            <w:proofErr w:type="spellEnd"/>
+            <w:proofErr w:type="gramEnd"/>
+            <w:r>
+              <w:rPr>
+                <w:i/>
+                <w:iCs/>
+              </w:rPr>
+              <w:t xml:space="preserve"> Reviews in Food Science and Nutrition</w:t>
             </w:r>
             <w:r>
               <w:t xml:space="preserve"> 60, no. 6 (2020): 1048–61. </w:t>
             </w:r>
-            <w:hyperlink r:id="rId14" w:history="1">
+            <w:hyperlink r:id="rId18" w:history="1">
               <w:r>
                 <w:rPr>
                   <w:color w:val="0000FF"/>
@@ -6971,9 +8472,17 @@
           <w:p/>
           <w:p>
             <w:r>
-              <w:t xml:space="preserve">Currys, IE. ‘Buy SAMSUNG Family Hub with AI Vision RF65DG9H0ESREU Smart Fridge Freezer - Silver | CurrysIE’. Accessed 14 October 2026. </w:t>
-            </w:r>
-            <w:hyperlink r:id="rId15" w:history="1">
+              <w:t xml:space="preserve">Currys, IE. ‘Buy SAMSUNG Family Hub with AI Vision RF65DG9H0ESREU Smart Fridge Freezer - Silver | </w:t>
+            </w:r>
+            <w:proofErr w:type="spellStart"/>
+            <w:r>
+              <w:t>CurrysIE</w:t>
+            </w:r>
+            <w:proofErr w:type="spellEnd"/>
+            <w:r>
+              <w:t xml:space="preserve">’. Accessed 14 October 2026. </w:t>
+            </w:r>
+            <w:hyperlink r:id="rId19" w:history="1">
               <w:r>
                 <w:rPr>
                   <w:color w:val="0000FF"/>
@@ -6988,8 +8497,27 @@
           </w:p>
           <w:p/>
           <w:p>
-            <w:r>
-              <w:t xml:space="preserve">Ifham, N. M., M. I. M. Abdulla, M. R. M. Rifadh, M. N. M. Hussain Ajward, N. H. P. Ravi Supunya Swarnakantha, and Karthiga Rajendran. ‘Machine Learning Based Approach to Reduce Food Wastage’. </w:t>
+            <w:proofErr w:type="spellStart"/>
+            <w:r>
+              <w:t>Ifham</w:t>
+            </w:r>
+            <w:proofErr w:type="spellEnd"/>
+            <w:r>
+              <w:t xml:space="preserve">, N. M., M. I. M. Abdulla, M. R. M. </w:t>
+            </w:r>
+            <w:proofErr w:type="spellStart"/>
+            <w:r>
+              <w:t>Rifadh</w:t>
+            </w:r>
+            <w:proofErr w:type="spellEnd"/>
+            <w:r>
+              <w:t xml:space="preserve">, M. N. M. Hussain Ajward, N. H. P. Ravi Supunya Swarnakantha, and Karthiga Rajendran. ‘Machine </w:t>
+            </w:r>
+            <w:r>
+              <w:t>Learning-Based</w:t>
+            </w:r>
+            <w:r>
+              <w:t xml:space="preserve"> Approach to Reduce Food Wastage’. </w:t>
             </w:r>
             <w:r>
               <w:rPr>
@@ -7001,7 +8529,7 @@
             <w:r>
               <w:t xml:space="preserve">, December 2023, 119–24. </w:t>
             </w:r>
-            <w:hyperlink r:id="rId16" w:history="1">
+            <w:hyperlink r:id="rId20" w:history="1">
               <w:r>
                 <w:rPr>
                   <w:rStyle w:val="Hyperlink"/>
@@ -7042,7 +8570,7 @@
     </w:p>
     <w:p/>
     <w:sectPr>
-      <w:footerReference w:type="default" r:id="rId17"/>
+      <w:footerReference w:type="default" r:id="rId21"/>
       <w:pgSz w:w="11906" w:h="16838"/>
       <w:pgMar w:top="1361" w:right="1440" w:bottom="1440" w:left="1361" w:header="709" w:footer="709" w:gutter="0"/>
       <w:cols w:space="708"/>
@@ -7603,13 +9131,13 @@
     </w:lvl>
   </w:abstractNum>
   <w:abstractNum w:abstractNumId="5" w15:restartNumberingAfterBreak="0">
-    <w:nsid w:val="6ED374E3"/>
+    <w:nsid w:val="52CB0639"/>
     <w:multiLevelType w:val="hybridMultilevel"/>
-    <w:tmpl w:val="10D64434"/>
-    <w:lvl w:ilvl="0" w:tplc="18090011">
+    <w:tmpl w:val="82A8EC60"/>
+    <w:lvl w:ilvl="0" w:tplc="C2EEA612">
       <w:start w:val="1"/>
       <w:numFmt w:val="decimal"/>
-      <w:lvlText w:val="%1)"/>
+      <w:lvlText w:val="%1-"/>
       <w:lvlJc w:val="left"/>
       <w:pPr>
         <w:ind w:left="720" w:hanging="360"/>
@@ -7692,6 +9220,184 @@
     </w:lvl>
   </w:abstractNum>
   <w:abstractNum w:abstractNumId="6" w15:restartNumberingAfterBreak="0">
+    <w:nsid w:val="69C034B0"/>
+    <w:multiLevelType w:val="hybridMultilevel"/>
+    <w:tmpl w:val="7C9E564C"/>
+    <w:lvl w:ilvl="0" w:tplc="1809000F">
+      <w:start w:val="1"/>
+      <w:numFmt w:val="decimal"/>
+      <w:lvlText w:val="%1."/>
+      <w:lvlJc w:val="left"/>
+      <w:pPr>
+        <w:ind w:left="720" w:hanging="360"/>
+      </w:pPr>
+      <w:rPr>
+        <w:rFonts w:hint="default"/>
+      </w:rPr>
+    </w:lvl>
+    <w:lvl w:ilvl="1" w:tplc="18090019" w:tentative="1">
+      <w:start w:val="1"/>
+      <w:numFmt w:val="lowerLetter"/>
+      <w:lvlText w:val="%2."/>
+      <w:lvlJc w:val="left"/>
+      <w:pPr>
+        <w:ind w:left="1440" w:hanging="360"/>
+      </w:pPr>
+    </w:lvl>
+    <w:lvl w:ilvl="2" w:tplc="1809001B" w:tentative="1">
+      <w:start w:val="1"/>
+      <w:numFmt w:val="lowerRoman"/>
+      <w:lvlText w:val="%3."/>
+      <w:lvlJc w:val="right"/>
+      <w:pPr>
+        <w:ind w:left="2160" w:hanging="180"/>
+      </w:pPr>
+    </w:lvl>
+    <w:lvl w:ilvl="3" w:tplc="1809000F" w:tentative="1">
+      <w:start w:val="1"/>
+      <w:numFmt w:val="decimal"/>
+      <w:lvlText w:val="%4."/>
+      <w:lvlJc w:val="left"/>
+      <w:pPr>
+        <w:ind w:left="2880" w:hanging="360"/>
+      </w:pPr>
+    </w:lvl>
+    <w:lvl w:ilvl="4" w:tplc="18090019" w:tentative="1">
+      <w:start w:val="1"/>
+      <w:numFmt w:val="lowerLetter"/>
+      <w:lvlText w:val="%5."/>
+      <w:lvlJc w:val="left"/>
+      <w:pPr>
+        <w:ind w:left="3600" w:hanging="360"/>
+      </w:pPr>
+    </w:lvl>
+    <w:lvl w:ilvl="5" w:tplc="1809001B" w:tentative="1">
+      <w:start w:val="1"/>
+      <w:numFmt w:val="lowerRoman"/>
+      <w:lvlText w:val="%6."/>
+      <w:lvlJc w:val="right"/>
+      <w:pPr>
+        <w:ind w:left="4320" w:hanging="180"/>
+      </w:pPr>
+    </w:lvl>
+    <w:lvl w:ilvl="6" w:tplc="1809000F" w:tentative="1">
+      <w:start w:val="1"/>
+      <w:numFmt w:val="decimal"/>
+      <w:lvlText w:val="%7."/>
+      <w:lvlJc w:val="left"/>
+      <w:pPr>
+        <w:ind w:left="5040" w:hanging="360"/>
+      </w:pPr>
+    </w:lvl>
+    <w:lvl w:ilvl="7" w:tplc="18090019" w:tentative="1">
+      <w:start w:val="1"/>
+      <w:numFmt w:val="lowerLetter"/>
+      <w:lvlText w:val="%8."/>
+      <w:lvlJc w:val="left"/>
+      <w:pPr>
+        <w:ind w:left="5760" w:hanging="360"/>
+      </w:pPr>
+    </w:lvl>
+    <w:lvl w:ilvl="8" w:tplc="1809001B" w:tentative="1">
+      <w:start w:val="1"/>
+      <w:numFmt w:val="lowerRoman"/>
+      <w:lvlText w:val="%9."/>
+      <w:lvlJc w:val="right"/>
+      <w:pPr>
+        <w:ind w:left="6480" w:hanging="180"/>
+      </w:pPr>
+    </w:lvl>
+  </w:abstractNum>
+  <w:abstractNum w:abstractNumId="7" w15:restartNumberingAfterBreak="0">
+    <w:nsid w:val="6ED374E3"/>
+    <w:multiLevelType w:val="hybridMultilevel"/>
+    <w:tmpl w:val="10D64434"/>
+    <w:lvl w:ilvl="0" w:tplc="18090011">
+      <w:start w:val="1"/>
+      <w:numFmt w:val="decimal"/>
+      <w:lvlText w:val="%1)"/>
+      <w:lvlJc w:val="left"/>
+      <w:pPr>
+        <w:ind w:left="720" w:hanging="360"/>
+      </w:pPr>
+      <w:rPr>
+        <w:rFonts w:hint="default"/>
+      </w:rPr>
+    </w:lvl>
+    <w:lvl w:ilvl="1" w:tplc="18090019" w:tentative="1">
+      <w:start w:val="1"/>
+      <w:numFmt w:val="lowerLetter"/>
+      <w:lvlText w:val="%2."/>
+      <w:lvlJc w:val="left"/>
+      <w:pPr>
+        <w:ind w:left="1440" w:hanging="360"/>
+      </w:pPr>
+    </w:lvl>
+    <w:lvl w:ilvl="2" w:tplc="1809001B" w:tentative="1">
+      <w:start w:val="1"/>
+      <w:numFmt w:val="lowerRoman"/>
+      <w:lvlText w:val="%3."/>
+      <w:lvlJc w:val="right"/>
+      <w:pPr>
+        <w:ind w:left="2160" w:hanging="180"/>
+      </w:pPr>
+    </w:lvl>
+    <w:lvl w:ilvl="3" w:tplc="1809000F" w:tentative="1">
+      <w:start w:val="1"/>
+      <w:numFmt w:val="decimal"/>
+      <w:lvlText w:val="%4."/>
+      <w:lvlJc w:val="left"/>
+      <w:pPr>
+        <w:ind w:left="2880" w:hanging="360"/>
+      </w:pPr>
+    </w:lvl>
+    <w:lvl w:ilvl="4" w:tplc="18090019" w:tentative="1">
+      <w:start w:val="1"/>
+      <w:numFmt w:val="lowerLetter"/>
+      <w:lvlText w:val="%5."/>
+      <w:lvlJc w:val="left"/>
+      <w:pPr>
+        <w:ind w:left="3600" w:hanging="360"/>
+      </w:pPr>
+    </w:lvl>
+    <w:lvl w:ilvl="5" w:tplc="1809001B" w:tentative="1">
+      <w:start w:val="1"/>
+      <w:numFmt w:val="lowerRoman"/>
+      <w:lvlText w:val="%6."/>
+      <w:lvlJc w:val="right"/>
+      <w:pPr>
+        <w:ind w:left="4320" w:hanging="180"/>
+      </w:pPr>
+    </w:lvl>
+    <w:lvl w:ilvl="6" w:tplc="1809000F" w:tentative="1">
+      <w:start w:val="1"/>
+      <w:numFmt w:val="decimal"/>
+      <w:lvlText w:val="%7."/>
+      <w:lvlJc w:val="left"/>
+      <w:pPr>
+        <w:ind w:left="5040" w:hanging="360"/>
+      </w:pPr>
+    </w:lvl>
+    <w:lvl w:ilvl="7" w:tplc="18090019" w:tentative="1">
+      <w:start w:val="1"/>
+      <w:numFmt w:val="lowerLetter"/>
+      <w:lvlText w:val="%8."/>
+      <w:lvlJc w:val="left"/>
+      <w:pPr>
+        <w:ind w:left="5760" w:hanging="360"/>
+      </w:pPr>
+    </w:lvl>
+    <w:lvl w:ilvl="8" w:tplc="1809001B" w:tentative="1">
+      <w:start w:val="1"/>
+      <w:numFmt w:val="lowerRoman"/>
+      <w:lvlText w:val="%9."/>
+      <w:lvlJc w:val="right"/>
+      <w:pPr>
+        <w:ind w:left="6480" w:hanging="180"/>
+      </w:pPr>
+    </w:lvl>
+  </w:abstractNum>
+  <w:abstractNum w:abstractNumId="8" w15:restartNumberingAfterBreak="0">
     <w:nsid w:val="73427328"/>
     <w:multiLevelType w:val="hybridMultilevel"/>
     <w:tmpl w:val="198C7220"/>
@@ -7808,7 +9514,7 @@
     <w:abstractNumId w:val="0"/>
   </w:num>
   <w:num w:numId="2" w16cid:durableId="883904202">
-    <w:abstractNumId w:val="6"/>
+    <w:abstractNumId w:val="8"/>
   </w:num>
   <w:num w:numId="3" w16cid:durableId="234435355">
     <w:abstractNumId w:val="4"/>
@@ -7817,13 +9523,19 @@
     <w:abstractNumId w:val="2"/>
   </w:num>
   <w:num w:numId="5" w16cid:durableId="466552741">
-    <w:abstractNumId w:val="5"/>
+    <w:abstractNumId w:val="7"/>
   </w:num>
   <w:num w:numId="6" w16cid:durableId="53432613">
     <w:abstractNumId w:val="3"/>
   </w:num>
   <w:num w:numId="7" w16cid:durableId="62992298">
     <w:abstractNumId w:val="1"/>
+  </w:num>
+  <w:num w:numId="8" w16cid:durableId="187839696">
+    <w:abstractNumId w:val="6"/>
+  </w:num>
+  <w:num w:numId="9" w16cid:durableId="585261661">
+    <w:abstractNumId w:val="5"/>
   </w:num>
 </w:numbering>
 </file>
